--- a/ReportTowerDefenseProject.docx
+++ b/ReportTowerDefenseProject.docx
@@ -337,7 +337,7 @@
         <w:spacing w:before="240" w:line="240" w:lineRule="auto"/>
         <w:jc w:val="both"/>
         <w:rPr>
-          <w:rFonts w:ascii="TH Sarabun New" w:hAnsi="TH Sarabun New" w:cs="TH Sarabun New" w:hint="cs"/>
+          <w:rFonts w:ascii="TH Sarabun New" w:hAnsi="TH Sarabun New" w:cs="TH Sarabun New"/>
           <w:b/>
           <w:bCs/>
           <w:sz w:val="28"/>
@@ -9074,6 +9074,7 @@
       <w:r>
         <w:rPr>
           <w:rFonts w:ascii="TH Sarabun New" w:hAnsi="TH Sarabun New" w:cs="TH Sarabun New"/>
+          <w:noProof/>
           <w:sz w:val="28"/>
           <w:szCs w:val="28"/>
         </w:rPr>
@@ -9116,6 +9117,7 @@
       <w:r>
         <w:rPr>
           <w:rFonts w:ascii="TH Sarabun New" w:hAnsi="TH Sarabun New" w:cs="TH Sarabun New"/>
+          <w:noProof/>
           <w:sz w:val="28"/>
           <w:szCs w:val="28"/>
         </w:rPr>
@@ -9168,7 +9170,7 @@
     <w:p>
       <w:pPr>
         <w:rPr>
-          <w:rFonts w:ascii="TH Sarabun New" w:hAnsi="TH Sarabun New" w:cs="TH Sarabun New" w:hint="cs"/>
+          <w:rFonts w:ascii="TH Sarabun New" w:hAnsi="TH Sarabun New" w:cs="TH Sarabun New"/>
           <w:b/>
           <w:bCs/>
           <w:sz w:val="32"/>
@@ -16827,15 +16829,7 @@
           <w:sz w:val="28"/>
           <w:szCs w:val="28"/>
         </w:rPr>
-        <w:t>Centralized texture preloading with AssetManager (environment, towers, projectiles, enemies).</w:t>
-      </w:r>
-      <w:r>
-        <w:rPr>
-          <w:rFonts w:ascii="TH Sarabun New" w:hAnsi="TH Sarabun New" w:cs="TH Sarabun New"/>
-          <w:sz w:val="28"/>
-          <w:szCs w:val="28"/>
-        </w:rPr>
-        <w:t xml:space="preserve"> </w:t>
+        <w:t xml:space="preserve">Centralized texture preloading with AssetManager (environment, towers, projectiles, enemies). </w:t>
       </w:r>
     </w:p>
     <w:p>
@@ -17814,15 +17808,7 @@
           <w:sz w:val="28"/>
           <w:szCs w:val="28"/>
         </w:rPr>
-        <w:t>abstract</w:t>
-      </w:r>
-      <w:r>
-        <w:rPr>
-          <w:rFonts w:ascii="TH Sarabun New" w:hAnsi="TH Sarabun New" w:cs="TH Sarabun New"/>
-          <w:sz w:val="28"/>
-          <w:szCs w:val="28"/>
-        </w:rPr>
-        <w:t xml:space="preserve"> </w:t>
+        <w:t xml:space="preserve">abstract </w:t>
       </w:r>
       <w:r>
         <w:rPr>
@@ -17886,27 +17872,6 @@
       <w:r>
         <w:rPr>
           <w:rFonts w:ascii="TH Sarabun New" w:hAnsi="TH Sarabun New" w:cs="TH Sarabun New"/>
-          <w:color w:val="7030A0"/>
-          <w:sz w:val="28"/>
-          <w:szCs w:val="28"/>
-        </w:rPr>
-        <w:t>Code example</w:t>
-      </w:r>
-    </w:p>
-    <w:p>
-      <w:pPr>
-        <w:pStyle w:val="ListParagraph"/>
-        <w:spacing w:after="0" w:line="240" w:lineRule="auto"/>
-        <w:jc w:val="both"/>
-        <w:rPr>
-          <w:rFonts w:ascii="TH Sarabun New" w:hAnsi="TH Sarabun New" w:cs="TH Sarabun New"/>
-          <w:sz w:val="16"/>
-          <w:szCs w:val="16"/>
-        </w:rPr>
-      </w:pPr>
-      <w:r>
-        <w:rPr>
-          <w:rFonts w:ascii="TH Sarabun New" w:hAnsi="TH Sarabun New" w:cs="TH Sarabun New"/>
           <w:noProof/>
           <w:sz w:val="16"/>
           <w:szCs w:val="16"/>
@@ -17914,15 +17879,15 @@
         <mc:AlternateContent>
           <mc:Choice Requires="wpg">
             <w:drawing>
-              <wp:anchor distT="0" distB="0" distL="114300" distR="114300" simplePos="0" relativeHeight="251828224" behindDoc="1" locked="0" layoutInCell="1" allowOverlap="1" wp14:anchorId="347C5C9A" wp14:editId="34F616AC">
+              <wp:anchor distT="0" distB="0" distL="114300" distR="114300" simplePos="0" relativeHeight="251828224" behindDoc="1" locked="0" layoutInCell="1" allowOverlap="1" wp14:anchorId="347C5C9A" wp14:editId="1BB1154E">
                 <wp:simplePos x="0" y="0"/>
                 <wp:positionH relativeFrom="column">
-                  <wp:posOffset>20548</wp:posOffset>
+                  <wp:posOffset>20320</wp:posOffset>
                 </wp:positionH>
                 <wp:positionV relativeFrom="paragraph">
-                  <wp:posOffset>73646</wp:posOffset>
+                  <wp:posOffset>218601</wp:posOffset>
                 </wp:positionV>
-                <wp:extent cx="5815173" cy="865505"/>
+                <wp:extent cx="5814695" cy="865505"/>
                 <wp:effectExtent l="0" t="0" r="0" b="0"/>
                 <wp:wrapNone/>
                 <wp:docPr id="144853558" name="Group 71"/>
@@ -17934,7 +17899,7 @@
                       <wpg:grpSpPr>
                         <a:xfrm>
                           <a:off x="0" y="0"/>
-                          <a:ext cx="5815173" cy="865505"/>
+                          <a:ext cx="5814695" cy="865505"/>
                           <a:chOff x="0" y="0"/>
                           <a:chExt cx="5942965" cy="865505"/>
                         </a:xfrm>
@@ -18031,7 +17996,7 @@
           </mc:Choice>
           <mc:Fallback>
             <w:pict>
-              <v:group w14:anchorId="6DE22187" id="Group 71" o:spid="_x0000_s1026" style="position:absolute;margin-left:1.6pt;margin-top:5.8pt;width:457.9pt;height:68.15pt;z-index:-251488256;mso-width-relative:margin" coordsize="59429,8655" o:gfxdata="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">
+              <v:group w14:anchorId="20A5A91E" id="Group 71" o:spid="_x0000_s1026" style="position:absolute;margin-left:1.6pt;margin-top:17.2pt;width:457.85pt;height:68.15pt;z-index:-251488256;mso-width-relative:margin" coordsize="59429,8655" o:gfxdata="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">
                 <v:roundrect id="Rectangle: Rounded Corners 70" o:spid="_x0000_s1027" style="position:absolute;width:59429;height:8655;visibility:visible;mso-wrap-style:square;v-text-anchor:middle" arcsize="10923f" o:gfxdata="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" fillcolor="#181825" stroked="f" strokeweight="1.5pt">
                   <v:stroke joinstyle="miter"/>
                 </v:roundrect>
@@ -18043,6 +18008,27 @@
           </mc:Fallback>
         </mc:AlternateContent>
       </w:r>
+      <w:r>
+        <w:rPr>
+          <w:rFonts w:ascii="TH Sarabun New" w:hAnsi="TH Sarabun New" w:cs="TH Sarabun New"/>
+          <w:color w:val="7030A0"/>
+          <w:sz w:val="28"/>
+          <w:szCs w:val="28"/>
+        </w:rPr>
+        <w:t>Code example</w:t>
+      </w:r>
+    </w:p>
+    <w:p>
+      <w:pPr>
+        <w:pStyle w:val="ListParagraph"/>
+        <w:spacing w:after="0" w:line="240" w:lineRule="auto"/>
+        <w:jc w:val="both"/>
+        <w:rPr>
+          <w:rFonts w:ascii="TH Sarabun New" w:hAnsi="TH Sarabun New" w:cs="TH Sarabun New"/>
+          <w:sz w:val="4"/>
+          <w:szCs w:val="4"/>
+        </w:rPr>
+      </w:pPr>
     </w:p>
     <w:p>
       <w:pPr>
@@ -18830,7 +18816,7 @@
         <w:spacing w:line="240" w:lineRule="auto"/>
         <w:jc w:val="both"/>
         <w:rPr>
-          <w:rFonts w:ascii="TH Sarabun New" w:hAnsi="TH Sarabun New" w:cs="TH Sarabun New" w:hint="cs"/>
+          <w:rFonts w:ascii="TH Sarabun New" w:hAnsi="TH Sarabun New" w:cs="TH Sarabun New"/>
           <w:sz w:val="28"/>
           <w:szCs w:val="28"/>
         </w:rPr>
@@ -18945,26 +18931,6 @@
       <w:r>
         <w:rPr>
           <w:rFonts w:ascii="TH Sarabun New" w:hAnsi="TH Sarabun New" w:cs="TH Sarabun New"/>
-          <w:color w:val="7030A0"/>
-          <w:sz w:val="28"/>
-          <w:szCs w:val="28"/>
-        </w:rPr>
-        <w:t>Code example</w:t>
-      </w:r>
-    </w:p>
-    <w:p>
-      <w:pPr>
-        <w:spacing w:after="0" w:line="240" w:lineRule="auto"/>
-        <w:jc w:val="both"/>
-        <w:rPr>
-          <w:rFonts w:ascii="TH Sarabun New" w:hAnsi="TH Sarabun New" w:cs="TH Sarabun New"/>
-          <w:sz w:val="16"/>
-          <w:szCs w:val="16"/>
-        </w:rPr>
-      </w:pPr>
-      <w:r>
-        <w:rPr>
-          <w:rFonts w:ascii="TH Sarabun New" w:hAnsi="TH Sarabun New" w:cs="TH Sarabun New"/>
           <w:noProof/>
           <w:sz w:val="16"/>
           <w:szCs w:val="16"/>
@@ -18972,15 +18938,15 @@
         <mc:AlternateContent>
           <mc:Choice Requires="wpg">
             <w:drawing>
-              <wp:anchor distT="0" distB="0" distL="114300" distR="114300" simplePos="0" relativeHeight="251830272" behindDoc="1" locked="0" layoutInCell="1" allowOverlap="1" wp14:anchorId="47C7EA21" wp14:editId="7508592E">
+              <wp:anchor distT="0" distB="0" distL="114300" distR="114300" simplePos="0" relativeHeight="251830272" behindDoc="1" locked="0" layoutInCell="1" allowOverlap="1" wp14:anchorId="47C7EA21" wp14:editId="58EB66DB">
                 <wp:simplePos x="0" y="0"/>
                 <wp:positionH relativeFrom="column">
-                  <wp:posOffset>21600</wp:posOffset>
+                  <wp:posOffset>20955</wp:posOffset>
                 </wp:positionH>
                 <wp:positionV relativeFrom="paragraph">
-                  <wp:posOffset>64645</wp:posOffset>
+                  <wp:posOffset>229074</wp:posOffset>
                 </wp:positionV>
-                <wp:extent cx="5814695" cy="1180660"/>
+                <wp:extent cx="5814695" cy="1180465"/>
                 <wp:effectExtent l="0" t="0" r="0" b="635"/>
                 <wp:wrapNone/>
                 <wp:docPr id="1397957376" name="Group 71"/>
@@ -18992,7 +18958,7 @@
                       <wpg:grpSpPr>
                         <a:xfrm>
                           <a:off x="0" y="0"/>
-                          <a:ext cx="5814695" cy="1180660"/>
+                          <a:ext cx="5814695" cy="1180465"/>
                           <a:chOff x="0" y="0"/>
                           <a:chExt cx="5942965" cy="865505"/>
                         </a:xfrm>
@@ -19092,7 +19058,7 @@
           </mc:Choice>
           <mc:Fallback>
             <w:pict>
-              <v:group w14:anchorId="27379F77" id="Group 71" o:spid="_x0000_s1026" style="position:absolute;margin-left:1.7pt;margin-top:5.1pt;width:457.85pt;height:92.95pt;z-index:-251486208;mso-width-relative:margin;mso-height-relative:margin" coordsize="59429,8655" o:gfxdata="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">
+              <v:group w14:anchorId="48701128" id="Group 71" o:spid="_x0000_s1026" style="position:absolute;margin-left:1.65pt;margin-top:18.05pt;width:457.85pt;height:92.95pt;z-index:-251486208;mso-width-relative:margin;mso-height-relative:margin" coordsize="59429,8655" o:gfxdata="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">
                 <v:roundrect id="Rectangle: Rounded Corners 70" o:spid="_x0000_s1027" style="position:absolute;width:59429;height:8655;visibility:visible;mso-wrap-style:square;v-text-anchor:middle" arcsize="10923f" o:gfxdata="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" fillcolor="#181825" stroked="f" strokeweight="1.5pt">
                   <v:stroke joinstyle="miter"/>
                 </v:roundrect>
@@ -19104,6 +19070,26 @@
           </mc:Fallback>
         </mc:AlternateContent>
       </w:r>
+      <w:r>
+        <w:rPr>
+          <w:rFonts w:ascii="TH Sarabun New" w:hAnsi="TH Sarabun New" w:cs="TH Sarabun New"/>
+          <w:color w:val="7030A0"/>
+          <w:sz w:val="28"/>
+          <w:szCs w:val="28"/>
+        </w:rPr>
+        <w:t>Code example</w:t>
+      </w:r>
+    </w:p>
+    <w:p>
+      <w:pPr>
+        <w:spacing w:after="0" w:line="240" w:lineRule="auto"/>
+        <w:jc w:val="both"/>
+        <w:rPr>
+          <w:rFonts w:ascii="TH Sarabun New" w:hAnsi="TH Sarabun New" w:cs="TH Sarabun New"/>
+          <w:sz w:val="4"/>
+          <w:szCs w:val="4"/>
+        </w:rPr>
+      </w:pPr>
     </w:p>
     <w:p>
       <w:pPr>
@@ -19615,27 +19601,6 @@
       <w:r>
         <w:rPr>
           <w:rFonts w:ascii="TH Sarabun New" w:hAnsi="TH Sarabun New" w:cs="TH Sarabun New"/>
-          <w:color w:val="7030A0"/>
-          <w:sz w:val="28"/>
-          <w:szCs w:val="28"/>
-        </w:rPr>
-        <w:t>Code example</w:t>
-      </w:r>
-    </w:p>
-    <w:p>
-      <w:pPr>
-        <w:spacing w:after="0" w:line="240" w:lineRule="auto"/>
-        <w:ind w:left="360"/>
-        <w:jc w:val="both"/>
-        <w:rPr>
-          <w:rFonts w:ascii="TH Sarabun New" w:hAnsi="TH Sarabun New" w:cs="TH Sarabun New"/>
-          <w:sz w:val="16"/>
-          <w:szCs w:val="16"/>
-        </w:rPr>
-      </w:pPr>
-      <w:r>
-        <w:rPr>
-          <w:rFonts w:ascii="TH Sarabun New" w:hAnsi="TH Sarabun New" w:cs="TH Sarabun New"/>
           <w:noProof/>
           <w:sz w:val="16"/>
           <w:szCs w:val="16"/>
@@ -19643,15 +19608,15 @@
         <mc:AlternateContent>
           <mc:Choice Requires="wpg">
             <w:drawing>
-              <wp:anchor distT="0" distB="0" distL="114300" distR="114300" simplePos="0" relativeHeight="251834368" behindDoc="1" locked="0" layoutInCell="1" allowOverlap="1" wp14:anchorId="1CD324DB" wp14:editId="31584E9B">
+              <wp:anchor distT="0" distB="0" distL="114300" distR="114300" simplePos="0" relativeHeight="251834368" behindDoc="1" locked="0" layoutInCell="1" allowOverlap="1" wp14:anchorId="1CD324DB" wp14:editId="737957FB">
                 <wp:simplePos x="0" y="0"/>
                 <wp:positionH relativeFrom="column">
-                  <wp:posOffset>21600</wp:posOffset>
+                  <wp:posOffset>21590</wp:posOffset>
                 </wp:positionH>
                 <wp:positionV relativeFrom="paragraph">
-                  <wp:posOffset>106775</wp:posOffset>
+                  <wp:posOffset>223359</wp:posOffset>
                 </wp:positionV>
-                <wp:extent cx="5814695" cy="539300"/>
+                <wp:extent cx="5814695" cy="539115"/>
                 <wp:effectExtent l="0" t="0" r="0" b="0"/>
                 <wp:wrapNone/>
                 <wp:docPr id="938132732" name="Group 71"/>
@@ -19663,7 +19628,7 @@
                       <wpg:grpSpPr>
                         <a:xfrm>
                           <a:off x="0" y="0"/>
-                          <a:ext cx="5814695" cy="539300"/>
+                          <a:ext cx="5814695" cy="539115"/>
                           <a:chOff x="0" y="0"/>
                           <a:chExt cx="5942965" cy="865505"/>
                         </a:xfrm>
@@ -19763,7 +19728,7 @@
           </mc:Choice>
           <mc:Fallback>
             <w:pict>
-              <v:group w14:anchorId="22DC881C" id="Group 71" o:spid="_x0000_s1026" style="position:absolute;margin-left:1.7pt;margin-top:8.4pt;width:457.85pt;height:42.45pt;z-index:-251482112;mso-width-relative:margin;mso-height-relative:margin" coordsize="59429,8655" o:gfxdata="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">
+              <v:group w14:anchorId="748CE867" id="Group 71" o:spid="_x0000_s1026" style="position:absolute;margin-left:1.7pt;margin-top:17.6pt;width:457.85pt;height:42.45pt;z-index:-251482112;mso-width-relative:margin;mso-height-relative:margin" coordsize="59429,8655" o:gfxdata="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">
                 <v:roundrect id="Rectangle: Rounded Corners 70" o:spid="_x0000_s1027" style="position:absolute;width:59429;height:8655;visibility:visible;mso-wrap-style:square;v-text-anchor:middle" arcsize="10923f" o:gfxdata="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" fillcolor="#181825" stroked="f" strokeweight="1.5pt">
                   <v:stroke joinstyle="miter"/>
                 </v:roundrect>
@@ -19775,6 +19740,36 @@
           </mc:Fallback>
         </mc:AlternateContent>
       </w:r>
+      <w:r>
+        <w:rPr>
+          <w:rFonts w:ascii="TH Sarabun New" w:hAnsi="TH Sarabun New" w:cs="TH Sarabun New"/>
+          <w:color w:val="7030A0"/>
+          <w:sz w:val="28"/>
+          <w:szCs w:val="28"/>
+        </w:rPr>
+        <w:t>Code example</w:t>
+      </w:r>
+    </w:p>
+    <w:p>
+      <w:pPr>
+        <w:spacing w:after="0" w:line="240" w:lineRule="auto"/>
+        <w:jc w:val="both"/>
+        <w:rPr>
+          <w:rFonts w:ascii="TH Sarabun New" w:hAnsi="TH Sarabun New" w:cs="TH Sarabun New"/>
+          <w:color w:val="7030A0"/>
+          <w:sz w:val="28"/>
+          <w:szCs w:val="28"/>
+        </w:rPr>
+      </w:pPr>
+      <w:r>
+        <w:rPr>
+          <w:rFonts w:ascii="TH Sarabun New" w:hAnsi="TH Sarabun New" w:cs="TH Sarabun New"/>
+          <w:color w:val="7030A0"/>
+          <w:sz w:val="4"/>
+          <w:szCs w:val="4"/>
+        </w:rPr>
+        <w:t xml:space="preserve">                                        o</w:t>
+      </w:r>
     </w:p>
     <w:p>
       <w:pPr>
@@ -19964,15 +19959,15 @@
         <mc:AlternateContent>
           <mc:Choice Requires="wpg">
             <w:drawing>
-              <wp:anchor distT="0" distB="0" distL="114300" distR="114300" simplePos="0" relativeHeight="251832320" behindDoc="1" locked="0" layoutInCell="1" allowOverlap="1" wp14:anchorId="711BD46B" wp14:editId="7AC2FE04">
+              <wp:anchor distT="0" distB="0" distL="114300" distR="114300" simplePos="0" relativeHeight="251832320" behindDoc="1" locked="0" layoutInCell="1" allowOverlap="1" wp14:anchorId="711BD46B" wp14:editId="4813CC9C">
                 <wp:simplePos x="0" y="0"/>
                 <wp:positionH relativeFrom="column">
                   <wp:posOffset>20320</wp:posOffset>
                 </wp:positionH>
                 <wp:positionV relativeFrom="paragraph">
-                  <wp:posOffset>101520</wp:posOffset>
+                  <wp:posOffset>82076</wp:posOffset>
                 </wp:positionV>
-                <wp:extent cx="5815173" cy="865505"/>
+                <wp:extent cx="5815173" cy="689212"/>
                 <wp:effectExtent l="0" t="0" r="0" b="0"/>
                 <wp:wrapNone/>
                 <wp:docPr id="390755459" name="Group 71"/>
@@ -19984,7 +19979,7 @@
                       <wpg:grpSpPr>
                         <a:xfrm>
                           <a:off x="0" y="0"/>
-                          <a:ext cx="5815173" cy="865505"/>
+                          <a:ext cx="5815173" cy="689212"/>
                           <a:chOff x="0" y="0"/>
                           <a:chExt cx="5942965" cy="865505"/>
                         </a:xfrm>
@@ -20076,12 +20071,15 @@
                 <wp14:sizeRelH relativeFrom="margin">
                   <wp14:pctWidth>0</wp14:pctWidth>
                 </wp14:sizeRelH>
+                <wp14:sizeRelV relativeFrom="margin">
+                  <wp14:pctHeight>0</wp14:pctHeight>
+                </wp14:sizeRelV>
               </wp:anchor>
             </w:drawing>
           </mc:Choice>
           <mc:Fallback>
             <w:pict>
-              <v:group w14:anchorId="36ACDEBB" id="Group 71" o:spid="_x0000_s1026" style="position:absolute;margin-left:1.6pt;margin-top:8pt;width:457.9pt;height:68.15pt;z-index:-251484160;mso-width-relative:margin" coordsize="59429,8655" o:gfxdata="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">
+              <v:group w14:anchorId="45E6ACAF" id="Group 71" o:spid="_x0000_s1026" style="position:absolute;margin-left:1.6pt;margin-top:6.45pt;width:457.9pt;height:54.25pt;z-index:-251484160;mso-width-relative:margin;mso-height-relative:margin" coordsize="59429,8655" o:gfxdata="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">
                 <v:roundrect id="Rectangle: Rounded Corners 70" o:spid="_x0000_s1027" style="position:absolute;width:59429;height:8655;visibility:visible;mso-wrap-style:square;v-text-anchor:middle" arcsize="10923f" o:gfxdata="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" fillcolor="#181825" stroked="f" strokeweight="1.5pt">
                   <v:stroke joinstyle="miter"/>
                 </v:roundrect>
@@ -20102,6 +20100,8 @@
         <w:rPr>
           <w:rFonts w:ascii="Consolas" w:hAnsi="Consolas"/>
           <w:color w:val="CDD6F4"/>
+          <w:sz w:val="19"/>
+          <w:szCs w:val="19"/>
         </w:rPr>
       </w:pPr>
       <w:r>
@@ -20109,6 +20109,8 @@
           <w:rStyle w:val="pl-c1"/>
           <w:rFonts w:ascii="Consolas" w:hAnsi="Consolas"/>
           <w:color w:val="89B4FA"/>
+          <w:sz w:val="19"/>
+          <w:szCs w:val="19"/>
         </w:rPr>
         <w:t>@Override</w:t>
       </w:r>
@@ -20121,6 +20123,8 @@
         <w:rPr>
           <w:rFonts w:ascii="Consolas" w:hAnsi="Consolas"/>
           <w:color w:val="CDD6F4"/>
+          <w:sz w:val="19"/>
+          <w:szCs w:val="19"/>
         </w:rPr>
       </w:pPr>
       <w:r>
@@ -20128,6 +20132,8 @@
           <w:rStyle w:val="pl-k"/>
           <w:rFonts w:ascii="Consolas" w:hAnsi="Consolas"/>
           <w:color w:val="CBA6F7"/>
+          <w:sz w:val="19"/>
+          <w:szCs w:val="19"/>
         </w:rPr>
         <w:t>public</w:t>
       </w:r>
@@ -20135,6 +20141,8 @@
         <w:rPr>
           <w:rFonts w:ascii="Consolas" w:hAnsi="Consolas"/>
           <w:color w:val="CDD6F4"/>
+          <w:sz w:val="19"/>
+          <w:szCs w:val="19"/>
         </w:rPr>
         <w:t xml:space="preserve"> </w:t>
       </w:r>
@@ -20143,6 +20151,8 @@
           <w:rStyle w:val="pl-smi"/>
           <w:rFonts w:ascii="Consolas" w:hAnsi="Consolas"/>
           <w:color w:val="FAB387"/>
+          <w:sz w:val="19"/>
+          <w:szCs w:val="19"/>
         </w:rPr>
         <w:t>void</w:t>
       </w:r>
@@ -20150,6 +20160,8 @@
         <w:rPr>
           <w:rFonts w:ascii="Consolas" w:hAnsi="Consolas"/>
           <w:color w:val="CDD6F4"/>
+          <w:sz w:val="19"/>
+          <w:szCs w:val="19"/>
         </w:rPr>
         <w:t xml:space="preserve"> </w:t>
       </w:r>
@@ -20158,6 +20170,8 @@
           <w:rStyle w:val="pl-en"/>
           <w:rFonts w:ascii="Consolas" w:hAnsi="Consolas"/>
           <w:color w:val="89B4FA"/>
+          <w:sz w:val="19"/>
+          <w:szCs w:val="19"/>
         </w:rPr>
         <w:t>update</w:t>
       </w:r>
@@ -20165,6 +20179,8 @@
         <w:rPr>
           <w:rFonts w:ascii="Consolas" w:hAnsi="Consolas"/>
           <w:color w:val="CDD6F4"/>
+          <w:sz w:val="19"/>
+          <w:szCs w:val="19"/>
         </w:rPr>
         <w:t>(</w:t>
       </w:r>
@@ -20173,6 +20189,8 @@
           <w:rStyle w:val="pl-smi"/>
           <w:rFonts w:ascii="Consolas" w:hAnsi="Consolas"/>
           <w:color w:val="FAB387"/>
+          <w:sz w:val="19"/>
+          <w:szCs w:val="19"/>
         </w:rPr>
         <w:t>List</w:t>
       </w:r>
@@ -20180,6 +20198,8 @@
         <w:rPr>
           <w:rFonts w:ascii="Consolas" w:hAnsi="Consolas"/>
           <w:color w:val="CDD6F4"/>
+          <w:sz w:val="19"/>
+          <w:szCs w:val="19"/>
         </w:rPr>
         <w:t>&lt;</w:t>
       </w:r>
@@ -20188,6 +20208,8 @@
           <w:rStyle w:val="pl-smi"/>
           <w:rFonts w:ascii="Consolas" w:hAnsi="Consolas"/>
           <w:color w:val="FAB387"/>
+          <w:sz w:val="19"/>
+          <w:szCs w:val="19"/>
         </w:rPr>
         <w:t>Enemy</w:t>
       </w:r>
@@ -20195,6 +20217,8 @@
         <w:rPr>
           <w:rFonts w:ascii="Consolas" w:hAnsi="Consolas"/>
           <w:color w:val="CDD6F4"/>
+          <w:sz w:val="19"/>
+          <w:szCs w:val="19"/>
         </w:rPr>
         <w:t xml:space="preserve">&gt; </w:t>
       </w:r>
@@ -20203,6 +20227,8 @@
           <w:rStyle w:val="pl-s1"/>
           <w:rFonts w:ascii="Consolas" w:hAnsi="Consolas"/>
           <w:color w:val="CDD6F4"/>
+          <w:sz w:val="19"/>
+          <w:szCs w:val="19"/>
         </w:rPr>
         <w:t>enemies</w:t>
       </w:r>
@@ -20210,6 +20236,8 @@
         <w:rPr>
           <w:rFonts w:ascii="Consolas" w:hAnsi="Consolas"/>
           <w:color w:val="CDD6F4"/>
+          <w:sz w:val="19"/>
+          <w:szCs w:val="19"/>
         </w:rPr>
         <w:t xml:space="preserve">, </w:t>
       </w:r>
@@ -20218,6 +20246,8 @@
           <w:rStyle w:val="pl-smi"/>
           <w:rFonts w:ascii="Consolas" w:hAnsi="Consolas"/>
           <w:color w:val="FAB387"/>
+          <w:sz w:val="19"/>
+          <w:szCs w:val="19"/>
         </w:rPr>
         <w:t>List</w:t>
       </w:r>
@@ -20225,6 +20255,8 @@
         <w:rPr>
           <w:rFonts w:ascii="Consolas" w:hAnsi="Consolas"/>
           <w:color w:val="CDD6F4"/>
+          <w:sz w:val="19"/>
+          <w:szCs w:val="19"/>
         </w:rPr>
         <w:t>&lt;</w:t>
       </w:r>
@@ -20233,6 +20265,8 @@
           <w:rStyle w:val="pl-smi"/>
           <w:rFonts w:ascii="Consolas" w:hAnsi="Consolas"/>
           <w:color w:val="FAB387"/>
+          <w:sz w:val="19"/>
+          <w:szCs w:val="19"/>
         </w:rPr>
         <w:t>Projectile</w:t>
       </w:r>
@@ -20240,6 +20274,8 @@
         <w:rPr>
           <w:rFonts w:ascii="Consolas" w:hAnsi="Consolas"/>
           <w:color w:val="CDD6F4"/>
+          <w:sz w:val="19"/>
+          <w:szCs w:val="19"/>
         </w:rPr>
         <w:t xml:space="preserve">&gt; </w:t>
       </w:r>
@@ -20248,6 +20284,8 @@
           <w:rStyle w:val="pl-s1"/>
           <w:rFonts w:ascii="Consolas" w:hAnsi="Consolas"/>
           <w:color w:val="CDD6F4"/>
+          <w:sz w:val="19"/>
+          <w:szCs w:val="19"/>
         </w:rPr>
         <w:t>activeProjectiles</w:t>
       </w:r>
@@ -20255,6 +20293,8 @@
         <w:rPr>
           <w:rFonts w:ascii="Consolas" w:hAnsi="Consolas"/>
           <w:color w:val="CDD6F4"/>
+          <w:sz w:val="19"/>
+          <w:szCs w:val="19"/>
         </w:rPr>
         <w:t>) {</w:t>
       </w:r>
@@ -20267,12 +20307,16 @@
         <w:rPr>
           <w:rFonts w:ascii="Consolas" w:hAnsi="Consolas"/>
           <w:color w:val="CDD6F4"/>
+          <w:sz w:val="19"/>
+          <w:szCs w:val="19"/>
         </w:rPr>
       </w:pPr>
       <w:r>
         <w:rPr>
           <w:rFonts w:ascii="Consolas" w:hAnsi="Consolas"/>
           <w:color w:val="CDD6F4"/>
+          <w:sz w:val="19"/>
+          <w:szCs w:val="19"/>
         </w:rPr>
         <w:t xml:space="preserve">    </w:t>
       </w:r>
@@ -20281,6 +20325,8 @@
           <w:rStyle w:val="pl-en"/>
           <w:rFonts w:ascii="Consolas" w:hAnsi="Consolas"/>
           <w:color w:val="89B4FA"/>
+          <w:sz w:val="19"/>
+          <w:szCs w:val="19"/>
         </w:rPr>
         <w:t>updateProjectileAttack</w:t>
       </w:r>
@@ -20288,6 +20334,8 @@
         <w:rPr>
           <w:rFonts w:ascii="Consolas" w:hAnsi="Consolas"/>
           <w:color w:val="CDD6F4"/>
+          <w:sz w:val="19"/>
+          <w:szCs w:val="19"/>
         </w:rPr>
         <w:t>(</w:t>
       </w:r>
@@ -20296,6 +20344,8 @@
           <w:rStyle w:val="pl-s1"/>
           <w:rFonts w:ascii="Consolas" w:hAnsi="Consolas"/>
           <w:color w:val="CDD6F4"/>
+          <w:sz w:val="19"/>
+          <w:szCs w:val="19"/>
         </w:rPr>
         <w:t>enemies</w:t>
       </w:r>
@@ -20303,6 +20353,8 @@
         <w:rPr>
           <w:rFonts w:ascii="Consolas" w:hAnsi="Consolas"/>
           <w:color w:val="CDD6F4"/>
+          <w:sz w:val="19"/>
+          <w:szCs w:val="19"/>
         </w:rPr>
         <w:t xml:space="preserve">, </w:t>
       </w:r>
@@ -20311,6 +20363,8 @@
           <w:rStyle w:val="pl-s1"/>
           <w:rFonts w:ascii="Consolas" w:hAnsi="Consolas"/>
           <w:color w:val="CDD6F4"/>
+          <w:sz w:val="19"/>
+          <w:szCs w:val="19"/>
         </w:rPr>
         <w:t>activeProjectiles</w:t>
       </w:r>
@@ -20318,6 +20372,8 @@
         <w:rPr>
           <w:rFonts w:ascii="Consolas" w:hAnsi="Consolas"/>
           <w:color w:val="CDD6F4"/>
+          <w:sz w:val="19"/>
+          <w:szCs w:val="19"/>
         </w:rPr>
         <w:t xml:space="preserve">, </w:t>
       </w:r>
@@ -20326,6 +20382,8 @@
           <w:rStyle w:val="pl-c1"/>
           <w:rFonts w:ascii="Consolas" w:hAnsi="Consolas"/>
           <w:color w:val="89B4FA"/>
+          <w:sz w:val="19"/>
+          <w:szCs w:val="19"/>
         </w:rPr>
         <w:t>CANNON_PROJECTILE_SPRITE</w:t>
       </w:r>
@@ -20333,6 +20391,8 @@
         <w:rPr>
           <w:rFonts w:ascii="Consolas" w:hAnsi="Consolas"/>
           <w:color w:val="CDD6F4"/>
+          <w:sz w:val="19"/>
+          <w:szCs w:val="19"/>
         </w:rPr>
         <w:t>);</w:t>
       </w:r>
@@ -20345,12 +20405,16 @@
         <w:rPr>
           <w:rFonts w:ascii="Consolas" w:hAnsi="Consolas"/>
           <w:color w:val="CDD6F4"/>
+          <w:sz w:val="19"/>
+          <w:szCs w:val="19"/>
         </w:rPr>
       </w:pPr>
       <w:r>
         <w:rPr>
           <w:rFonts w:ascii="Consolas" w:hAnsi="Consolas"/>
           <w:color w:val="CDD6F4"/>
+          <w:sz w:val="19"/>
+          <w:szCs w:val="19"/>
         </w:rPr>
         <w:t>}</w:t>
       </w:r>
@@ -20690,26 +20754,6 @@
       <w:r>
         <w:rPr>
           <w:rFonts w:ascii="TH Sarabun New" w:hAnsi="TH Sarabun New" w:cs="TH Sarabun New"/>
-          <w:color w:val="7030A0"/>
-          <w:sz w:val="28"/>
-          <w:szCs w:val="28"/>
-        </w:rPr>
-        <w:t>Code example</w:t>
-      </w:r>
-    </w:p>
-    <w:p>
-      <w:pPr>
-        <w:spacing w:after="0" w:line="240" w:lineRule="auto"/>
-        <w:jc w:val="both"/>
-        <w:rPr>
-          <w:rFonts w:ascii="TH Sarabun New" w:hAnsi="TH Sarabun New" w:cs="TH Sarabun New"/>
-          <w:sz w:val="16"/>
-          <w:szCs w:val="16"/>
-        </w:rPr>
-      </w:pPr>
-      <w:r>
-        <w:rPr>
-          <w:rFonts w:ascii="TH Sarabun New" w:hAnsi="TH Sarabun New" w:cs="TH Sarabun New"/>
           <w:noProof/>
           <w:sz w:val="16"/>
           <w:szCs w:val="16"/>
@@ -20717,15 +20761,15 @@
         <mc:AlternateContent>
           <mc:Choice Requires="wpg">
             <w:drawing>
-              <wp:anchor distT="0" distB="0" distL="114300" distR="114300" simplePos="0" relativeHeight="251836416" behindDoc="1" locked="0" layoutInCell="1" allowOverlap="1" wp14:anchorId="67F6FCEF" wp14:editId="25DF2717">
+              <wp:anchor distT="0" distB="0" distL="114300" distR="114300" simplePos="0" relativeHeight="251836416" behindDoc="1" locked="0" layoutInCell="1" allowOverlap="1" wp14:anchorId="67F6FCEF" wp14:editId="203C4F12">
                 <wp:simplePos x="0" y="0"/>
                 <wp:positionH relativeFrom="column">
-                  <wp:posOffset>23052</wp:posOffset>
+                  <wp:posOffset>22860</wp:posOffset>
                 </wp:positionH>
                 <wp:positionV relativeFrom="paragraph">
-                  <wp:posOffset>76931</wp:posOffset>
+                  <wp:posOffset>207171</wp:posOffset>
                 </wp:positionV>
-                <wp:extent cx="5815173" cy="1045029"/>
+                <wp:extent cx="5814695" cy="1044575"/>
                 <wp:effectExtent l="0" t="0" r="0" b="3175"/>
                 <wp:wrapNone/>
                 <wp:docPr id="2068969731" name="Group 71"/>
@@ -20737,7 +20781,7 @@
                       <wpg:grpSpPr>
                         <a:xfrm>
                           <a:off x="0" y="0"/>
-                          <a:ext cx="5815173" cy="1045029"/>
+                          <a:ext cx="5814695" cy="1044575"/>
                           <a:chOff x="0" y="0"/>
                           <a:chExt cx="5942965" cy="865505"/>
                         </a:xfrm>
@@ -20837,7 +20881,7 @@
           </mc:Choice>
           <mc:Fallback>
             <w:pict>
-              <v:group w14:anchorId="20177109" id="Group 71" o:spid="_x0000_s1026" style="position:absolute;margin-left:1.8pt;margin-top:6.05pt;width:457.9pt;height:82.3pt;z-index:-251480064;mso-width-relative:margin;mso-height-relative:margin" coordsize="59429,8655" o:gfxdata="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">
+              <v:group w14:anchorId="1B0EB07C" id="Group 71" o:spid="_x0000_s1026" style="position:absolute;margin-left:1.8pt;margin-top:16.3pt;width:457.85pt;height:82.25pt;z-index:-251480064;mso-width-relative:margin;mso-height-relative:margin" coordsize="59429,8655" o:gfxdata="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">
                 <v:roundrect id="Rectangle: Rounded Corners 70" o:spid="_x0000_s1027" style="position:absolute;width:59429;height:8655;visibility:visible;mso-wrap-style:square;v-text-anchor:middle" arcsize="10923f" o:gfxdata="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" fillcolor="#181825" stroked="f" strokeweight="1.5pt">
                   <v:stroke joinstyle="miter"/>
                 </v:roundrect>
@@ -20849,6 +20893,34 @@
           </mc:Fallback>
         </mc:AlternateContent>
       </w:r>
+      <w:r>
+        <w:rPr>
+          <w:rFonts w:ascii="TH Sarabun New" w:hAnsi="TH Sarabun New" w:cs="TH Sarabun New"/>
+          <w:color w:val="7030A0"/>
+          <w:sz w:val="28"/>
+          <w:szCs w:val="28"/>
+        </w:rPr>
+        <w:t>Code example</w:t>
+      </w:r>
+    </w:p>
+    <w:p>
+      <w:pPr>
+        <w:spacing w:after="0" w:line="240" w:lineRule="auto"/>
+        <w:jc w:val="both"/>
+        <w:rPr>
+          <w:rFonts w:ascii="TH Sarabun New" w:hAnsi="TH Sarabun New" w:cs="TH Sarabun New"/>
+          <w:sz w:val="4"/>
+          <w:szCs w:val="4"/>
+        </w:rPr>
+      </w:pPr>
+      <w:r>
+        <w:rPr>
+          <w:rFonts w:ascii="TH Sarabun New" w:hAnsi="TH Sarabun New" w:cs="TH Sarabun New"/>
+          <w:sz w:val="16"/>
+          <w:szCs w:val="16"/>
+        </w:rPr>
+        <w:t xml:space="preserve">          </w:t>
+      </w:r>
     </w:p>
     <w:p>
       <w:pPr>
@@ -21307,6 +21379,7 @@
       <w:r>
         <w:rPr>
           <w:rFonts w:ascii="TH Sarabun New" w:hAnsi="TH Sarabun New" w:cs="TH Sarabun New"/>
+          <w:noProof/>
           <w:sz w:val="32"/>
           <w:szCs w:val="32"/>
         </w:rPr>
@@ -21494,6 +21567,7 @@
       <w:r>
         <w:rPr>
           <w:rFonts w:ascii="TH Sarabun New" w:hAnsi="TH Sarabun New" w:cs="TH Sarabun New"/>
+          <w:noProof/>
           <w:sz w:val="32"/>
           <w:szCs w:val="32"/>
         </w:rPr>
@@ -21825,6 +21899,9 @@
         <w:pStyle w:val="Heading2"/>
       </w:pPr>
       <w:r>
+        <w:rPr>
+          <w:noProof/>
+        </w:rPr>
         <w:lastRenderedPageBreak/>
         <w:drawing>
           <wp:anchor distT="0" distB="0" distL="114300" distR="114300" simplePos="0" relativeHeight="251841536" behindDoc="0" locked="0" layoutInCell="1" allowOverlap="1" wp14:anchorId="4B0BFC83" wp14:editId="298814A1">
@@ -21897,6 +21974,9 @@
       <w:r>
         <w:t>src/main/java/logic/</w:t>
       </w:r>
+      <w:r>
+        <w:t>interfaces</w:t>
+      </w:r>
     </w:p>
     <w:p>
       <w:pPr>
@@ -22100,6 +22180,9 @@
         <w:pStyle w:val="Heading2"/>
       </w:pPr>
       <w:r>
+        <w:rPr>
+          <w:noProof/>
+        </w:rPr>
         <w:lastRenderedPageBreak/>
         <w:drawing>
           <wp:anchor distT="0" distB="0" distL="114300" distR="114300" simplePos="0" relativeHeight="251842560" behindDoc="0" locked="0" layoutInCell="1" allowOverlap="1" wp14:anchorId="71DEA69C" wp14:editId="63570D14">
@@ -22350,10 +22433,7 @@
         <w:t>src/main/java/logic/</w:t>
       </w:r>
       <w:r>
-        <w:t>DamageText</w:t>
-      </w:r>
-      <w:r>
-        <w:t xml:space="preserve">.java </w:t>
+        <w:t xml:space="preserve">DamageText.java </w:t>
       </w:r>
     </w:p>
     <w:p>
@@ -22366,6 +22446,7 @@
       </w:pPr>
       <w:r>
         <w:rPr>
+          <w:noProof/>
           <w:sz w:val="16"/>
           <w:szCs w:val="16"/>
         </w:rPr>
@@ -22775,31 +22856,7 @@
             <w:sz w:val="32"/>
             <w:szCs w:val="32"/>
           </w:rPr>
-          <w:t>Click here to view Ja</w:t>
-        </w:r>
-        <w:r>
-          <w:rPr>
-            <w:rStyle w:val="Hyperlink"/>
-            <w:rFonts w:ascii="TH Sarabun New" w:hAnsi="TH Sarabun New" w:cs="TH Sarabun New"/>
-            <w:b/>
-            <w:bCs/>
-            <w:color w:val="156082" w:themeColor="accent1"/>
-            <w:sz w:val="32"/>
-            <w:szCs w:val="32"/>
-          </w:rPr>
-          <w:t>v</w:t>
-        </w:r>
-        <w:r>
-          <w:rPr>
-            <w:rStyle w:val="Hyperlink"/>
-            <w:rFonts w:ascii="TH Sarabun New" w:hAnsi="TH Sarabun New" w:cs="TH Sarabun New"/>
-            <w:b/>
-            <w:bCs/>
-            <w:color w:val="156082" w:themeColor="accent1"/>
-            <w:sz w:val="32"/>
-            <w:szCs w:val="32"/>
-          </w:rPr>
-          <w:t>aDoc</w:t>
+          <w:t>Click here to view JavaDoc</w:t>
         </w:r>
       </w:hyperlink>
     </w:p>
@@ -28295,6 +28352,7 @@
   <w:style w:type="character" w:default="1" w:styleId="DefaultParagraphFont">
     <w:name w:val="Default Paragraph Font"/>
     <w:uiPriority w:val="1"/>
+    <w:semiHidden/>
     <w:unhideWhenUsed/>
   </w:style>
   <w:style w:type="table" w:default="1" w:styleId="TableNormal">

--- a/ReportTowerDefenseProject.docx
+++ b/ReportTowerDefenseProject.docx
@@ -2,12 +2,3366 @@
 <file path=word/document.xml><?xml version="1.0" encoding="utf-8"?>
 <w:document xmlns:wpc="http://schemas.microsoft.com/office/word/2010/wordprocessingCanvas" xmlns:cx="http://schemas.microsoft.com/office/drawing/2014/chartex" xmlns:cx1="http://schemas.microsoft.com/office/drawing/2015/9/8/chartex" xmlns:cx2="http://schemas.microsoft.com/office/drawing/2015/10/21/chartex" xmlns:cx3="http://schemas.microsoft.com/office/drawing/2016/5/9/chartex" xmlns:cx4="http://schemas.microsoft.com/office/drawing/2016/5/10/chartex" xmlns:cx5="http://schemas.microsoft.com/office/drawing/2016/5/11/chartex" xmlns:cx6="http://schemas.microsoft.com/office/drawing/2016/5/12/chartex" xmlns:cx7="http://schemas.microsoft.com/office/drawing/2016/5/13/chartex" xmlns:cx8="http://schemas.microsoft.com/office/drawing/2016/5/14/chartex" xmlns:mc="http://schemas.openxmlformats.org/markup-compatibility/2006" xmlns:aink="http://schemas.microsoft.com/office/drawing/2016/ink" xmlns:am3d="http://schemas.microsoft.com/office/drawing/2017/model3d" xmlns:o="urn:schemas-microsoft-com:office:office" xmlns:oel="http://schemas.microsoft.com/office/2019/extlst" xmlns:r="http://schemas.openxmlformats.org/officeDocument/2006/relationships" xmlns:m="http://schemas.openxmlformats.org/officeDocument/2006/math" xmlns:v="urn:schemas-microsoft-com:vml" xmlns:wp14="http://schemas.microsoft.com/office/word/2010/wordprocessingDrawing" xmlns:wp="http://schemas.openxmlformats.org/drawingml/2006/wordprocessingDrawing" xmlns:w10="urn:schemas-microsoft-com:office:word" xmlns:w="http://schemas.openxmlformats.org/wordprocessingml/2006/main" xmlns:w14="http://schemas.microsoft.com/office/word/2010/wordml" xmlns:w15="http://schemas.microsoft.com/office/word/2012/wordml" xmlns:w16cex="http://schemas.microsoft.com/office/word/2018/wordml/cex" xmlns:w16cid="http://schemas.microsoft.com/office/word/2016/wordml/cid" xmlns:w16="http://schemas.microsoft.com/office/word/2018/wordml" xmlns:w16du="http://schemas.microsoft.com/office/word/2023/wordml/word16du" xmlns:w16sdtdh="http://schemas.microsoft.com/office/word/2020/wordml/sdtdatahash" xmlns:w16sdtfl="http://schemas.microsoft.com/office/word/2024/wordml/sdtformatlock" xmlns:w16se="http://schemas.microsoft.com/office/word/2015/wordml/symex" xmlns:wpg="http://schemas.microsoft.com/office/word/2010/wordprocessingGroup" xmlns:wpi="http://schemas.microsoft.com/office/word/2010/wordprocessingInk" xmlns:wne="http://schemas.microsoft.com/office/word/2006/wordml" xmlns:wps="http://schemas.microsoft.com/office/word/2010/wordprocessingShape" mc:Ignorable="w14 w15 w16se w16cid w16 w16cex w16sdtdh w16sdtfl w16du wp14">
   <w:body>
+    <w:sdt>
+      <w:sdtPr>
+        <w:rPr>
+          <w:cs/>
+        </w:rPr>
+        <w:id w:val="-1526395039"/>
+        <w:docPartObj>
+          <w:docPartGallery w:val="Cover Pages"/>
+          <w:docPartUnique/>
+        </w:docPartObj>
+      </w:sdtPr>
+      <w:sdtEndPr>
+        <w:rPr>
+          <w:cs w:val="0"/>
+        </w:rPr>
+      </w:sdtEndPr>
+      <w:sdtContent>
+        <w:p>
+          <w:pPr>
+            <w:sectPr>
+              <w:headerReference w:type="default" r:id="rId9"/>
+              <w:pgSz w:w="11906" w:h="16838" w:code="9"/>
+              <w:pgMar w:top="1440" w:right="1440" w:bottom="1440" w:left="1440" w:header="720" w:footer="720" w:gutter="0"/>
+              <w:pgNumType w:start="0"/>
+              <w:cols w:space="720"/>
+              <w:titlePg/>
+              <w:docGrid w:linePitch="360"/>
+            </w:sectPr>
+          </w:pPr>
+          <w:r>
+            <w:rPr>
+              <w:rFonts w:ascii="TH Sarabun New" w:hAnsi="TH Sarabun New" w:cs="TH Sarabun New"/>
+              <w:b/>
+              <w:bCs/>
+              <w:noProof/>
+              <w:sz w:val="44"/>
+              <w:szCs w:val="44"/>
+            </w:rPr>
+            <mc:AlternateContent>
+              <mc:Choice Requires="wps">
+                <w:drawing>
+                  <wp:anchor distT="0" distB="0" distL="114300" distR="114300" simplePos="0" relativeHeight="251847680" behindDoc="0" locked="0" layoutInCell="1" allowOverlap="1" wp14:anchorId="0CA5B79D" wp14:editId="4C81BF07">
+                    <wp:simplePos x="0" y="0"/>
+                    <wp:positionH relativeFrom="page">
+                      <wp:align>center</wp:align>
+                    </wp:positionH>
+                    <wp:positionV relativeFrom="page">
+                      <wp:align>center</wp:align>
+                    </wp:positionV>
+                    <wp:extent cx="1712890" cy="3840480"/>
+                    <wp:effectExtent l="0" t="0" r="1270" b="0"/>
+                    <wp:wrapNone/>
+                    <wp:docPr id="138" name="Text Box 139"/>
+                    <wp:cNvGraphicFramePr/>
+                    <a:graphic xmlns:a="http://schemas.openxmlformats.org/drawingml/2006/main">
+                      <a:graphicData uri="http://schemas.microsoft.com/office/word/2010/wordprocessingShape">
+                        <wps:wsp>
+                          <wps:cNvSpPr txBox="1"/>
+                          <wps:spPr>
+                            <a:xfrm>
+                              <a:off x="0" y="0"/>
+                              <a:ext cx="1712890" cy="3840480"/>
+                            </a:xfrm>
+                            <a:prstGeom prst="rect">
+                              <a:avLst/>
+                            </a:prstGeom>
+                            <a:solidFill>
+                              <a:schemeClr val="lt1"/>
+                            </a:solidFill>
+                            <a:ln w="6350">
+                              <a:noFill/>
+                            </a:ln>
+                            <a:effectLst/>
+                          </wps:spPr>
+                          <wps:style>
+                            <a:lnRef idx="0">
+                              <a:schemeClr val="accent1"/>
+                            </a:lnRef>
+                            <a:fillRef idx="0">
+                              <a:schemeClr val="accent1"/>
+                            </a:fillRef>
+                            <a:effectRef idx="0">
+                              <a:schemeClr val="accent1"/>
+                            </a:effectRef>
+                            <a:fontRef idx="minor">
+                              <a:schemeClr val="dk1"/>
+                            </a:fontRef>
+                          </wps:style>
+                          <wps:txbx>
+                            <w:txbxContent>
+                              <w:tbl>
+                                <w:tblPr>
+                                  <w:tblW w:w="5000" w:type="pct"/>
+                                  <w:jc w:val="center"/>
+                                  <w:tblBorders>
+                                    <w:insideV w:val="single" w:sz="12" w:space="0" w:color="E97132" w:themeColor="accent2"/>
+                                  </w:tblBorders>
+                                  <w:tblCellMar>
+                                    <w:top w:w="1296" w:type="dxa"/>
+                                    <w:left w:w="360" w:type="dxa"/>
+                                    <w:bottom w:w="1296" w:type="dxa"/>
+                                    <w:right w:w="360" w:type="dxa"/>
+                                  </w:tblCellMar>
+                                  <w:tblLook w:val="04A0" w:firstRow="1" w:lastRow="0" w:firstColumn="1" w:lastColumn="0" w:noHBand="0" w:noVBand="1"/>
+                                </w:tblPr>
+                                <w:tblGrid>
+                                  <w:gridCol w:w="5520"/>
+                                  <w:gridCol w:w="2840"/>
+                                </w:tblGrid>
+                                <w:tr>
+                                  <w:trPr>
+                                    <w:jc w:val="center"/>
+                                  </w:trPr>
+                                  <w:tc>
+                                    <w:tcPr>
+                                      <w:tcW w:w="2568" w:type="pct"/>
+                                      <w:tcBorders>
+                                        <w:right w:val="single" w:sz="4" w:space="0" w:color="1E6F50"/>
+                                      </w:tcBorders>
+                                      <w:vAlign w:val="center"/>
+                                    </w:tcPr>
+                                    <w:p>
+                                      <w:pPr>
+                                        <w:jc w:val="right"/>
+                                      </w:pPr>
+                                      <w:r>
+                                        <w:rPr>
+                                          <w:noProof/>
+                                        </w:rPr>
+                                        <w:drawing>
+                                          <wp:inline distT="0" distB="0" distL="0" distR="0" wp14:anchorId="46FF26D6" wp14:editId="47CE1284">
+                                            <wp:extent cx="3044939" cy="4114549"/>
+                                            <wp:effectExtent l="0" t="0" r="3175" b="635"/>
+                                            <wp:docPr id="1675836263" name="Picture 1"/>
+                                            <wp:cNvGraphicFramePr>
+                                              <a:graphicFrameLocks xmlns:a="http://schemas.openxmlformats.org/drawingml/2006/main" noChangeAspect="1"/>
+                                            </wp:cNvGraphicFramePr>
+                                            <a:graphic xmlns:a="http://schemas.openxmlformats.org/drawingml/2006/main">
+                                              <a:graphicData uri="http://schemas.openxmlformats.org/drawingml/2006/picture">
+                                                <pic:pic xmlns:pic="http://schemas.openxmlformats.org/drawingml/2006/picture">
+                                                  <pic:nvPicPr>
+                                                    <pic:cNvPr id="1016963154" name=""/>
+                                                    <pic:cNvPicPr/>
+                                                  </pic:nvPicPr>
+                                                  <pic:blipFill>
+                                                    <a:blip r:embed="rId10"/>
+                                                    <a:stretch>
+                                                      <a:fillRect/>
+                                                    </a:stretch>
+                                                  </pic:blipFill>
+                                                  <pic:spPr>
+                                                    <a:xfrm>
+                                                      <a:off x="0" y="0"/>
+                                                      <a:ext cx="3047506" cy="4118017"/>
+                                                    </a:xfrm>
+                                                    <a:prstGeom prst="rect">
+                                                      <a:avLst/>
+                                                    </a:prstGeom>
+                                                  </pic:spPr>
+                                                </pic:pic>
+                                              </a:graphicData>
+                                            </a:graphic>
+                                          </wp:inline>
+                                        </w:drawing>
+                                      </w:r>
+                                    </w:p>
+                                    <w:sdt>
+                                      <w:sdtPr>
+                                        <w:rPr>
+                                          <w:rFonts w:ascii="Times New Roman" w:hAnsi="Times New Roman" w:cs="Times New Roman"/>
+                                          <w:caps/>
+                                          <w:color w:val="191919" w:themeColor="text1" w:themeTint="E6"/>
+                                          <w:sz w:val="56"/>
+                                          <w:szCs w:val="56"/>
+                                        </w:rPr>
+                                        <w:alias w:val="Title"/>
+                                        <w:tag w:val=""/>
+                                        <w:id w:val="-438379639"/>
+                                        <w:dataBinding w:prefixMappings="xmlns:ns0='http://purl.org/dc/elements/1.1/' xmlns:ns1='http://schemas.openxmlformats.org/package/2006/metadata/core-properties' " w:xpath="/ns1:coreProperties[1]/ns0:title[1]" w:storeItemID="{6C3C8BC8-F283-45AE-878A-BAB7291924A1}"/>
+                                        <w:text/>
+                                      </w:sdtPr>
+                                      <w:sdtContent>
+                                        <w:p>
+                                          <w:pPr>
+                                            <w:pStyle w:val="NoSpacing"/>
+                                            <w:spacing w:line="276" w:lineRule="auto"/>
+                                            <w:jc w:val="right"/>
+                                            <w:rPr>
+                                              <w:rFonts w:ascii="Times New Roman" w:hAnsi="Times New Roman" w:cs="Times New Roman"/>
+                                              <w:caps/>
+                                              <w:color w:val="191919" w:themeColor="text1" w:themeTint="E6"/>
+                                              <w:sz w:val="56"/>
+                                              <w:szCs w:val="56"/>
+                                            </w:rPr>
+                                          </w:pPr>
+                                          <w:r>
+                                            <w:rPr>
+                                              <w:rFonts w:ascii="Times New Roman" w:hAnsi="Times New Roman" w:cs="Times New Roman"/>
+                                              <w:caps/>
+                                              <w:color w:val="191919" w:themeColor="text1" w:themeTint="E6"/>
+                                              <w:sz w:val="56"/>
+                                              <w:szCs w:val="56"/>
+                                            </w:rPr>
+                                            <w:t>Final</w:t>
+                                          </w:r>
+                                          <w:r>
+                                            <w:rPr>
+                                              <w:rFonts w:ascii="Times New Roman" w:hAnsi="Times New Roman" w:cs="Times New Roman"/>
+                                              <w:caps/>
+                                              <w:color w:val="191919" w:themeColor="text1" w:themeTint="E6"/>
+                                              <w:sz w:val="56"/>
+                                              <w:szCs w:val="56"/>
+                                            </w:rPr>
+                                            <w:t xml:space="preserve"> </w:t>
+                                          </w:r>
+                                          <w:r>
+                                            <w:rPr>
+                                              <w:rFonts w:ascii="Times New Roman" w:hAnsi="Times New Roman" w:cs="Times New Roman"/>
+                                              <w:caps/>
+                                              <w:color w:val="191919" w:themeColor="text1" w:themeTint="E6"/>
+                                              <w:sz w:val="56"/>
+                                              <w:szCs w:val="56"/>
+                                            </w:rPr>
+                                            <w:t>project Report</w:t>
+                                          </w:r>
+                                        </w:p>
+                                      </w:sdtContent>
+                                    </w:sdt>
+                                    <w:sdt>
+                                      <w:sdtPr>
+                                        <w:rPr>
+                                          <w:rFonts w:ascii="Latin Modern Math" w:hAnsi="Latin Modern Math" w:cs="TH Sarabun New"/>
+                                          <w:kern w:val="0"/>
+                                          <w:szCs w:val="24"/>
+                                          <w14:ligatures w14:val="none"/>
+                                        </w:rPr>
+                                        <w:alias w:val="Subtitle"/>
+                                        <w:tag w:val=""/>
+                                        <w:id w:val="1354072561"/>
+                                        <w:dataBinding w:prefixMappings="xmlns:ns0='http://purl.org/dc/elements/1.1/' xmlns:ns1='http://schemas.openxmlformats.org/package/2006/metadata/core-properties' " w:xpath="/ns1:coreProperties[1]/ns0:subject[1]" w:storeItemID="{6C3C8BC8-F283-45AE-878A-BAB7291924A1}"/>
+                                        <w:text/>
+                                      </w:sdtPr>
+                                      <w:sdtContent>
+                                        <w:p>
+                                          <w:pPr>
+                                            <w:spacing w:line="276" w:lineRule="auto"/>
+                                            <w:jc w:val="right"/>
+                                            <w:rPr>
+                                              <w:szCs w:val="24"/>
+                                            </w:rPr>
+                                          </w:pPr>
+                                          <m:oMathPara>
+                                            <m:oMathParaPr>
+                                              <m:jc m:val="right"/>
+                                            </m:oMathParaPr>
+                                            <m:oMath>
+                                              <m:r>
+                                                <m:rPr>
+                                                  <m:sty m:val="p"/>
+                                                </m:rPr>
+                                                <w:rPr>
+                                                  <w:rFonts w:ascii="Latin Modern Math" w:hAnsi="Latin Modern Math" w:cs="TH Sarabun New"/>
+                                                  <w:kern w:val="0"/>
+                                                  <w:szCs w:val="24"/>
+                                                  <w14:ligatures w14:val="none"/>
+                                                </w:rPr>
+                                                <m:t>2110215 Programming Methodology</m:t>
+                                              </m:r>
+                                            </m:oMath>
+                                          </m:oMathPara>
+                                        </w:p>
+                                      </w:sdtContent>
+                                    </w:sdt>
+                                  </w:tc>
+                                  <w:tc>
+                                    <w:tcPr>
+                                      <w:tcW w:w="2432" w:type="pct"/>
+                                      <w:tcBorders>
+                                        <w:left w:val="single" w:sz="4" w:space="0" w:color="1E6F50"/>
+                                      </w:tcBorders>
+                                      <w:vAlign w:val="center"/>
+                                    </w:tcPr>
+                                    <w:p>
+                                      <w:pPr>
+                                        <w:pStyle w:val="NoSpacing"/>
+                                        <w:rPr>
+                                          <w:rFonts w:ascii="Times New Roman" w:hAnsi="Times New Roman" w:cs="Times New Roman"/>
+                                          <w:caps/>
+                                          <w:color w:val="1E6F50"/>
+                                          <w:sz w:val="32"/>
+                                          <w:szCs w:val="32"/>
+                                        </w:rPr>
+                                      </w:pPr>
+                                      <w:r>
+                                        <w:rPr>
+                                          <w:rFonts w:ascii="Times New Roman" w:hAnsi="Times New Roman" w:cs="Times New Roman"/>
+                                          <w:caps/>
+                                          <w:color w:val="1E6F50"/>
+                                          <w:sz w:val="32"/>
+                                          <w:szCs w:val="32"/>
+                                        </w:rPr>
+                                        <w:t>group Members</w:t>
+                                      </w:r>
+                                    </w:p>
+                                    <w:p>
+                                      <w:pPr>
+                                        <w:pStyle w:val="NoSpacing"/>
+                                        <w:rPr>
+                                          <w:rFonts w:ascii="Times New Roman" w:hAnsi="Times New Roman" w:cs="Times New Roman"/>
+                                          <w:caps/>
+                                          <w:color w:val="008000"/>
+                                          <w:sz w:val="26"/>
+                                          <w:szCs w:val="26"/>
+                                        </w:rPr>
+                                      </w:pPr>
+                                    </w:p>
+                                    <w:p>
+                                      <w:pPr>
+                                        <w:pStyle w:val="NoSpacing"/>
+                                        <w:rPr>
+                                          <w:rFonts w:ascii="Times New Roman" w:hAnsi="Times New Roman" w:cs="Times New Roman"/>
+                                          <w:color w:val="000000" w:themeColor="text1"/>
+                                          <w:sz w:val="28"/>
+                                          <w:szCs w:val="28"/>
+                                        </w:rPr>
+                                      </w:pPr>
+                                      <w:r>
+                                        <w:rPr>
+                                          <w:rFonts w:ascii="Times New Roman" w:hAnsi="Times New Roman" w:cs="Times New Roman"/>
+                                          <w:color w:val="000000" w:themeColor="text1"/>
+                                          <w:sz w:val="28"/>
+                                          <w:szCs w:val="28"/>
+                                        </w:rPr>
+                                        <w:t>Suvijak Dowrueng</w:t>
+                                      </w:r>
+                                      <w:r>
+                                        <w:rPr>
+                                          <w:rFonts w:ascii="Times New Roman" w:hAnsi="Times New Roman" w:cs="Times New Roman"/>
+                                          <w:color w:val="000000" w:themeColor="text1"/>
+                                          <w:sz w:val="28"/>
+                                          <w:szCs w:val="28"/>
+                                        </w:rPr>
+                                        <w:tab/>
+                                      </w:r>
+                                      <w:r>
+                                        <w:rPr>
+                                          <w:rFonts w:ascii="Times New Roman" w:hAnsi="Times New Roman" w:cs="Times New Roman"/>
+                                          <w:color w:val="000000" w:themeColor="text1"/>
+                                          <w:sz w:val="28"/>
+                                          <w:szCs w:val="28"/>
+                                        </w:rPr>
+                                        <w:tab/>
+                                        <w:t>6831370221</w:t>
+                                      </w:r>
+                                    </w:p>
+                                    <w:p>
+                                      <w:pPr>
+                                        <w:pStyle w:val="NoSpacing"/>
+                                        <w:rPr>
+                                          <w:rFonts w:ascii="Times New Roman" w:hAnsi="Times New Roman" w:cs="Times New Roman"/>
+                                          <w:color w:val="000000" w:themeColor="text1"/>
+                                          <w:sz w:val="28"/>
+                                          <w:szCs w:val="28"/>
+                                        </w:rPr>
+                                      </w:pPr>
+                                      <w:r>
+                                        <w:rPr>
+                                          <w:rFonts w:ascii="Times New Roman" w:hAnsi="Times New Roman" w:cs="Times New Roman"/>
+                                          <w:color w:val="000000" w:themeColor="text1"/>
+                                          <w:sz w:val="28"/>
+                                          <w:szCs w:val="28"/>
+                                        </w:rPr>
+                                        <w:t xml:space="preserve">Apiwat Khrueasathung </w:t>
+                                      </w:r>
+                                      <w:r>
+                                        <w:rPr>
+                                          <w:rFonts w:ascii="Times New Roman" w:hAnsi="Times New Roman" w:cs="Times New Roman"/>
+                                          <w:color w:val="000000" w:themeColor="text1"/>
+                                          <w:sz w:val="28"/>
+                                          <w:szCs w:val="28"/>
+                                        </w:rPr>
+                                        <w:tab/>
+                                        <w:t>6831375421</w:t>
+                                      </w:r>
+                                    </w:p>
+                                    <w:p>
+                                      <w:pPr>
+                                        <w:pStyle w:val="NoSpacing"/>
+                                        <w:rPr>
+                                          <w:rFonts w:ascii="Times New Roman" w:hAnsi="Times New Roman" w:cs="Times New Roman"/>
+                                          <w:color w:val="008000"/>
+                                          <w:sz w:val="26"/>
+                                          <w:szCs w:val="26"/>
+                                        </w:rPr>
+                                      </w:pPr>
+                                    </w:p>
+                                  </w:tc>
+                                </w:tr>
+                              </w:tbl>
+                              <w:p/>
+                            </w:txbxContent>
+                          </wps:txbx>
+                          <wps:bodyPr rot="0" spcFirstLastPara="0" vertOverflow="overflow" horzOverflow="overflow" vert="horz" wrap="square" lIns="0" tIns="0" rIns="0" bIns="0" numCol="1" spcCol="0" rtlCol="0" fromWordArt="0" anchor="ctr" anchorCtr="0" forceAA="0" compatLnSpc="1">
+                            <a:prstTxWarp prst="textNoShape">
+                              <a:avLst/>
+                            </a:prstTxWarp>
+                            <a:noAutofit/>
+                          </wps:bodyPr>
+                        </wps:wsp>
+                      </a:graphicData>
+                    </a:graphic>
+                    <wp14:sizeRelH relativeFrom="page">
+                      <wp14:pctWidth>94100</wp14:pctWidth>
+                    </wp14:sizeRelH>
+                    <wp14:sizeRelV relativeFrom="page">
+                      <wp14:pctHeight>77300</wp14:pctHeight>
+                    </wp14:sizeRelV>
+                  </wp:anchor>
+                </w:drawing>
+              </mc:Choice>
+              <mc:Fallback>
+                <w:pict>
+                  <v:shapetype w14:anchorId="0CA5B79D" id="_x0000_t202" coordsize="21600,21600" o:spt="202" path="m,l,21600r21600,l21600,xe">
+                    <v:stroke joinstyle="miter"/>
+                    <v:path gradientshapeok="t" o:connecttype="rect"/>
+                  </v:shapetype>
+                  <v:shape id="Text Box 139" o:spid="_x0000_s1026" type="#_x0000_t202" style="position:absolute;margin-left:0;margin-top:0;width:134.85pt;height:302.4pt;z-index:251847680;visibility:visible;mso-wrap-style:square;mso-width-percent:941;mso-height-percent:773;mso-wrap-distance-left:9pt;mso-wrap-distance-top:0;mso-wrap-distance-right:9pt;mso-wrap-distance-bottom:0;mso-position-horizontal:center;mso-position-horizontal-relative:page;mso-position-vertical:center;mso-position-vertical-relative:page;mso-width-percent:941;mso-height-percent:773;mso-width-relative:page;mso-height-relative:page;v-text-anchor:middle" o:gfxdata="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" fillcolor="white [3201]" stroked="f" strokeweight=".5pt">
+                    <v:textbox inset="0,0,0,0">
+                      <w:txbxContent>
+                        <w:tbl>
+                          <w:tblPr>
+                            <w:tblW w:w="5000" w:type="pct"/>
+                            <w:jc w:val="center"/>
+                            <w:tblBorders>
+                              <w:insideV w:val="single" w:sz="12" w:space="0" w:color="E97132" w:themeColor="accent2"/>
+                            </w:tblBorders>
+                            <w:tblCellMar>
+                              <w:top w:w="1296" w:type="dxa"/>
+                              <w:left w:w="360" w:type="dxa"/>
+                              <w:bottom w:w="1296" w:type="dxa"/>
+                              <w:right w:w="360" w:type="dxa"/>
+                            </w:tblCellMar>
+                            <w:tblLook w:val="04A0" w:firstRow="1" w:lastRow="0" w:firstColumn="1" w:lastColumn="0" w:noHBand="0" w:noVBand="1"/>
+                          </w:tblPr>
+                          <w:tblGrid>
+                            <w:gridCol w:w="5520"/>
+                            <w:gridCol w:w="2840"/>
+                          </w:tblGrid>
+                          <w:tr>
+                            <w:trPr>
+                              <w:jc w:val="center"/>
+                            </w:trPr>
+                            <w:tc>
+                              <w:tcPr>
+                                <w:tcW w:w="2568" w:type="pct"/>
+                                <w:tcBorders>
+                                  <w:right w:val="single" w:sz="4" w:space="0" w:color="1E6F50"/>
+                                </w:tcBorders>
+                                <w:vAlign w:val="center"/>
+                              </w:tcPr>
+                              <w:p>
+                                <w:pPr>
+                                  <w:jc w:val="right"/>
+                                </w:pPr>
+                                <w:r>
+                                  <w:rPr>
+                                    <w:noProof/>
+                                  </w:rPr>
+                                  <w:drawing>
+                                    <wp:inline distT="0" distB="0" distL="0" distR="0" wp14:anchorId="46FF26D6" wp14:editId="47CE1284">
+                                      <wp:extent cx="3044939" cy="4114549"/>
+                                      <wp:effectExtent l="0" t="0" r="3175" b="635"/>
+                                      <wp:docPr id="1675836263" name="Picture 1"/>
+                                      <wp:cNvGraphicFramePr>
+                                        <a:graphicFrameLocks xmlns:a="http://schemas.openxmlformats.org/drawingml/2006/main" noChangeAspect="1"/>
+                                      </wp:cNvGraphicFramePr>
+                                      <a:graphic xmlns:a="http://schemas.openxmlformats.org/drawingml/2006/main">
+                                        <a:graphicData uri="http://schemas.openxmlformats.org/drawingml/2006/picture">
+                                          <pic:pic xmlns:pic="http://schemas.openxmlformats.org/drawingml/2006/picture">
+                                            <pic:nvPicPr>
+                                              <pic:cNvPr id="1016963154" name=""/>
+                                              <pic:cNvPicPr/>
+                                            </pic:nvPicPr>
+                                            <pic:blipFill>
+                                              <a:blip r:embed="rId10"/>
+                                              <a:stretch>
+                                                <a:fillRect/>
+                                              </a:stretch>
+                                            </pic:blipFill>
+                                            <pic:spPr>
+                                              <a:xfrm>
+                                                <a:off x="0" y="0"/>
+                                                <a:ext cx="3047506" cy="4118017"/>
+                                              </a:xfrm>
+                                              <a:prstGeom prst="rect">
+                                                <a:avLst/>
+                                              </a:prstGeom>
+                                            </pic:spPr>
+                                          </pic:pic>
+                                        </a:graphicData>
+                                      </a:graphic>
+                                    </wp:inline>
+                                  </w:drawing>
+                                </w:r>
+                              </w:p>
+                              <w:sdt>
+                                <w:sdtPr>
+                                  <w:rPr>
+                                    <w:rFonts w:ascii="Times New Roman" w:hAnsi="Times New Roman" w:cs="Times New Roman"/>
+                                    <w:caps/>
+                                    <w:color w:val="191919" w:themeColor="text1" w:themeTint="E6"/>
+                                    <w:sz w:val="56"/>
+                                    <w:szCs w:val="56"/>
+                                  </w:rPr>
+                                  <w:alias w:val="Title"/>
+                                  <w:tag w:val=""/>
+                                  <w:id w:val="-438379639"/>
+                                  <w:dataBinding w:prefixMappings="xmlns:ns0='http://purl.org/dc/elements/1.1/' xmlns:ns1='http://schemas.openxmlformats.org/package/2006/metadata/core-properties' " w:xpath="/ns1:coreProperties[1]/ns0:title[1]" w:storeItemID="{6C3C8BC8-F283-45AE-878A-BAB7291924A1}"/>
+                                  <w:text/>
+                                </w:sdtPr>
+                                <w:sdtContent>
+                                  <w:p>
+                                    <w:pPr>
+                                      <w:pStyle w:val="NoSpacing"/>
+                                      <w:spacing w:line="276" w:lineRule="auto"/>
+                                      <w:jc w:val="right"/>
+                                      <w:rPr>
+                                        <w:rFonts w:ascii="Times New Roman" w:hAnsi="Times New Roman" w:cs="Times New Roman"/>
+                                        <w:caps/>
+                                        <w:color w:val="191919" w:themeColor="text1" w:themeTint="E6"/>
+                                        <w:sz w:val="56"/>
+                                        <w:szCs w:val="56"/>
+                                      </w:rPr>
+                                    </w:pPr>
+                                    <w:r>
+                                      <w:rPr>
+                                        <w:rFonts w:ascii="Times New Roman" w:hAnsi="Times New Roman" w:cs="Times New Roman"/>
+                                        <w:caps/>
+                                        <w:color w:val="191919" w:themeColor="text1" w:themeTint="E6"/>
+                                        <w:sz w:val="56"/>
+                                        <w:szCs w:val="56"/>
+                                      </w:rPr>
+                                      <w:t>Final</w:t>
+                                    </w:r>
+                                    <w:r>
+                                      <w:rPr>
+                                        <w:rFonts w:ascii="Times New Roman" w:hAnsi="Times New Roman" w:cs="Times New Roman"/>
+                                        <w:caps/>
+                                        <w:color w:val="191919" w:themeColor="text1" w:themeTint="E6"/>
+                                        <w:sz w:val="56"/>
+                                        <w:szCs w:val="56"/>
+                                      </w:rPr>
+                                      <w:t xml:space="preserve"> </w:t>
+                                    </w:r>
+                                    <w:r>
+                                      <w:rPr>
+                                        <w:rFonts w:ascii="Times New Roman" w:hAnsi="Times New Roman" w:cs="Times New Roman"/>
+                                        <w:caps/>
+                                        <w:color w:val="191919" w:themeColor="text1" w:themeTint="E6"/>
+                                        <w:sz w:val="56"/>
+                                        <w:szCs w:val="56"/>
+                                      </w:rPr>
+                                      <w:t>project Report</w:t>
+                                    </w:r>
+                                  </w:p>
+                                </w:sdtContent>
+                              </w:sdt>
+                              <w:sdt>
+                                <w:sdtPr>
+                                  <w:rPr>
+                                    <w:rFonts w:ascii="Latin Modern Math" w:hAnsi="Latin Modern Math" w:cs="TH Sarabun New"/>
+                                    <w:kern w:val="0"/>
+                                    <w:szCs w:val="24"/>
+                                    <w14:ligatures w14:val="none"/>
+                                  </w:rPr>
+                                  <w:alias w:val="Subtitle"/>
+                                  <w:tag w:val=""/>
+                                  <w:id w:val="1354072561"/>
+                                  <w:dataBinding w:prefixMappings="xmlns:ns0='http://purl.org/dc/elements/1.1/' xmlns:ns1='http://schemas.openxmlformats.org/package/2006/metadata/core-properties' " w:xpath="/ns1:coreProperties[1]/ns0:subject[1]" w:storeItemID="{6C3C8BC8-F283-45AE-878A-BAB7291924A1}"/>
+                                  <w:text/>
+                                </w:sdtPr>
+                                <w:sdtContent>
+                                  <w:p>
+                                    <w:pPr>
+                                      <w:spacing w:line="276" w:lineRule="auto"/>
+                                      <w:jc w:val="right"/>
+                                      <w:rPr>
+                                        <w:szCs w:val="24"/>
+                                      </w:rPr>
+                                    </w:pPr>
+                                    <m:oMathPara>
+                                      <m:oMathParaPr>
+                                        <m:jc m:val="right"/>
+                                      </m:oMathParaPr>
+                                      <m:oMath>
+                                        <m:r>
+                                          <m:rPr>
+                                            <m:sty m:val="p"/>
+                                          </m:rPr>
+                                          <w:rPr>
+                                            <w:rFonts w:ascii="Latin Modern Math" w:hAnsi="Latin Modern Math" w:cs="TH Sarabun New"/>
+                                            <w:kern w:val="0"/>
+                                            <w:szCs w:val="24"/>
+                                            <w14:ligatures w14:val="none"/>
+                                          </w:rPr>
+                                          <m:t>2110215 Programming Methodology</m:t>
+                                        </m:r>
+                                      </m:oMath>
+                                    </m:oMathPara>
+                                  </w:p>
+                                </w:sdtContent>
+                              </w:sdt>
+                            </w:tc>
+                            <w:tc>
+                              <w:tcPr>
+                                <w:tcW w:w="2432" w:type="pct"/>
+                                <w:tcBorders>
+                                  <w:left w:val="single" w:sz="4" w:space="0" w:color="1E6F50"/>
+                                </w:tcBorders>
+                                <w:vAlign w:val="center"/>
+                              </w:tcPr>
+                              <w:p>
+                                <w:pPr>
+                                  <w:pStyle w:val="NoSpacing"/>
+                                  <w:rPr>
+                                    <w:rFonts w:ascii="Times New Roman" w:hAnsi="Times New Roman" w:cs="Times New Roman"/>
+                                    <w:caps/>
+                                    <w:color w:val="1E6F50"/>
+                                    <w:sz w:val="32"/>
+                                    <w:szCs w:val="32"/>
+                                  </w:rPr>
+                                </w:pPr>
+                                <w:r>
+                                  <w:rPr>
+                                    <w:rFonts w:ascii="Times New Roman" w:hAnsi="Times New Roman" w:cs="Times New Roman"/>
+                                    <w:caps/>
+                                    <w:color w:val="1E6F50"/>
+                                    <w:sz w:val="32"/>
+                                    <w:szCs w:val="32"/>
+                                  </w:rPr>
+                                  <w:t>group Members</w:t>
+                                </w:r>
+                              </w:p>
+                              <w:p>
+                                <w:pPr>
+                                  <w:pStyle w:val="NoSpacing"/>
+                                  <w:rPr>
+                                    <w:rFonts w:ascii="Times New Roman" w:hAnsi="Times New Roman" w:cs="Times New Roman"/>
+                                    <w:caps/>
+                                    <w:color w:val="008000"/>
+                                    <w:sz w:val="26"/>
+                                    <w:szCs w:val="26"/>
+                                  </w:rPr>
+                                </w:pPr>
+                              </w:p>
+                              <w:p>
+                                <w:pPr>
+                                  <w:pStyle w:val="NoSpacing"/>
+                                  <w:rPr>
+                                    <w:rFonts w:ascii="Times New Roman" w:hAnsi="Times New Roman" w:cs="Times New Roman"/>
+                                    <w:color w:val="000000" w:themeColor="text1"/>
+                                    <w:sz w:val="28"/>
+                                    <w:szCs w:val="28"/>
+                                  </w:rPr>
+                                </w:pPr>
+                                <w:r>
+                                  <w:rPr>
+                                    <w:rFonts w:ascii="Times New Roman" w:hAnsi="Times New Roman" w:cs="Times New Roman"/>
+                                    <w:color w:val="000000" w:themeColor="text1"/>
+                                    <w:sz w:val="28"/>
+                                    <w:szCs w:val="28"/>
+                                  </w:rPr>
+                                  <w:t>Suvijak Dowrueng</w:t>
+                                </w:r>
+                                <w:r>
+                                  <w:rPr>
+                                    <w:rFonts w:ascii="Times New Roman" w:hAnsi="Times New Roman" w:cs="Times New Roman"/>
+                                    <w:color w:val="000000" w:themeColor="text1"/>
+                                    <w:sz w:val="28"/>
+                                    <w:szCs w:val="28"/>
+                                  </w:rPr>
+                                  <w:tab/>
+                                </w:r>
+                                <w:r>
+                                  <w:rPr>
+                                    <w:rFonts w:ascii="Times New Roman" w:hAnsi="Times New Roman" w:cs="Times New Roman"/>
+                                    <w:color w:val="000000" w:themeColor="text1"/>
+                                    <w:sz w:val="28"/>
+                                    <w:szCs w:val="28"/>
+                                  </w:rPr>
+                                  <w:tab/>
+                                  <w:t>6831370221</w:t>
+                                </w:r>
+                              </w:p>
+                              <w:p>
+                                <w:pPr>
+                                  <w:pStyle w:val="NoSpacing"/>
+                                  <w:rPr>
+                                    <w:rFonts w:ascii="Times New Roman" w:hAnsi="Times New Roman" w:cs="Times New Roman"/>
+                                    <w:color w:val="000000" w:themeColor="text1"/>
+                                    <w:sz w:val="28"/>
+                                    <w:szCs w:val="28"/>
+                                  </w:rPr>
+                                </w:pPr>
+                                <w:r>
+                                  <w:rPr>
+                                    <w:rFonts w:ascii="Times New Roman" w:hAnsi="Times New Roman" w:cs="Times New Roman"/>
+                                    <w:color w:val="000000" w:themeColor="text1"/>
+                                    <w:sz w:val="28"/>
+                                    <w:szCs w:val="28"/>
+                                  </w:rPr>
+                                  <w:t xml:space="preserve">Apiwat Khrueasathung </w:t>
+                                </w:r>
+                                <w:r>
+                                  <w:rPr>
+                                    <w:rFonts w:ascii="Times New Roman" w:hAnsi="Times New Roman" w:cs="Times New Roman"/>
+                                    <w:color w:val="000000" w:themeColor="text1"/>
+                                    <w:sz w:val="28"/>
+                                    <w:szCs w:val="28"/>
+                                  </w:rPr>
+                                  <w:tab/>
+                                  <w:t>6831375421</w:t>
+                                </w:r>
+                              </w:p>
+                              <w:p>
+                                <w:pPr>
+                                  <w:pStyle w:val="NoSpacing"/>
+                                  <w:rPr>
+                                    <w:rFonts w:ascii="Times New Roman" w:hAnsi="Times New Roman" w:cs="Times New Roman"/>
+                                    <w:color w:val="008000"/>
+                                    <w:sz w:val="26"/>
+                                    <w:szCs w:val="26"/>
+                                  </w:rPr>
+                                </w:pPr>
+                              </w:p>
+                            </w:tc>
+                          </w:tr>
+                        </w:tbl>
+                        <w:p/>
+                      </w:txbxContent>
+                    </v:textbox>
+                    <w10:wrap anchorx="page" anchory="page"/>
+                  </v:shape>
+                </w:pict>
+              </mc:Fallback>
+            </mc:AlternateContent>
+          </w:r>
+        </w:p>
+        <w:sdt>
+          <w:sdtPr>
+            <w:id w:val="-381949486"/>
+            <w:docPartObj>
+              <w:docPartGallery w:val="Table of Contents"/>
+              <w:docPartUnique/>
+            </w:docPartObj>
+          </w:sdtPr>
+          <w:sdtEndPr>
+            <w:rPr>
+              <w:rFonts w:asciiTheme="minorHAnsi" w:eastAsiaTheme="minorHAnsi" w:hAnsiTheme="minorHAnsi" w:cstheme="minorBidi"/>
+              <w:b/>
+              <w:bCs/>
+              <w:noProof/>
+              <w:color w:val="auto"/>
+              <w:kern w:val="2"/>
+              <w:sz w:val="24"/>
+              <w:szCs w:val="30"/>
+              <w:lang w:bidi="th-TH"/>
+              <w14:ligatures w14:val="standardContextual"/>
+            </w:rPr>
+          </w:sdtEndPr>
+          <w:sdtContent>
+            <w:p>
+              <w:pPr>
+                <w:pStyle w:val="TOCHeading"/>
+                <w:spacing w:before="0" w:line="240" w:lineRule="auto"/>
+                <w:jc w:val="center"/>
+                <w:rPr>
+                  <w:rFonts w:ascii="Times New Roman" w:hAnsi="Times New Roman" w:cs="Times New Roman"/>
+                  <w:b/>
+                  <w:bCs/>
+                  <w:color w:val="000000" w:themeColor="text1"/>
+                  <w:sz w:val="36"/>
+                  <w:szCs w:val="36"/>
+                </w:rPr>
+              </w:pPr>
+              <w:r>
+                <w:rPr>
+                  <w:rFonts w:ascii="Times New Roman" w:hAnsi="Times New Roman" w:cs="Times New Roman"/>
+                  <w:b/>
+                  <w:bCs/>
+                  <w:color w:val="000000" w:themeColor="text1"/>
+                  <w:sz w:val="36"/>
+                  <w:szCs w:val="36"/>
+                </w:rPr>
+                <w:t>Table of Contents</w:t>
+              </w:r>
+            </w:p>
+            <w:p>
+              <w:pPr>
+                <w:spacing w:after="0" w:line="240" w:lineRule="auto"/>
+                <w:rPr>
+                  <w:rFonts w:ascii="Times New Roman" w:hAnsi="Times New Roman" w:cs="Times New Roman"/>
+                  <w:sz w:val="44"/>
+                  <w:szCs w:val="48"/>
+                  <w:lang w:bidi="ar-SA"/>
+                </w:rPr>
+              </w:pPr>
+            </w:p>
+            <w:p>
+              <w:pPr>
+                <w:pStyle w:val="TOC1"/>
+                <w:rPr>
+                  <w:rFonts w:eastAsiaTheme="minorEastAsia"/>
+                </w:rPr>
+              </w:pPr>
+              <w:r>
+                <w:fldChar w:fldCharType="begin"/>
+              </w:r>
+              <w:r>
+                <w:instrText xml:space="preserve"> TOC \o "1-3" \h \z \u </w:instrText>
+              </w:r>
+              <w:r>
+                <w:fldChar w:fldCharType="separate"/>
+              </w:r>
+              <w:hyperlink w:anchor="_Toc229136611" w:history="1">
+                <w:r>
+                  <w:rPr>
+                    <w:rStyle w:val="Hyperlink"/>
+                  </w:rPr>
+                  <w:t>1.</w:t>
+                </w:r>
+                <w:r>
+                  <w:rPr>
+                    <w:rFonts w:eastAsiaTheme="minorEastAsia"/>
+                  </w:rPr>
+                  <w:tab/>
+                </w:r>
+                <w:r>
+                  <w:rPr>
+                    <w:rFonts w:eastAsiaTheme="minorEastAsia"/>
+                  </w:rPr>
+                  <w:t xml:space="preserve"> </w:t>
+                </w:r>
+                <w:r>
+                  <w:rPr>
+                    <w:rStyle w:val="Hyperlink"/>
+                  </w:rPr>
+                  <w:t>Game Overview &amp; Manual (How to Play)</w:t>
+                </w:r>
+                <w:r>
+                  <w:rPr>
+                    <w:webHidden/>
+                  </w:rPr>
+                  <w:tab/>
+                </w:r>
+                <w:r>
+                  <w:rPr>
+                    <w:webHidden/>
+                    <w:sz w:val="24"/>
+                    <w:szCs w:val="32"/>
+                  </w:rPr>
+                  <w:fldChar w:fldCharType="begin"/>
+                </w:r>
+                <w:r>
+                  <w:rPr>
+                    <w:webHidden/>
+                    <w:sz w:val="24"/>
+                    <w:szCs w:val="32"/>
+                  </w:rPr>
+                  <w:instrText xml:space="preserve"> PAGEREF _Toc229136611 \h </w:instrText>
+                </w:r>
+                <w:r>
+                  <w:rPr>
+                    <w:webHidden/>
+                    <w:sz w:val="24"/>
+                    <w:szCs w:val="32"/>
+                  </w:rPr>
+                </w:r>
+                <w:r>
+                  <w:rPr>
+                    <w:webHidden/>
+                    <w:sz w:val="24"/>
+                    <w:szCs w:val="32"/>
+                  </w:rPr>
+                  <w:fldChar w:fldCharType="separate"/>
+                </w:r>
+                <w:r>
+                  <w:rPr>
+                    <w:webHidden/>
+                    <w:sz w:val="24"/>
+                    <w:szCs w:val="32"/>
+                  </w:rPr>
+                  <w:t>1</w:t>
+                </w:r>
+                <w:r>
+                  <w:rPr>
+                    <w:webHidden/>
+                    <w:sz w:val="24"/>
+                    <w:szCs w:val="32"/>
+                  </w:rPr>
+                  <w:fldChar w:fldCharType="end"/>
+                </w:r>
+              </w:hyperlink>
+            </w:p>
+            <w:p>
+              <w:pPr>
+                <w:pStyle w:val="TOC2"/>
+                <w:rPr>
+                  <w:rFonts w:ascii="Times New Roman" w:eastAsiaTheme="minorEastAsia" w:hAnsi="Times New Roman" w:cs="Times New Roman"/>
+                  <w:noProof/>
+                </w:rPr>
+              </w:pPr>
+              <w:hyperlink w:anchor="_Toc229136612" w:history="1">
+                <w:r>
+                  <w:rPr>
+                    <w:rStyle w:val="Hyperlink"/>
+                    <w:rFonts w:ascii="Times New Roman" w:hAnsi="Times New Roman" w:cs="Times New Roman"/>
+                    <w:noProof/>
+                    <w:sz w:val="22"/>
+                    <w:szCs w:val="28"/>
+                  </w:rPr>
+                  <w:t>Objective</w:t>
+                </w:r>
+                <w:r>
+                  <w:rPr>
+                    <w:rFonts w:ascii="Times New Roman" w:hAnsi="Times New Roman" w:cs="Times New Roman"/>
+                    <w:noProof/>
+                    <w:webHidden/>
+                  </w:rPr>
+                  <w:tab/>
+                </w:r>
+                <w:r>
+                  <w:rPr>
+                    <w:rFonts w:ascii="Times New Roman" w:hAnsi="Times New Roman" w:cs="Times New Roman"/>
+                    <w:noProof/>
+                    <w:webHidden/>
+                  </w:rPr>
+                  <w:fldChar w:fldCharType="begin"/>
+                </w:r>
+                <w:r>
+                  <w:rPr>
+                    <w:rFonts w:ascii="Times New Roman" w:hAnsi="Times New Roman" w:cs="Times New Roman"/>
+                    <w:noProof/>
+                    <w:webHidden/>
+                  </w:rPr>
+                  <w:instrText xml:space="preserve"> PAGEREF _Toc229136612 \h </w:instrText>
+                </w:r>
+                <w:r>
+                  <w:rPr>
+                    <w:rFonts w:ascii="Times New Roman" w:hAnsi="Times New Roman" w:cs="Times New Roman"/>
+                    <w:noProof/>
+                    <w:webHidden/>
+                  </w:rPr>
+                </w:r>
+                <w:r>
+                  <w:rPr>
+                    <w:rFonts w:ascii="Times New Roman" w:hAnsi="Times New Roman" w:cs="Times New Roman"/>
+                    <w:noProof/>
+                    <w:webHidden/>
+                  </w:rPr>
+                  <w:fldChar w:fldCharType="separate"/>
+                </w:r>
+                <w:r>
+                  <w:rPr>
+                    <w:rFonts w:ascii="Times New Roman" w:hAnsi="Times New Roman" w:cs="Times New Roman"/>
+                    <w:noProof/>
+                    <w:webHidden/>
+                  </w:rPr>
+                  <w:t>1</w:t>
+                </w:r>
+                <w:r>
+                  <w:rPr>
+                    <w:rFonts w:ascii="Times New Roman" w:hAnsi="Times New Roman" w:cs="Times New Roman"/>
+                    <w:noProof/>
+                    <w:webHidden/>
+                  </w:rPr>
+                  <w:fldChar w:fldCharType="end"/>
+                </w:r>
+              </w:hyperlink>
+            </w:p>
+            <w:p>
+              <w:pPr>
+                <w:pStyle w:val="TOC2"/>
+                <w:rPr>
+                  <w:rFonts w:ascii="Times New Roman" w:eastAsiaTheme="minorEastAsia" w:hAnsi="Times New Roman" w:cs="Times New Roman"/>
+                  <w:noProof/>
+                </w:rPr>
+              </w:pPr>
+              <w:hyperlink w:anchor="_Toc229136613" w:history="1">
+                <w:r>
+                  <w:rPr>
+                    <w:rStyle w:val="Hyperlink"/>
+                    <w:rFonts w:ascii="Times New Roman" w:hAnsi="Times New Roman" w:cs="Times New Roman"/>
+                    <w:noProof/>
+                    <w:sz w:val="22"/>
+                    <w:szCs w:val="28"/>
+                  </w:rPr>
+                  <w:t>Win/Loss Conditions</w:t>
+                </w:r>
+                <w:r>
+                  <w:rPr>
+                    <w:rFonts w:ascii="Times New Roman" w:hAnsi="Times New Roman" w:cs="Times New Roman"/>
+                    <w:noProof/>
+                    <w:webHidden/>
+                  </w:rPr>
+                  <w:tab/>
+                </w:r>
+                <w:r>
+                  <w:rPr>
+                    <w:rFonts w:ascii="Times New Roman" w:hAnsi="Times New Roman" w:cs="Times New Roman"/>
+                    <w:noProof/>
+                    <w:webHidden/>
+                  </w:rPr>
+                  <w:fldChar w:fldCharType="begin"/>
+                </w:r>
+                <w:r>
+                  <w:rPr>
+                    <w:rFonts w:ascii="Times New Roman" w:hAnsi="Times New Roman" w:cs="Times New Roman"/>
+                    <w:noProof/>
+                    <w:webHidden/>
+                  </w:rPr>
+                  <w:instrText xml:space="preserve"> PAGEREF _Toc229136613 \h </w:instrText>
+                </w:r>
+                <w:r>
+                  <w:rPr>
+                    <w:rFonts w:ascii="Times New Roman" w:hAnsi="Times New Roman" w:cs="Times New Roman"/>
+                    <w:noProof/>
+                    <w:webHidden/>
+                  </w:rPr>
+                </w:r>
+                <w:r>
+                  <w:rPr>
+                    <w:rFonts w:ascii="Times New Roman" w:hAnsi="Times New Roman" w:cs="Times New Roman"/>
+                    <w:noProof/>
+                    <w:webHidden/>
+                  </w:rPr>
+                  <w:fldChar w:fldCharType="separate"/>
+                </w:r>
+                <w:r>
+                  <w:rPr>
+                    <w:rFonts w:ascii="Times New Roman" w:hAnsi="Times New Roman" w:cs="Times New Roman"/>
+                    <w:noProof/>
+                    <w:webHidden/>
+                  </w:rPr>
+                  <w:t>1</w:t>
+                </w:r>
+                <w:r>
+                  <w:rPr>
+                    <w:rFonts w:ascii="Times New Roman" w:hAnsi="Times New Roman" w:cs="Times New Roman"/>
+                    <w:noProof/>
+                    <w:webHidden/>
+                  </w:rPr>
+                  <w:fldChar w:fldCharType="end"/>
+                </w:r>
+              </w:hyperlink>
+            </w:p>
+            <w:p>
+              <w:pPr>
+                <w:pStyle w:val="TOC2"/>
+                <w:rPr>
+                  <w:rFonts w:ascii="Times New Roman" w:eastAsiaTheme="minorEastAsia" w:hAnsi="Times New Roman" w:cs="Times New Roman"/>
+                  <w:noProof/>
+                </w:rPr>
+              </w:pPr>
+              <w:hyperlink w:anchor="_Toc229136614" w:history="1">
+                <w:r>
+                  <w:rPr>
+                    <w:rStyle w:val="Hyperlink"/>
+                    <w:rFonts w:ascii="Times New Roman" w:hAnsi="Times New Roman" w:cs="Times New Roman"/>
+                    <w:noProof/>
+                    <w:sz w:val="22"/>
+                    <w:szCs w:val="28"/>
+                  </w:rPr>
+                  <w:t>Core Gameplay Flow</w:t>
+                </w:r>
+                <w:r>
+                  <w:rPr>
+                    <w:rFonts w:ascii="Times New Roman" w:hAnsi="Times New Roman" w:cs="Times New Roman"/>
+                    <w:noProof/>
+                    <w:webHidden/>
+                  </w:rPr>
+                  <w:tab/>
+                </w:r>
+                <w:r>
+                  <w:rPr>
+                    <w:rFonts w:ascii="Times New Roman" w:hAnsi="Times New Roman" w:cs="Times New Roman"/>
+                    <w:noProof/>
+                    <w:webHidden/>
+                  </w:rPr>
+                  <w:fldChar w:fldCharType="begin"/>
+                </w:r>
+                <w:r>
+                  <w:rPr>
+                    <w:rFonts w:ascii="Times New Roman" w:hAnsi="Times New Roman" w:cs="Times New Roman"/>
+                    <w:noProof/>
+                    <w:webHidden/>
+                  </w:rPr>
+                  <w:instrText xml:space="preserve"> PAGEREF _Toc229136614 \h </w:instrText>
+                </w:r>
+                <w:r>
+                  <w:rPr>
+                    <w:rFonts w:ascii="Times New Roman" w:hAnsi="Times New Roman" w:cs="Times New Roman"/>
+                    <w:noProof/>
+                    <w:webHidden/>
+                  </w:rPr>
+                </w:r>
+                <w:r>
+                  <w:rPr>
+                    <w:rFonts w:ascii="Times New Roman" w:hAnsi="Times New Roman" w:cs="Times New Roman"/>
+                    <w:noProof/>
+                    <w:webHidden/>
+                  </w:rPr>
+                  <w:fldChar w:fldCharType="separate"/>
+                </w:r>
+                <w:r>
+                  <w:rPr>
+                    <w:rFonts w:ascii="Times New Roman" w:hAnsi="Times New Roman" w:cs="Times New Roman"/>
+                    <w:noProof/>
+                    <w:webHidden/>
+                  </w:rPr>
+                  <w:t>1</w:t>
+                </w:r>
+                <w:r>
+                  <w:rPr>
+                    <w:rFonts w:ascii="Times New Roman" w:hAnsi="Times New Roman" w:cs="Times New Roman"/>
+                    <w:noProof/>
+                    <w:webHidden/>
+                  </w:rPr>
+                  <w:fldChar w:fldCharType="end"/>
+                </w:r>
+              </w:hyperlink>
+            </w:p>
+            <w:p>
+              <w:pPr>
+                <w:pStyle w:val="TOC2"/>
+                <w:rPr>
+                  <w:rFonts w:ascii="Times New Roman" w:eastAsiaTheme="minorEastAsia" w:hAnsi="Times New Roman" w:cs="Times New Roman"/>
+                  <w:noProof/>
+                </w:rPr>
+              </w:pPr>
+              <w:hyperlink w:anchor="_Toc229136615" w:history="1">
+                <w:r>
+                  <w:rPr>
+                    <w:rStyle w:val="Hyperlink"/>
+                    <w:rFonts w:ascii="Times New Roman" w:hAnsi="Times New Roman" w:cs="Times New Roman"/>
+                    <w:noProof/>
+                    <w:sz w:val="22"/>
+                    <w:szCs w:val="28"/>
+                  </w:rPr>
+                  <w:t>UI Components</w:t>
+                </w:r>
+                <w:r>
+                  <w:rPr>
+                    <w:rFonts w:ascii="Times New Roman" w:hAnsi="Times New Roman" w:cs="Times New Roman"/>
+                    <w:noProof/>
+                    <w:webHidden/>
+                  </w:rPr>
+                  <w:tab/>
+                </w:r>
+                <w:r>
+                  <w:rPr>
+                    <w:rFonts w:ascii="Times New Roman" w:hAnsi="Times New Roman" w:cs="Times New Roman"/>
+                    <w:noProof/>
+                    <w:webHidden/>
+                  </w:rPr>
+                  <w:fldChar w:fldCharType="begin"/>
+                </w:r>
+                <w:r>
+                  <w:rPr>
+                    <w:rFonts w:ascii="Times New Roman" w:hAnsi="Times New Roman" w:cs="Times New Roman"/>
+                    <w:noProof/>
+                    <w:webHidden/>
+                  </w:rPr>
+                  <w:instrText xml:space="preserve"> PAGEREF _Toc229136615 \h </w:instrText>
+                </w:r>
+                <w:r>
+                  <w:rPr>
+                    <w:rFonts w:ascii="Times New Roman" w:hAnsi="Times New Roman" w:cs="Times New Roman"/>
+                    <w:noProof/>
+                    <w:webHidden/>
+                  </w:rPr>
+                </w:r>
+                <w:r>
+                  <w:rPr>
+                    <w:rFonts w:ascii="Times New Roman" w:hAnsi="Times New Roman" w:cs="Times New Roman"/>
+                    <w:noProof/>
+                    <w:webHidden/>
+                  </w:rPr>
+                  <w:fldChar w:fldCharType="separate"/>
+                </w:r>
+                <w:r>
+                  <w:rPr>
+                    <w:rFonts w:ascii="Times New Roman" w:hAnsi="Times New Roman" w:cs="Times New Roman"/>
+                    <w:noProof/>
+                    <w:webHidden/>
+                  </w:rPr>
+                  <w:t>4</w:t>
+                </w:r>
+                <w:r>
+                  <w:rPr>
+                    <w:rFonts w:ascii="Times New Roman" w:hAnsi="Times New Roman" w:cs="Times New Roman"/>
+                    <w:noProof/>
+                    <w:webHidden/>
+                  </w:rPr>
+                  <w:fldChar w:fldCharType="end"/>
+                </w:r>
+              </w:hyperlink>
+            </w:p>
+            <w:p>
+              <w:pPr>
+                <w:pStyle w:val="TOC2"/>
+                <w:rPr>
+                  <w:rFonts w:ascii="Times New Roman" w:eastAsiaTheme="minorEastAsia" w:hAnsi="Times New Roman" w:cs="Times New Roman"/>
+                  <w:noProof/>
+                </w:rPr>
+              </w:pPr>
+              <w:hyperlink w:anchor="_Toc229136616" w:history="1">
+                <w:r>
+                  <w:rPr>
+                    <w:rStyle w:val="Hyperlink"/>
+                    <w:rFonts w:ascii="Times New Roman" w:hAnsi="Times New Roman" w:cs="Times New Roman"/>
+                    <w:noProof/>
+                    <w:sz w:val="22"/>
+                    <w:szCs w:val="28"/>
+                  </w:rPr>
+                  <w:t>Controls</w:t>
+                </w:r>
+                <w:r>
+                  <w:rPr>
+                    <w:rFonts w:ascii="Times New Roman" w:hAnsi="Times New Roman" w:cs="Times New Roman"/>
+                    <w:noProof/>
+                    <w:webHidden/>
+                  </w:rPr>
+                  <w:tab/>
+                </w:r>
+                <w:r>
+                  <w:rPr>
+                    <w:rFonts w:ascii="Times New Roman" w:hAnsi="Times New Roman" w:cs="Times New Roman"/>
+                    <w:noProof/>
+                    <w:webHidden/>
+                  </w:rPr>
+                  <w:fldChar w:fldCharType="begin"/>
+                </w:r>
+                <w:r>
+                  <w:rPr>
+                    <w:rFonts w:ascii="Times New Roman" w:hAnsi="Times New Roman" w:cs="Times New Roman"/>
+                    <w:noProof/>
+                    <w:webHidden/>
+                  </w:rPr>
+                  <w:instrText xml:space="preserve"> PAGEREF _Toc229136616 \h </w:instrText>
+                </w:r>
+                <w:r>
+                  <w:rPr>
+                    <w:rFonts w:ascii="Times New Roman" w:hAnsi="Times New Roman" w:cs="Times New Roman"/>
+                    <w:noProof/>
+                    <w:webHidden/>
+                  </w:rPr>
+                </w:r>
+                <w:r>
+                  <w:rPr>
+                    <w:rFonts w:ascii="Times New Roman" w:hAnsi="Times New Roman" w:cs="Times New Roman"/>
+                    <w:noProof/>
+                    <w:webHidden/>
+                  </w:rPr>
+                  <w:fldChar w:fldCharType="separate"/>
+                </w:r>
+                <w:r>
+                  <w:rPr>
+                    <w:rFonts w:ascii="Times New Roman" w:hAnsi="Times New Roman" w:cs="Times New Roman"/>
+                    <w:noProof/>
+                    <w:webHidden/>
+                  </w:rPr>
+                  <w:t>6</w:t>
+                </w:r>
+                <w:r>
+                  <w:rPr>
+                    <w:rFonts w:ascii="Times New Roman" w:hAnsi="Times New Roman" w:cs="Times New Roman"/>
+                    <w:noProof/>
+                    <w:webHidden/>
+                  </w:rPr>
+                  <w:fldChar w:fldCharType="end"/>
+                </w:r>
+              </w:hyperlink>
+            </w:p>
+            <w:p>
+              <w:pPr>
+                <w:pStyle w:val="TOC2"/>
+                <w:rPr>
+                  <w:rFonts w:ascii="Times New Roman" w:eastAsiaTheme="minorEastAsia" w:hAnsi="Times New Roman" w:cs="Times New Roman"/>
+                  <w:noProof/>
+                </w:rPr>
+              </w:pPr>
+              <w:hyperlink w:anchor="_Toc229136617" w:history="1">
+                <w:r>
+                  <w:rPr>
+                    <w:rStyle w:val="Hyperlink"/>
+                    <w:rFonts w:ascii="Times New Roman" w:hAnsi="Times New Roman" w:cs="Times New Roman"/>
+                    <w:noProof/>
+                    <w:sz w:val="22"/>
+                    <w:szCs w:val="28"/>
+                  </w:rPr>
+                  <w:t>Placement Rules (from GameManager.canPlaceTower + GameMap.isBuildable)</w:t>
+                </w:r>
+                <w:r>
+                  <w:rPr>
+                    <w:rFonts w:ascii="Times New Roman" w:hAnsi="Times New Roman" w:cs="Times New Roman"/>
+                    <w:noProof/>
+                    <w:webHidden/>
+                  </w:rPr>
+                  <w:tab/>
+                </w:r>
+                <w:r>
+                  <w:rPr>
+                    <w:rFonts w:ascii="Times New Roman" w:hAnsi="Times New Roman" w:cs="Times New Roman"/>
+                    <w:noProof/>
+                    <w:webHidden/>
+                  </w:rPr>
+                  <w:fldChar w:fldCharType="begin"/>
+                </w:r>
+                <w:r>
+                  <w:rPr>
+                    <w:rFonts w:ascii="Times New Roman" w:hAnsi="Times New Roman" w:cs="Times New Roman"/>
+                    <w:noProof/>
+                    <w:webHidden/>
+                  </w:rPr>
+                  <w:instrText xml:space="preserve"> PAGEREF _Toc229136617 \h </w:instrText>
+                </w:r>
+                <w:r>
+                  <w:rPr>
+                    <w:rFonts w:ascii="Times New Roman" w:hAnsi="Times New Roman" w:cs="Times New Roman"/>
+                    <w:noProof/>
+                    <w:webHidden/>
+                  </w:rPr>
+                </w:r>
+                <w:r>
+                  <w:rPr>
+                    <w:rFonts w:ascii="Times New Roman" w:hAnsi="Times New Roman" w:cs="Times New Roman"/>
+                    <w:noProof/>
+                    <w:webHidden/>
+                  </w:rPr>
+                  <w:fldChar w:fldCharType="separate"/>
+                </w:r>
+                <w:r>
+                  <w:rPr>
+                    <w:rFonts w:ascii="Times New Roman" w:hAnsi="Times New Roman" w:cs="Times New Roman"/>
+                    <w:noProof/>
+                    <w:webHidden/>
+                  </w:rPr>
+                  <w:t>6</w:t>
+                </w:r>
+                <w:r>
+                  <w:rPr>
+                    <w:rFonts w:ascii="Times New Roman" w:hAnsi="Times New Roman" w:cs="Times New Roman"/>
+                    <w:noProof/>
+                    <w:webHidden/>
+                  </w:rPr>
+                  <w:fldChar w:fldCharType="end"/>
+                </w:r>
+              </w:hyperlink>
+            </w:p>
+            <w:p>
+              <w:pPr>
+                <w:pStyle w:val="TOC2"/>
+                <w:rPr>
+                  <w:rFonts w:ascii="Times New Roman" w:eastAsiaTheme="minorEastAsia" w:hAnsi="Times New Roman" w:cs="Times New Roman"/>
+                  <w:noProof/>
+                </w:rPr>
+              </w:pPr>
+              <w:hyperlink w:anchor="_Toc229136618" w:history="1">
+                <w:r>
+                  <w:rPr>
+                    <w:rStyle w:val="Hyperlink"/>
+                    <w:rFonts w:ascii="Times New Roman" w:hAnsi="Times New Roman" w:cs="Times New Roman"/>
+                    <w:noProof/>
+                    <w:sz w:val="22"/>
+                    <w:szCs w:val="28"/>
+                  </w:rPr>
+                  <w:t>Tower Status &amp; Upgrade System</w:t>
+                </w:r>
+                <w:r>
+                  <w:rPr>
+                    <w:rFonts w:ascii="Times New Roman" w:hAnsi="Times New Roman" w:cs="Times New Roman"/>
+                    <w:noProof/>
+                    <w:webHidden/>
+                  </w:rPr>
+                  <w:tab/>
+                </w:r>
+                <w:r>
+                  <w:rPr>
+                    <w:rFonts w:ascii="Times New Roman" w:hAnsi="Times New Roman" w:cs="Times New Roman"/>
+                    <w:noProof/>
+                    <w:webHidden/>
+                  </w:rPr>
+                  <w:fldChar w:fldCharType="begin"/>
+                </w:r>
+                <w:r>
+                  <w:rPr>
+                    <w:rFonts w:ascii="Times New Roman" w:hAnsi="Times New Roman" w:cs="Times New Roman"/>
+                    <w:noProof/>
+                    <w:webHidden/>
+                  </w:rPr>
+                  <w:instrText xml:space="preserve"> PAGEREF _Toc229136618 \h </w:instrText>
+                </w:r>
+                <w:r>
+                  <w:rPr>
+                    <w:rFonts w:ascii="Times New Roman" w:hAnsi="Times New Roman" w:cs="Times New Roman"/>
+                    <w:noProof/>
+                    <w:webHidden/>
+                  </w:rPr>
+                </w:r>
+                <w:r>
+                  <w:rPr>
+                    <w:rFonts w:ascii="Times New Roman" w:hAnsi="Times New Roman" w:cs="Times New Roman"/>
+                    <w:noProof/>
+                    <w:webHidden/>
+                  </w:rPr>
+                  <w:fldChar w:fldCharType="separate"/>
+                </w:r>
+                <w:r>
+                  <w:rPr>
+                    <w:rFonts w:ascii="Times New Roman" w:hAnsi="Times New Roman" w:cs="Times New Roman"/>
+                    <w:noProof/>
+                    <w:webHidden/>
+                  </w:rPr>
+                  <w:t>7</w:t>
+                </w:r>
+                <w:r>
+                  <w:rPr>
+                    <w:rFonts w:ascii="Times New Roman" w:hAnsi="Times New Roman" w:cs="Times New Roman"/>
+                    <w:noProof/>
+                    <w:webHidden/>
+                  </w:rPr>
+                  <w:fldChar w:fldCharType="end"/>
+                </w:r>
+              </w:hyperlink>
+            </w:p>
+            <w:p>
+              <w:pPr>
+                <w:pStyle w:val="TOC2"/>
+                <w:rPr>
+                  <w:rFonts w:ascii="Times New Roman" w:eastAsiaTheme="minorEastAsia" w:hAnsi="Times New Roman" w:cs="Times New Roman"/>
+                  <w:noProof/>
+                </w:rPr>
+              </w:pPr>
+              <w:hyperlink w:anchor="_Toc229136619" w:history="1">
+                <w:r>
+                  <w:rPr>
+                    <w:rStyle w:val="Hyperlink"/>
+                    <w:rFonts w:ascii="Times New Roman" w:hAnsi="Times New Roman" w:cs="Times New Roman"/>
+                    <w:noProof/>
+                    <w:sz w:val="22"/>
+                    <w:szCs w:val="28"/>
+                  </w:rPr>
+                  <w:t>Tower Types (Actual Class Stats)</w:t>
+                </w:r>
+                <w:r>
+                  <w:rPr>
+                    <w:rFonts w:ascii="Times New Roman" w:hAnsi="Times New Roman" w:cs="Times New Roman"/>
+                    <w:noProof/>
+                    <w:webHidden/>
+                  </w:rPr>
+                  <w:tab/>
+                </w:r>
+                <w:r>
+                  <w:rPr>
+                    <w:rFonts w:ascii="Times New Roman" w:hAnsi="Times New Roman" w:cs="Times New Roman"/>
+                    <w:noProof/>
+                    <w:webHidden/>
+                  </w:rPr>
+                  <w:fldChar w:fldCharType="begin"/>
+                </w:r>
+                <w:r>
+                  <w:rPr>
+                    <w:rFonts w:ascii="Times New Roman" w:hAnsi="Times New Roman" w:cs="Times New Roman"/>
+                    <w:noProof/>
+                    <w:webHidden/>
+                  </w:rPr>
+                  <w:instrText xml:space="preserve"> PAGEREF _Toc229136619 \h </w:instrText>
+                </w:r>
+                <w:r>
+                  <w:rPr>
+                    <w:rFonts w:ascii="Times New Roman" w:hAnsi="Times New Roman" w:cs="Times New Roman"/>
+                    <w:noProof/>
+                    <w:webHidden/>
+                  </w:rPr>
+                </w:r>
+                <w:r>
+                  <w:rPr>
+                    <w:rFonts w:ascii="Times New Roman" w:hAnsi="Times New Roman" w:cs="Times New Roman"/>
+                    <w:noProof/>
+                    <w:webHidden/>
+                  </w:rPr>
+                  <w:fldChar w:fldCharType="separate"/>
+                </w:r>
+                <w:r>
+                  <w:rPr>
+                    <w:rFonts w:ascii="Times New Roman" w:hAnsi="Times New Roman" w:cs="Times New Roman"/>
+                    <w:noProof/>
+                    <w:webHidden/>
+                  </w:rPr>
+                  <w:t>7</w:t>
+                </w:r>
+                <w:r>
+                  <w:rPr>
+                    <w:rFonts w:ascii="Times New Roman" w:hAnsi="Times New Roman" w:cs="Times New Roman"/>
+                    <w:noProof/>
+                    <w:webHidden/>
+                  </w:rPr>
+                  <w:fldChar w:fldCharType="end"/>
+                </w:r>
+              </w:hyperlink>
+            </w:p>
+            <w:p>
+              <w:pPr>
+                <w:pStyle w:val="TOC2"/>
+                <w:rPr>
+                  <w:rFonts w:ascii="Times New Roman" w:eastAsiaTheme="minorEastAsia" w:hAnsi="Times New Roman" w:cs="Times New Roman"/>
+                  <w:noProof/>
+                </w:rPr>
+              </w:pPr>
+              <w:hyperlink w:anchor="_Toc229136620" w:history="1">
+                <w:r>
+                  <w:rPr>
+                    <w:rStyle w:val="Hyperlink"/>
+                    <w:rFonts w:ascii="Times New Roman" w:hAnsi="Times New Roman" w:cs="Times New Roman"/>
+                    <w:noProof/>
+                    <w:sz w:val="22"/>
+                    <w:szCs w:val="28"/>
+                  </w:rPr>
+                  <w:t>Enemy Types (Actual Class Stats)</w:t>
+                </w:r>
+                <w:r>
+                  <w:rPr>
+                    <w:rFonts w:ascii="Times New Roman" w:hAnsi="Times New Roman" w:cs="Times New Roman"/>
+                    <w:noProof/>
+                    <w:webHidden/>
+                  </w:rPr>
+                  <w:tab/>
+                </w:r>
+                <w:r>
+                  <w:rPr>
+                    <w:rFonts w:ascii="Times New Roman" w:hAnsi="Times New Roman" w:cs="Times New Roman"/>
+                    <w:noProof/>
+                    <w:webHidden/>
+                  </w:rPr>
+                  <w:fldChar w:fldCharType="begin"/>
+                </w:r>
+                <w:r>
+                  <w:rPr>
+                    <w:rFonts w:ascii="Times New Roman" w:hAnsi="Times New Roman" w:cs="Times New Roman"/>
+                    <w:noProof/>
+                    <w:webHidden/>
+                  </w:rPr>
+                  <w:instrText xml:space="preserve"> PAGEREF _Toc229136620 \h </w:instrText>
+                </w:r>
+                <w:r>
+                  <w:rPr>
+                    <w:rFonts w:ascii="Times New Roman" w:hAnsi="Times New Roman" w:cs="Times New Roman"/>
+                    <w:noProof/>
+                    <w:webHidden/>
+                  </w:rPr>
+                </w:r>
+                <w:r>
+                  <w:rPr>
+                    <w:rFonts w:ascii="Times New Roman" w:hAnsi="Times New Roman" w:cs="Times New Roman"/>
+                    <w:noProof/>
+                    <w:webHidden/>
+                  </w:rPr>
+                  <w:fldChar w:fldCharType="separate"/>
+                </w:r>
+                <w:r>
+                  <w:rPr>
+                    <w:rFonts w:ascii="Times New Roman" w:hAnsi="Times New Roman" w:cs="Times New Roman"/>
+                    <w:noProof/>
+                    <w:webHidden/>
+                  </w:rPr>
+                  <w:t>7</w:t>
+                </w:r>
+                <w:r>
+                  <w:rPr>
+                    <w:rFonts w:ascii="Times New Roman" w:hAnsi="Times New Roman" w:cs="Times New Roman"/>
+                    <w:noProof/>
+                    <w:webHidden/>
+                  </w:rPr>
+                  <w:fldChar w:fldCharType="end"/>
+                </w:r>
+              </w:hyperlink>
+            </w:p>
+            <w:p>
+              <w:pPr>
+                <w:pStyle w:val="TOC1"/>
+                <w:rPr>
+                  <w:rFonts w:eastAsiaTheme="minorEastAsia"/>
+                </w:rPr>
+              </w:pPr>
+              <w:hyperlink w:anchor="_Toc229136621" w:history="1">
+                <w:r>
+                  <w:rPr>
+                    <w:rStyle w:val="Hyperlink"/>
+                  </w:rPr>
+                  <w:t>2.</w:t>
+                </w:r>
+                <w:r>
+                  <w:rPr>
+                    <w:rStyle w:val="Hyperlink"/>
+                  </w:rPr>
+                  <w:t xml:space="preserve"> </w:t>
+                </w:r>
+                <w:r>
+                  <w:rPr>
+                    <w:rFonts w:eastAsiaTheme="minorEastAsia"/>
+                  </w:rPr>
+                  <w:tab/>
+                </w:r>
+                <w:r>
+                  <w:rPr>
+                    <w:rStyle w:val="Hyperlink"/>
+                  </w:rPr>
+                  <w:t>Game Features &amp; C</w:t>
+                </w:r>
+                <w:r>
+                  <w:rPr>
+                    <w:rStyle w:val="Hyperlink"/>
+                  </w:rPr>
+                  <w:t>o</w:t>
+                </w:r>
+                <w:r>
+                  <w:rPr>
+                    <w:rStyle w:val="Hyperlink"/>
+                  </w:rPr>
+                  <w:t>mplexity</w:t>
+                </w:r>
+                <w:r>
+                  <w:rPr>
+                    <w:webHidden/>
+                  </w:rPr>
+                  <w:tab/>
+                </w:r>
+                <w:r>
+                  <w:rPr>
+                    <w:webHidden/>
+                    <w:sz w:val="24"/>
+                    <w:szCs w:val="32"/>
+                  </w:rPr>
+                  <w:fldChar w:fldCharType="begin"/>
+                </w:r>
+                <w:r>
+                  <w:rPr>
+                    <w:webHidden/>
+                    <w:sz w:val="24"/>
+                    <w:szCs w:val="32"/>
+                  </w:rPr>
+                  <w:instrText xml:space="preserve"> PAGEREF _Toc229136621 \h </w:instrText>
+                </w:r>
+                <w:r>
+                  <w:rPr>
+                    <w:webHidden/>
+                    <w:sz w:val="24"/>
+                    <w:szCs w:val="32"/>
+                  </w:rPr>
+                </w:r>
+                <w:r>
+                  <w:rPr>
+                    <w:webHidden/>
+                    <w:sz w:val="24"/>
+                    <w:szCs w:val="32"/>
+                  </w:rPr>
+                  <w:fldChar w:fldCharType="separate"/>
+                </w:r>
+                <w:r>
+                  <w:rPr>
+                    <w:webHidden/>
+                    <w:sz w:val="24"/>
+                    <w:szCs w:val="32"/>
+                  </w:rPr>
+                  <w:t>8</w:t>
+                </w:r>
+                <w:r>
+                  <w:rPr>
+                    <w:webHidden/>
+                    <w:sz w:val="24"/>
+                    <w:szCs w:val="32"/>
+                  </w:rPr>
+                  <w:fldChar w:fldCharType="end"/>
+                </w:r>
+              </w:hyperlink>
+            </w:p>
+            <w:p>
+              <w:pPr>
+                <w:pStyle w:val="TOC2"/>
+                <w:rPr>
+                  <w:rFonts w:ascii="Times New Roman" w:eastAsiaTheme="minorEastAsia" w:hAnsi="Times New Roman" w:cs="Times New Roman"/>
+                  <w:noProof/>
+                </w:rPr>
+              </w:pPr>
+              <w:hyperlink w:anchor="_Toc229136622" w:history="1">
+                <w:r>
+                  <w:rPr>
+                    <w:rStyle w:val="Hyperlink"/>
+                    <w:rFonts w:ascii="Times New Roman" w:hAnsi="Times New Roman" w:cs="Times New Roman"/>
+                    <w:noProof/>
+                    <w:sz w:val="22"/>
+                    <w:szCs w:val="28"/>
+                  </w:rPr>
+                  <w:t>Custom Graphics Pipeline</w:t>
+                </w:r>
+                <w:r>
+                  <w:rPr>
+                    <w:rFonts w:ascii="Times New Roman" w:hAnsi="Times New Roman" w:cs="Times New Roman"/>
+                    <w:noProof/>
+                    <w:webHidden/>
+                  </w:rPr>
+                  <w:tab/>
+                </w:r>
+                <w:r>
+                  <w:rPr>
+                    <w:rFonts w:ascii="Times New Roman" w:hAnsi="Times New Roman" w:cs="Times New Roman"/>
+                    <w:noProof/>
+                    <w:webHidden/>
+                  </w:rPr>
+                  <w:fldChar w:fldCharType="begin"/>
+                </w:r>
+                <w:r>
+                  <w:rPr>
+                    <w:rFonts w:ascii="Times New Roman" w:hAnsi="Times New Roman" w:cs="Times New Roman"/>
+                    <w:noProof/>
+                    <w:webHidden/>
+                  </w:rPr>
+                  <w:instrText xml:space="preserve"> PAGEREF _Toc229136622 \h </w:instrText>
+                </w:r>
+                <w:r>
+                  <w:rPr>
+                    <w:rFonts w:ascii="Times New Roman" w:hAnsi="Times New Roman" w:cs="Times New Roman"/>
+                    <w:noProof/>
+                    <w:webHidden/>
+                  </w:rPr>
+                </w:r>
+                <w:r>
+                  <w:rPr>
+                    <w:rFonts w:ascii="Times New Roman" w:hAnsi="Times New Roman" w:cs="Times New Roman"/>
+                    <w:noProof/>
+                    <w:webHidden/>
+                  </w:rPr>
+                  <w:fldChar w:fldCharType="separate"/>
+                </w:r>
+                <w:r>
+                  <w:rPr>
+                    <w:rFonts w:ascii="Times New Roman" w:hAnsi="Times New Roman" w:cs="Times New Roman"/>
+                    <w:noProof/>
+                    <w:webHidden/>
+                  </w:rPr>
+                  <w:t>8</w:t>
+                </w:r>
+                <w:r>
+                  <w:rPr>
+                    <w:rFonts w:ascii="Times New Roman" w:hAnsi="Times New Roman" w:cs="Times New Roman"/>
+                    <w:noProof/>
+                    <w:webHidden/>
+                  </w:rPr>
+                  <w:fldChar w:fldCharType="end"/>
+                </w:r>
+              </w:hyperlink>
+            </w:p>
+            <w:p>
+              <w:pPr>
+                <w:pStyle w:val="TOC2"/>
+                <w:rPr>
+                  <w:rFonts w:ascii="Times New Roman" w:eastAsiaTheme="minorEastAsia" w:hAnsi="Times New Roman" w:cs="Times New Roman"/>
+                  <w:noProof/>
+                </w:rPr>
+              </w:pPr>
+              <w:hyperlink w:anchor="_Toc229136623" w:history="1">
+                <w:r>
+                  <w:rPr>
+                    <w:rStyle w:val="Hyperlink"/>
+                    <w:rFonts w:ascii="Times New Roman" w:hAnsi="Times New Roman" w:cs="Times New Roman"/>
+                    <w:noProof/>
+                    <w:sz w:val="22"/>
+                    <w:szCs w:val="28"/>
+                  </w:rPr>
+                  <w:t>Audio Integration (SoundManager)</w:t>
+                </w:r>
+                <w:r>
+                  <w:rPr>
+                    <w:rFonts w:ascii="Times New Roman" w:hAnsi="Times New Roman" w:cs="Times New Roman"/>
+                    <w:noProof/>
+                    <w:webHidden/>
+                  </w:rPr>
+                  <w:tab/>
+                </w:r>
+                <w:r>
+                  <w:rPr>
+                    <w:rFonts w:ascii="Times New Roman" w:hAnsi="Times New Roman" w:cs="Times New Roman"/>
+                    <w:noProof/>
+                    <w:webHidden/>
+                  </w:rPr>
+                  <w:fldChar w:fldCharType="begin"/>
+                </w:r>
+                <w:r>
+                  <w:rPr>
+                    <w:rFonts w:ascii="Times New Roman" w:hAnsi="Times New Roman" w:cs="Times New Roman"/>
+                    <w:noProof/>
+                    <w:webHidden/>
+                  </w:rPr>
+                  <w:instrText xml:space="preserve"> PAGEREF _Toc229136623 \h </w:instrText>
+                </w:r>
+                <w:r>
+                  <w:rPr>
+                    <w:rFonts w:ascii="Times New Roman" w:hAnsi="Times New Roman" w:cs="Times New Roman"/>
+                    <w:noProof/>
+                    <w:webHidden/>
+                  </w:rPr>
+                </w:r>
+                <w:r>
+                  <w:rPr>
+                    <w:rFonts w:ascii="Times New Roman" w:hAnsi="Times New Roman" w:cs="Times New Roman"/>
+                    <w:noProof/>
+                    <w:webHidden/>
+                  </w:rPr>
+                  <w:fldChar w:fldCharType="separate"/>
+                </w:r>
+                <w:r>
+                  <w:rPr>
+                    <w:rFonts w:ascii="Times New Roman" w:hAnsi="Times New Roman" w:cs="Times New Roman"/>
+                    <w:noProof/>
+                    <w:webHidden/>
+                  </w:rPr>
+                  <w:t>8</w:t>
+                </w:r>
+                <w:r>
+                  <w:rPr>
+                    <w:rFonts w:ascii="Times New Roman" w:hAnsi="Times New Roman" w:cs="Times New Roman"/>
+                    <w:noProof/>
+                    <w:webHidden/>
+                  </w:rPr>
+                  <w:fldChar w:fldCharType="end"/>
+                </w:r>
+              </w:hyperlink>
+            </w:p>
+            <w:p>
+              <w:pPr>
+                <w:pStyle w:val="TOC2"/>
+                <w:rPr>
+                  <w:rFonts w:ascii="Times New Roman" w:eastAsiaTheme="minorEastAsia" w:hAnsi="Times New Roman" w:cs="Times New Roman"/>
+                  <w:noProof/>
+                </w:rPr>
+              </w:pPr>
+              <w:hyperlink w:anchor="_Toc229136624" w:history="1">
+                <w:r>
+                  <w:rPr>
+                    <w:rStyle w:val="Hyperlink"/>
+                    <w:rFonts w:ascii="Times New Roman" w:hAnsi="Times New Roman" w:cs="Times New Roman"/>
+                    <w:noProof/>
+                    <w:sz w:val="22"/>
+                    <w:szCs w:val="28"/>
+                  </w:rPr>
+                  <w:t>Scaling Difficulty via Time-Based Waves</w:t>
+                </w:r>
+                <w:r>
+                  <w:rPr>
+                    <w:rFonts w:ascii="Times New Roman" w:hAnsi="Times New Roman" w:cs="Times New Roman"/>
+                    <w:noProof/>
+                    <w:webHidden/>
+                  </w:rPr>
+                  <w:tab/>
+                </w:r>
+                <w:r>
+                  <w:rPr>
+                    <w:rFonts w:ascii="Times New Roman" w:hAnsi="Times New Roman" w:cs="Times New Roman"/>
+                    <w:noProof/>
+                    <w:webHidden/>
+                  </w:rPr>
+                  <w:fldChar w:fldCharType="begin"/>
+                </w:r>
+                <w:r>
+                  <w:rPr>
+                    <w:rFonts w:ascii="Times New Roman" w:hAnsi="Times New Roman" w:cs="Times New Roman"/>
+                    <w:noProof/>
+                    <w:webHidden/>
+                  </w:rPr>
+                  <w:instrText xml:space="preserve"> PAGEREF _Toc229136624 \h </w:instrText>
+                </w:r>
+                <w:r>
+                  <w:rPr>
+                    <w:rFonts w:ascii="Times New Roman" w:hAnsi="Times New Roman" w:cs="Times New Roman"/>
+                    <w:noProof/>
+                    <w:webHidden/>
+                  </w:rPr>
+                </w:r>
+                <w:r>
+                  <w:rPr>
+                    <w:rFonts w:ascii="Times New Roman" w:hAnsi="Times New Roman" w:cs="Times New Roman"/>
+                    <w:noProof/>
+                    <w:webHidden/>
+                  </w:rPr>
+                  <w:fldChar w:fldCharType="separate"/>
+                </w:r>
+                <w:r>
+                  <w:rPr>
+                    <w:rFonts w:ascii="Times New Roman" w:hAnsi="Times New Roman" w:cs="Times New Roman"/>
+                    <w:noProof/>
+                    <w:webHidden/>
+                  </w:rPr>
+                  <w:t>8</w:t>
+                </w:r>
+                <w:r>
+                  <w:rPr>
+                    <w:rFonts w:ascii="Times New Roman" w:hAnsi="Times New Roman" w:cs="Times New Roman"/>
+                    <w:noProof/>
+                    <w:webHidden/>
+                  </w:rPr>
+                  <w:fldChar w:fldCharType="end"/>
+                </w:r>
+              </w:hyperlink>
+            </w:p>
+            <w:p>
+              <w:pPr>
+                <w:pStyle w:val="TOC2"/>
+                <w:rPr>
+                  <w:rFonts w:ascii="Times New Roman" w:eastAsiaTheme="minorEastAsia" w:hAnsi="Times New Roman" w:cs="Times New Roman"/>
+                  <w:noProof/>
+                </w:rPr>
+              </w:pPr>
+              <w:hyperlink w:anchor="_Toc229136625" w:history="1">
+                <w:r>
+                  <w:rPr>
+                    <w:rStyle w:val="Hyperlink"/>
+                    <w:rFonts w:ascii="Times New Roman" w:hAnsi="Times New Roman" w:cs="Times New Roman"/>
+                    <w:noProof/>
+                    <w:sz w:val="22"/>
+                    <w:szCs w:val="28"/>
+                  </w:rPr>
+                  <w:t>Fixed-Time Step Game Loop</w:t>
+                </w:r>
+                <w:r>
+                  <w:rPr>
+                    <w:rFonts w:ascii="Times New Roman" w:hAnsi="Times New Roman" w:cs="Times New Roman"/>
+                    <w:noProof/>
+                    <w:webHidden/>
+                  </w:rPr>
+                  <w:tab/>
+                </w:r>
+                <w:r>
+                  <w:rPr>
+                    <w:rFonts w:ascii="Times New Roman" w:hAnsi="Times New Roman" w:cs="Times New Roman"/>
+                    <w:noProof/>
+                    <w:webHidden/>
+                  </w:rPr>
+                  <w:fldChar w:fldCharType="begin"/>
+                </w:r>
+                <w:r>
+                  <w:rPr>
+                    <w:rFonts w:ascii="Times New Roman" w:hAnsi="Times New Roman" w:cs="Times New Roman"/>
+                    <w:noProof/>
+                    <w:webHidden/>
+                  </w:rPr>
+                  <w:instrText xml:space="preserve"> PAGEREF _Toc229136625 \h </w:instrText>
+                </w:r>
+                <w:r>
+                  <w:rPr>
+                    <w:rFonts w:ascii="Times New Roman" w:hAnsi="Times New Roman" w:cs="Times New Roman"/>
+                    <w:noProof/>
+                    <w:webHidden/>
+                  </w:rPr>
+                </w:r>
+                <w:r>
+                  <w:rPr>
+                    <w:rFonts w:ascii="Times New Roman" w:hAnsi="Times New Roman" w:cs="Times New Roman"/>
+                    <w:noProof/>
+                    <w:webHidden/>
+                  </w:rPr>
+                  <w:fldChar w:fldCharType="separate"/>
+                </w:r>
+                <w:r>
+                  <w:rPr>
+                    <w:rFonts w:ascii="Times New Roman" w:hAnsi="Times New Roman" w:cs="Times New Roman"/>
+                    <w:noProof/>
+                    <w:webHidden/>
+                  </w:rPr>
+                  <w:t>8</w:t>
+                </w:r>
+                <w:r>
+                  <w:rPr>
+                    <w:rFonts w:ascii="Times New Roman" w:hAnsi="Times New Roman" w:cs="Times New Roman"/>
+                    <w:noProof/>
+                    <w:webHidden/>
+                  </w:rPr>
+                  <w:fldChar w:fldCharType="end"/>
+                </w:r>
+              </w:hyperlink>
+            </w:p>
+            <w:p>
+              <w:pPr>
+                <w:pStyle w:val="TOC2"/>
+                <w:rPr>
+                  <w:rFonts w:ascii="Times New Roman" w:eastAsiaTheme="minorEastAsia" w:hAnsi="Times New Roman" w:cs="Times New Roman"/>
+                  <w:noProof/>
+                </w:rPr>
+              </w:pPr>
+              <w:hyperlink w:anchor="_Toc229136626" w:history="1">
+                <w:r>
+                  <w:rPr>
+                    <w:rStyle w:val="Hyperlink"/>
+                    <w:rFonts w:ascii="Times New Roman" w:hAnsi="Times New Roman" w:cs="Times New Roman"/>
+                    <w:noProof/>
+                    <w:sz w:val="22"/>
+                    <w:szCs w:val="28"/>
+                  </w:rPr>
+                  <w:t>Procedural Path Generation + Pathfinding</w:t>
+                </w:r>
+                <w:r>
+                  <w:rPr>
+                    <w:rFonts w:ascii="Times New Roman" w:hAnsi="Times New Roman" w:cs="Times New Roman"/>
+                    <w:noProof/>
+                    <w:webHidden/>
+                  </w:rPr>
+                  <w:tab/>
+                </w:r>
+                <w:r>
+                  <w:rPr>
+                    <w:rFonts w:ascii="Times New Roman" w:hAnsi="Times New Roman" w:cs="Times New Roman"/>
+                    <w:noProof/>
+                    <w:webHidden/>
+                  </w:rPr>
+                  <w:fldChar w:fldCharType="begin"/>
+                </w:r>
+                <w:r>
+                  <w:rPr>
+                    <w:rFonts w:ascii="Times New Roman" w:hAnsi="Times New Roman" w:cs="Times New Roman"/>
+                    <w:noProof/>
+                    <w:webHidden/>
+                  </w:rPr>
+                  <w:instrText xml:space="preserve"> PAGEREF _Toc229136626 \h </w:instrText>
+                </w:r>
+                <w:r>
+                  <w:rPr>
+                    <w:rFonts w:ascii="Times New Roman" w:hAnsi="Times New Roman" w:cs="Times New Roman"/>
+                    <w:noProof/>
+                    <w:webHidden/>
+                  </w:rPr>
+                </w:r>
+                <w:r>
+                  <w:rPr>
+                    <w:rFonts w:ascii="Times New Roman" w:hAnsi="Times New Roman" w:cs="Times New Roman"/>
+                    <w:noProof/>
+                    <w:webHidden/>
+                  </w:rPr>
+                  <w:fldChar w:fldCharType="separate"/>
+                </w:r>
+                <w:r>
+                  <w:rPr>
+                    <w:rFonts w:ascii="Times New Roman" w:hAnsi="Times New Roman" w:cs="Times New Roman"/>
+                    <w:noProof/>
+                    <w:webHidden/>
+                  </w:rPr>
+                  <w:t>8</w:t>
+                </w:r>
+                <w:r>
+                  <w:rPr>
+                    <w:rFonts w:ascii="Times New Roman" w:hAnsi="Times New Roman" w:cs="Times New Roman"/>
+                    <w:noProof/>
+                    <w:webHidden/>
+                  </w:rPr>
+                  <w:fldChar w:fldCharType="end"/>
+                </w:r>
+              </w:hyperlink>
+            </w:p>
+            <w:p>
+              <w:pPr>
+                <w:pStyle w:val="TOC1"/>
+                <w:rPr>
+                  <w:rFonts w:eastAsiaTheme="minorEastAsia"/>
+                </w:rPr>
+              </w:pPr>
+              <w:hyperlink w:anchor="_Toc229136627" w:history="1">
+                <w:r>
+                  <w:rPr>
+                    <w:rStyle w:val="Hyperlink"/>
+                  </w:rPr>
+                  <w:t>3.</w:t>
+                </w:r>
+                <w:r>
+                  <w:rPr>
+                    <w:rStyle w:val="Hyperlink"/>
+                  </w:rPr>
+                  <w:t xml:space="preserve"> </w:t>
+                </w:r>
+                <w:r>
+                  <w:rPr>
+                    <w:rFonts w:eastAsiaTheme="minorEastAsia"/>
+                  </w:rPr>
+                  <w:tab/>
+                </w:r>
+                <w:r>
+                  <w:rPr>
+                    <w:rStyle w:val="Hyperlink"/>
+                  </w:rPr>
+                  <w:t>Overall Architecture &amp; Design</w:t>
+                </w:r>
+                <w:r>
+                  <w:rPr>
+                    <w:webHidden/>
+                  </w:rPr>
+                  <w:tab/>
+                </w:r>
+                <w:r>
+                  <w:rPr>
+                    <w:webHidden/>
+                    <w:sz w:val="24"/>
+                    <w:szCs w:val="32"/>
+                  </w:rPr>
+                  <w:fldChar w:fldCharType="begin"/>
+                </w:r>
+                <w:r>
+                  <w:rPr>
+                    <w:webHidden/>
+                    <w:sz w:val="24"/>
+                    <w:szCs w:val="32"/>
+                  </w:rPr>
+                  <w:instrText xml:space="preserve"> PAGEREF _Toc229136627 \h </w:instrText>
+                </w:r>
+                <w:r>
+                  <w:rPr>
+                    <w:webHidden/>
+                    <w:sz w:val="24"/>
+                    <w:szCs w:val="32"/>
+                  </w:rPr>
+                </w:r>
+                <w:r>
+                  <w:rPr>
+                    <w:webHidden/>
+                    <w:sz w:val="24"/>
+                    <w:szCs w:val="32"/>
+                  </w:rPr>
+                  <w:fldChar w:fldCharType="separate"/>
+                </w:r>
+                <w:r>
+                  <w:rPr>
+                    <w:webHidden/>
+                    <w:sz w:val="24"/>
+                    <w:szCs w:val="32"/>
+                  </w:rPr>
+                  <w:t>9</w:t>
+                </w:r>
+                <w:r>
+                  <w:rPr>
+                    <w:webHidden/>
+                    <w:sz w:val="24"/>
+                    <w:szCs w:val="32"/>
+                  </w:rPr>
+                  <w:fldChar w:fldCharType="end"/>
+                </w:r>
+              </w:hyperlink>
+            </w:p>
+            <w:p>
+              <w:pPr>
+                <w:pStyle w:val="TOC2"/>
+                <w:rPr>
+                  <w:rFonts w:ascii="Times New Roman" w:eastAsiaTheme="minorEastAsia" w:hAnsi="Times New Roman" w:cs="Times New Roman"/>
+                  <w:noProof/>
+                </w:rPr>
+              </w:pPr>
+              <w:hyperlink w:anchor="_Toc229136628" w:history="1">
+                <w:r>
+                  <w:rPr>
+                    <w:rStyle w:val="Hyperlink"/>
+                    <w:rFonts w:ascii="Times New Roman" w:hAnsi="Times New Roman" w:cs="Times New Roman"/>
+                    <w:noProof/>
+                    <w:sz w:val="22"/>
+                    <w:szCs w:val="28"/>
+                  </w:rPr>
+                  <w:t>application package (View/Presentation Layer)</w:t>
+                </w:r>
+                <w:r>
+                  <w:rPr>
+                    <w:rFonts w:ascii="Times New Roman" w:hAnsi="Times New Roman" w:cs="Times New Roman"/>
+                    <w:noProof/>
+                    <w:webHidden/>
+                  </w:rPr>
+                  <w:tab/>
+                </w:r>
+                <w:r>
+                  <w:rPr>
+                    <w:rFonts w:ascii="Times New Roman" w:hAnsi="Times New Roman" w:cs="Times New Roman"/>
+                    <w:noProof/>
+                    <w:webHidden/>
+                  </w:rPr>
+                  <w:fldChar w:fldCharType="begin"/>
+                </w:r>
+                <w:r>
+                  <w:rPr>
+                    <w:rFonts w:ascii="Times New Roman" w:hAnsi="Times New Roman" w:cs="Times New Roman"/>
+                    <w:noProof/>
+                    <w:webHidden/>
+                  </w:rPr>
+                  <w:instrText xml:space="preserve"> PAGEREF _Toc229136628 \h </w:instrText>
+                </w:r>
+                <w:r>
+                  <w:rPr>
+                    <w:rFonts w:ascii="Times New Roman" w:hAnsi="Times New Roman" w:cs="Times New Roman"/>
+                    <w:noProof/>
+                    <w:webHidden/>
+                  </w:rPr>
+                </w:r>
+                <w:r>
+                  <w:rPr>
+                    <w:rFonts w:ascii="Times New Roman" w:hAnsi="Times New Roman" w:cs="Times New Roman"/>
+                    <w:noProof/>
+                    <w:webHidden/>
+                  </w:rPr>
+                  <w:fldChar w:fldCharType="separate"/>
+                </w:r>
+                <w:r>
+                  <w:rPr>
+                    <w:rFonts w:ascii="Times New Roman" w:hAnsi="Times New Roman" w:cs="Times New Roman"/>
+                    <w:noProof/>
+                    <w:webHidden/>
+                  </w:rPr>
+                  <w:t>9</w:t>
+                </w:r>
+                <w:r>
+                  <w:rPr>
+                    <w:rFonts w:ascii="Times New Roman" w:hAnsi="Times New Roman" w:cs="Times New Roman"/>
+                    <w:noProof/>
+                    <w:webHidden/>
+                  </w:rPr>
+                  <w:fldChar w:fldCharType="end"/>
+                </w:r>
+              </w:hyperlink>
+            </w:p>
+            <w:p>
+              <w:pPr>
+                <w:pStyle w:val="TOC2"/>
+                <w:rPr>
+                  <w:rFonts w:ascii="Times New Roman" w:eastAsiaTheme="minorEastAsia" w:hAnsi="Times New Roman" w:cs="Times New Roman"/>
+                  <w:noProof/>
+                </w:rPr>
+              </w:pPr>
+              <w:hyperlink w:anchor="_Toc229136629" w:history="1">
+                <w:r>
+                  <w:rPr>
+                    <w:rStyle w:val="Hyperlink"/>
+                    <w:rFonts w:ascii="Times New Roman" w:hAnsi="Times New Roman" w:cs="Times New Roman"/>
+                    <w:noProof/>
+                    <w:sz w:val="22"/>
+                    <w:szCs w:val="28"/>
+                  </w:rPr>
+                  <w:t>logic package (Core Game Domain)</w:t>
+                </w:r>
+                <w:r>
+                  <w:rPr>
+                    <w:rFonts w:ascii="Times New Roman" w:hAnsi="Times New Roman" w:cs="Times New Roman"/>
+                    <w:noProof/>
+                    <w:webHidden/>
+                  </w:rPr>
+                  <w:tab/>
+                </w:r>
+                <w:r>
+                  <w:rPr>
+                    <w:rFonts w:ascii="Times New Roman" w:hAnsi="Times New Roman" w:cs="Times New Roman"/>
+                    <w:noProof/>
+                    <w:webHidden/>
+                  </w:rPr>
+                  <w:fldChar w:fldCharType="begin"/>
+                </w:r>
+                <w:r>
+                  <w:rPr>
+                    <w:rFonts w:ascii="Times New Roman" w:hAnsi="Times New Roman" w:cs="Times New Roman"/>
+                    <w:noProof/>
+                    <w:webHidden/>
+                  </w:rPr>
+                  <w:instrText xml:space="preserve"> PAGEREF _Toc229136629 \h </w:instrText>
+                </w:r>
+                <w:r>
+                  <w:rPr>
+                    <w:rFonts w:ascii="Times New Roman" w:hAnsi="Times New Roman" w:cs="Times New Roman"/>
+                    <w:noProof/>
+                    <w:webHidden/>
+                  </w:rPr>
+                </w:r>
+                <w:r>
+                  <w:rPr>
+                    <w:rFonts w:ascii="Times New Roman" w:hAnsi="Times New Roman" w:cs="Times New Roman"/>
+                    <w:noProof/>
+                    <w:webHidden/>
+                  </w:rPr>
+                  <w:fldChar w:fldCharType="separate"/>
+                </w:r>
+                <w:r>
+                  <w:rPr>
+                    <w:rFonts w:ascii="Times New Roman" w:hAnsi="Times New Roman" w:cs="Times New Roman"/>
+                    <w:noProof/>
+                    <w:webHidden/>
+                  </w:rPr>
+                  <w:t>9</w:t>
+                </w:r>
+                <w:r>
+                  <w:rPr>
+                    <w:rFonts w:ascii="Times New Roman" w:hAnsi="Times New Roman" w:cs="Times New Roman"/>
+                    <w:noProof/>
+                    <w:webHidden/>
+                  </w:rPr>
+                  <w:fldChar w:fldCharType="end"/>
+                </w:r>
+              </w:hyperlink>
+            </w:p>
+            <w:p>
+              <w:pPr>
+                <w:pStyle w:val="TOC2"/>
+                <w:rPr>
+                  <w:rFonts w:ascii="Times New Roman" w:eastAsiaTheme="minorEastAsia" w:hAnsi="Times New Roman" w:cs="Times New Roman"/>
+                  <w:noProof/>
+                </w:rPr>
+              </w:pPr>
+              <w:hyperlink w:anchor="_Toc229136630" w:history="1">
+                <w:r>
+                  <w:rPr>
+                    <w:rStyle w:val="Hyperlink"/>
+                    <w:rFonts w:ascii="Times New Roman" w:hAnsi="Times New Roman" w:cs="Times New Roman"/>
+                    <w:noProof/>
+                    <w:sz w:val="22"/>
+                    <w:szCs w:val="28"/>
+                  </w:rPr>
+                  <w:t>Why this separation matters?</w:t>
+                </w:r>
+                <w:r>
+                  <w:rPr>
+                    <w:rFonts w:ascii="Times New Roman" w:hAnsi="Times New Roman" w:cs="Times New Roman"/>
+                    <w:noProof/>
+                    <w:webHidden/>
+                  </w:rPr>
+                  <w:tab/>
+                </w:r>
+                <w:r>
+                  <w:rPr>
+                    <w:rFonts w:ascii="Times New Roman" w:hAnsi="Times New Roman" w:cs="Times New Roman"/>
+                    <w:noProof/>
+                    <w:webHidden/>
+                  </w:rPr>
+                  <w:fldChar w:fldCharType="begin"/>
+                </w:r>
+                <w:r>
+                  <w:rPr>
+                    <w:rFonts w:ascii="Times New Roman" w:hAnsi="Times New Roman" w:cs="Times New Roman"/>
+                    <w:noProof/>
+                    <w:webHidden/>
+                  </w:rPr>
+                  <w:instrText xml:space="preserve"> PAGEREF _Toc229136630 \h </w:instrText>
+                </w:r>
+                <w:r>
+                  <w:rPr>
+                    <w:rFonts w:ascii="Times New Roman" w:hAnsi="Times New Roman" w:cs="Times New Roman"/>
+                    <w:noProof/>
+                    <w:webHidden/>
+                  </w:rPr>
+                </w:r>
+                <w:r>
+                  <w:rPr>
+                    <w:rFonts w:ascii="Times New Roman" w:hAnsi="Times New Roman" w:cs="Times New Roman"/>
+                    <w:noProof/>
+                    <w:webHidden/>
+                  </w:rPr>
+                  <w:fldChar w:fldCharType="separate"/>
+                </w:r>
+                <w:r>
+                  <w:rPr>
+                    <w:rFonts w:ascii="Times New Roman" w:hAnsi="Times New Roman" w:cs="Times New Roman"/>
+                    <w:noProof/>
+                    <w:webHidden/>
+                  </w:rPr>
+                  <w:t>9</w:t>
+                </w:r>
+                <w:r>
+                  <w:rPr>
+                    <w:rFonts w:ascii="Times New Roman" w:hAnsi="Times New Roman" w:cs="Times New Roman"/>
+                    <w:noProof/>
+                    <w:webHidden/>
+                  </w:rPr>
+                  <w:fldChar w:fldCharType="end"/>
+                </w:r>
+              </w:hyperlink>
+            </w:p>
+            <w:p>
+              <w:pPr>
+                <w:pStyle w:val="TOC1"/>
+                <w:rPr>
+                  <w:rFonts w:eastAsiaTheme="minorEastAsia"/>
+                </w:rPr>
+              </w:pPr>
+              <w:hyperlink w:anchor="_Toc229136631" w:history="1">
+                <w:r>
+                  <w:rPr>
+                    <w:rStyle w:val="Hyperlink"/>
+                  </w:rPr>
+                  <w:t>4.</w:t>
+                </w:r>
+                <w:r>
+                  <w:rPr>
+                    <w:rFonts w:eastAsiaTheme="minorEastAsia"/>
+                  </w:rPr>
+                  <w:tab/>
+                </w:r>
+                <w:r>
+                  <w:rPr>
+                    <w:rFonts w:eastAsiaTheme="minorEastAsia"/>
+                  </w:rPr>
+                  <w:t xml:space="preserve"> </w:t>
+                </w:r>
+                <w:r>
+                  <w:rPr>
+                    <w:rStyle w:val="Hyperlink"/>
+                  </w:rPr>
+                  <w:t>OOP Principles Applied</w:t>
+                </w:r>
+                <w:r>
+                  <w:rPr>
+                    <w:webHidden/>
+                  </w:rPr>
+                  <w:tab/>
+                </w:r>
+                <w:r>
+                  <w:rPr>
+                    <w:webHidden/>
+                    <w:sz w:val="24"/>
+                    <w:szCs w:val="32"/>
+                  </w:rPr>
+                  <w:fldChar w:fldCharType="begin"/>
+                </w:r>
+                <w:r>
+                  <w:rPr>
+                    <w:webHidden/>
+                    <w:sz w:val="24"/>
+                    <w:szCs w:val="32"/>
+                  </w:rPr>
+                  <w:instrText xml:space="preserve"> PAGEREF _Toc229136631 \h </w:instrText>
+                </w:r>
+                <w:r>
+                  <w:rPr>
+                    <w:webHidden/>
+                    <w:sz w:val="24"/>
+                    <w:szCs w:val="32"/>
+                  </w:rPr>
+                </w:r>
+                <w:r>
+                  <w:rPr>
+                    <w:webHidden/>
+                    <w:sz w:val="24"/>
+                    <w:szCs w:val="32"/>
+                  </w:rPr>
+                  <w:fldChar w:fldCharType="separate"/>
+                </w:r>
+                <w:r>
+                  <w:rPr>
+                    <w:webHidden/>
+                    <w:sz w:val="24"/>
+                    <w:szCs w:val="32"/>
+                  </w:rPr>
+                  <w:t>9</w:t>
+                </w:r>
+                <w:r>
+                  <w:rPr>
+                    <w:webHidden/>
+                    <w:sz w:val="24"/>
+                    <w:szCs w:val="32"/>
+                  </w:rPr>
+                  <w:fldChar w:fldCharType="end"/>
+                </w:r>
+              </w:hyperlink>
+            </w:p>
+            <w:p>
+              <w:pPr>
+                <w:pStyle w:val="TOC2"/>
+                <w:rPr>
+                  <w:rFonts w:ascii="Times New Roman" w:eastAsiaTheme="minorEastAsia" w:hAnsi="Times New Roman" w:cs="Times New Roman"/>
+                  <w:noProof/>
+                </w:rPr>
+              </w:pPr>
+              <w:hyperlink w:anchor="_Toc229136632" w:history="1">
+                <w:r>
+                  <w:rPr>
+                    <w:rStyle w:val="Hyperlink"/>
+                    <w:rFonts w:ascii="Times New Roman" w:hAnsi="Times New Roman" w:cs="Times New Roman"/>
+                    <w:noProof/>
+                    <w:sz w:val="22"/>
+                    <w:szCs w:val="28"/>
+                  </w:rPr>
+                  <w:t>Inheritance</w:t>
+                </w:r>
+                <w:r>
+                  <w:rPr>
+                    <w:rFonts w:ascii="Times New Roman" w:hAnsi="Times New Roman" w:cs="Times New Roman"/>
+                    <w:noProof/>
+                    <w:webHidden/>
+                  </w:rPr>
+                  <w:tab/>
+                </w:r>
+                <w:r>
+                  <w:rPr>
+                    <w:rFonts w:ascii="Times New Roman" w:hAnsi="Times New Roman" w:cs="Times New Roman"/>
+                    <w:noProof/>
+                    <w:webHidden/>
+                  </w:rPr>
+                  <w:fldChar w:fldCharType="begin"/>
+                </w:r>
+                <w:r>
+                  <w:rPr>
+                    <w:rFonts w:ascii="Times New Roman" w:hAnsi="Times New Roman" w:cs="Times New Roman"/>
+                    <w:noProof/>
+                    <w:webHidden/>
+                  </w:rPr>
+                  <w:instrText xml:space="preserve"> PAGEREF _Toc229136632 \h </w:instrText>
+                </w:r>
+                <w:r>
+                  <w:rPr>
+                    <w:rFonts w:ascii="Times New Roman" w:hAnsi="Times New Roman" w:cs="Times New Roman"/>
+                    <w:noProof/>
+                    <w:webHidden/>
+                  </w:rPr>
+                </w:r>
+                <w:r>
+                  <w:rPr>
+                    <w:rFonts w:ascii="Times New Roman" w:hAnsi="Times New Roman" w:cs="Times New Roman"/>
+                    <w:noProof/>
+                    <w:webHidden/>
+                  </w:rPr>
+                  <w:fldChar w:fldCharType="separate"/>
+                </w:r>
+                <w:r>
+                  <w:rPr>
+                    <w:rFonts w:ascii="Times New Roman" w:hAnsi="Times New Roman" w:cs="Times New Roman"/>
+                    <w:noProof/>
+                    <w:webHidden/>
+                  </w:rPr>
+                  <w:t>9</w:t>
+                </w:r>
+                <w:r>
+                  <w:rPr>
+                    <w:rFonts w:ascii="Times New Roman" w:hAnsi="Times New Roman" w:cs="Times New Roman"/>
+                    <w:noProof/>
+                    <w:webHidden/>
+                  </w:rPr>
+                  <w:fldChar w:fldCharType="end"/>
+                </w:r>
+              </w:hyperlink>
+            </w:p>
+            <w:p>
+              <w:pPr>
+                <w:pStyle w:val="TOC2"/>
+                <w:rPr>
+                  <w:rFonts w:ascii="Times New Roman" w:eastAsiaTheme="minorEastAsia" w:hAnsi="Times New Roman" w:cs="Times New Roman"/>
+                  <w:noProof/>
+                </w:rPr>
+              </w:pPr>
+              <w:hyperlink w:anchor="_Toc229136633" w:history="1">
+                <w:r>
+                  <w:rPr>
+                    <w:rStyle w:val="Hyperlink"/>
+                    <w:rFonts w:ascii="Times New Roman" w:hAnsi="Times New Roman" w:cs="Times New Roman"/>
+                    <w:noProof/>
+                    <w:sz w:val="22"/>
+                    <w:szCs w:val="28"/>
+                  </w:rPr>
+                  <w:t>Interface</w:t>
+                </w:r>
+                <w:r>
+                  <w:rPr>
+                    <w:rFonts w:ascii="Times New Roman" w:hAnsi="Times New Roman" w:cs="Times New Roman"/>
+                    <w:noProof/>
+                    <w:webHidden/>
+                  </w:rPr>
+                  <w:tab/>
+                </w:r>
+                <w:r>
+                  <w:rPr>
+                    <w:rFonts w:ascii="Times New Roman" w:hAnsi="Times New Roman" w:cs="Times New Roman"/>
+                    <w:noProof/>
+                    <w:webHidden/>
+                  </w:rPr>
+                  <w:fldChar w:fldCharType="begin"/>
+                </w:r>
+                <w:r>
+                  <w:rPr>
+                    <w:rFonts w:ascii="Times New Roman" w:hAnsi="Times New Roman" w:cs="Times New Roman"/>
+                    <w:noProof/>
+                    <w:webHidden/>
+                  </w:rPr>
+                  <w:instrText xml:space="preserve"> PAGEREF _Toc229136633 \h </w:instrText>
+                </w:r>
+                <w:r>
+                  <w:rPr>
+                    <w:rFonts w:ascii="Times New Roman" w:hAnsi="Times New Roman" w:cs="Times New Roman"/>
+                    <w:noProof/>
+                    <w:webHidden/>
+                  </w:rPr>
+                </w:r>
+                <w:r>
+                  <w:rPr>
+                    <w:rFonts w:ascii="Times New Roman" w:hAnsi="Times New Roman" w:cs="Times New Roman"/>
+                    <w:noProof/>
+                    <w:webHidden/>
+                  </w:rPr>
+                  <w:fldChar w:fldCharType="separate"/>
+                </w:r>
+                <w:r>
+                  <w:rPr>
+                    <w:rFonts w:ascii="Times New Roman" w:hAnsi="Times New Roman" w:cs="Times New Roman"/>
+                    <w:noProof/>
+                    <w:webHidden/>
+                  </w:rPr>
+                  <w:t>10</w:t>
+                </w:r>
+                <w:r>
+                  <w:rPr>
+                    <w:rFonts w:ascii="Times New Roman" w:hAnsi="Times New Roman" w:cs="Times New Roman"/>
+                    <w:noProof/>
+                    <w:webHidden/>
+                  </w:rPr>
+                  <w:fldChar w:fldCharType="end"/>
+                </w:r>
+              </w:hyperlink>
+            </w:p>
+            <w:p>
+              <w:pPr>
+                <w:pStyle w:val="TOC2"/>
+                <w:rPr>
+                  <w:rFonts w:ascii="Times New Roman" w:eastAsiaTheme="minorEastAsia" w:hAnsi="Times New Roman" w:cs="Times New Roman"/>
+                  <w:noProof/>
+                </w:rPr>
+              </w:pPr>
+              <w:hyperlink w:anchor="_Toc229136634" w:history="1">
+                <w:r>
+                  <w:rPr>
+                    <w:rStyle w:val="Hyperlink"/>
+                    <w:rFonts w:ascii="Times New Roman" w:hAnsi="Times New Roman" w:cs="Times New Roman"/>
+                    <w:noProof/>
+                    <w:sz w:val="22"/>
+                    <w:szCs w:val="28"/>
+                  </w:rPr>
+                  <w:t>Polymorphism</w:t>
+                </w:r>
+                <w:r>
+                  <w:rPr>
+                    <w:rFonts w:ascii="Times New Roman" w:hAnsi="Times New Roman" w:cs="Times New Roman"/>
+                    <w:noProof/>
+                    <w:webHidden/>
+                  </w:rPr>
+                  <w:tab/>
+                </w:r>
+                <w:r>
+                  <w:rPr>
+                    <w:rFonts w:ascii="Times New Roman" w:hAnsi="Times New Roman" w:cs="Times New Roman"/>
+                    <w:noProof/>
+                    <w:webHidden/>
+                  </w:rPr>
+                  <w:fldChar w:fldCharType="begin"/>
+                </w:r>
+                <w:r>
+                  <w:rPr>
+                    <w:rFonts w:ascii="Times New Roman" w:hAnsi="Times New Roman" w:cs="Times New Roman"/>
+                    <w:noProof/>
+                    <w:webHidden/>
+                  </w:rPr>
+                  <w:instrText xml:space="preserve"> PAGEREF _Toc229136634 \h </w:instrText>
+                </w:r>
+                <w:r>
+                  <w:rPr>
+                    <w:rFonts w:ascii="Times New Roman" w:hAnsi="Times New Roman" w:cs="Times New Roman"/>
+                    <w:noProof/>
+                    <w:webHidden/>
+                  </w:rPr>
+                </w:r>
+                <w:r>
+                  <w:rPr>
+                    <w:rFonts w:ascii="Times New Roman" w:hAnsi="Times New Roman" w:cs="Times New Roman"/>
+                    <w:noProof/>
+                    <w:webHidden/>
+                  </w:rPr>
+                  <w:fldChar w:fldCharType="separate"/>
+                </w:r>
+                <w:r>
+                  <w:rPr>
+                    <w:rFonts w:ascii="Times New Roman" w:hAnsi="Times New Roman" w:cs="Times New Roman"/>
+                    <w:noProof/>
+                    <w:webHidden/>
+                  </w:rPr>
+                  <w:t>10</w:t>
+                </w:r>
+                <w:r>
+                  <w:rPr>
+                    <w:rFonts w:ascii="Times New Roman" w:hAnsi="Times New Roman" w:cs="Times New Roman"/>
+                    <w:noProof/>
+                    <w:webHidden/>
+                  </w:rPr>
+                  <w:fldChar w:fldCharType="end"/>
+                </w:r>
+              </w:hyperlink>
+            </w:p>
+            <w:p>
+              <w:pPr>
+                <w:pStyle w:val="TOC2"/>
+                <w:rPr>
+                  <w:rFonts w:ascii="Times New Roman" w:eastAsiaTheme="minorEastAsia" w:hAnsi="Times New Roman" w:cs="Times New Roman"/>
+                  <w:noProof/>
+                </w:rPr>
+              </w:pPr>
+              <w:hyperlink w:anchor="_Toc229136635" w:history="1">
+                <w:r>
+                  <w:rPr>
+                    <w:rStyle w:val="Hyperlink"/>
+                    <w:rFonts w:ascii="Times New Roman" w:hAnsi="Times New Roman" w:cs="Times New Roman"/>
+                    <w:noProof/>
+                    <w:sz w:val="22"/>
+                    <w:szCs w:val="28"/>
+                  </w:rPr>
+                  <w:t>Access Modifiers</w:t>
+                </w:r>
+                <w:r>
+                  <w:rPr>
+                    <w:rFonts w:ascii="Times New Roman" w:hAnsi="Times New Roman" w:cs="Times New Roman"/>
+                    <w:noProof/>
+                    <w:webHidden/>
+                  </w:rPr>
+                  <w:tab/>
+                </w:r>
+                <w:r>
+                  <w:rPr>
+                    <w:rFonts w:ascii="Times New Roman" w:hAnsi="Times New Roman" w:cs="Times New Roman"/>
+                    <w:noProof/>
+                    <w:webHidden/>
+                  </w:rPr>
+                  <w:fldChar w:fldCharType="begin"/>
+                </w:r>
+                <w:r>
+                  <w:rPr>
+                    <w:rFonts w:ascii="Times New Roman" w:hAnsi="Times New Roman" w:cs="Times New Roman"/>
+                    <w:noProof/>
+                    <w:webHidden/>
+                  </w:rPr>
+                  <w:instrText xml:space="preserve"> PAGEREF _Toc229136635 \h </w:instrText>
+                </w:r>
+                <w:r>
+                  <w:rPr>
+                    <w:rFonts w:ascii="Times New Roman" w:hAnsi="Times New Roman" w:cs="Times New Roman"/>
+                    <w:noProof/>
+                    <w:webHidden/>
+                  </w:rPr>
+                </w:r>
+                <w:r>
+                  <w:rPr>
+                    <w:rFonts w:ascii="Times New Roman" w:hAnsi="Times New Roman" w:cs="Times New Roman"/>
+                    <w:noProof/>
+                    <w:webHidden/>
+                  </w:rPr>
+                  <w:fldChar w:fldCharType="separate"/>
+                </w:r>
+                <w:r>
+                  <w:rPr>
+                    <w:rFonts w:ascii="Times New Roman" w:hAnsi="Times New Roman" w:cs="Times New Roman"/>
+                    <w:noProof/>
+                    <w:webHidden/>
+                  </w:rPr>
+                  <w:t>11</w:t>
+                </w:r>
+                <w:r>
+                  <w:rPr>
+                    <w:rFonts w:ascii="Times New Roman" w:hAnsi="Times New Roman" w:cs="Times New Roman"/>
+                    <w:noProof/>
+                    <w:webHidden/>
+                  </w:rPr>
+                  <w:fldChar w:fldCharType="end"/>
+                </w:r>
+              </w:hyperlink>
+            </w:p>
+            <w:p>
+              <w:pPr>
+                <w:pStyle w:val="TOC1"/>
+                <w:rPr>
+                  <w:rFonts w:eastAsiaTheme="minorEastAsia"/>
+                </w:rPr>
+              </w:pPr>
+              <w:hyperlink w:anchor="_Toc229136636" w:history="1">
+                <w:r>
+                  <w:rPr>
+                    <w:rStyle w:val="Hyperlink"/>
+                  </w:rPr>
+                  <w:t>5.</w:t>
+                </w:r>
+                <w:r>
+                  <w:rPr>
+                    <w:rStyle w:val="Hyperlink"/>
+                  </w:rPr>
+                  <w:t xml:space="preserve"> </w:t>
+                </w:r>
+                <w:r>
+                  <w:rPr>
+                    <w:rFonts w:eastAsiaTheme="minorEastAsia"/>
+                  </w:rPr>
+                  <w:tab/>
+                </w:r>
+                <w:r>
+                  <w:rPr>
+                    <w:rStyle w:val="Hyperlink"/>
+                  </w:rPr>
+                  <w:t>JUnit Testing Strategy</w:t>
+                </w:r>
+                <w:r>
+                  <w:rPr>
+                    <w:webHidden/>
+                  </w:rPr>
+                  <w:tab/>
+                </w:r>
+                <w:r>
+                  <w:rPr>
+                    <w:webHidden/>
+                    <w:sz w:val="24"/>
+                    <w:szCs w:val="32"/>
+                  </w:rPr>
+                  <w:fldChar w:fldCharType="begin"/>
+                </w:r>
+                <w:r>
+                  <w:rPr>
+                    <w:webHidden/>
+                    <w:sz w:val="24"/>
+                    <w:szCs w:val="32"/>
+                  </w:rPr>
+                  <w:instrText xml:space="preserve"> PAGEREF _Toc229136636 \h </w:instrText>
+                </w:r>
+                <w:r>
+                  <w:rPr>
+                    <w:webHidden/>
+                    <w:sz w:val="24"/>
+                    <w:szCs w:val="32"/>
+                  </w:rPr>
+                </w:r>
+                <w:r>
+                  <w:rPr>
+                    <w:webHidden/>
+                    <w:sz w:val="24"/>
+                    <w:szCs w:val="32"/>
+                  </w:rPr>
+                  <w:fldChar w:fldCharType="separate"/>
+                </w:r>
+                <w:r>
+                  <w:rPr>
+                    <w:webHidden/>
+                    <w:sz w:val="24"/>
+                    <w:szCs w:val="32"/>
+                  </w:rPr>
+                  <w:t>11</w:t>
+                </w:r>
+                <w:r>
+                  <w:rPr>
+                    <w:webHidden/>
+                    <w:sz w:val="24"/>
+                    <w:szCs w:val="32"/>
+                  </w:rPr>
+                  <w:fldChar w:fldCharType="end"/>
+                </w:r>
+              </w:hyperlink>
+            </w:p>
+            <w:p>
+              <w:pPr>
+                <w:pStyle w:val="TOC1"/>
+                <w:rPr>
+                  <w:rFonts w:eastAsiaTheme="minorEastAsia"/>
+                  <w:sz w:val="24"/>
+                </w:rPr>
+              </w:pPr>
+              <w:hyperlink w:anchor="_Toc229136637" w:history="1">
+                <w:r>
+                  <w:rPr>
+                    <w:rStyle w:val="Hyperlink"/>
+                  </w:rPr>
+                  <w:t>6.</w:t>
+                </w:r>
+                <w:r>
+                  <w:rPr>
+                    <w:rFonts w:eastAsiaTheme="minorEastAsia"/>
+                    <w:sz w:val="24"/>
+                  </w:rPr>
+                  <w:tab/>
+                </w:r>
+                <w:r>
+                  <w:rPr>
+                    <w:rFonts w:eastAsiaTheme="minorEastAsia"/>
+                  </w:rPr>
+                  <w:t xml:space="preserve"> </w:t>
+                </w:r>
+                <w:r>
+                  <w:rPr>
+                    <w:rStyle w:val="Hyperlink"/>
+                  </w:rPr>
+                  <w:t>UML Diagram (It’s an SVG, so it can zoom infinitely without losing quality.)</w:t>
+                </w:r>
+                <w:r>
+                  <w:rPr>
+                    <w:webHidden/>
+                    <w:sz w:val="24"/>
+                  </w:rPr>
+                  <w:tab/>
+                </w:r>
+                <w:r>
+                  <w:rPr>
+                    <w:webHidden/>
+                    <w:sz w:val="24"/>
+                  </w:rPr>
+                  <w:fldChar w:fldCharType="begin"/>
+                </w:r>
+                <w:r>
+                  <w:rPr>
+                    <w:webHidden/>
+                    <w:sz w:val="24"/>
+                  </w:rPr>
+                  <w:instrText xml:space="preserve"> PAGEREF _Toc229136637 \h </w:instrText>
+                </w:r>
+                <w:r>
+                  <w:rPr>
+                    <w:webHidden/>
+                    <w:sz w:val="24"/>
+                  </w:rPr>
+                </w:r>
+                <w:r>
+                  <w:rPr>
+                    <w:webHidden/>
+                    <w:sz w:val="24"/>
+                  </w:rPr>
+                  <w:fldChar w:fldCharType="separate"/>
+                </w:r>
+                <w:r>
+                  <w:rPr>
+                    <w:webHidden/>
+                    <w:sz w:val="24"/>
+                  </w:rPr>
+                  <w:t>12</w:t>
+                </w:r>
+                <w:r>
+                  <w:rPr>
+                    <w:webHidden/>
+                    <w:sz w:val="24"/>
+                  </w:rPr>
+                  <w:fldChar w:fldCharType="end"/>
+                </w:r>
+              </w:hyperlink>
+            </w:p>
+            <w:p>
+              <w:pPr>
+                <w:pStyle w:val="TOC2"/>
+                <w:rPr>
+                  <w:rFonts w:ascii="Times New Roman" w:eastAsiaTheme="minorEastAsia" w:hAnsi="Times New Roman" w:cs="Times New Roman"/>
+                  <w:noProof/>
+                </w:rPr>
+              </w:pPr>
+              <w:hyperlink w:anchor="_Toc229136638" w:history="1">
+                <w:r>
+                  <w:rPr>
+                    <w:rStyle w:val="Hyperlink"/>
+                    <w:rFonts w:ascii="Times New Roman" w:hAnsi="Times New Roman" w:cs="Times New Roman"/>
+                    <w:noProof/>
+                    <w:sz w:val="22"/>
+                    <w:szCs w:val="28"/>
+                  </w:rPr>
+                  <w:t>src/main/java/application</w:t>
+                </w:r>
+                <w:r>
+                  <w:rPr>
+                    <w:rFonts w:ascii="Times New Roman" w:hAnsi="Times New Roman" w:cs="Times New Roman"/>
+                    <w:noProof/>
+                    <w:webHidden/>
+                  </w:rPr>
+                  <w:tab/>
+                </w:r>
+                <w:r>
+                  <w:rPr>
+                    <w:rFonts w:ascii="Times New Roman" w:hAnsi="Times New Roman" w:cs="Times New Roman"/>
+                    <w:noProof/>
+                    <w:webHidden/>
+                  </w:rPr>
+                  <w:fldChar w:fldCharType="begin"/>
+                </w:r>
+                <w:r>
+                  <w:rPr>
+                    <w:rFonts w:ascii="Times New Roman" w:hAnsi="Times New Roman" w:cs="Times New Roman"/>
+                    <w:noProof/>
+                    <w:webHidden/>
+                  </w:rPr>
+                  <w:instrText xml:space="preserve"> PAGEREF _Toc229136638 \h </w:instrText>
+                </w:r>
+                <w:r>
+                  <w:rPr>
+                    <w:rFonts w:ascii="Times New Roman" w:hAnsi="Times New Roman" w:cs="Times New Roman"/>
+                    <w:noProof/>
+                    <w:webHidden/>
+                  </w:rPr>
+                </w:r>
+                <w:r>
+                  <w:rPr>
+                    <w:rFonts w:ascii="Times New Roman" w:hAnsi="Times New Roman" w:cs="Times New Roman"/>
+                    <w:noProof/>
+                    <w:webHidden/>
+                  </w:rPr>
+                  <w:fldChar w:fldCharType="separate"/>
+                </w:r>
+                <w:r>
+                  <w:rPr>
+                    <w:rFonts w:ascii="Times New Roman" w:hAnsi="Times New Roman" w:cs="Times New Roman"/>
+                    <w:noProof/>
+                    <w:webHidden/>
+                  </w:rPr>
+                  <w:t>12</w:t>
+                </w:r>
+                <w:r>
+                  <w:rPr>
+                    <w:rFonts w:ascii="Times New Roman" w:hAnsi="Times New Roman" w:cs="Times New Roman"/>
+                    <w:noProof/>
+                    <w:webHidden/>
+                  </w:rPr>
+                  <w:fldChar w:fldCharType="end"/>
+                </w:r>
+              </w:hyperlink>
+            </w:p>
+            <w:p>
+              <w:pPr>
+                <w:pStyle w:val="TOC2"/>
+                <w:rPr>
+                  <w:rFonts w:ascii="Times New Roman" w:eastAsiaTheme="minorEastAsia" w:hAnsi="Times New Roman" w:cs="Times New Roman"/>
+                  <w:noProof/>
+                </w:rPr>
+              </w:pPr>
+              <w:hyperlink w:anchor="_Toc229136639" w:history="1">
+                <w:r>
+                  <w:rPr>
+                    <w:rStyle w:val="Hyperlink"/>
+                    <w:rFonts w:ascii="Times New Roman" w:hAnsi="Times New Roman" w:cs="Times New Roman"/>
+                    <w:noProof/>
+                    <w:sz w:val="22"/>
+                    <w:szCs w:val="28"/>
+                  </w:rPr>
+                  <w:t>src/main/java/logic/enemy, src/main/java/logic/tower, and src/main/java/logic/interfaces</w:t>
+                </w:r>
+                <w:r>
+                  <w:rPr>
+                    <w:rFonts w:ascii="Times New Roman" w:hAnsi="Times New Roman" w:cs="Times New Roman"/>
+                    <w:noProof/>
+                    <w:webHidden/>
+                  </w:rPr>
+                  <w:tab/>
+                </w:r>
+                <w:r>
+                  <w:rPr>
+                    <w:rFonts w:ascii="Times New Roman" w:hAnsi="Times New Roman" w:cs="Times New Roman"/>
+                    <w:noProof/>
+                    <w:webHidden/>
+                  </w:rPr>
+                  <w:fldChar w:fldCharType="begin"/>
+                </w:r>
+                <w:r>
+                  <w:rPr>
+                    <w:rFonts w:ascii="Times New Roman" w:hAnsi="Times New Roman" w:cs="Times New Roman"/>
+                    <w:noProof/>
+                    <w:webHidden/>
+                  </w:rPr>
+                  <w:instrText xml:space="preserve"> PAGEREF _Toc229136639 \h </w:instrText>
+                </w:r>
+                <w:r>
+                  <w:rPr>
+                    <w:rFonts w:ascii="Times New Roman" w:hAnsi="Times New Roman" w:cs="Times New Roman"/>
+                    <w:noProof/>
+                    <w:webHidden/>
+                  </w:rPr>
+                </w:r>
+                <w:r>
+                  <w:rPr>
+                    <w:rFonts w:ascii="Times New Roman" w:hAnsi="Times New Roman" w:cs="Times New Roman"/>
+                    <w:noProof/>
+                    <w:webHidden/>
+                  </w:rPr>
+                  <w:fldChar w:fldCharType="separate"/>
+                </w:r>
+                <w:r>
+                  <w:rPr>
+                    <w:rFonts w:ascii="Times New Roman" w:hAnsi="Times New Roman" w:cs="Times New Roman"/>
+                    <w:noProof/>
+                    <w:webHidden/>
+                  </w:rPr>
+                  <w:t>13</w:t>
+                </w:r>
+                <w:r>
+                  <w:rPr>
+                    <w:rFonts w:ascii="Times New Roman" w:hAnsi="Times New Roman" w:cs="Times New Roman"/>
+                    <w:noProof/>
+                    <w:webHidden/>
+                  </w:rPr>
+                  <w:fldChar w:fldCharType="end"/>
+                </w:r>
+              </w:hyperlink>
+            </w:p>
+            <w:p>
+              <w:pPr>
+                <w:pStyle w:val="TOC2"/>
+                <w:rPr>
+                  <w:rFonts w:ascii="Times New Roman" w:eastAsiaTheme="minorEastAsia" w:hAnsi="Times New Roman" w:cs="Times New Roman"/>
+                  <w:noProof/>
+                </w:rPr>
+              </w:pPr>
+              <w:hyperlink w:anchor="_Toc229136640" w:history="1">
+                <w:r>
+                  <w:rPr>
+                    <w:rStyle w:val="Hyperlink"/>
+                    <w:rFonts w:ascii="Times New Roman" w:hAnsi="Times New Roman" w:cs="Times New Roman"/>
+                    <w:noProof/>
+                    <w:sz w:val="22"/>
+                    <w:szCs w:val="28"/>
+                  </w:rPr>
+                  <w:t>src/main/java/logic/map</w:t>
+                </w:r>
+                <w:r>
+                  <w:rPr>
+                    <w:rFonts w:ascii="Times New Roman" w:hAnsi="Times New Roman" w:cs="Times New Roman"/>
+                    <w:noProof/>
+                    <w:webHidden/>
+                  </w:rPr>
+                  <w:tab/>
+                </w:r>
+                <w:r>
+                  <w:rPr>
+                    <w:rFonts w:ascii="Times New Roman" w:hAnsi="Times New Roman" w:cs="Times New Roman"/>
+                    <w:noProof/>
+                    <w:webHidden/>
+                  </w:rPr>
+                  <w:fldChar w:fldCharType="begin"/>
+                </w:r>
+                <w:r>
+                  <w:rPr>
+                    <w:rFonts w:ascii="Times New Roman" w:hAnsi="Times New Roman" w:cs="Times New Roman"/>
+                    <w:noProof/>
+                    <w:webHidden/>
+                  </w:rPr>
+                  <w:instrText xml:space="preserve"> PAGEREF _Toc229136640 \h </w:instrText>
+                </w:r>
+                <w:r>
+                  <w:rPr>
+                    <w:rFonts w:ascii="Times New Roman" w:hAnsi="Times New Roman" w:cs="Times New Roman"/>
+                    <w:noProof/>
+                    <w:webHidden/>
+                  </w:rPr>
+                </w:r>
+                <w:r>
+                  <w:rPr>
+                    <w:rFonts w:ascii="Times New Roman" w:hAnsi="Times New Roman" w:cs="Times New Roman"/>
+                    <w:noProof/>
+                    <w:webHidden/>
+                  </w:rPr>
+                  <w:fldChar w:fldCharType="separate"/>
+                </w:r>
+                <w:r>
+                  <w:rPr>
+                    <w:rFonts w:ascii="Times New Roman" w:hAnsi="Times New Roman" w:cs="Times New Roman"/>
+                    <w:noProof/>
+                    <w:webHidden/>
+                  </w:rPr>
+                  <w:t>14</w:t>
+                </w:r>
+                <w:r>
+                  <w:rPr>
+                    <w:rFonts w:ascii="Times New Roman" w:hAnsi="Times New Roman" w:cs="Times New Roman"/>
+                    <w:noProof/>
+                    <w:webHidden/>
+                  </w:rPr>
+                  <w:fldChar w:fldCharType="end"/>
+                </w:r>
+              </w:hyperlink>
+            </w:p>
+            <w:p>
+              <w:pPr>
+                <w:pStyle w:val="TOC2"/>
+                <w:rPr>
+                  <w:rFonts w:ascii="Times New Roman" w:eastAsiaTheme="minorEastAsia" w:hAnsi="Times New Roman" w:cs="Times New Roman"/>
+                  <w:noProof/>
+                </w:rPr>
+              </w:pPr>
+              <w:hyperlink w:anchor="_Toc229136641" w:history="1">
+                <w:r>
+                  <w:rPr>
+                    <w:rStyle w:val="Hyperlink"/>
+                    <w:rFonts w:ascii="Times New Roman" w:hAnsi="Times New Roman" w:cs="Times New Roman"/>
+                    <w:noProof/>
+                    <w:sz w:val="22"/>
+                    <w:szCs w:val="28"/>
+                  </w:rPr>
+                  <w:t>src/main/java/logic/GameManager.java and src/main/java/logic/DamageText.java</w:t>
+                </w:r>
+                <w:r>
+                  <w:rPr>
+                    <w:rFonts w:ascii="Times New Roman" w:hAnsi="Times New Roman" w:cs="Times New Roman"/>
+                    <w:noProof/>
+                    <w:webHidden/>
+                  </w:rPr>
+                  <w:tab/>
+                </w:r>
+                <w:r>
+                  <w:rPr>
+                    <w:rFonts w:ascii="Times New Roman" w:hAnsi="Times New Roman" w:cs="Times New Roman"/>
+                    <w:noProof/>
+                    <w:webHidden/>
+                  </w:rPr>
+                  <w:fldChar w:fldCharType="begin"/>
+                </w:r>
+                <w:r>
+                  <w:rPr>
+                    <w:rFonts w:ascii="Times New Roman" w:hAnsi="Times New Roman" w:cs="Times New Roman"/>
+                    <w:noProof/>
+                    <w:webHidden/>
+                  </w:rPr>
+                  <w:instrText xml:space="preserve"> PAGEREF _Toc229136641 \h </w:instrText>
+                </w:r>
+                <w:r>
+                  <w:rPr>
+                    <w:rFonts w:ascii="Times New Roman" w:hAnsi="Times New Roman" w:cs="Times New Roman"/>
+                    <w:noProof/>
+                    <w:webHidden/>
+                  </w:rPr>
+                </w:r>
+                <w:r>
+                  <w:rPr>
+                    <w:rFonts w:ascii="Times New Roman" w:hAnsi="Times New Roman" w:cs="Times New Roman"/>
+                    <w:noProof/>
+                    <w:webHidden/>
+                  </w:rPr>
+                  <w:fldChar w:fldCharType="separate"/>
+                </w:r>
+                <w:r>
+                  <w:rPr>
+                    <w:rFonts w:ascii="Times New Roman" w:hAnsi="Times New Roman" w:cs="Times New Roman"/>
+                    <w:noProof/>
+                    <w:webHidden/>
+                  </w:rPr>
+                  <w:t>15</w:t>
+                </w:r>
+                <w:r>
+                  <w:rPr>
+                    <w:rFonts w:ascii="Times New Roman" w:hAnsi="Times New Roman" w:cs="Times New Roman"/>
+                    <w:noProof/>
+                    <w:webHidden/>
+                  </w:rPr>
+                  <w:fldChar w:fldCharType="end"/>
+                </w:r>
+              </w:hyperlink>
+            </w:p>
+            <w:p>
+              <w:pPr>
+                <w:pStyle w:val="TOC1"/>
+                <w:rPr>
+                  <w:rFonts w:eastAsiaTheme="minorEastAsia"/>
+                </w:rPr>
+              </w:pPr>
+              <w:hyperlink w:anchor="_Toc229136642" w:history="1">
+                <w:r>
+                  <w:rPr>
+                    <w:rStyle w:val="Hyperlink"/>
+                  </w:rPr>
+                  <w:t>7.</w:t>
+                </w:r>
+                <w:r>
+                  <w:rPr>
+                    <w:rFonts w:eastAsiaTheme="minorEastAsia"/>
+                  </w:rPr>
+                  <w:tab/>
+                </w:r>
+                <w:r>
+                  <w:rPr>
+                    <w:rFonts w:eastAsiaTheme="minorEastAsia"/>
+                  </w:rPr>
+                  <w:t xml:space="preserve"> </w:t>
+                </w:r>
+                <w:r>
+                  <w:rPr>
+                    <w:rStyle w:val="Hyperlink"/>
+                  </w:rPr>
+                  <w:t>Projects Links</w:t>
+                </w:r>
+                <w:r>
+                  <w:rPr>
+                    <w:webHidden/>
+                  </w:rPr>
+                  <w:tab/>
+                </w:r>
+                <w:r>
+                  <w:rPr>
+                    <w:webHidden/>
+                    <w:sz w:val="24"/>
+                    <w:szCs w:val="32"/>
+                  </w:rPr>
+                  <w:fldChar w:fldCharType="begin"/>
+                </w:r>
+                <w:r>
+                  <w:rPr>
+                    <w:webHidden/>
+                    <w:sz w:val="24"/>
+                    <w:szCs w:val="32"/>
+                  </w:rPr>
+                  <w:instrText xml:space="preserve"> PAGEREF _Toc229136642 \h </w:instrText>
+                </w:r>
+                <w:r>
+                  <w:rPr>
+                    <w:webHidden/>
+                    <w:sz w:val="24"/>
+                    <w:szCs w:val="32"/>
+                  </w:rPr>
+                </w:r>
+                <w:r>
+                  <w:rPr>
+                    <w:webHidden/>
+                    <w:sz w:val="24"/>
+                    <w:szCs w:val="32"/>
+                  </w:rPr>
+                  <w:fldChar w:fldCharType="separate"/>
+                </w:r>
+                <w:r>
+                  <w:rPr>
+                    <w:webHidden/>
+                    <w:sz w:val="24"/>
+                    <w:szCs w:val="32"/>
+                  </w:rPr>
+                  <w:t>15</w:t>
+                </w:r>
+                <w:r>
+                  <w:rPr>
+                    <w:webHidden/>
+                    <w:sz w:val="24"/>
+                    <w:szCs w:val="32"/>
+                  </w:rPr>
+                  <w:fldChar w:fldCharType="end"/>
+                </w:r>
+              </w:hyperlink>
+            </w:p>
+            <w:p>
+              <w:pPr>
+                <w:spacing w:line="240" w:lineRule="auto"/>
+              </w:pPr>
+              <w:r>
+                <w:rPr>
+                  <w:rFonts w:ascii="Times New Roman" w:hAnsi="Times New Roman" w:cs="Times New Roman"/>
+                  <w:noProof/>
+                  <w:sz w:val="22"/>
+                  <w:szCs w:val="28"/>
+                </w:rPr>
+                <w:fldChar w:fldCharType="end"/>
+              </w:r>
+            </w:p>
+          </w:sdtContent>
+        </w:sdt>
+      </w:sdtContent>
+    </w:sdt>
     <w:p>
       <w:pPr>
         <w:pStyle w:val="Title"/>
         <w:spacing w:after="240"/>
       </w:pPr>
       <w:r>
+        <w:lastRenderedPageBreak/>
         <w:t>Tower Defense Project</w:t>
       </w:r>
       <w:r>
@@ -19,17 +3373,21 @@
         <w:pStyle w:val="Heading1"/>
         <w:spacing w:after="240"/>
       </w:pPr>
+      <w:bookmarkStart w:id="0" w:name="_Toc229136611"/>
       <w:r>
         <w:t>Game Overview &amp; Manual (How to Play)</w:t>
       </w:r>
+      <w:bookmarkEnd w:id="0"/>
     </w:p>
     <w:p>
       <w:pPr>
         <w:pStyle w:val="Heading2"/>
       </w:pPr>
+      <w:bookmarkStart w:id="1" w:name="_Toc229136612"/>
       <w:r>
         <w:t>Objective</w:t>
       </w:r>
+      <w:bookmarkEnd w:id="1"/>
     </w:p>
     <w:p>
       <w:pPr>
@@ -167,7 +3525,7 @@
                     <pic:cNvPicPr/>
                   </pic:nvPicPr>
                   <pic:blipFill>
-                    <a:blip r:embed="rId8">
+                    <a:blip r:embed="rId11">
                       <a:extLst>
                         <a:ext uri="{28A0092B-C50C-407E-A947-70E740481C1C}">
                           <a14:useLocalDpi xmlns:a14="http://schemas.microsoft.com/office/drawing/2010/main" val="0"/>
@@ -265,9 +3623,11 @@
         <w:pStyle w:val="Heading2"/>
         <w:spacing w:line="276" w:lineRule="auto"/>
       </w:pPr>
+      <w:bookmarkStart w:id="2" w:name="_Toc229136613"/>
       <w:r>
         <w:t>Win/Loss Conditions</w:t>
       </w:r>
+      <w:bookmarkEnd w:id="2"/>
     </w:p>
     <w:p>
       <w:pPr>
@@ -383,9 +3743,11 @@
       <w:pPr>
         <w:pStyle w:val="Heading2"/>
       </w:pPr>
+      <w:bookmarkStart w:id="3" w:name="_Toc229136614"/>
       <w:r>
         <w:t>Core Gameplay Flow</w:t>
       </w:r>
+      <w:bookmarkEnd w:id="3"/>
     </w:p>
     <w:p>
       <w:pPr>
@@ -717,7 +4079,7 @@
                     <pic:cNvPicPr/>
                   </pic:nvPicPr>
                   <pic:blipFill>
-                    <a:blip r:embed="rId9"/>
+                    <a:blip r:embed="rId12"/>
                     <a:stretch>
                       <a:fillRect/>
                     </a:stretch>
@@ -1156,11 +4518,7 @@
           </mc:Choice>
           <mc:Fallback>
             <w:pict>
-              <v:shapetype w14:anchorId="699D94EC" id="_x0000_t202" coordsize="21600,21600" o:spt="202" path="m,l,21600r21600,l21600,xe">
-                <v:stroke joinstyle="miter"/>
-                <v:path gradientshapeok="t" o:connecttype="rect"/>
-              </v:shapetype>
-              <v:shape id="Text Box 7" o:spid="_x0000_s1026" type="#_x0000_t202" style="position:absolute;left:0;text-align:left;margin-left:430.05pt;margin-top:98.65pt;width:20.1pt;height:25.25pt;z-index:251674624;visibility:visible;mso-wrap-style:square;mso-width-percent:0;mso-height-percent:0;mso-wrap-distance-left:9pt;mso-wrap-distance-top:0;mso-wrap-distance-right:9pt;mso-wrap-distance-bottom:0;mso-position-horizontal:absolute;mso-position-horizontal-relative:text;mso-position-vertical:absolute;mso-position-vertical-relative:text;mso-width-percent:0;mso-height-percent:0;mso-width-relative:margin;mso-height-relative:margin;v-text-anchor:top" o:gfxdata="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" fillcolor="#156082 [3204]" stroked="f" strokeweight=".5pt">
+              <v:shape w14:anchorId="699D94EC" id="Text Box 7" o:spid="_x0000_s1027" type="#_x0000_t202" style="position:absolute;left:0;text-align:left;margin-left:430.05pt;margin-top:98.65pt;width:20.1pt;height:25.25pt;z-index:251674624;visibility:visible;mso-wrap-style:square;mso-width-percent:0;mso-height-percent:0;mso-wrap-distance-left:9pt;mso-wrap-distance-top:0;mso-wrap-distance-right:9pt;mso-wrap-distance-bottom:0;mso-position-horizontal:absolute;mso-position-horizontal-relative:text;mso-position-vertical:absolute;mso-position-vertical-relative:text;mso-width-percent:0;mso-height-percent:0;mso-width-relative:margin;mso-height-relative:margin;v-text-anchor:top" o:gfxdata="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" fillcolor="#156082 [3204]" stroked="f" strokeweight=".5pt">
                 <v:textbox>
                   <w:txbxContent>
                     <w:p>
@@ -1282,7 +4640,7 @@
           </mc:Choice>
           <mc:Fallback>
             <w:pict>
-              <v:shape w14:anchorId="21C1587A" id="_x0000_s1027" type="#_x0000_t202" style="position:absolute;left:0;text-align:left;margin-left:367.05pt;margin-top:98.8pt;width:20.1pt;height:25.25pt;z-index:251672576;visibility:visible;mso-wrap-style:square;mso-width-percent:0;mso-height-percent:0;mso-wrap-distance-left:9pt;mso-wrap-distance-top:0;mso-wrap-distance-right:9pt;mso-wrap-distance-bottom:0;mso-position-horizontal:absolute;mso-position-horizontal-relative:text;mso-position-vertical:absolute;mso-position-vertical-relative:text;mso-width-percent:0;mso-height-percent:0;mso-width-relative:margin;mso-height-relative:margin;v-text-anchor:top" o:gfxdata="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" fillcolor="#156082 [3204]" stroked="f" strokeweight=".5pt">
+              <v:shape w14:anchorId="21C1587A" id="_x0000_s1028" type="#_x0000_t202" style="position:absolute;left:0;text-align:left;margin-left:367.05pt;margin-top:98.8pt;width:20.1pt;height:25.25pt;z-index:251672576;visibility:visible;mso-wrap-style:square;mso-width-percent:0;mso-height-percent:0;mso-wrap-distance-left:9pt;mso-wrap-distance-top:0;mso-wrap-distance-right:9pt;mso-wrap-distance-bottom:0;mso-position-horizontal:absolute;mso-position-horizontal-relative:text;mso-position-vertical:absolute;mso-position-vertical-relative:text;mso-width-percent:0;mso-height-percent:0;mso-width-relative:margin;mso-height-relative:margin;v-text-anchor:top" o:gfxdata="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" fillcolor="#156082 [3204]" stroked="f" strokeweight=".5pt">
                 <v:textbox>
                   <w:txbxContent>
                     <w:p>
@@ -1404,7 +4762,7 @@
           </mc:Choice>
           <mc:Fallback>
             <w:pict>
-              <v:shape w14:anchorId="78D34817" id="_x0000_s1028" type="#_x0000_t202" style="position:absolute;left:0;text-align:left;margin-left:430.35pt;margin-top:65.8pt;width:20.1pt;height:25.25pt;z-index:251670528;visibility:visible;mso-wrap-style:square;mso-width-percent:0;mso-height-percent:0;mso-wrap-distance-left:9pt;mso-wrap-distance-top:0;mso-wrap-distance-right:9pt;mso-wrap-distance-bottom:0;mso-position-horizontal:absolute;mso-position-horizontal-relative:text;mso-position-vertical:absolute;mso-position-vertical-relative:text;mso-width-percent:0;mso-height-percent:0;mso-width-relative:margin;mso-height-relative:margin;v-text-anchor:top" o:gfxdata="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" fillcolor="#156082 [3204]" stroked="f" strokeweight=".5pt">
+              <v:shape w14:anchorId="78D34817" id="_x0000_s1029" type="#_x0000_t202" style="position:absolute;left:0;text-align:left;margin-left:430.35pt;margin-top:65.8pt;width:20.1pt;height:25.25pt;z-index:251670528;visibility:visible;mso-wrap-style:square;mso-width-percent:0;mso-height-percent:0;mso-wrap-distance-left:9pt;mso-wrap-distance-top:0;mso-wrap-distance-right:9pt;mso-wrap-distance-bottom:0;mso-position-horizontal:absolute;mso-position-horizontal-relative:text;mso-position-vertical:absolute;mso-position-vertical-relative:text;mso-width-percent:0;mso-height-percent:0;mso-width-relative:margin;mso-height-relative:margin;v-text-anchor:top" o:gfxdata="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" fillcolor="#156082 [3204]" stroked="f" strokeweight=".5pt">
                 <v:textbox>
                   <w:txbxContent>
                     <w:p>
@@ -1526,7 +4884,7 @@
           </mc:Choice>
           <mc:Fallback>
             <w:pict>
-              <v:shape w14:anchorId="6BA1EE40" id="_x0000_s1029" type="#_x0000_t202" style="position:absolute;left:0;text-align:left;margin-left:430.05pt;margin-top:33.55pt;width:20.1pt;height:25.25pt;z-index:251666432;visibility:visible;mso-wrap-style:square;mso-width-percent:0;mso-height-percent:0;mso-wrap-distance-left:9pt;mso-wrap-distance-top:0;mso-wrap-distance-right:9pt;mso-wrap-distance-bottom:0;mso-position-horizontal:absolute;mso-position-horizontal-relative:text;mso-position-vertical:absolute;mso-position-vertical-relative:text;mso-width-percent:0;mso-height-percent:0;mso-width-relative:margin;mso-height-relative:margin;v-text-anchor:top" o:gfxdata="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" fillcolor="#156082 [3204]" stroked="f" strokeweight=".5pt">
+              <v:shape w14:anchorId="6BA1EE40" id="_x0000_s1030" type="#_x0000_t202" style="position:absolute;left:0;text-align:left;margin-left:430.05pt;margin-top:33.55pt;width:20.1pt;height:25.25pt;z-index:251666432;visibility:visible;mso-wrap-style:square;mso-width-percent:0;mso-height-percent:0;mso-wrap-distance-left:9pt;mso-wrap-distance-top:0;mso-wrap-distance-right:9pt;mso-wrap-distance-bottom:0;mso-position-horizontal:absolute;mso-position-horizontal-relative:text;mso-position-vertical:absolute;mso-position-vertical-relative:text;mso-width-percent:0;mso-height-percent:0;mso-width-relative:margin;mso-height-relative:margin;v-text-anchor:top" o:gfxdata="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" fillcolor="#156082 [3204]" stroked="f" strokeweight=".5pt">
                 <v:textbox>
                   <w:txbxContent>
                     <w:p>
@@ -1648,7 +5006,7 @@
           </mc:Choice>
           <mc:Fallback>
             <w:pict>
-              <v:shape w14:anchorId="0A2AE6C2" id="_x0000_s1030" type="#_x0000_t202" style="position:absolute;left:0;text-align:left;margin-left:367.05pt;margin-top:66.4pt;width:20.1pt;height:25.25pt;z-index:251668480;visibility:visible;mso-wrap-style:square;mso-width-percent:0;mso-height-percent:0;mso-wrap-distance-left:9pt;mso-wrap-distance-top:0;mso-wrap-distance-right:9pt;mso-wrap-distance-bottom:0;mso-position-horizontal:absolute;mso-position-horizontal-relative:text;mso-position-vertical:absolute;mso-position-vertical-relative:text;mso-width-percent:0;mso-height-percent:0;mso-width-relative:margin;mso-height-relative:margin;v-text-anchor:top" o:gfxdata="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" fillcolor="#156082 [3204]" stroked="f" strokeweight=".5pt">
+              <v:shape w14:anchorId="0A2AE6C2" id="_x0000_s1031" type="#_x0000_t202" style="position:absolute;left:0;text-align:left;margin-left:367.05pt;margin-top:66.4pt;width:20.1pt;height:25.25pt;z-index:251668480;visibility:visible;mso-wrap-style:square;mso-width-percent:0;mso-height-percent:0;mso-wrap-distance-left:9pt;mso-wrap-distance-top:0;mso-wrap-distance-right:9pt;mso-wrap-distance-bottom:0;mso-position-horizontal:absolute;mso-position-horizontal-relative:text;mso-position-vertical:absolute;mso-position-vertical-relative:text;mso-width-percent:0;mso-height-percent:0;mso-width-relative:margin;mso-height-relative:margin;v-text-anchor:top" o:gfxdata="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" fillcolor="#156082 [3204]" stroked="f" strokeweight=".5pt">
                 <v:textbox>
                   <w:txbxContent>
                     <w:p>
@@ -1770,7 +5128,7 @@
           </mc:Choice>
           <mc:Fallback>
             <w:pict>
-              <v:shape w14:anchorId="0966263A" id="_x0000_s1031" type="#_x0000_t202" style="position:absolute;left:0;text-align:left;margin-left:367.05pt;margin-top:34.8pt;width:20.1pt;height:25.25pt;z-index:251664384;visibility:visible;mso-wrap-style:square;mso-width-percent:0;mso-height-percent:0;mso-wrap-distance-left:9pt;mso-wrap-distance-top:0;mso-wrap-distance-right:9pt;mso-wrap-distance-bottom:0;mso-position-horizontal:absolute;mso-position-horizontal-relative:text;mso-position-vertical:absolute;mso-position-vertical-relative:text;mso-width-percent:0;mso-height-percent:0;mso-width-relative:margin;mso-height-relative:margin;v-text-anchor:top" o:gfxdata="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" fillcolor="#156082 [3204]" stroked="f" strokeweight=".5pt">
+              <v:shape w14:anchorId="0966263A" id="_x0000_s1032" type="#_x0000_t202" style="position:absolute;left:0;text-align:left;margin-left:367.05pt;margin-top:34.8pt;width:20.1pt;height:25.25pt;z-index:251664384;visibility:visible;mso-wrap-style:square;mso-width-percent:0;mso-height-percent:0;mso-wrap-distance-left:9pt;mso-wrap-distance-top:0;mso-wrap-distance-right:9pt;mso-wrap-distance-bottom:0;mso-position-horizontal:absolute;mso-position-horizontal-relative:text;mso-position-vertical:absolute;mso-position-vertical-relative:text;mso-width-percent:0;mso-height-percent:0;mso-width-relative:margin;mso-height-relative:margin;v-text-anchor:top" o:gfxdata="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" fillcolor="#156082 [3204]" stroked="f" strokeweight=".5pt">
                 <v:textbox>
                   <w:txbxContent>
                     <w:p>
@@ -1904,7 +5262,7 @@
                     <pic:cNvPicPr/>
                   </pic:nvPicPr>
                   <pic:blipFill>
-                    <a:blip r:embed="rId10"/>
+                    <a:blip r:embed="rId13"/>
                     <a:stretch>
                       <a:fillRect/>
                     </a:stretch>
@@ -2016,7 +5374,7 @@
                     </pic:cNvPicPr>
                   </pic:nvPicPr>
                   <pic:blipFill>
-                    <a:blip r:embed="rId11">
+                    <a:blip r:embed="rId14">
                       <a:extLst>
                         <a:ext uri="{28A0092B-C50C-407E-A947-70E740481C1C}">
                           <a14:useLocalDpi xmlns:a14="http://schemas.microsoft.com/office/drawing/2010/main" val="0"/>
@@ -2077,7 +5435,7 @@
                     </pic:cNvPicPr>
                   </pic:nvPicPr>
                   <pic:blipFill>
-                    <a:blip r:embed="rId12">
+                    <a:blip r:embed="rId15">
                       <a:extLst>
                         <a:ext uri="{28A0092B-C50C-407E-A947-70E740481C1C}">
                           <a14:useLocalDpi xmlns:a14="http://schemas.microsoft.com/office/drawing/2010/main" val="0"/>
@@ -2138,7 +5496,7 @@
                     </pic:cNvPicPr>
                   </pic:nvPicPr>
                   <pic:blipFill>
-                    <a:blip r:embed="rId13">
+                    <a:blip r:embed="rId16">
                       <a:extLst>
                         <a:ext uri="{28A0092B-C50C-407E-A947-70E740481C1C}">
                           <a14:useLocalDpi xmlns:a14="http://schemas.microsoft.com/office/drawing/2010/main" val="0"/>
@@ -2215,7 +5573,7 @@
                     </pic:cNvPicPr>
                   </pic:nvPicPr>
                   <pic:blipFill rotWithShape="1">
-                    <a:blip r:embed="rId14">
+                    <a:blip r:embed="rId17">
                       <a:extLst>
                         <a:ext uri="{28A0092B-C50C-407E-A947-70E740481C1C}">
                           <a14:useLocalDpi xmlns:a14="http://schemas.microsoft.com/office/drawing/2010/main" val="0"/>
@@ -2292,7 +5650,7 @@
                     </pic:cNvPicPr>
                   </pic:nvPicPr>
                   <pic:blipFill rotWithShape="1">
-                    <a:blip r:embed="rId15">
+                    <a:blip r:embed="rId18">
                       <a:extLst>
                         <a:ext uri="{28A0092B-C50C-407E-A947-70E740481C1C}">
                           <a14:useLocalDpi xmlns:a14="http://schemas.microsoft.com/office/drawing/2010/main" val="0"/>
@@ -2382,7 +5740,7 @@
                     </pic:cNvPicPr>
                   </pic:nvPicPr>
                   <pic:blipFill>
-                    <a:blip r:embed="rId16">
+                    <a:blip r:embed="rId19">
                       <a:extLst>
                         <a:ext uri="{28A0092B-C50C-407E-A947-70E740481C1C}">
                           <a14:useLocalDpi xmlns:a14="http://schemas.microsoft.com/office/drawing/2010/main" val="0"/>
@@ -2435,7 +5793,7 @@
                     </pic:cNvPicPr>
                   </pic:nvPicPr>
                   <pic:blipFill>
-                    <a:blip r:embed="rId17">
+                    <a:blip r:embed="rId20">
                       <a:extLst>
                         <a:ext uri="{28A0092B-C50C-407E-A947-70E740481C1C}">
                           <a14:useLocalDpi xmlns:a14="http://schemas.microsoft.com/office/drawing/2010/main" val="0"/>
@@ -2488,7 +5846,7 @@
                     </pic:cNvPicPr>
                   </pic:nvPicPr>
                   <pic:blipFill>
-                    <a:blip r:embed="rId18">
+                    <a:blip r:embed="rId21">
                       <a:extLst>
                         <a:ext uri="{28A0092B-C50C-407E-A947-70E740481C1C}">
                           <a14:useLocalDpi xmlns:a14="http://schemas.microsoft.com/office/drawing/2010/main" val="0"/>
@@ -2541,7 +5899,7 @@
                     </pic:cNvPicPr>
                   </pic:nvPicPr>
                   <pic:blipFill>
-                    <a:blip r:embed="rId19">
+                    <a:blip r:embed="rId22">
                       <a:extLst>
                         <a:ext uri="{28A0092B-C50C-407E-A947-70E740481C1C}">
                           <a14:useLocalDpi xmlns:a14="http://schemas.microsoft.com/office/drawing/2010/main" val="0"/>
@@ -2594,7 +5952,7 @@
                     </pic:cNvPicPr>
                   </pic:nvPicPr>
                   <pic:blipFill>
-                    <a:blip r:embed="rId20">
+                    <a:blip r:embed="rId23">
                       <a:extLst>
                         <a:ext uri="{28A0092B-C50C-407E-A947-70E740481C1C}">
                           <a14:useLocalDpi xmlns:a14="http://schemas.microsoft.com/office/drawing/2010/main" val="0"/>
@@ -2647,7 +6005,7 @@
                     </pic:cNvPicPr>
                   </pic:nvPicPr>
                   <pic:blipFill>
-                    <a:blip r:embed="rId21">
+                    <a:blip r:embed="rId24">
                       <a:extLst>
                         <a:ext uri="{28A0092B-C50C-407E-A947-70E740481C1C}">
                           <a14:useLocalDpi xmlns:a14="http://schemas.microsoft.com/office/drawing/2010/main" val="0"/>
@@ -2719,165 +6077,6 @@
                 <pic:pic xmlns:pic="http://schemas.openxmlformats.org/drawingml/2006/picture">
                   <pic:nvPicPr>
                     <pic:cNvPr id="0" name="Picture 19"/>
-                    <pic:cNvPicPr>
-                      <a:picLocks noChangeAspect="1" noChangeArrowheads="1"/>
-                    </pic:cNvPicPr>
-                  </pic:nvPicPr>
-                  <pic:blipFill>
-                    <a:blip r:embed="rId22">
-                      <a:extLst>
-                        <a:ext uri="{28A0092B-C50C-407E-A947-70E740481C1C}">
-                          <a14:useLocalDpi xmlns:a14="http://schemas.microsoft.com/office/drawing/2010/main" val="0"/>
-                        </a:ext>
-                      </a:extLst>
-                    </a:blip>
-                    <a:srcRect/>
-                    <a:stretch>
-                      <a:fillRect/>
-                    </a:stretch>
-                  </pic:blipFill>
-                  <pic:spPr bwMode="auto">
-                    <a:xfrm>
-                      <a:off x="0" y="0"/>
-                      <a:ext cx="134620" cy="152400"/>
-                    </a:xfrm>
-                    <a:prstGeom prst="rect">
-                      <a:avLst/>
-                    </a:prstGeom>
-                    <a:noFill/>
-                    <a:ln>
-                      <a:noFill/>
-                    </a:ln>
-                  </pic:spPr>
-                </pic:pic>
-              </a:graphicData>
-            </a:graphic>
-          </wp:inline>
-        </w:drawing>
-      </w:r>
-      <w:r>
-        <w:rPr>
-          <w:noProof/>
-        </w:rPr>
-        <w:drawing>
-          <wp:inline distT="0" distB="0" distL="0" distR="0" wp14:anchorId="0F6EA9DE" wp14:editId="0DF4AB24">
-            <wp:extent cx="134620" cy="152400"/>
-            <wp:effectExtent l="0" t="0" r="0" b="0"/>
-            <wp:docPr id="2038898402" name="Picture 19"/>
-            <wp:cNvGraphicFramePr>
-              <a:graphicFrameLocks xmlns:a="http://schemas.openxmlformats.org/drawingml/2006/main" noChangeAspect="1"/>
-            </wp:cNvGraphicFramePr>
-            <a:graphic xmlns:a="http://schemas.openxmlformats.org/drawingml/2006/main">
-              <a:graphicData uri="http://schemas.openxmlformats.org/drawingml/2006/picture">
-                <pic:pic xmlns:pic="http://schemas.openxmlformats.org/drawingml/2006/picture">
-                  <pic:nvPicPr>
-                    <pic:cNvPr id="0" name="Picture 18"/>
-                    <pic:cNvPicPr>
-                      <a:picLocks noChangeAspect="1" noChangeArrowheads="1"/>
-                    </pic:cNvPicPr>
-                  </pic:nvPicPr>
-                  <pic:blipFill>
-                    <a:blip r:embed="rId23">
-                      <a:extLst>
-                        <a:ext uri="{28A0092B-C50C-407E-A947-70E740481C1C}">
-                          <a14:useLocalDpi xmlns:a14="http://schemas.microsoft.com/office/drawing/2010/main" val="0"/>
-                        </a:ext>
-                      </a:extLst>
-                    </a:blip>
-                    <a:srcRect/>
-                    <a:stretch>
-                      <a:fillRect/>
-                    </a:stretch>
-                  </pic:blipFill>
-                  <pic:spPr bwMode="auto">
-                    <a:xfrm>
-                      <a:off x="0" y="0"/>
-                      <a:ext cx="134620" cy="152400"/>
-                    </a:xfrm>
-                    <a:prstGeom prst="rect">
-                      <a:avLst/>
-                    </a:prstGeom>
-                    <a:noFill/>
-                    <a:ln>
-                      <a:noFill/>
-                    </a:ln>
-                  </pic:spPr>
-                </pic:pic>
-              </a:graphicData>
-            </a:graphic>
-          </wp:inline>
-        </w:drawing>
-      </w:r>
-      <w:r>
-        <w:rPr>
-          <w:noProof/>
-        </w:rPr>
-        <w:drawing>
-          <wp:inline distT="0" distB="0" distL="0" distR="0" wp14:anchorId="23775C87" wp14:editId="55698D90">
-            <wp:extent cx="116840" cy="152400"/>
-            <wp:effectExtent l="0" t="0" r="0" b="0"/>
-            <wp:docPr id="480175334" name="Picture 18"/>
-            <wp:cNvGraphicFramePr>
-              <a:graphicFrameLocks xmlns:a="http://schemas.openxmlformats.org/drawingml/2006/main" noChangeAspect="1"/>
-            </wp:cNvGraphicFramePr>
-            <a:graphic xmlns:a="http://schemas.openxmlformats.org/drawingml/2006/main">
-              <a:graphicData uri="http://schemas.openxmlformats.org/drawingml/2006/picture">
-                <pic:pic xmlns:pic="http://schemas.openxmlformats.org/drawingml/2006/picture">
-                  <pic:nvPicPr>
-                    <pic:cNvPr id="0" name="Picture 17"/>
-                    <pic:cNvPicPr>
-                      <a:picLocks noChangeAspect="1" noChangeArrowheads="1"/>
-                    </pic:cNvPicPr>
-                  </pic:nvPicPr>
-                  <pic:blipFill>
-                    <a:blip r:embed="rId24">
-                      <a:extLst>
-                        <a:ext uri="{28A0092B-C50C-407E-A947-70E740481C1C}">
-                          <a14:useLocalDpi xmlns:a14="http://schemas.microsoft.com/office/drawing/2010/main" val="0"/>
-                        </a:ext>
-                      </a:extLst>
-                    </a:blip>
-                    <a:srcRect/>
-                    <a:stretch>
-                      <a:fillRect/>
-                    </a:stretch>
-                  </pic:blipFill>
-                  <pic:spPr bwMode="auto">
-                    <a:xfrm>
-                      <a:off x="0" y="0"/>
-                      <a:ext cx="116840" cy="152400"/>
-                    </a:xfrm>
-                    <a:prstGeom prst="rect">
-                      <a:avLst/>
-                    </a:prstGeom>
-                    <a:noFill/>
-                    <a:ln>
-                      <a:noFill/>
-                    </a:ln>
-                  </pic:spPr>
-                </pic:pic>
-              </a:graphicData>
-            </a:graphic>
-          </wp:inline>
-        </w:drawing>
-      </w:r>
-      <w:r>
-        <w:rPr>
-          <w:noProof/>
-        </w:rPr>
-        <w:drawing>
-          <wp:inline distT="0" distB="0" distL="0" distR="0" wp14:anchorId="35256755" wp14:editId="29BEF9E2">
-            <wp:extent cx="134620" cy="152400"/>
-            <wp:effectExtent l="0" t="0" r="0" b="0"/>
-            <wp:docPr id="282672755" name="Picture 17"/>
-            <wp:cNvGraphicFramePr>
-              <a:graphicFrameLocks xmlns:a="http://schemas.openxmlformats.org/drawingml/2006/main" noChangeAspect="1"/>
-            </wp:cNvGraphicFramePr>
-            <a:graphic xmlns:a="http://schemas.openxmlformats.org/drawingml/2006/main">
-              <a:graphicData uri="http://schemas.openxmlformats.org/drawingml/2006/picture">
-                <pic:pic xmlns:pic="http://schemas.openxmlformats.org/drawingml/2006/picture">
-                  <pic:nvPicPr>
-                    <pic:cNvPr id="0" name="Picture 16"/>
                     <pic:cNvPicPr>
                       <a:picLocks noChangeAspect="1" noChangeArrowheads="1"/>
                     </pic:cNvPicPr>
@@ -2919,10 +6118,10 @@
           <w:noProof/>
         </w:rPr>
         <w:drawing>
-          <wp:inline distT="0" distB="0" distL="0" distR="0" wp14:anchorId="76F9FBDF" wp14:editId="04B35F26">
+          <wp:inline distT="0" distB="0" distL="0" distR="0" wp14:anchorId="0F6EA9DE" wp14:editId="0DF4AB24">
             <wp:extent cx="134620" cy="152400"/>
             <wp:effectExtent l="0" t="0" r="0" b="0"/>
-            <wp:docPr id="560304234" name="Picture 16"/>
+            <wp:docPr id="2038898402" name="Picture 19"/>
             <wp:cNvGraphicFramePr>
               <a:graphicFrameLocks xmlns:a="http://schemas.openxmlformats.org/drawingml/2006/main" noChangeAspect="1"/>
             </wp:cNvGraphicFramePr>
@@ -2930,7 +6129,7 @@
               <a:graphicData uri="http://schemas.openxmlformats.org/drawingml/2006/picture">
                 <pic:pic xmlns:pic="http://schemas.openxmlformats.org/drawingml/2006/picture">
                   <pic:nvPicPr>
-                    <pic:cNvPr id="0" name="Picture 15"/>
+                    <pic:cNvPr id="0" name="Picture 18"/>
                     <pic:cNvPicPr>
                       <a:picLocks noChangeAspect="1" noChangeArrowheads="1"/>
                     </pic:cNvPicPr>
@@ -2972,10 +6171,10 @@
           <w:noProof/>
         </w:rPr>
         <w:drawing>
-          <wp:inline distT="0" distB="0" distL="0" distR="0" wp14:anchorId="6F408B9A" wp14:editId="08008580">
-            <wp:extent cx="134620" cy="152400"/>
+          <wp:inline distT="0" distB="0" distL="0" distR="0" wp14:anchorId="23775C87" wp14:editId="55698D90">
+            <wp:extent cx="116840" cy="152400"/>
             <wp:effectExtent l="0" t="0" r="0" b="0"/>
-            <wp:docPr id="2028271136" name="Picture 15"/>
+            <wp:docPr id="480175334" name="Picture 18"/>
             <wp:cNvGraphicFramePr>
               <a:graphicFrameLocks xmlns:a="http://schemas.openxmlformats.org/drawingml/2006/main" noChangeAspect="1"/>
             </wp:cNvGraphicFramePr>
@@ -2983,13 +6182,66 @@
               <a:graphicData uri="http://schemas.openxmlformats.org/drawingml/2006/picture">
                 <pic:pic xmlns:pic="http://schemas.openxmlformats.org/drawingml/2006/picture">
                   <pic:nvPicPr>
-                    <pic:cNvPr id="0" name="Picture 14"/>
+                    <pic:cNvPr id="0" name="Picture 17"/>
                     <pic:cNvPicPr>
                       <a:picLocks noChangeAspect="1" noChangeArrowheads="1"/>
                     </pic:cNvPicPr>
                   </pic:nvPicPr>
                   <pic:blipFill>
                     <a:blip r:embed="rId27">
+                      <a:extLst>
+                        <a:ext uri="{28A0092B-C50C-407E-A947-70E740481C1C}">
+                          <a14:useLocalDpi xmlns:a14="http://schemas.microsoft.com/office/drawing/2010/main" val="0"/>
+                        </a:ext>
+                      </a:extLst>
+                    </a:blip>
+                    <a:srcRect/>
+                    <a:stretch>
+                      <a:fillRect/>
+                    </a:stretch>
+                  </pic:blipFill>
+                  <pic:spPr bwMode="auto">
+                    <a:xfrm>
+                      <a:off x="0" y="0"/>
+                      <a:ext cx="116840" cy="152400"/>
+                    </a:xfrm>
+                    <a:prstGeom prst="rect">
+                      <a:avLst/>
+                    </a:prstGeom>
+                    <a:noFill/>
+                    <a:ln>
+                      <a:noFill/>
+                    </a:ln>
+                  </pic:spPr>
+                </pic:pic>
+              </a:graphicData>
+            </a:graphic>
+          </wp:inline>
+        </w:drawing>
+      </w:r>
+      <w:r>
+        <w:rPr>
+          <w:noProof/>
+        </w:rPr>
+        <w:drawing>
+          <wp:inline distT="0" distB="0" distL="0" distR="0" wp14:anchorId="35256755" wp14:editId="29BEF9E2">
+            <wp:extent cx="134620" cy="152400"/>
+            <wp:effectExtent l="0" t="0" r="0" b="0"/>
+            <wp:docPr id="282672755" name="Picture 17"/>
+            <wp:cNvGraphicFramePr>
+              <a:graphicFrameLocks xmlns:a="http://schemas.openxmlformats.org/drawingml/2006/main" noChangeAspect="1"/>
+            </wp:cNvGraphicFramePr>
+            <a:graphic xmlns:a="http://schemas.openxmlformats.org/drawingml/2006/main">
+              <a:graphicData uri="http://schemas.openxmlformats.org/drawingml/2006/picture">
+                <pic:pic xmlns:pic="http://schemas.openxmlformats.org/drawingml/2006/picture">
+                  <pic:nvPicPr>
+                    <pic:cNvPr id="0" name="Picture 16"/>
+                    <pic:cNvPicPr>
+                      <a:picLocks noChangeAspect="1" noChangeArrowheads="1"/>
+                    </pic:cNvPicPr>
+                  </pic:nvPicPr>
+                  <pic:blipFill>
+                    <a:blip r:embed="rId28">
                       <a:extLst>
                         <a:ext uri="{28A0092B-C50C-407E-A947-70E740481C1C}">
                           <a14:useLocalDpi xmlns:a14="http://schemas.microsoft.com/office/drawing/2010/main" val="0"/>
@@ -3025,6 +6277,112 @@
           <w:noProof/>
         </w:rPr>
         <w:drawing>
+          <wp:inline distT="0" distB="0" distL="0" distR="0" wp14:anchorId="76F9FBDF" wp14:editId="04B35F26">
+            <wp:extent cx="134620" cy="152400"/>
+            <wp:effectExtent l="0" t="0" r="0" b="0"/>
+            <wp:docPr id="560304234" name="Picture 16"/>
+            <wp:cNvGraphicFramePr>
+              <a:graphicFrameLocks xmlns:a="http://schemas.openxmlformats.org/drawingml/2006/main" noChangeAspect="1"/>
+            </wp:cNvGraphicFramePr>
+            <a:graphic xmlns:a="http://schemas.openxmlformats.org/drawingml/2006/main">
+              <a:graphicData uri="http://schemas.openxmlformats.org/drawingml/2006/picture">
+                <pic:pic xmlns:pic="http://schemas.openxmlformats.org/drawingml/2006/picture">
+                  <pic:nvPicPr>
+                    <pic:cNvPr id="0" name="Picture 15"/>
+                    <pic:cNvPicPr>
+                      <a:picLocks noChangeAspect="1" noChangeArrowheads="1"/>
+                    </pic:cNvPicPr>
+                  </pic:nvPicPr>
+                  <pic:blipFill>
+                    <a:blip r:embed="rId29">
+                      <a:extLst>
+                        <a:ext uri="{28A0092B-C50C-407E-A947-70E740481C1C}">
+                          <a14:useLocalDpi xmlns:a14="http://schemas.microsoft.com/office/drawing/2010/main" val="0"/>
+                        </a:ext>
+                      </a:extLst>
+                    </a:blip>
+                    <a:srcRect/>
+                    <a:stretch>
+                      <a:fillRect/>
+                    </a:stretch>
+                  </pic:blipFill>
+                  <pic:spPr bwMode="auto">
+                    <a:xfrm>
+                      <a:off x="0" y="0"/>
+                      <a:ext cx="134620" cy="152400"/>
+                    </a:xfrm>
+                    <a:prstGeom prst="rect">
+                      <a:avLst/>
+                    </a:prstGeom>
+                    <a:noFill/>
+                    <a:ln>
+                      <a:noFill/>
+                    </a:ln>
+                  </pic:spPr>
+                </pic:pic>
+              </a:graphicData>
+            </a:graphic>
+          </wp:inline>
+        </w:drawing>
+      </w:r>
+      <w:r>
+        <w:rPr>
+          <w:noProof/>
+        </w:rPr>
+        <w:drawing>
+          <wp:inline distT="0" distB="0" distL="0" distR="0" wp14:anchorId="6F408B9A" wp14:editId="08008580">
+            <wp:extent cx="134620" cy="152400"/>
+            <wp:effectExtent l="0" t="0" r="0" b="0"/>
+            <wp:docPr id="2028271136" name="Picture 15"/>
+            <wp:cNvGraphicFramePr>
+              <a:graphicFrameLocks xmlns:a="http://schemas.openxmlformats.org/drawingml/2006/main" noChangeAspect="1"/>
+            </wp:cNvGraphicFramePr>
+            <a:graphic xmlns:a="http://schemas.openxmlformats.org/drawingml/2006/main">
+              <a:graphicData uri="http://schemas.openxmlformats.org/drawingml/2006/picture">
+                <pic:pic xmlns:pic="http://schemas.openxmlformats.org/drawingml/2006/picture">
+                  <pic:nvPicPr>
+                    <pic:cNvPr id="0" name="Picture 14"/>
+                    <pic:cNvPicPr>
+                      <a:picLocks noChangeAspect="1" noChangeArrowheads="1"/>
+                    </pic:cNvPicPr>
+                  </pic:nvPicPr>
+                  <pic:blipFill>
+                    <a:blip r:embed="rId30">
+                      <a:extLst>
+                        <a:ext uri="{28A0092B-C50C-407E-A947-70E740481C1C}">
+                          <a14:useLocalDpi xmlns:a14="http://schemas.microsoft.com/office/drawing/2010/main" val="0"/>
+                        </a:ext>
+                      </a:extLst>
+                    </a:blip>
+                    <a:srcRect/>
+                    <a:stretch>
+                      <a:fillRect/>
+                    </a:stretch>
+                  </pic:blipFill>
+                  <pic:spPr bwMode="auto">
+                    <a:xfrm>
+                      <a:off x="0" y="0"/>
+                      <a:ext cx="134620" cy="152400"/>
+                    </a:xfrm>
+                    <a:prstGeom prst="rect">
+                      <a:avLst/>
+                    </a:prstGeom>
+                    <a:noFill/>
+                    <a:ln>
+                      <a:noFill/>
+                    </a:ln>
+                  </pic:spPr>
+                </pic:pic>
+              </a:graphicData>
+            </a:graphic>
+          </wp:inline>
+        </w:drawing>
+      </w:r>
+      <w:r>
+        <w:rPr>
+          <w:noProof/>
+        </w:rPr>
+        <w:drawing>
           <wp:inline distT="0" distB="0" distL="0" distR="0" wp14:anchorId="28DF6D27" wp14:editId="3D8B4819">
             <wp:extent cx="134620" cy="85090"/>
             <wp:effectExtent l="0" t="0" r="0" b="0"/>
@@ -3042,7 +6400,7 @@
                     </pic:cNvPicPr>
                   </pic:nvPicPr>
                   <pic:blipFill>
-                    <a:blip r:embed="rId28">
+                    <a:blip r:embed="rId31">
                       <a:extLst>
                         <a:ext uri="{28A0092B-C50C-407E-A947-70E740481C1C}">
                           <a14:useLocalDpi xmlns:a14="http://schemas.microsoft.com/office/drawing/2010/main" val="0"/>
@@ -3095,7 +6453,7 @@
                     </pic:cNvPicPr>
                   </pic:nvPicPr>
                   <pic:blipFill>
-                    <a:blip r:embed="rId29">
+                    <a:blip r:embed="rId32">
                       <a:extLst>
                         <a:ext uri="{28A0092B-C50C-407E-A947-70E740481C1C}">
                           <a14:useLocalDpi xmlns:a14="http://schemas.microsoft.com/office/drawing/2010/main" val="0"/>
@@ -3148,7 +6506,7 @@
                     </pic:cNvPicPr>
                   </pic:nvPicPr>
                   <pic:blipFill>
-                    <a:blip r:embed="rId30">
+                    <a:blip r:embed="rId33">
                       <a:extLst>
                         <a:ext uri="{28A0092B-C50C-407E-A947-70E740481C1C}">
                           <a14:useLocalDpi xmlns:a14="http://schemas.microsoft.com/office/drawing/2010/main" val="0"/>
@@ -3201,7 +6559,7 @@
                     </pic:cNvPicPr>
                   </pic:nvPicPr>
                   <pic:blipFill>
-                    <a:blip r:embed="rId31">
+                    <a:blip r:embed="rId34">
                       <a:extLst>
                         <a:ext uri="{28A0092B-C50C-407E-A947-70E740481C1C}">
                           <a14:useLocalDpi xmlns:a14="http://schemas.microsoft.com/office/drawing/2010/main" val="0"/>
@@ -3254,7 +6612,7 @@
                     </pic:cNvPicPr>
                   </pic:nvPicPr>
                   <pic:blipFill>
-                    <a:blip r:embed="rId32">
+                    <a:blip r:embed="rId35">
                       <a:extLst>
                         <a:ext uri="{28A0092B-C50C-407E-A947-70E740481C1C}">
                           <a14:useLocalDpi xmlns:a14="http://schemas.microsoft.com/office/drawing/2010/main" val="0"/>
@@ -3438,7 +6796,7 @@
                     <pic:cNvPicPr/>
                   </pic:nvPicPr>
                   <pic:blipFill>
-                    <a:blip r:embed="rId33"/>
+                    <a:blip r:embed="rId36"/>
                     <a:stretch>
                       <a:fillRect/>
                     </a:stretch>
@@ -3746,7 +7104,7 @@
                     <pic:cNvPicPr/>
                   </pic:nvPicPr>
                   <pic:blipFill rotWithShape="1">
-                    <a:blip r:embed="rId34"/>
+                    <a:blip r:embed="rId37"/>
                     <a:srcRect/>
                     <a:stretch>
                       <a:fillRect/>
@@ -4432,7 +7790,7 @@
                     <pic:cNvPicPr/>
                   </pic:nvPicPr>
                   <pic:blipFill rotWithShape="1">
-                    <a:blip r:embed="rId35"/>
+                    <a:blip r:embed="rId38"/>
                     <a:srcRect t="1497"/>
                     <a:stretch>
                       <a:fillRect/>
@@ -4522,10 +7880,12 @@
       <w:pPr>
         <w:pStyle w:val="Heading2"/>
       </w:pPr>
+      <w:bookmarkStart w:id="4" w:name="_Toc229136615"/>
       <w:r>
         <w:lastRenderedPageBreak/>
         <w:t>UI Components</w:t>
       </w:r>
+      <w:bookmarkEnd w:id="4"/>
     </w:p>
     <w:p>
       <w:pPr>
@@ -4678,7 +8038,7 @@
           </mc:Choice>
           <mc:Fallback>
             <w:pict>
-              <v:shape w14:anchorId="4A129B1B" id="Text Box 42" o:spid="_x0000_s1032" type="#_x0000_t202" style="position:absolute;left:0;text-align:left;margin-left:379.65pt;margin-top:2.9pt;width:95.75pt;height:33.45pt;z-index:251706368;visibility:visible;mso-wrap-style:square;mso-width-percent:0;mso-height-percent:0;mso-wrap-distance-left:9pt;mso-wrap-distance-top:0;mso-wrap-distance-right:9pt;mso-wrap-distance-bottom:0;mso-position-horizontal:absolute;mso-position-horizontal-relative:text;mso-position-vertical:absolute;mso-position-vertical-relative:text;mso-width-percent:0;mso-height-percent:0;mso-width-relative:margin;mso-height-relative:margin;v-text-anchor:top" o:gfxdata="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" filled="f" stroked="f" strokeweight=".5pt">
+              <v:shape w14:anchorId="4A129B1B" id="Text Box 42" o:spid="_x0000_s1033" type="#_x0000_t202" style="position:absolute;left:0;text-align:left;margin-left:379.65pt;margin-top:2.9pt;width:95.75pt;height:33.45pt;z-index:251706368;visibility:visible;mso-wrap-style:square;mso-width-percent:0;mso-height-percent:0;mso-wrap-distance-left:9pt;mso-wrap-distance-top:0;mso-wrap-distance-right:9pt;mso-wrap-distance-bottom:0;mso-position-horizontal:absolute;mso-position-horizontal-relative:text;mso-position-vertical:absolute;mso-position-vertical-relative:text;mso-width-percent:0;mso-height-percent:0;mso-width-relative:margin;mso-height-relative:margin;v-text-anchor:top" o:gfxdata="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" filled="f" stroked="f" strokeweight=".5pt">
                 <v:textbox>
                   <w:txbxContent>
                     <w:p>
@@ -4894,7 +8254,7 @@
           </mc:Choice>
           <mc:Fallback>
             <w:pict>
-              <v:shape w14:anchorId="5F34C192" id="_x0000_s1033" type="#_x0000_t202" style="position:absolute;left:0;text-align:left;margin-left:-7.4pt;margin-top:88.35pt;width:95.75pt;height:24.4pt;z-index:251705344;visibility:visible;mso-wrap-style:square;mso-width-percent:0;mso-height-percent:0;mso-wrap-distance-left:9pt;mso-wrap-distance-top:0;mso-wrap-distance-right:9pt;mso-wrap-distance-bottom:0;mso-position-horizontal:absolute;mso-position-horizontal-relative:text;mso-position-vertical:absolute;mso-position-vertical-relative:text;mso-width-percent:0;mso-height-percent:0;mso-width-relative:margin;mso-height-relative:margin;v-text-anchor:top" o:gfxdata="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" filled="f" stroked="f" strokeweight=".5pt">
+              <v:shape w14:anchorId="5F34C192" id="_x0000_s1034" type="#_x0000_t202" style="position:absolute;left:0;text-align:left;margin-left:-7.4pt;margin-top:88.35pt;width:95.75pt;height:24.4pt;z-index:251705344;visibility:visible;mso-wrap-style:square;mso-width-percent:0;mso-height-percent:0;mso-wrap-distance-left:9pt;mso-wrap-distance-top:0;mso-wrap-distance-right:9pt;mso-wrap-distance-bottom:0;mso-position-horizontal:absolute;mso-position-horizontal-relative:text;mso-position-vertical:absolute;mso-position-vertical-relative:text;mso-width-percent:0;mso-height-percent:0;mso-width-relative:margin;mso-height-relative:margin;v-text-anchor:top" o:gfxdata="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" filled="f" stroked="f" strokeweight=".5pt">
                 <v:textbox>
                   <w:txbxContent>
                     <w:p>
@@ -5100,7 +8460,7 @@
           </mc:Choice>
           <mc:Fallback>
             <w:pict>
-              <v:shape w14:anchorId="5D80AD4C" id="_x0000_s1034" type="#_x0000_t202" style="position:absolute;left:0;text-align:left;margin-left:-9.1pt;margin-top:66.5pt;width:95.75pt;height:24.35pt;z-index:251704320;visibility:visible;mso-wrap-style:square;mso-width-percent:0;mso-height-percent:0;mso-wrap-distance-left:9pt;mso-wrap-distance-top:0;mso-wrap-distance-right:9pt;mso-wrap-distance-bottom:0;mso-position-horizontal:absolute;mso-position-horizontal-relative:text;mso-position-vertical:absolute;mso-position-vertical-relative:text;mso-width-percent:0;mso-height-percent:0;mso-width-relative:margin;mso-height-relative:margin;v-text-anchor:top" o:gfxdata="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" filled="f" stroked="f" strokeweight=".5pt">
+              <v:shape w14:anchorId="5D80AD4C" id="_x0000_s1035" type="#_x0000_t202" style="position:absolute;left:0;text-align:left;margin-left:-9.1pt;margin-top:66.5pt;width:95.75pt;height:24.35pt;z-index:251704320;visibility:visible;mso-wrap-style:square;mso-width-percent:0;mso-height-percent:0;mso-wrap-distance-left:9pt;mso-wrap-distance-top:0;mso-wrap-distance-right:9pt;mso-wrap-distance-bottom:0;mso-position-horizontal:absolute;mso-position-horizontal-relative:text;mso-position-vertical:absolute;mso-position-vertical-relative:text;mso-width-percent:0;mso-height-percent:0;mso-width-relative:margin;mso-height-relative:margin;v-text-anchor:top" o:gfxdata="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" filled="f" stroked="f" strokeweight=".5pt">
                 <v:textbox>
                   <w:txbxContent>
                     <w:p>
@@ -5232,7 +8592,7 @@
                     <pic:cNvPicPr/>
                   </pic:nvPicPr>
                   <pic:blipFill>
-                    <a:blip r:embed="rId9"/>
+                    <a:blip r:embed="rId12"/>
                     <a:stretch>
                       <a:fillRect/>
                     </a:stretch>
@@ -5397,7 +8757,7 @@
           </mc:Choice>
           <mc:Fallback>
             <w:pict>
-              <v:shape w14:anchorId="5C0C84FF" id="_x0000_s1035" type="#_x0000_t202" style="position:absolute;left:0;text-align:left;margin-left:158.4pt;margin-top:17.1pt;width:130pt;height:26.6pt;z-index:251711488;visibility:visible;mso-wrap-style:square;mso-width-percent:0;mso-height-percent:0;mso-wrap-distance-left:9pt;mso-wrap-distance-top:0;mso-wrap-distance-right:9pt;mso-wrap-distance-bottom:0;mso-position-horizontal:absolute;mso-position-horizontal-relative:text;mso-position-vertical:absolute;mso-position-vertical-relative:text;mso-width-percent:0;mso-height-percent:0;mso-width-relative:margin;mso-height-relative:margin;v-text-anchor:top" o:gfxdata="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" filled="f" stroked="f" strokeweight=".5pt">
+              <v:shape w14:anchorId="5C0C84FF" id="_x0000_s1036" type="#_x0000_t202" style="position:absolute;left:0;text-align:left;margin-left:158.4pt;margin-top:17.1pt;width:130pt;height:26.6pt;z-index:251711488;visibility:visible;mso-wrap-style:square;mso-width-percent:0;mso-height-percent:0;mso-wrap-distance-left:9pt;mso-wrap-distance-top:0;mso-wrap-distance-right:9pt;mso-wrap-distance-bottom:0;mso-position-horizontal:absolute;mso-position-horizontal-relative:text;mso-position-vertical:absolute;mso-position-vertical-relative:text;mso-width-percent:0;mso-height-percent:0;mso-width-relative:margin;mso-height-relative:margin;v-text-anchor:top" o:gfxdata="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" filled="f" stroked="f" strokeweight=".5pt">
                 <v:textbox>
                   <w:txbxContent>
                     <w:p>
@@ -5574,7 +8934,7 @@
           </mc:Choice>
           <mc:Fallback>
             <w:pict>
-              <v:shape w14:anchorId="1395287E" id="_x0000_s1036" type="#_x0000_t202" style="position:absolute;left:0;text-align:left;margin-left:294.9pt;margin-top:16.95pt;width:159.9pt;height:26.6pt;z-index:251712512;visibility:visible;mso-wrap-style:square;mso-width-percent:0;mso-height-percent:0;mso-wrap-distance-left:9pt;mso-wrap-distance-top:0;mso-wrap-distance-right:9pt;mso-wrap-distance-bottom:0;mso-position-horizontal:absolute;mso-position-horizontal-relative:text;mso-position-vertical:absolute;mso-position-vertical-relative:text;mso-width-percent:0;mso-height-percent:0;mso-width-relative:margin;mso-height-relative:margin;v-text-anchor:top" o:gfxdata="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" filled="f" stroked="f" strokeweight=".5pt">
+              <v:shape w14:anchorId="1395287E" id="_x0000_s1037" type="#_x0000_t202" style="position:absolute;left:0;text-align:left;margin-left:294.9pt;margin-top:16.95pt;width:159.9pt;height:26.6pt;z-index:251712512;visibility:visible;mso-wrap-style:square;mso-width-percent:0;mso-height-percent:0;mso-wrap-distance-left:9pt;mso-wrap-distance-top:0;mso-wrap-distance-right:9pt;mso-wrap-distance-bottom:0;mso-position-horizontal:absolute;mso-position-horizontal-relative:text;mso-position-vertical:absolute;mso-position-vertical-relative:text;mso-width-percent:0;mso-height-percent:0;mso-width-relative:margin;mso-height-relative:margin;v-text-anchor:top" o:gfxdata="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" filled="f" stroked="f" strokeweight=".5pt">
                 <v:textbox>
                   <w:txbxContent>
                     <w:p>
@@ -5721,7 +9081,7 @@
           </mc:Choice>
           <mc:Fallback>
             <w:pict>
-              <v:shape w14:anchorId="7B607CC8" id="_x0000_s1037" type="#_x0000_t202" style="position:absolute;left:0;text-align:left;margin-left:30.1pt;margin-top:17.35pt;width:118.85pt;height:26.6pt;z-index:251710464;visibility:visible;mso-wrap-style:square;mso-width-percent:0;mso-height-percent:0;mso-wrap-distance-left:9pt;mso-wrap-distance-top:0;mso-wrap-distance-right:9pt;mso-wrap-distance-bottom:0;mso-position-horizontal:absolute;mso-position-horizontal-relative:text;mso-position-vertical:absolute;mso-position-vertical-relative:text;mso-width-percent:0;mso-height-percent:0;mso-width-relative:margin;mso-height-relative:margin;v-text-anchor:top" o:gfxdata="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" filled="f" stroked="f" strokeweight=".5pt">
+              <v:shape w14:anchorId="7B607CC8" id="_x0000_s1038" type="#_x0000_t202" style="position:absolute;left:0;text-align:left;margin-left:30.1pt;margin-top:17.35pt;width:118.85pt;height:26.6pt;z-index:251710464;visibility:visible;mso-wrap-style:square;mso-width-percent:0;mso-height-percent:0;mso-wrap-distance-left:9pt;mso-wrap-distance-top:0;mso-wrap-distance-right:9pt;mso-wrap-distance-bottom:0;mso-position-horizontal:absolute;mso-position-horizontal-relative:text;mso-position-vertical:absolute;mso-position-vertical-relative:text;mso-width-percent:0;mso-height-percent:0;mso-width-relative:margin;mso-height-relative:margin;v-text-anchor:top" o:gfxdata="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" filled="f" stroked="f" strokeweight=".5pt">
                 <v:textbox>
                   <w:txbxContent>
                     <w:p>
@@ -6054,7 +9414,7 @@
                     <pic:cNvPicPr/>
                   </pic:nvPicPr>
                   <pic:blipFill>
-                    <a:blip r:embed="rId8">
+                    <a:blip r:embed="rId11">
                       <a:extLst>
                         <a:ext uri="{28A0092B-C50C-407E-A947-70E740481C1C}">
                           <a14:useLocalDpi xmlns:a14="http://schemas.microsoft.com/office/drawing/2010/main" val="0"/>
@@ -6310,7 +9670,7 @@
           </mc:Choice>
           <mc:Fallback>
             <w:pict>
-              <v:shape w14:anchorId="352B4923" id="_x0000_s1038" type="#_x0000_t202" style="position:absolute;left:0;text-align:left;margin-left:173.55pt;margin-top:3.7pt;width:136.65pt;height:26.6pt;z-index:251716608;visibility:visible;mso-wrap-style:square;mso-width-percent:0;mso-height-percent:0;mso-wrap-distance-left:9pt;mso-wrap-distance-top:0;mso-wrap-distance-right:9pt;mso-wrap-distance-bottom:0;mso-position-horizontal:absolute;mso-position-horizontal-relative:text;mso-position-vertical:absolute;mso-position-vertical-relative:text;mso-width-percent:0;mso-height-percent:0;mso-width-relative:margin;mso-height-relative:margin;v-text-anchor:top" o:gfxdata="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" filled="f" stroked="f" strokeweight=".5pt">
+              <v:shape w14:anchorId="352B4923" id="_x0000_s1039" type="#_x0000_t202" style="position:absolute;left:0;text-align:left;margin-left:173.55pt;margin-top:3.7pt;width:136.65pt;height:26.6pt;z-index:251716608;visibility:visible;mso-wrap-style:square;mso-width-percent:0;mso-height-percent:0;mso-wrap-distance-left:9pt;mso-wrap-distance-top:0;mso-wrap-distance-right:9pt;mso-wrap-distance-bottom:0;mso-position-horizontal:absolute;mso-position-horizontal-relative:text;mso-position-vertical:absolute;mso-position-vertical-relative:text;mso-width-percent:0;mso-height-percent:0;mso-width-relative:margin;mso-height-relative:margin;v-text-anchor:top" o:gfxdata="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" filled="f" stroked="f" strokeweight=".5pt">
                 <v:textbox>
                   <w:txbxContent>
                     <w:p>
@@ -6770,7 +10130,7 @@
           </mc:Choice>
           <mc:Fallback>
             <w:pict>
-              <v:shape w14:anchorId="06E0790D" id="_x0000_s1039" type="#_x0000_t202" style="position:absolute;margin-left:177.55pt;margin-top:123.35pt;width:134.1pt;height:26.6pt;z-index:251723776;visibility:visible;mso-wrap-style:square;mso-width-percent:0;mso-height-percent:0;mso-wrap-distance-left:9pt;mso-wrap-distance-top:0;mso-wrap-distance-right:9pt;mso-wrap-distance-bottom:0;mso-position-horizontal:absolute;mso-position-horizontal-relative:text;mso-position-vertical:absolute;mso-position-vertical-relative:text;mso-width-percent:0;mso-height-percent:0;mso-width-relative:margin;mso-height-relative:margin;v-text-anchor:top" o:gfxdata="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" filled="f" stroked="f" strokeweight=".5pt">
+              <v:shape w14:anchorId="06E0790D" id="_x0000_s1040" type="#_x0000_t202" style="position:absolute;margin-left:177.55pt;margin-top:123.35pt;width:134.1pt;height:26.6pt;z-index:251723776;visibility:visible;mso-wrap-style:square;mso-width-percent:0;mso-height-percent:0;mso-wrap-distance-left:9pt;mso-wrap-distance-top:0;mso-wrap-distance-right:9pt;mso-wrap-distance-bottom:0;mso-position-horizontal:absolute;mso-position-horizontal-relative:text;mso-position-vertical:absolute;mso-position-vertical-relative:text;mso-width-percent:0;mso-height-percent:0;mso-width-relative:margin;mso-height-relative:margin;v-text-anchor:top" o:gfxdata="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" filled="f" stroked="f" strokeweight=".5pt">
                 <v:textbox>
                   <w:txbxContent>
                     <w:p>
@@ -7051,7 +10411,7 @@
           </mc:Choice>
           <mc:Fallback>
             <w:pict>
-              <v:shape w14:anchorId="16D81229" id="_x0000_s1040" type="#_x0000_t202" style="position:absolute;margin-left:-63.75pt;margin-top:69.95pt;width:93.6pt;height:18.1pt;z-index:251720704;visibility:visible;mso-wrap-style:square;mso-width-percent:0;mso-height-percent:0;mso-wrap-distance-left:9pt;mso-wrap-distance-top:0;mso-wrap-distance-right:9pt;mso-wrap-distance-bottom:0;mso-position-horizontal:absolute;mso-position-horizontal-relative:text;mso-position-vertical:absolute;mso-position-vertical-relative:text;mso-width-percent:0;mso-height-percent:0;mso-width-relative:margin;mso-height-relative:margin;v-text-anchor:top" o:gfxdata="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" filled="f" stroked="f" strokeweight=".5pt">
+              <v:shape w14:anchorId="16D81229" id="_x0000_s1041" type="#_x0000_t202" style="position:absolute;margin-left:-63.75pt;margin-top:69.95pt;width:93.6pt;height:18.1pt;z-index:251720704;visibility:visible;mso-wrap-style:square;mso-width-percent:0;mso-height-percent:0;mso-wrap-distance-left:9pt;mso-wrap-distance-top:0;mso-wrap-distance-right:9pt;mso-wrap-distance-bottom:0;mso-position-horizontal:absolute;mso-position-horizontal-relative:text;mso-position-vertical:absolute;mso-position-vertical-relative:text;mso-width-percent:0;mso-height-percent:0;mso-width-relative:margin;mso-height-relative:margin;v-text-anchor:top" o:gfxdata="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" filled="f" stroked="f" strokeweight=".5pt">
                 <v:textbox>
                   <w:txbxContent>
                     <w:p>
@@ -7330,7 +10690,7 @@
           </mc:Choice>
           <mc:Fallback>
             <w:pict>
-              <v:shape w14:anchorId="5F360B16" id="_x0000_s1041" type="#_x0000_t202" style="position:absolute;margin-left:175.05pt;margin-top:33.05pt;width:136.65pt;height:26.6pt;z-index:251718656;visibility:visible;mso-wrap-style:square;mso-width-percent:0;mso-height-percent:0;mso-wrap-distance-left:9pt;mso-wrap-distance-top:0;mso-wrap-distance-right:9pt;mso-wrap-distance-bottom:0;mso-position-horizontal:absolute;mso-position-horizontal-relative:text;mso-position-vertical:absolute;mso-position-vertical-relative:text;mso-width-percent:0;mso-height-percent:0;mso-width-relative:margin;mso-height-relative:margin;v-text-anchor:top" o:gfxdata="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" filled="f" stroked="f" strokeweight=".5pt">
+              <v:shape w14:anchorId="5F360B16" id="_x0000_s1042" type="#_x0000_t202" style="position:absolute;margin-left:175.05pt;margin-top:33.05pt;width:136.65pt;height:26.6pt;z-index:251718656;visibility:visible;mso-wrap-style:square;mso-width-percent:0;mso-height-percent:0;mso-wrap-distance-left:9pt;mso-wrap-distance-top:0;mso-wrap-distance-right:9pt;mso-wrap-distance-bottom:0;mso-position-horizontal:absolute;mso-position-horizontal-relative:text;mso-position-vertical:absolute;mso-position-vertical-relative:text;mso-width-percent:0;mso-height-percent:0;mso-width-relative:margin;mso-height-relative:margin;v-text-anchor:top" o:gfxdata="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" filled="f" stroked="f" strokeweight=".5pt">
                 <v:textbox>
                   <w:txbxContent>
                     <w:p>
@@ -7608,7 +10968,7 @@
           </mc:Choice>
           <mc:Fallback>
             <w:pict>
-              <v:shape w14:anchorId="6AFFAE3C" id="_x0000_s1042" type="#_x0000_t202" style="position:absolute;margin-left:430.85pt;margin-top:149.8pt;width:93.6pt;height:33.45pt;z-index:251725824;visibility:visible;mso-wrap-style:square;mso-width-percent:0;mso-height-percent:0;mso-wrap-distance-left:9pt;mso-wrap-distance-top:0;mso-wrap-distance-right:9pt;mso-wrap-distance-bottom:0;mso-position-horizontal:absolute;mso-position-horizontal-relative:text;mso-position-vertical:absolute;mso-position-vertical-relative:text;mso-width-percent:0;mso-height-percent:0;mso-width-relative:margin;mso-height-relative:margin;v-text-anchor:top" o:gfxdata="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" filled="f" stroked="f" strokeweight=".5pt">
+              <v:shape w14:anchorId="6AFFAE3C" id="_x0000_s1043" type="#_x0000_t202" style="position:absolute;margin-left:430.85pt;margin-top:149.8pt;width:93.6pt;height:33.45pt;z-index:251725824;visibility:visible;mso-wrap-style:square;mso-width-percent:0;mso-height-percent:0;mso-wrap-distance-left:9pt;mso-wrap-distance-top:0;mso-wrap-distance-right:9pt;mso-wrap-distance-bottom:0;mso-position-horizontal:absolute;mso-position-horizontal-relative:text;mso-position-vertical:absolute;mso-position-vertical-relative:text;mso-width-percent:0;mso-height-percent:0;mso-width-relative:margin;mso-height-relative:margin;v-text-anchor:top" o:gfxdata="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" filled="f" stroked="f" strokeweight=".5pt">
                 <v:textbox>
                   <w:txbxContent>
                     <w:p>
@@ -7725,7 +11085,7 @@
           </mc:Choice>
           <mc:Fallback>
             <w:pict>
-              <v:shape w14:anchorId="4C2AAA3C" id="_x0000_s1043" type="#_x0000_t202" style="position:absolute;margin-left:168.85pt;margin-top:183.55pt;width:134.1pt;height:26.6pt;z-index:251724800;visibility:visible;mso-wrap-style:square;mso-width-percent:0;mso-height-percent:0;mso-wrap-distance-left:9pt;mso-wrap-distance-top:0;mso-wrap-distance-right:9pt;mso-wrap-distance-bottom:0;mso-position-horizontal:absolute;mso-position-horizontal-relative:text;mso-position-vertical:absolute;mso-position-vertical-relative:text;mso-width-percent:0;mso-height-percent:0;mso-width-relative:margin;mso-height-relative:margin;v-text-anchor:top" o:gfxdata="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" filled="f" stroked="f" strokeweight=".5pt">
+              <v:shape w14:anchorId="4C2AAA3C" id="_x0000_s1044" type="#_x0000_t202" style="position:absolute;margin-left:168.85pt;margin-top:183.55pt;width:134.1pt;height:26.6pt;z-index:251724800;visibility:visible;mso-wrap-style:square;mso-width-percent:0;mso-height-percent:0;mso-wrap-distance-left:9pt;mso-wrap-distance-top:0;mso-wrap-distance-right:9pt;mso-wrap-distance-bottom:0;mso-position-horizontal:absolute;mso-position-horizontal-relative:text;mso-position-vertical:absolute;mso-position-vertical-relative:text;mso-width-percent:0;mso-height-percent:0;mso-width-relative:margin;mso-height-relative:margin;v-text-anchor:top" o:gfxdata="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" filled="f" stroked="f" strokeweight=".5pt">
                 <v:textbox>
                   <w:txbxContent>
                     <w:p>
@@ -7844,7 +11204,7 @@
           </mc:Choice>
           <mc:Fallback>
             <w:pict>
-              <v:shape w14:anchorId="53674F3B" id="_x0000_s1044" type="#_x0000_t202" style="position:absolute;margin-left:170.1pt;margin-top:52.9pt;width:136.65pt;height:26.6pt;z-index:251722752;visibility:visible;mso-wrap-style:square;mso-width-percent:0;mso-height-percent:0;mso-wrap-distance-left:9pt;mso-wrap-distance-top:0;mso-wrap-distance-right:9pt;mso-wrap-distance-bottom:0;mso-position-horizontal:absolute;mso-position-horizontal-relative:text;mso-position-vertical:absolute;mso-position-vertical-relative:text;mso-width-percent:0;mso-height-percent:0;mso-width-relative:margin;mso-height-relative:margin;v-text-anchor:top" o:gfxdata="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" filled="f" stroked="f" strokeweight=".5pt">
+              <v:shape w14:anchorId="53674F3B" id="_x0000_s1045" type="#_x0000_t202" style="position:absolute;margin-left:170.1pt;margin-top:52.9pt;width:136.65pt;height:26.6pt;z-index:251722752;visibility:visible;mso-wrap-style:square;mso-width-percent:0;mso-height-percent:0;mso-wrap-distance-left:9pt;mso-wrap-distance-top:0;mso-wrap-distance-right:9pt;mso-wrap-distance-bottom:0;mso-position-horizontal:absolute;mso-position-horizontal-relative:text;mso-position-vertical:absolute;mso-position-vertical-relative:text;mso-width-percent:0;mso-height-percent:0;mso-width-relative:margin;mso-height-relative:margin;v-text-anchor:top" o:gfxdata="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" filled="f" stroked="f" strokeweight=".5pt">
                 <v:textbox>
                   <w:txbxContent>
                     <w:p>
@@ -7963,7 +11323,7 @@
           </mc:Choice>
           <mc:Fallback>
             <w:pict>
-              <v:shape w14:anchorId="5D60DB15" id="_x0000_s1045" type="#_x0000_t202" style="position:absolute;margin-left:-63.45pt;margin-top:175.8pt;width:93.6pt;height:33.45pt;z-index:251721728;visibility:visible;mso-wrap-style:square;mso-width-percent:0;mso-height-percent:0;mso-wrap-distance-left:9pt;mso-wrap-distance-top:0;mso-wrap-distance-right:9pt;mso-wrap-distance-bottom:0;mso-position-horizontal:absolute;mso-position-horizontal-relative:text;mso-position-vertical:absolute;mso-position-vertical-relative:text;mso-width-percent:0;mso-height-percent:0;mso-width-relative:margin;mso-height-relative:margin;v-text-anchor:top" o:gfxdata="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" filled="f" stroked="f" strokeweight=".5pt">
+              <v:shape w14:anchorId="5D60DB15" id="_x0000_s1046" type="#_x0000_t202" style="position:absolute;margin-left:-63.45pt;margin-top:175.8pt;width:93.6pt;height:33.45pt;z-index:251721728;visibility:visible;mso-wrap-style:square;mso-width-percent:0;mso-height-percent:0;mso-wrap-distance-left:9pt;mso-wrap-distance-top:0;mso-wrap-distance-right:9pt;mso-wrap-distance-bottom:0;mso-position-horizontal:absolute;mso-position-horizontal-relative:text;mso-position-vertical:absolute;mso-position-vertical-relative:text;mso-width-percent:0;mso-height-percent:0;mso-width-relative:margin;mso-height-relative:margin;v-text-anchor:top" o:gfxdata="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" filled="f" stroked="f" strokeweight=".5pt">
                 <v:textbox>
                   <w:txbxContent>
                     <w:p>
@@ -8082,7 +11442,7 @@
           </mc:Choice>
           <mc:Fallback>
             <w:pict>
-              <v:shape w14:anchorId="09664D8B" id="_x0000_s1046" type="#_x0000_t202" style="position:absolute;margin-left:-65pt;margin-top:28.7pt;width:93.6pt;height:33.45pt;z-index:251719680;visibility:visible;mso-wrap-style:square;mso-width-percent:0;mso-height-percent:0;mso-wrap-distance-left:9pt;mso-wrap-distance-top:0;mso-wrap-distance-right:9pt;mso-wrap-distance-bottom:0;mso-position-horizontal:absolute;mso-position-horizontal-relative:text;mso-position-vertical:absolute;mso-position-vertical-relative:text;mso-width-percent:0;mso-height-percent:0;mso-width-relative:margin;mso-height-relative:margin;v-text-anchor:top" o:gfxdata="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" filled="f" stroked="f" strokeweight=".5pt">
+              <v:shape w14:anchorId="09664D8B" id="_x0000_s1047" type="#_x0000_t202" style="position:absolute;margin-left:-65pt;margin-top:28.7pt;width:93.6pt;height:33.45pt;z-index:251719680;visibility:visible;mso-wrap-style:square;mso-width-percent:0;mso-height-percent:0;mso-wrap-distance-left:9pt;mso-wrap-distance-top:0;mso-wrap-distance-right:9pt;mso-wrap-distance-bottom:0;mso-position-horizontal:absolute;mso-position-horizontal-relative:text;mso-position-vertical:absolute;mso-position-vertical-relative:text;mso-width-percent:0;mso-height-percent:0;mso-width-relative:margin;mso-height-relative:margin;v-text-anchor:top" o:gfxdata="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" filled="f" stroked="f" strokeweight=".5pt">
                 <v:textbox>
                   <w:txbxContent>
                     <w:p>
@@ -8156,7 +11516,7 @@
                     <pic:cNvPicPr/>
                   </pic:nvPicPr>
                   <pic:blipFill>
-                    <a:blip r:embed="rId36"/>
+                    <a:blip r:embed="rId39"/>
                     <a:stretch>
                       <a:fillRect/>
                     </a:stretch>
@@ -8232,7 +11592,7 @@
                     <pic:cNvPicPr/>
                   </pic:nvPicPr>
                   <pic:blipFill rotWithShape="1">
-                    <a:blip r:embed="rId37"/>
+                    <a:blip r:embed="rId40"/>
                     <a:srcRect t="-7" b="-2"/>
                     <a:stretch>
                       <a:fillRect/>
@@ -8427,7 +11787,7 @@
                     <pic:cNvPicPr/>
                   </pic:nvPicPr>
                   <pic:blipFill>
-                    <a:blip r:embed="rId38"/>
+                    <a:blip r:embed="rId41"/>
                     <a:stretch>
                       <a:fillRect/>
                     </a:stretch>
@@ -8478,7 +11838,7 @@
                     <pic:cNvPicPr/>
                   </pic:nvPicPr>
                   <pic:blipFill>
-                    <a:blip r:embed="rId39"/>
+                    <a:blip r:embed="rId42"/>
                     <a:stretch>
                       <a:fillRect/>
                     </a:stretch>
@@ -8657,7 +12017,7 @@
                     <pic:cNvPicPr/>
                   </pic:nvPicPr>
                   <pic:blipFill>
-                    <a:blip r:embed="rId40"/>
+                    <a:blip r:embed="rId43"/>
                     <a:stretch>
                       <a:fillRect/>
                     </a:stretch>
@@ -8809,7 +12169,7 @@
                     <pic:cNvPicPr/>
                   </pic:nvPicPr>
                   <pic:blipFill rotWithShape="1">
-                    <a:blip r:embed="rId41"/>
+                    <a:blip r:embed="rId44"/>
                     <a:srcRect l="20512" t="9409" r="39993" b="44404"/>
                     <a:stretch>
                       <a:fillRect/>
@@ -8931,7 +12291,7 @@
                     <pic:cNvPicPr/>
                   </pic:nvPicPr>
                   <pic:blipFill>
-                    <a:blip r:embed="rId42"/>
+                    <a:blip r:embed="rId45"/>
                     <a:stretch>
                       <a:fillRect/>
                     </a:stretch>
@@ -9094,7 +12454,7 @@
                     <pic:cNvPicPr/>
                   </pic:nvPicPr>
                   <pic:blipFill>
-                    <a:blip r:embed="rId43"/>
+                    <a:blip r:embed="rId46"/>
                     <a:stretch>
                       <a:fillRect/>
                     </a:stretch>
@@ -9137,7 +12497,7 @@
                     <pic:cNvPicPr/>
                   </pic:nvPicPr>
                   <pic:blipFill rotWithShape="1">
-                    <a:blip r:embed="rId44"/>
+                    <a:blip r:embed="rId47"/>
                     <a:srcRect r="32723"/>
                     <a:stretch>
                       <a:fillRect/>
@@ -9185,6 +12545,7 @@
       <w:pPr>
         <w:pStyle w:val="Heading2"/>
       </w:pPr>
+      <w:bookmarkStart w:id="5" w:name="_Toc229136616"/>
       <w:r>
         <w:lastRenderedPageBreak/>
         <w:t>Co</w:t>
@@ -9192,6 +12553,7 @@
       <w:r>
         <w:t>ntrols</w:t>
       </w:r>
+      <w:bookmarkEnd w:id="5"/>
     </w:p>
     <w:p>
       <w:pPr>
@@ -9699,7 +13061,7 @@
                           </pic:cNvPicPr>
                         </pic:nvPicPr>
                         <pic:blipFill rotWithShape="1">
-                          <a:blip r:embed="rId33">
+                          <a:blip r:embed="rId36">
                             <a:extLst>
                               <a:ext uri="{28A0092B-C50C-407E-A947-70E740481C1C}">
                                 <a14:useLocalDpi xmlns:a14="http://schemas.microsoft.com/office/drawing/2010/main" val="0"/>
@@ -9737,8 +13099,8 @@
           </mc:Choice>
           <mc:Fallback>
             <w:pict>
-              <v:group w14:anchorId="799A6C15" id="Group 39" o:spid="_x0000_s1047" style="position:absolute;left:0;text-align:left;margin-left:267.8pt;margin-top:9.95pt;width:174.15pt;height:132.7pt;z-index:251700224" coordorigin="-6" coordsize="22120,16852" o:gfxdata="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">
-                <v:shape id="_x0000_s1048" type="#_x0000_t202" style="position:absolute;top:3703;width:2552;height:3207;visibility:visible;mso-wrap-style:square;v-text-anchor:top" o:gfxdata="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" fillcolor="black [3213]" stroked="f" strokeweight=".5pt">
+              <v:group w14:anchorId="799A6C15" id="Group 39" o:spid="_x0000_s1048" style="position:absolute;left:0;text-align:left;margin-left:267.8pt;margin-top:9.95pt;width:174.15pt;height:132.7pt;z-index:251700224" coordorigin="-6" coordsize="22120,16852" o:gfxdata="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">
+                <v:shape id="_x0000_s1049" type="#_x0000_t202" style="position:absolute;top:3703;width:2552;height:3207;visibility:visible;mso-wrap-style:square;v-text-anchor:top" o:gfxdata="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" fillcolor="black [3213]" stroked="f" strokeweight=".5pt">
                   <v:textbox>
                     <w:txbxContent>
                       <w:p>
@@ -9767,7 +13129,7 @@
                     </w:txbxContent>
                   </v:textbox>
                 </v:shape>
-                <v:shape id="_x0000_s1049" type="#_x0000_t202" style="position:absolute;left:19561;top:3588;width:2552;height:3206;visibility:visible;mso-wrap-style:square;v-text-anchor:top" o:gfxdata="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" fillcolor="black [3213]" stroked="f" strokeweight=".5pt">
+                <v:shape id="_x0000_s1050" type="#_x0000_t202" style="position:absolute;left:19561;top:3588;width:2552;height:3206;visibility:visible;mso-wrap-style:square;v-text-anchor:top" o:gfxdata="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" fillcolor="black [3213]" stroked="f" strokeweight=".5pt">
                   <v:textbox>
                     <w:txbxContent>
                       <w:p>
@@ -9796,7 +13158,7 @@
                     </w:txbxContent>
                   </v:textbox>
                 </v:shape>
-                <v:shape id="_x0000_s1050" type="#_x0000_t202" style="position:absolute;left:-6;top:7523;width:2552;height:3207;visibility:visible;mso-wrap-style:square;v-text-anchor:top" o:gfxdata="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" fillcolor="black [3213]" stroked="f" strokeweight=".5pt">
+                <v:shape id="_x0000_s1051" type="#_x0000_t202" style="position:absolute;left:-6;top:7523;width:2552;height:3207;visibility:visible;mso-wrap-style:square;v-text-anchor:top" o:gfxdata="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" fillcolor="black [3213]" stroked="f" strokeweight=".5pt">
                   <v:textbox>
                     <w:txbxContent>
                       <w:p>
@@ -9825,7 +13187,7 @@
                     </w:txbxContent>
                   </v:textbox>
                 </v:shape>
-                <v:shape id="_x0000_s1051" type="#_x0000_t202" style="position:absolute;left:19561;top:7523;width:2552;height:3207;visibility:visible;mso-wrap-style:square;v-text-anchor:top" o:gfxdata="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" fillcolor="black [3213]" stroked="f" strokeweight=".5pt">
+                <v:shape id="_x0000_s1052" type="#_x0000_t202" style="position:absolute;left:19561;top:7523;width:2552;height:3207;visibility:visible;mso-wrap-style:square;v-text-anchor:top" o:gfxdata="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" fillcolor="black [3213]" stroked="f" strokeweight=".5pt">
                   <v:textbox>
                     <w:txbxContent>
                       <w:p>
@@ -9854,7 +13216,7 @@
                     </w:txbxContent>
                   </v:textbox>
                 </v:shape>
-                <v:shape id="_x0000_s1052" type="#_x0000_t202" style="position:absolute;top:11458;width:2552;height:3207;visibility:visible;mso-wrap-style:square;v-text-anchor:top" o:gfxdata="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" fillcolor="black [3213]" stroked="f" strokeweight=".5pt">
+                <v:shape id="_x0000_s1053" type="#_x0000_t202" style="position:absolute;top:11458;width:2552;height:3207;visibility:visible;mso-wrap-style:square;v-text-anchor:top" o:gfxdata="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" fillcolor="black [3213]" stroked="f" strokeweight=".5pt">
                   <v:textbox>
                     <w:txbxContent>
                       <w:p>
@@ -9883,7 +13245,7 @@
                     </w:txbxContent>
                   </v:textbox>
                 </v:shape>
-                <v:shape id="_x0000_s1053" type="#_x0000_t202" style="position:absolute;left:19561;top:11574;width:2552;height:3207;visibility:visible;mso-wrap-style:square;v-text-anchor:top" o:gfxdata="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" fillcolor="black [3213]" stroked="f" strokeweight=".5pt">
+                <v:shape id="_x0000_s1054" type="#_x0000_t202" style="position:absolute;left:19561;top:11574;width:2552;height:3207;visibility:visible;mso-wrap-style:square;v-text-anchor:top" o:gfxdata="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" fillcolor="black [3213]" stroked="f" strokeweight=".5pt">
                   <v:textbox>
                     <w:txbxContent>
                       <w:p>
@@ -9931,8 +13293,8 @@
                   <v:path o:extrusionok="f" gradientshapeok="t" o:connecttype="rect"/>
                   <o:lock v:ext="edit" aspectratio="t"/>
                 </v:shapetype>
-                <v:shape id="Picture 1" o:spid="_x0000_s1054" type="#_x0000_t75" style="position:absolute;left:3240;width:15736;height:16852;visibility:visible;mso-wrap-style:square" o:gfxdata="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">
-                  <v:imagedata r:id="rId45" o:title="" croptop="3166f" cropbottom="20432f" cropleft="44593f" cropright="6f"/>
+                <v:shape id="Picture 1" o:spid="_x0000_s1055" type="#_x0000_t75" style="position:absolute;left:3240;width:15736;height:16852;visibility:visible;mso-wrap-style:square" o:gfxdata="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">
+                  <v:imagedata r:id="rId48" o:title="" croptop="3166f" cropbottom="20432f" cropleft="44593f" cropright="6f"/>
                 </v:shape>
               </v:group>
             </w:pict>
@@ -10137,9 +13499,11 @@
         <w:pStyle w:val="Heading2"/>
         <w:spacing w:line="276" w:lineRule="auto"/>
       </w:pPr>
+      <w:bookmarkStart w:id="6" w:name="_Toc229136617"/>
       <w:r>
         <w:t>Placement Rules (from GameManager.canPlaceTower + GameMap.isBuildable)</w:t>
       </w:r>
+      <w:bookmarkEnd w:id="6"/>
     </w:p>
     <w:p>
       <w:pPr>
@@ -10374,165 +13738,6 @@
                 <pic:pic xmlns:pic="http://schemas.openxmlformats.org/drawingml/2006/picture">
                   <pic:nvPicPr>
                     <pic:cNvPr id="0" name="Picture 19"/>
-                    <pic:cNvPicPr>
-                      <a:picLocks noChangeAspect="1" noChangeArrowheads="1"/>
-                    </pic:cNvPicPr>
-                  </pic:nvPicPr>
-                  <pic:blipFill>
-                    <a:blip r:embed="rId22">
-                      <a:extLst>
-                        <a:ext uri="{28A0092B-C50C-407E-A947-70E740481C1C}">
-                          <a14:useLocalDpi xmlns:a14="http://schemas.microsoft.com/office/drawing/2010/main" val="0"/>
-                        </a:ext>
-                      </a:extLst>
-                    </a:blip>
-                    <a:srcRect/>
-                    <a:stretch>
-                      <a:fillRect/>
-                    </a:stretch>
-                  </pic:blipFill>
-                  <pic:spPr bwMode="auto">
-                    <a:xfrm>
-                      <a:off x="0" y="0"/>
-                      <a:ext cx="134620" cy="152400"/>
-                    </a:xfrm>
-                    <a:prstGeom prst="rect">
-                      <a:avLst/>
-                    </a:prstGeom>
-                    <a:noFill/>
-                    <a:ln>
-                      <a:noFill/>
-                    </a:ln>
-                  </pic:spPr>
-                </pic:pic>
-              </a:graphicData>
-            </a:graphic>
-          </wp:inline>
-        </w:drawing>
-      </w:r>
-      <w:r>
-        <w:rPr>
-          <w:noProof/>
-        </w:rPr>
-        <w:drawing>
-          <wp:inline distT="0" distB="0" distL="0" distR="0" wp14:anchorId="5F8A80C7" wp14:editId="5F7B483A">
-            <wp:extent cx="134620" cy="152400"/>
-            <wp:effectExtent l="0" t="0" r="0" b="0"/>
-            <wp:docPr id="1152719895" name="Picture 19"/>
-            <wp:cNvGraphicFramePr>
-              <a:graphicFrameLocks xmlns:a="http://schemas.openxmlformats.org/drawingml/2006/main" noChangeAspect="1"/>
-            </wp:cNvGraphicFramePr>
-            <a:graphic xmlns:a="http://schemas.openxmlformats.org/drawingml/2006/main">
-              <a:graphicData uri="http://schemas.openxmlformats.org/drawingml/2006/picture">
-                <pic:pic xmlns:pic="http://schemas.openxmlformats.org/drawingml/2006/picture">
-                  <pic:nvPicPr>
-                    <pic:cNvPr id="0" name="Picture 18"/>
-                    <pic:cNvPicPr>
-                      <a:picLocks noChangeAspect="1" noChangeArrowheads="1"/>
-                    </pic:cNvPicPr>
-                  </pic:nvPicPr>
-                  <pic:blipFill>
-                    <a:blip r:embed="rId23">
-                      <a:extLst>
-                        <a:ext uri="{28A0092B-C50C-407E-A947-70E740481C1C}">
-                          <a14:useLocalDpi xmlns:a14="http://schemas.microsoft.com/office/drawing/2010/main" val="0"/>
-                        </a:ext>
-                      </a:extLst>
-                    </a:blip>
-                    <a:srcRect/>
-                    <a:stretch>
-                      <a:fillRect/>
-                    </a:stretch>
-                  </pic:blipFill>
-                  <pic:spPr bwMode="auto">
-                    <a:xfrm>
-                      <a:off x="0" y="0"/>
-                      <a:ext cx="134620" cy="152400"/>
-                    </a:xfrm>
-                    <a:prstGeom prst="rect">
-                      <a:avLst/>
-                    </a:prstGeom>
-                    <a:noFill/>
-                    <a:ln>
-                      <a:noFill/>
-                    </a:ln>
-                  </pic:spPr>
-                </pic:pic>
-              </a:graphicData>
-            </a:graphic>
-          </wp:inline>
-        </w:drawing>
-      </w:r>
-      <w:r>
-        <w:rPr>
-          <w:noProof/>
-        </w:rPr>
-        <w:drawing>
-          <wp:inline distT="0" distB="0" distL="0" distR="0" wp14:anchorId="178ED587" wp14:editId="5DA26A91">
-            <wp:extent cx="116840" cy="152400"/>
-            <wp:effectExtent l="0" t="0" r="0" b="0"/>
-            <wp:docPr id="17985650" name="Picture 18"/>
-            <wp:cNvGraphicFramePr>
-              <a:graphicFrameLocks xmlns:a="http://schemas.openxmlformats.org/drawingml/2006/main" noChangeAspect="1"/>
-            </wp:cNvGraphicFramePr>
-            <a:graphic xmlns:a="http://schemas.openxmlformats.org/drawingml/2006/main">
-              <a:graphicData uri="http://schemas.openxmlformats.org/drawingml/2006/picture">
-                <pic:pic xmlns:pic="http://schemas.openxmlformats.org/drawingml/2006/picture">
-                  <pic:nvPicPr>
-                    <pic:cNvPr id="0" name="Picture 17"/>
-                    <pic:cNvPicPr>
-                      <a:picLocks noChangeAspect="1" noChangeArrowheads="1"/>
-                    </pic:cNvPicPr>
-                  </pic:nvPicPr>
-                  <pic:blipFill>
-                    <a:blip r:embed="rId24">
-                      <a:extLst>
-                        <a:ext uri="{28A0092B-C50C-407E-A947-70E740481C1C}">
-                          <a14:useLocalDpi xmlns:a14="http://schemas.microsoft.com/office/drawing/2010/main" val="0"/>
-                        </a:ext>
-                      </a:extLst>
-                    </a:blip>
-                    <a:srcRect/>
-                    <a:stretch>
-                      <a:fillRect/>
-                    </a:stretch>
-                  </pic:blipFill>
-                  <pic:spPr bwMode="auto">
-                    <a:xfrm>
-                      <a:off x="0" y="0"/>
-                      <a:ext cx="116840" cy="152400"/>
-                    </a:xfrm>
-                    <a:prstGeom prst="rect">
-                      <a:avLst/>
-                    </a:prstGeom>
-                    <a:noFill/>
-                    <a:ln>
-                      <a:noFill/>
-                    </a:ln>
-                  </pic:spPr>
-                </pic:pic>
-              </a:graphicData>
-            </a:graphic>
-          </wp:inline>
-        </w:drawing>
-      </w:r>
-      <w:r>
-        <w:rPr>
-          <w:noProof/>
-        </w:rPr>
-        <w:drawing>
-          <wp:inline distT="0" distB="0" distL="0" distR="0" wp14:anchorId="3ADF244D" wp14:editId="1D807FD5">
-            <wp:extent cx="134620" cy="152400"/>
-            <wp:effectExtent l="0" t="0" r="0" b="0"/>
-            <wp:docPr id="927282813" name="Picture 17"/>
-            <wp:cNvGraphicFramePr>
-              <a:graphicFrameLocks xmlns:a="http://schemas.openxmlformats.org/drawingml/2006/main" noChangeAspect="1"/>
-            </wp:cNvGraphicFramePr>
-            <a:graphic xmlns:a="http://schemas.openxmlformats.org/drawingml/2006/main">
-              <a:graphicData uri="http://schemas.openxmlformats.org/drawingml/2006/picture">
-                <pic:pic xmlns:pic="http://schemas.openxmlformats.org/drawingml/2006/picture">
-                  <pic:nvPicPr>
-                    <pic:cNvPr id="0" name="Picture 16"/>
                     <pic:cNvPicPr>
                       <a:picLocks noChangeAspect="1" noChangeArrowheads="1"/>
                     </pic:cNvPicPr>
@@ -10574,10 +13779,10 @@
           <w:noProof/>
         </w:rPr>
         <w:drawing>
-          <wp:inline distT="0" distB="0" distL="0" distR="0" wp14:anchorId="65B4CA65" wp14:editId="63C5717C">
+          <wp:inline distT="0" distB="0" distL="0" distR="0" wp14:anchorId="5F8A80C7" wp14:editId="5F7B483A">
             <wp:extent cx="134620" cy="152400"/>
             <wp:effectExtent l="0" t="0" r="0" b="0"/>
-            <wp:docPr id="1493821036" name="Picture 16"/>
+            <wp:docPr id="1152719895" name="Picture 19"/>
             <wp:cNvGraphicFramePr>
               <a:graphicFrameLocks xmlns:a="http://schemas.openxmlformats.org/drawingml/2006/main" noChangeAspect="1"/>
             </wp:cNvGraphicFramePr>
@@ -10585,7 +13790,7 @@
               <a:graphicData uri="http://schemas.openxmlformats.org/drawingml/2006/picture">
                 <pic:pic xmlns:pic="http://schemas.openxmlformats.org/drawingml/2006/picture">
                   <pic:nvPicPr>
-                    <pic:cNvPr id="0" name="Picture 15"/>
+                    <pic:cNvPr id="0" name="Picture 18"/>
                     <pic:cNvPicPr>
                       <a:picLocks noChangeAspect="1" noChangeArrowheads="1"/>
                     </pic:cNvPicPr>
@@ -10627,10 +13832,10 @@
           <w:noProof/>
         </w:rPr>
         <w:drawing>
-          <wp:inline distT="0" distB="0" distL="0" distR="0" wp14:anchorId="289F985C" wp14:editId="0DA4D3FF">
-            <wp:extent cx="134620" cy="152400"/>
+          <wp:inline distT="0" distB="0" distL="0" distR="0" wp14:anchorId="178ED587" wp14:editId="5DA26A91">
+            <wp:extent cx="116840" cy="152400"/>
             <wp:effectExtent l="0" t="0" r="0" b="0"/>
-            <wp:docPr id="1913918804" name="Picture 15"/>
+            <wp:docPr id="17985650" name="Picture 18"/>
             <wp:cNvGraphicFramePr>
               <a:graphicFrameLocks xmlns:a="http://schemas.openxmlformats.org/drawingml/2006/main" noChangeAspect="1"/>
             </wp:cNvGraphicFramePr>
@@ -10638,13 +13843,66 @@
               <a:graphicData uri="http://schemas.openxmlformats.org/drawingml/2006/picture">
                 <pic:pic xmlns:pic="http://schemas.openxmlformats.org/drawingml/2006/picture">
                   <pic:nvPicPr>
-                    <pic:cNvPr id="0" name="Picture 14"/>
+                    <pic:cNvPr id="0" name="Picture 17"/>
                     <pic:cNvPicPr>
                       <a:picLocks noChangeAspect="1" noChangeArrowheads="1"/>
                     </pic:cNvPicPr>
                   </pic:nvPicPr>
                   <pic:blipFill>
                     <a:blip r:embed="rId27">
+                      <a:extLst>
+                        <a:ext uri="{28A0092B-C50C-407E-A947-70E740481C1C}">
+                          <a14:useLocalDpi xmlns:a14="http://schemas.microsoft.com/office/drawing/2010/main" val="0"/>
+                        </a:ext>
+                      </a:extLst>
+                    </a:blip>
+                    <a:srcRect/>
+                    <a:stretch>
+                      <a:fillRect/>
+                    </a:stretch>
+                  </pic:blipFill>
+                  <pic:spPr bwMode="auto">
+                    <a:xfrm>
+                      <a:off x="0" y="0"/>
+                      <a:ext cx="116840" cy="152400"/>
+                    </a:xfrm>
+                    <a:prstGeom prst="rect">
+                      <a:avLst/>
+                    </a:prstGeom>
+                    <a:noFill/>
+                    <a:ln>
+                      <a:noFill/>
+                    </a:ln>
+                  </pic:spPr>
+                </pic:pic>
+              </a:graphicData>
+            </a:graphic>
+          </wp:inline>
+        </w:drawing>
+      </w:r>
+      <w:r>
+        <w:rPr>
+          <w:noProof/>
+        </w:rPr>
+        <w:drawing>
+          <wp:inline distT="0" distB="0" distL="0" distR="0" wp14:anchorId="3ADF244D" wp14:editId="1D807FD5">
+            <wp:extent cx="134620" cy="152400"/>
+            <wp:effectExtent l="0" t="0" r="0" b="0"/>
+            <wp:docPr id="927282813" name="Picture 17"/>
+            <wp:cNvGraphicFramePr>
+              <a:graphicFrameLocks xmlns:a="http://schemas.openxmlformats.org/drawingml/2006/main" noChangeAspect="1"/>
+            </wp:cNvGraphicFramePr>
+            <a:graphic xmlns:a="http://schemas.openxmlformats.org/drawingml/2006/main">
+              <a:graphicData uri="http://schemas.openxmlformats.org/drawingml/2006/picture">
+                <pic:pic xmlns:pic="http://schemas.openxmlformats.org/drawingml/2006/picture">
+                  <pic:nvPicPr>
+                    <pic:cNvPr id="0" name="Picture 16"/>
+                    <pic:cNvPicPr>
+                      <a:picLocks noChangeAspect="1" noChangeArrowheads="1"/>
+                    </pic:cNvPicPr>
+                  </pic:nvPicPr>
+                  <pic:blipFill>
+                    <a:blip r:embed="rId28">
                       <a:extLst>
                         <a:ext uri="{28A0092B-C50C-407E-A947-70E740481C1C}">
                           <a14:useLocalDpi xmlns:a14="http://schemas.microsoft.com/office/drawing/2010/main" val="0"/>
@@ -10680,6 +13938,112 @@
           <w:noProof/>
         </w:rPr>
         <w:drawing>
+          <wp:inline distT="0" distB="0" distL="0" distR="0" wp14:anchorId="65B4CA65" wp14:editId="63C5717C">
+            <wp:extent cx="134620" cy="152400"/>
+            <wp:effectExtent l="0" t="0" r="0" b="0"/>
+            <wp:docPr id="1493821036" name="Picture 16"/>
+            <wp:cNvGraphicFramePr>
+              <a:graphicFrameLocks xmlns:a="http://schemas.openxmlformats.org/drawingml/2006/main" noChangeAspect="1"/>
+            </wp:cNvGraphicFramePr>
+            <a:graphic xmlns:a="http://schemas.openxmlformats.org/drawingml/2006/main">
+              <a:graphicData uri="http://schemas.openxmlformats.org/drawingml/2006/picture">
+                <pic:pic xmlns:pic="http://schemas.openxmlformats.org/drawingml/2006/picture">
+                  <pic:nvPicPr>
+                    <pic:cNvPr id="0" name="Picture 15"/>
+                    <pic:cNvPicPr>
+                      <a:picLocks noChangeAspect="1" noChangeArrowheads="1"/>
+                    </pic:cNvPicPr>
+                  </pic:nvPicPr>
+                  <pic:blipFill>
+                    <a:blip r:embed="rId29">
+                      <a:extLst>
+                        <a:ext uri="{28A0092B-C50C-407E-A947-70E740481C1C}">
+                          <a14:useLocalDpi xmlns:a14="http://schemas.microsoft.com/office/drawing/2010/main" val="0"/>
+                        </a:ext>
+                      </a:extLst>
+                    </a:blip>
+                    <a:srcRect/>
+                    <a:stretch>
+                      <a:fillRect/>
+                    </a:stretch>
+                  </pic:blipFill>
+                  <pic:spPr bwMode="auto">
+                    <a:xfrm>
+                      <a:off x="0" y="0"/>
+                      <a:ext cx="134620" cy="152400"/>
+                    </a:xfrm>
+                    <a:prstGeom prst="rect">
+                      <a:avLst/>
+                    </a:prstGeom>
+                    <a:noFill/>
+                    <a:ln>
+                      <a:noFill/>
+                    </a:ln>
+                  </pic:spPr>
+                </pic:pic>
+              </a:graphicData>
+            </a:graphic>
+          </wp:inline>
+        </w:drawing>
+      </w:r>
+      <w:r>
+        <w:rPr>
+          <w:noProof/>
+        </w:rPr>
+        <w:drawing>
+          <wp:inline distT="0" distB="0" distL="0" distR="0" wp14:anchorId="289F985C" wp14:editId="0DA4D3FF">
+            <wp:extent cx="134620" cy="152400"/>
+            <wp:effectExtent l="0" t="0" r="0" b="0"/>
+            <wp:docPr id="1913918804" name="Picture 15"/>
+            <wp:cNvGraphicFramePr>
+              <a:graphicFrameLocks xmlns:a="http://schemas.openxmlformats.org/drawingml/2006/main" noChangeAspect="1"/>
+            </wp:cNvGraphicFramePr>
+            <a:graphic xmlns:a="http://schemas.openxmlformats.org/drawingml/2006/main">
+              <a:graphicData uri="http://schemas.openxmlformats.org/drawingml/2006/picture">
+                <pic:pic xmlns:pic="http://schemas.openxmlformats.org/drawingml/2006/picture">
+                  <pic:nvPicPr>
+                    <pic:cNvPr id="0" name="Picture 14"/>
+                    <pic:cNvPicPr>
+                      <a:picLocks noChangeAspect="1" noChangeArrowheads="1"/>
+                    </pic:cNvPicPr>
+                  </pic:nvPicPr>
+                  <pic:blipFill>
+                    <a:blip r:embed="rId30">
+                      <a:extLst>
+                        <a:ext uri="{28A0092B-C50C-407E-A947-70E740481C1C}">
+                          <a14:useLocalDpi xmlns:a14="http://schemas.microsoft.com/office/drawing/2010/main" val="0"/>
+                        </a:ext>
+                      </a:extLst>
+                    </a:blip>
+                    <a:srcRect/>
+                    <a:stretch>
+                      <a:fillRect/>
+                    </a:stretch>
+                  </pic:blipFill>
+                  <pic:spPr bwMode="auto">
+                    <a:xfrm>
+                      <a:off x="0" y="0"/>
+                      <a:ext cx="134620" cy="152400"/>
+                    </a:xfrm>
+                    <a:prstGeom prst="rect">
+                      <a:avLst/>
+                    </a:prstGeom>
+                    <a:noFill/>
+                    <a:ln>
+                      <a:noFill/>
+                    </a:ln>
+                  </pic:spPr>
+                </pic:pic>
+              </a:graphicData>
+            </a:graphic>
+          </wp:inline>
+        </w:drawing>
+      </w:r>
+      <w:r>
+        <w:rPr>
+          <w:noProof/>
+        </w:rPr>
+        <w:drawing>
           <wp:inline distT="0" distB="0" distL="0" distR="0" wp14:anchorId="0765978F" wp14:editId="5F740C15">
             <wp:extent cx="134620" cy="85090"/>
             <wp:effectExtent l="0" t="0" r="0" b="0"/>
@@ -10697,7 +14061,7 @@
                     </pic:cNvPicPr>
                   </pic:nvPicPr>
                   <pic:blipFill>
-                    <a:blip r:embed="rId28">
+                    <a:blip r:embed="rId31">
                       <a:extLst>
                         <a:ext uri="{28A0092B-C50C-407E-A947-70E740481C1C}">
                           <a14:useLocalDpi xmlns:a14="http://schemas.microsoft.com/office/drawing/2010/main" val="0"/>
@@ -10750,7 +14114,7 @@
                     </pic:cNvPicPr>
                   </pic:nvPicPr>
                   <pic:blipFill>
-                    <a:blip r:embed="rId29">
+                    <a:blip r:embed="rId32">
                       <a:extLst>
                         <a:ext uri="{28A0092B-C50C-407E-A947-70E740481C1C}">
                           <a14:useLocalDpi xmlns:a14="http://schemas.microsoft.com/office/drawing/2010/main" val="0"/>
@@ -10803,7 +14167,7 @@
                     </pic:cNvPicPr>
                   </pic:nvPicPr>
                   <pic:blipFill>
-                    <a:blip r:embed="rId30">
+                    <a:blip r:embed="rId33">
                       <a:extLst>
                         <a:ext uri="{28A0092B-C50C-407E-A947-70E740481C1C}">
                           <a14:useLocalDpi xmlns:a14="http://schemas.microsoft.com/office/drawing/2010/main" val="0"/>
@@ -10856,7 +14220,7 @@
                     </pic:cNvPicPr>
                   </pic:nvPicPr>
                   <pic:blipFill>
-                    <a:blip r:embed="rId31">
+                    <a:blip r:embed="rId34">
                       <a:extLst>
                         <a:ext uri="{28A0092B-C50C-407E-A947-70E740481C1C}">
                           <a14:useLocalDpi xmlns:a14="http://schemas.microsoft.com/office/drawing/2010/main" val="0"/>
@@ -10909,7 +14273,7 @@
                     </pic:cNvPicPr>
                   </pic:nvPicPr>
                   <pic:blipFill>
-                    <a:blip r:embed="rId32">
+                    <a:blip r:embed="rId35">
                       <a:extLst>
                         <a:ext uri="{28A0092B-C50C-407E-A947-70E740481C1C}">
                           <a14:useLocalDpi xmlns:a14="http://schemas.microsoft.com/office/drawing/2010/main" val="0"/>
@@ -12496,7 +15860,7 @@
                                   <wp:inline distT="0" distB="0" distL="0" distR="0" wp14:anchorId="085C86D5" wp14:editId="53D6F4A4">
                                     <wp:extent cx="5080" cy="5080"/>
                                     <wp:effectExtent l="0" t="0" r="0" b="0"/>
-                                    <wp:docPr id="329117213" name="Picture 67"/>
+                                    <wp:docPr id="1764614914" name="Picture 67"/>
                                     <wp:cNvGraphicFramePr>
                                       <a:graphicFrameLocks xmlns:a="http://schemas.openxmlformats.org/drawingml/2006/main" noChangeAspect="1"/>
                                     </wp:cNvGraphicFramePr>
@@ -12510,7 +15874,7 @@
                                             </pic:cNvPicPr>
                                           </pic:nvPicPr>
                                           <pic:blipFill>
-                                            <a:blip r:embed="rId46">
+                                            <a:blip r:embed="rId49">
                                               <a:extLst>
                                                 <a:ext uri="{28A0092B-C50C-407E-A947-70E740481C1C}">
                                                   <a14:useLocalDpi xmlns:a14="http://schemas.microsoft.com/office/drawing/2010/main" val="0"/>
@@ -12606,7 +15970,7 @@
                                   <wp:inline distT="0" distB="0" distL="0" distR="0" wp14:anchorId="0E6E299B" wp14:editId="333EDBED">
                                     <wp:extent cx="5080" cy="5080"/>
                                     <wp:effectExtent l="0" t="0" r="0" b="0"/>
-                                    <wp:docPr id="2145575274" name="Picture 67"/>
+                                    <wp:docPr id="1625307378" name="Picture 67"/>
                                     <wp:cNvGraphicFramePr>
                                       <a:graphicFrameLocks xmlns:a="http://schemas.openxmlformats.org/drawingml/2006/main" noChangeAspect="1"/>
                                     </wp:cNvGraphicFramePr>
@@ -12620,7 +15984,7 @@
                                             </pic:cNvPicPr>
                                           </pic:nvPicPr>
                                           <pic:blipFill>
-                                            <a:blip r:embed="rId46">
+                                            <a:blip r:embed="rId49">
                                               <a:extLst>
                                                 <a:ext uri="{28A0092B-C50C-407E-A947-70E740481C1C}">
                                                   <a14:useLocalDpi xmlns:a14="http://schemas.microsoft.com/office/drawing/2010/main" val="0"/>
@@ -12931,7 +16295,7 @@
                                   <wp:inline distT="0" distB="0" distL="0" distR="0" wp14:anchorId="30873B7E" wp14:editId="4F021675">
                                     <wp:extent cx="5080" cy="5080"/>
                                     <wp:effectExtent l="0" t="0" r="0" b="0"/>
-                                    <wp:docPr id="1164567030" name="Picture 67"/>
+                                    <wp:docPr id="1016252692" name="Picture 67"/>
                                     <wp:cNvGraphicFramePr>
                                       <a:graphicFrameLocks xmlns:a="http://schemas.openxmlformats.org/drawingml/2006/main" noChangeAspect="1"/>
                                     </wp:cNvGraphicFramePr>
@@ -12945,7 +16309,7 @@
                                             </pic:cNvPicPr>
                                           </pic:nvPicPr>
                                           <pic:blipFill>
-                                            <a:blip r:embed="rId46">
+                                            <a:blip r:embed="rId49">
                                               <a:extLst>
                                                 <a:ext uri="{28A0092B-C50C-407E-A947-70E740481C1C}">
                                                   <a14:useLocalDpi xmlns:a14="http://schemas.microsoft.com/office/drawing/2010/main" val="0"/>
@@ -13041,7 +16405,7 @@
                                   <wp:inline distT="0" distB="0" distL="0" distR="0" wp14:anchorId="1E152006" wp14:editId="2B7A390F">
                                     <wp:extent cx="5080" cy="5080"/>
                                     <wp:effectExtent l="0" t="0" r="0" b="0"/>
-                                    <wp:docPr id="1410832067" name="Picture 67"/>
+                                    <wp:docPr id="1195723997" name="Picture 67"/>
                                     <wp:cNvGraphicFramePr>
                                       <a:graphicFrameLocks xmlns:a="http://schemas.openxmlformats.org/drawingml/2006/main" noChangeAspect="1"/>
                                     </wp:cNvGraphicFramePr>
@@ -13055,7 +16419,7 @@
                                             </pic:cNvPicPr>
                                           </pic:nvPicPr>
                                           <pic:blipFill>
-                                            <a:blip r:embed="rId46">
+                                            <a:blip r:embed="rId49">
                                               <a:extLst>
                                                 <a:ext uri="{28A0092B-C50C-407E-A947-70E740481C1C}">
                                                   <a14:useLocalDpi xmlns:a14="http://schemas.microsoft.com/office/drawing/2010/main" val="0"/>
@@ -13195,35 +16559,35 @@
           </mc:Choice>
           <mc:Fallback>
             <w:pict>
-              <v:group w14:anchorId="6F1E6E92" id="Group 68" o:spid="_x0000_s1055" style="position:absolute;left:0;text-align:left;margin-left:36.05pt;margin-top:10.7pt;width:283.2pt;height:211.8pt;z-index:251824128" coordsize="35966,26896" o:gfxdata="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">
-                <v:rect id="Rectangle 66" o:spid="_x0000_s1056" style="position:absolute;left:8778;top:4511;width:2483;height:6644;visibility:visible;mso-wrap-style:square;v-text-anchor:middle" o:gfxdata="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" fillcolor="#e00" stroked="f" strokeweight="1.5pt">
+              <v:group w14:anchorId="6F1E6E92" id="Group 68" o:spid="_x0000_s1056" style="position:absolute;left:0;text-align:left;margin-left:36.05pt;margin-top:10.7pt;width:283.2pt;height:211.8pt;z-index:251824128" coordsize="35966,26896" o:gfxdata="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">
+                <v:rect id="Rectangle 66" o:spid="_x0000_s1057" style="position:absolute;left:8778;top:4511;width:2483;height:6644;visibility:visible;mso-wrap-style:square;v-text-anchor:middle" o:gfxdata="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" fillcolor="#e00" stroked="f" strokeweight="1.5pt">
                   <v:fill opacity="26214f"/>
                 </v:rect>
-                <v:rect id="Rectangle 66" o:spid="_x0000_s1057" style="position:absolute;left:2072;top:8778;width:2483;height:11346;visibility:visible;mso-wrap-style:square;v-text-anchor:middle" o:gfxdata="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" fillcolor="#e00" stroked="f" strokeweight="1.5pt">
+                <v:rect id="Rectangle 66" o:spid="_x0000_s1058" style="position:absolute;left:2072;top:8778;width:2483;height:11346;visibility:visible;mso-wrap-style:square;v-text-anchor:middle" o:gfxdata="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" fillcolor="#e00" stroked="f" strokeweight="1.5pt">
                   <v:fill opacity="26214f"/>
                 </v:rect>
-                <v:rect id="Rectangle 66" o:spid="_x0000_s1058" style="position:absolute;left:20116;top:1950;width:2483;height:6828;visibility:visible;mso-wrap-style:square;v-text-anchor:middle" o:gfxdata="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" fillcolor="#e00" stroked="f" strokeweight="1.5pt">
+                <v:rect id="Rectangle 66" o:spid="_x0000_s1059" style="position:absolute;left:20116;top:1950;width:2483;height:6828;visibility:visible;mso-wrap-style:square;v-text-anchor:middle" o:gfxdata="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" fillcolor="#e00" stroked="f" strokeweight="1.5pt">
                   <v:fill opacity="26214f"/>
                 </v:rect>
-                <v:rect id="Rectangle 66" o:spid="_x0000_s1059" style="position:absolute;left:13289;top:4511;width:2483;height:6692;visibility:visible;mso-wrap-style:square;v-text-anchor:middle" o:gfxdata="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" fillcolor="#e00" stroked="f" strokeweight="1.5pt">
+                <v:rect id="Rectangle 66" o:spid="_x0000_s1060" style="position:absolute;left:13289;top:4511;width:2483;height:6692;visibility:visible;mso-wrap-style:square;v-text-anchor:middle" o:gfxdata="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" fillcolor="#e00" stroked="f" strokeweight="1.5pt">
                   <v:fill opacity="26214f"/>
                 </v:rect>
-                <v:rect id="Rectangle 66" o:spid="_x0000_s1060" style="position:absolute;left:4632;top:17922;width:2071;height:4657;visibility:visible;mso-wrap-style:square;v-text-anchor:middle" o:gfxdata="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" fillcolor="#e00" stroked="f" strokeweight="1.5pt">
+                <v:rect id="Rectangle 66" o:spid="_x0000_s1061" style="position:absolute;left:4632;top:17922;width:2071;height:4657;visibility:visible;mso-wrap-style:square;v-text-anchor:middle" o:gfxdata="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" fillcolor="#e00" stroked="f" strokeweight="1.5pt">
                   <v:fill opacity="26214f"/>
                 </v:rect>
-                <v:rect id="Rectangle 66" o:spid="_x0000_s1061" style="position:absolute;left:31333;top:6583;width:2191;height:13957;visibility:visible;mso-wrap-style:square;v-text-anchor:middle" o:gfxdata="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" fillcolor="#e00" stroked="f" strokeweight="1.5pt">
+                <v:rect id="Rectangle 66" o:spid="_x0000_s1062" style="position:absolute;left:31333;top:6583;width:2191;height:13957;visibility:visible;mso-wrap-style:square;v-text-anchor:middle" o:gfxdata="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" fillcolor="#e00" stroked="f" strokeweight="1.5pt">
                   <v:fill opacity="26214f"/>
                 </v:rect>
-                <v:rect id="Rectangle 66" o:spid="_x0000_s1062" style="position:absolute;left:22555;top:6827;width:8717;height:1889;visibility:visible;mso-wrap-style:square;v-text-anchor:middle" o:gfxdata="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" fillcolor="#e00" stroked="f" strokeweight="1.5pt">
+                <v:rect id="Rectangle 66" o:spid="_x0000_s1063" style="position:absolute;left:22555;top:6827;width:8717;height:1889;visibility:visible;mso-wrap-style:square;v-text-anchor:middle" o:gfxdata="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" fillcolor="#e00" stroked="f" strokeweight="1.5pt">
                   <v:fill opacity="26214f"/>
                 </v:rect>
-                <v:rect id="Rectangle 66" o:spid="_x0000_s1063" style="position:absolute;left:20116;top:11216;width:11278;height:2229;visibility:visible;mso-wrap-style:square;v-text-anchor:middle" o:gfxdata="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" fillcolor="#e00" stroked="f" strokeweight="1.5pt">
+                <v:rect id="Rectangle 66" o:spid="_x0000_s1064" style="position:absolute;left:20116;top:11216;width:11278;height:2229;visibility:visible;mso-wrap-style:square;v-text-anchor:middle" o:gfxdata="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" fillcolor="#e00" stroked="f" strokeweight="1.5pt">
                   <v:fill opacity="26214f"/>
                 </v:rect>
-                <v:rect id="Rectangle 66" o:spid="_x0000_s1064" style="position:absolute;left:17922;top:13411;width:8991;height:2254;visibility:visible;mso-wrap-style:square;v-text-anchor:middle" o:gfxdata="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" fillcolor="#e00" stroked="f" strokeweight="1.5pt">
+                <v:rect id="Rectangle 66" o:spid="_x0000_s1065" style="position:absolute;left:17922;top:13411;width:8991;height:2254;visibility:visible;mso-wrap-style:square;v-text-anchor:middle" o:gfxdata="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" fillcolor="#e00" stroked="f" strokeweight="1.5pt">
                   <v:fill opacity="26214f"/>
                 </v:rect>
-                <v:rect id="Rectangle 66" o:spid="_x0000_s1065" style="position:absolute;left:15727;top:11338;width:4340;height:2131;visibility:visible;mso-wrap-style:square;v-text-anchor:middle" o:gfxdata="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" fillcolor="#e00" stroked="f" strokeweight="1.5pt">
+                <v:rect id="Rectangle 66" o:spid="_x0000_s1066" style="position:absolute;left:15727;top:11338;width:4340;height:2131;visibility:visible;mso-wrap-style:square;v-text-anchor:middle" o:gfxdata="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" fillcolor="#e00" stroked="f" strokeweight="1.5pt">
                   <v:fill opacity="26214f"/>
                   <v:textbox>
                     <w:txbxContent>
@@ -13235,7 +16599,7 @@
                     </w:txbxContent>
                   </v:textbox>
                 </v:rect>
-                <v:rect id="Rectangle 66" o:spid="_x0000_s1066" style="position:absolute;left:15849;top:9022;width:2070;height:2279;visibility:visible;mso-wrap-style:square;v-text-anchor:middle" o:gfxdata="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" fillcolor="#e00" stroked="f" strokeweight="1.5pt">
+                <v:rect id="Rectangle 66" o:spid="_x0000_s1067" style="position:absolute;left:15849;top:9022;width:2070;height:2279;visibility:visible;mso-wrap-style:square;v-text-anchor:middle" o:gfxdata="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" fillcolor="#e00" stroked="f" strokeweight="1.5pt">
                   <v:fill opacity="26214f"/>
                   <v:textbox>
                     <w:txbxContent>
@@ -13252,7 +16616,7 @@
                     </w:txbxContent>
                   </v:textbox>
                 </v:rect>
-                <v:rect id="Rectangle 66" o:spid="_x0000_s1067" style="position:absolute;left:11216;top:4511;width:2073;height:2131;visibility:visible;mso-wrap-style:square;v-text-anchor:middle" o:gfxdata="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" fillcolor="#e00" stroked="f" strokeweight="1.5pt">
+                <v:rect id="Rectangle 66" o:spid="_x0000_s1068" style="position:absolute;left:11216;top:4511;width:2073;height:2131;visibility:visible;mso-wrap-style:square;v-text-anchor:middle" o:gfxdata="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" fillcolor="#e00" stroked="f" strokeweight="1.5pt">
                   <v:fill opacity="26214f"/>
                   <v:textbox>
                     <w:txbxContent>
@@ -13269,7 +16633,7 @@
                     </w:txbxContent>
                   </v:textbox>
                 </v:rect>
-                <v:rect id="Rectangle 66" o:spid="_x0000_s1068" style="position:absolute;left:4632;top:8900;width:4207;height:2131;visibility:visible;mso-wrap-style:square;v-text-anchor:middle" o:gfxdata="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" fillcolor="#e00" stroked="f" strokeweight="1.5pt">
+                <v:rect id="Rectangle 66" o:spid="_x0000_s1069" style="position:absolute;left:4632;top:8900;width:4207;height:2131;visibility:visible;mso-wrap-style:square;v-text-anchor:middle" o:gfxdata="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" fillcolor="#e00" stroked="f" strokeweight="1.5pt">
                   <v:fill opacity="26214f"/>
                   <v:textbox>
                     <w:txbxContent>
@@ -13286,13 +16650,13 @@
                     </w:txbxContent>
                   </v:textbox>
                 </v:rect>
-                <v:rect id="Rectangle 66" o:spid="_x0000_s1069" style="position:absolute;left:22555;top:1950;width:13345;height:2439;visibility:visible;mso-wrap-style:square;v-text-anchor:middle" o:gfxdata="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" fillcolor="#e00" stroked="f" strokeweight="1.5pt">
+                <v:rect id="Rectangle 66" o:spid="_x0000_s1070" style="position:absolute;left:22555;top:1950;width:13345;height:2439;visibility:visible;mso-wrap-style:square;v-text-anchor:middle" o:gfxdata="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" fillcolor="#e00" stroked="f" strokeweight="1.5pt">
                   <v:fill opacity="26214f"/>
                 </v:rect>
-                <v:rect id="Rectangle 66" o:spid="_x0000_s1070" style="position:absolute;left:26944;width:9022;height:2006;visibility:visible;mso-wrap-style:square;v-text-anchor:middle" o:gfxdata="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" fillcolor="#e00" stroked="f" strokeweight="1.5pt">
+                <v:rect id="Rectangle 66" o:spid="_x0000_s1071" style="position:absolute;left:26944;width:9022;height:2006;visibility:visible;mso-wrap-style:square;v-text-anchor:middle" o:gfxdata="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" fillcolor="#e00" stroked="f" strokeweight="1.5pt">
                   <v:fill opacity="26214f"/>
                 </v:rect>
-                <v:rect id="Rectangle 66" o:spid="_x0000_s1071" style="position:absolute;left:22555;top:4389;width:1823;height:2435;visibility:visible;mso-wrap-style:square;v-text-anchor:middle" o:gfxdata="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" fillcolor="#e00" stroked="f" strokeweight="1.5pt">
+                <v:rect id="Rectangle 66" o:spid="_x0000_s1072" style="position:absolute;left:22555;top:4389;width:1823;height:2435;visibility:visible;mso-wrap-style:square;v-text-anchor:middle" o:gfxdata="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" fillcolor="#e00" stroked="f" strokeweight="1.5pt">
                   <v:fill opacity="26214f"/>
                   <v:textbox>
                     <w:txbxContent>
@@ -13309,13 +16673,13 @@
                     </w:txbxContent>
                   </v:textbox>
                 </v:rect>
-                <v:rect id="Rectangle 66" o:spid="_x0000_s1072" style="position:absolute;left:33528;top:4389;width:2316;height:16154;visibility:visible;mso-wrap-style:square;v-text-anchor:middle" o:gfxdata="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" fillcolor="#e00" stroked="f" strokeweight="1.5pt">
+                <v:rect id="Rectangle 66" o:spid="_x0000_s1073" style="position:absolute;left:33528;top:4389;width:2316;height:16154;visibility:visible;mso-wrap-style:square;v-text-anchor:middle" o:gfxdata="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" fillcolor="#e00" stroked="f" strokeweight="1.5pt">
                   <v:fill opacity="26214f"/>
                 </v:rect>
-                <v:rect id="Rectangle 66" o:spid="_x0000_s1073" style="position:absolute;top:22555;width:6583;height:4330;visibility:visible;mso-wrap-style:square;v-text-anchor:middle" o:gfxdata="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" fillcolor="#e00" stroked="f" strokeweight="1.5pt">
+                <v:rect id="Rectangle 66" o:spid="_x0000_s1074" style="position:absolute;top:22555;width:6583;height:4330;visibility:visible;mso-wrap-style:square;v-text-anchor:middle" o:gfxdata="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" fillcolor="#e00" stroked="f" strokeweight="1.5pt">
                   <v:fill opacity="26214f"/>
                 </v:rect>
-                <v:rect id="Rectangle 66" o:spid="_x0000_s1074" style="position:absolute;left:121;top:18044;width:2073;height:2131;visibility:visible;mso-wrap-style:square;v-text-anchor:middle" o:gfxdata="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" fillcolor="#e00" stroked="f" strokeweight="1.5pt">
+                <v:rect id="Rectangle 66" o:spid="_x0000_s1075" style="position:absolute;left:121;top:18044;width:2073;height:2131;visibility:visible;mso-wrap-style:square;v-text-anchor:middle" o:gfxdata="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" fillcolor="#e00" stroked="f" strokeweight="1.5pt">
                   <v:fill opacity="26214f"/>
                   <v:textbox>
                     <w:txbxContent>
@@ -13332,7 +16696,7 @@
                     </w:txbxContent>
                   </v:textbox>
                 </v:rect>
-                <v:rect id="Rectangle 66" o:spid="_x0000_s1075" style="position:absolute;top:8778;width:2072;height:5029;visibility:visible;mso-wrap-style:square;v-text-anchor:middle" o:gfxdata="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" fillcolor="#e00" stroked="f" strokeweight="1.5pt">
+                <v:rect id="Rectangle 66" o:spid="_x0000_s1076" style="position:absolute;top:8778;width:2072;height:5029;visibility:visible;mso-wrap-style:square;v-text-anchor:middle" o:gfxdata="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" fillcolor="#e00" stroked="f" strokeweight="1.5pt">
                   <v:fill opacity="26214f"/>
                   <v:textbox>
                     <w:txbxContent>
@@ -13349,7 +16713,7 @@
                     </w:txbxContent>
                   </v:textbox>
                 </v:rect>
-                <v:rect id="Rectangle 66" o:spid="_x0000_s1076" style="position:absolute;left:4632;top:10972;width:8687;height:2845;visibility:visible;mso-wrap-style:square;v-text-anchor:middle" o:gfxdata="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" fillcolor="#e00" stroked="f" strokeweight="1.5pt">
+                <v:rect id="Rectangle 66" o:spid="_x0000_s1077" style="position:absolute;left:4632;top:10972;width:8687;height:2845;visibility:visible;mso-wrap-style:square;v-text-anchor:middle" o:gfxdata="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" fillcolor="#e00" stroked="f" strokeweight="1.5pt">
                   <v:fill opacity="26214f"/>
                   <v:textbox>
                     <w:txbxContent>
@@ -13366,25 +16730,25 @@
                     </w:txbxContent>
                   </v:textbox>
                 </v:rect>
-                <v:rect id="Rectangle 66" o:spid="_x0000_s1077" style="position:absolute;left:2194;top:6583;width:6584;height:2256;visibility:visible;mso-wrap-style:square;v-text-anchor:middle" o:gfxdata="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" fillcolor="#e00" stroked="f" strokeweight="1.5pt">
+                <v:rect id="Rectangle 66" o:spid="_x0000_s1078" style="position:absolute;left:2194;top:6583;width:6584;height:2256;visibility:visible;mso-wrap-style:square;v-text-anchor:middle" o:gfxdata="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" fillcolor="#e00" stroked="f" strokeweight="1.5pt">
                   <v:fill opacity="26214f"/>
                 </v:rect>
-                <v:rect id="Rectangle 66" o:spid="_x0000_s1078" style="position:absolute;left:121;width:4471;height:2255;visibility:visible;mso-wrap-style:square;v-text-anchor:middle" o:gfxdata="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" fillcolor="#e00" stroked="f" strokeweight="1.5pt">
+                <v:rect id="Rectangle 66" o:spid="_x0000_s1079" style="position:absolute;left:121;width:4471;height:2255;visibility:visible;mso-wrap-style:square;v-text-anchor:middle" o:gfxdata="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" fillcolor="#e00" stroked="f" strokeweight="1.5pt">
                   <v:fill opacity="26214f"/>
                 </v:rect>
-                <v:rect id="Rectangle 66" o:spid="_x0000_s1079" style="position:absolute;left:8778;width:2489;height:2255;visibility:visible;mso-wrap-style:square;v-text-anchor:middle" o:gfxdata="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" fillcolor="#e00" stroked="f" strokeweight="1.5pt">
+                <v:rect id="Rectangle 66" o:spid="_x0000_s1080" style="position:absolute;left:8778;width:2489;height:2255;visibility:visible;mso-wrap-style:square;v-text-anchor:middle" o:gfxdata="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" fillcolor="#e00" stroked="f" strokeweight="1.5pt">
                   <v:fill opacity="26214f"/>
                 </v:rect>
-                <v:rect id="Rectangle 66" o:spid="_x0000_s1080" style="position:absolute;left:15849;top:2072;width:4318;height:4877;visibility:visible;mso-wrap-style:square;v-text-anchor:middle" o:gfxdata="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" fillcolor="#e00" stroked="f" strokeweight="1.5pt">
+                <v:rect id="Rectangle 66" o:spid="_x0000_s1081" style="position:absolute;left:15849;top:2072;width:4318;height:4877;visibility:visible;mso-wrap-style:square;v-text-anchor:middle" o:gfxdata="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" fillcolor="#e00" stroked="f" strokeweight="1.5pt">
                   <v:fill opacity="26214f"/>
                 </v:rect>
-                <v:rect id="Rectangle 66" o:spid="_x0000_s1081" style="position:absolute;left:26822;top:4511;width:2489;height:2438;visibility:visible;mso-wrap-style:square;v-text-anchor:middle" o:gfxdata="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" fillcolor="#e00" stroked="f" strokeweight="1.5pt">
+                <v:rect id="Rectangle 66" o:spid="_x0000_s1082" style="position:absolute;left:26822;top:4511;width:2489;height:2438;visibility:visible;mso-wrap-style:square;v-text-anchor:middle" o:gfxdata="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" fillcolor="#e00" stroked="f" strokeweight="1.5pt">
                   <v:fill opacity="26214f"/>
                 </v:rect>
-                <v:rect id="Rectangle 66" o:spid="_x0000_s1082" style="position:absolute;left:6827;top:15605;width:6584;height:2256;visibility:visible;mso-wrap-style:square;v-text-anchor:middle" o:gfxdata="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" fillcolor="#e00" stroked="f" strokeweight="1.5pt">
+                <v:rect id="Rectangle 66" o:spid="_x0000_s1083" style="position:absolute;left:6827;top:15605;width:6584;height:2256;visibility:visible;mso-wrap-style:square;v-text-anchor:middle" o:gfxdata="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" fillcolor="#e00" stroked="f" strokeweight="1.5pt">
                   <v:fill opacity="26214f"/>
                 </v:rect>
-                <v:rect id="Rectangle 66" o:spid="_x0000_s1083" style="position:absolute;left:9022;top:13898;width:2072;height:1848;visibility:visible;mso-wrap-style:square;v-text-anchor:middle" o:gfxdata="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" fillcolor="#e00" stroked="f" strokeweight="1.5pt">
+                <v:rect id="Rectangle 66" o:spid="_x0000_s1084" style="position:absolute;left:9022;top:13898;width:2072;height:1848;visibility:visible;mso-wrap-style:square;v-text-anchor:middle" o:gfxdata="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" fillcolor="#e00" stroked="f" strokeweight="1.5pt">
                   <v:fill opacity="26214f"/>
                   <v:textbox>
                     <w:txbxContent>
@@ -13401,7 +16765,7 @@
                     </w:txbxContent>
                   </v:textbox>
                 </v:rect>
-                <v:rect id="Rectangle 66" o:spid="_x0000_s1084" style="position:absolute;left:6705;top:17922;width:2073;height:2131;visibility:visible;mso-wrap-style:square;v-text-anchor:middle" o:gfxdata="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" fillcolor="#e00" stroked="f" strokeweight="1.5pt">
+                <v:rect id="Rectangle 66" o:spid="_x0000_s1085" style="position:absolute;left:6705;top:17922;width:2073;height:2131;visibility:visible;mso-wrap-style:square;v-text-anchor:middle" o:gfxdata="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" fillcolor="#e00" stroked="f" strokeweight="1.5pt">
                   <v:fill opacity="26214f"/>
                   <v:textbox>
                     <w:txbxContent>
@@ -13418,7 +16782,7 @@
                     </w:txbxContent>
                   </v:textbox>
                 </v:rect>
-                <v:rect id="Rectangle 66" o:spid="_x0000_s1085" style="position:absolute;left:6583;top:22433;width:2073;height:2131;visibility:visible;mso-wrap-style:square;v-text-anchor:middle" o:gfxdata="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" fillcolor="#e00" stroked="f" strokeweight="1.5pt">
+                <v:rect id="Rectangle 66" o:spid="_x0000_s1086" style="position:absolute;left:6583;top:22433;width:2073;height:2131;visibility:visible;mso-wrap-style:square;v-text-anchor:middle" o:gfxdata="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" fillcolor="#e00" stroked="f" strokeweight="1.5pt">
                   <v:fill opacity="26214f"/>
                   <v:textbox>
                     <w:txbxContent>
@@ -13434,7 +16798,7 @@
                             <wp:inline distT="0" distB="0" distL="0" distR="0" wp14:anchorId="085C86D5" wp14:editId="53D6F4A4">
                               <wp:extent cx="5080" cy="5080"/>
                               <wp:effectExtent l="0" t="0" r="0" b="0"/>
-                              <wp:docPr id="329117213" name="Picture 67"/>
+                              <wp:docPr id="1764614914" name="Picture 67"/>
                               <wp:cNvGraphicFramePr>
                                 <a:graphicFrameLocks xmlns:a="http://schemas.openxmlformats.org/drawingml/2006/main" noChangeAspect="1"/>
                               </wp:cNvGraphicFramePr>
@@ -13448,7 +16812,7 @@
                                       </pic:cNvPicPr>
                                     </pic:nvPicPr>
                                     <pic:blipFill>
-                                      <a:blip r:embed="rId46">
+                                      <a:blip r:embed="rId49">
                                         <a:extLst>
                                           <a:ext uri="{28A0092B-C50C-407E-A947-70E740481C1C}">
                                             <a14:useLocalDpi xmlns:a14="http://schemas.microsoft.com/office/drawing/2010/main" val="0"/>
@@ -13488,7 +16852,7 @@
                     </w:txbxContent>
                   </v:textbox>
                 </v:rect>
-                <v:rect id="Rectangle 66" o:spid="_x0000_s1086" style="position:absolute;left:11338;top:22555;width:11049;height:2131;visibility:visible;mso-wrap-style:square;v-text-anchor:middle" o:gfxdata="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" fillcolor="#e00" stroked="f" strokeweight="1.5pt">
+                <v:rect id="Rectangle 66" o:spid="_x0000_s1087" style="position:absolute;left:11338;top:22555;width:11049;height:2131;visibility:visible;mso-wrap-style:square;v-text-anchor:middle" o:gfxdata="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" fillcolor="#e00" stroked="f" strokeweight="1.5pt">
                   <v:fill opacity="26214f"/>
                   <v:textbox>
                     <w:txbxContent>
@@ -13504,7 +16868,7 @@
                             <wp:inline distT="0" distB="0" distL="0" distR="0" wp14:anchorId="0E6E299B" wp14:editId="333EDBED">
                               <wp:extent cx="5080" cy="5080"/>
                               <wp:effectExtent l="0" t="0" r="0" b="0"/>
-                              <wp:docPr id="2145575274" name="Picture 67"/>
+                              <wp:docPr id="1625307378" name="Picture 67"/>
                               <wp:cNvGraphicFramePr>
                                 <a:graphicFrameLocks xmlns:a="http://schemas.openxmlformats.org/drawingml/2006/main" noChangeAspect="1"/>
                               </wp:cNvGraphicFramePr>
@@ -13518,7 +16882,7 @@
                                       </pic:cNvPicPr>
                                     </pic:nvPicPr>
                                     <pic:blipFill>
-                                      <a:blip r:embed="rId46">
+                                      <a:blip r:embed="rId49">
                                         <a:extLst>
                                           <a:ext uri="{28A0092B-C50C-407E-A947-70E740481C1C}">
                                             <a14:useLocalDpi xmlns:a14="http://schemas.microsoft.com/office/drawing/2010/main" val="0"/>
@@ -13558,22 +16922,22 @@
                     </w:txbxContent>
                   </v:textbox>
                 </v:rect>
-                <v:rect id="Rectangle 66" o:spid="_x0000_s1087" style="position:absolute;left:15727;top:24749;width:6579;height:2147;visibility:visible;mso-wrap-style:square;v-text-anchor:middle" o:gfxdata="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" fillcolor="#e00" stroked="f" strokeweight="1.5pt">
+                <v:rect id="Rectangle 66" o:spid="_x0000_s1088" style="position:absolute;left:15727;top:24749;width:6579;height:2147;visibility:visible;mso-wrap-style:square;v-text-anchor:middle" o:gfxdata="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" fillcolor="#e00" stroked="f" strokeweight="1.5pt">
                   <v:fill opacity="26214f"/>
                 </v:rect>
-                <v:rect id="Rectangle 66" o:spid="_x0000_s1088" style="position:absolute;left:15727;top:15605;width:2172;height:6960;visibility:visible;mso-wrap-style:square;v-text-anchor:middle" o:gfxdata="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" fillcolor="#e00" stroked="f" strokeweight="1.5pt">
+                <v:rect id="Rectangle 66" o:spid="_x0000_s1089" style="position:absolute;left:15727;top:15605;width:2172;height:6960;visibility:visible;mso-wrap-style:square;v-text-anchor:middle" o:gfxdata="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" fillcolor="#e00" stroked="f" strokeweight="1.5pt">
                   <v:fill opacity="26214f"/>
                 </v:rect>
-                <v:rect id="Rectangle 66" o:spid="_x0000_s1089" style="position:absolute;left:17922;top:18044;width:2489;height:4572;visibility:visible;mso-wrap-style:square;v-text-anchor:middle" o:gfxdata="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" fillcolor="#e00" stroked="f" strokeweight="1.5pt">
+                <v:rect id="Rectangle 66" o:spid="_x0000_s1090" style="position:absolute;left:17922;top:18044;width:2489;height:4572;visibility:visible;mso-wrap-style:square;v-text-anchor:middle" o:gfxdata="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" fillcolor="#e00" stroked="f" strokeweight="1.5pt">
                   <v:fill opacity="26214f"/>
                 </v:rect>
-                <v:rect id="Rectangle 66" o:spid="_x0000_s1090" style="position:absolute;left:20360;top:15605;width:4140;height:2388;visibility:visible;mso-wrap-style:square;v-text-anchor:middle" o:gfxdata="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" fillcolor="#e00" stroked="f" strokeweight="1.5pt">
+                <v:rect id="Rectangle 66" o:spid="_x0000_s1091" style="position:absolute;left:20360;top:15605;width:4140;height:2388;visibility:visible;mso-wrap-style:square;v-text-anchor:middle" o:gfxdata="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" fillcolor="#e00" stroked="f" strokeweight="1.5pt">
                   <v:fill opacity="26214f"/>
                 </v:rect>
-                <v:rect id="Rectangle 66" o:spid="_x0000_s1091" style="position:absolute;left:22311;top:17922;width:2159;height:4623;visibility:visible;mso-wrap-style:square;v-text-anchor:middle" o:gfxdata="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" fillcolor="#e00" stroked="f" strokeweight="1.5pt">
+                <v:rect id="Rectangle 66" o:spid="_x0000_s1092" style="position:absolute;left:22311;top:17922;width:2159;height:4623;visibility:visible;mso-wrap-style:square;v-text-anchor:middle" o:gfxdata="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" fillcolor="#e00" stroked="f" strokeweight="1.5pt">
                   <v:fill opacity="26214f"/>
                 </v:rect>
-                <v:rect id="Rectangle 66" o:spid="_x0000_s1092" style="position:absolute;left:24505;top:22555;width:4420;height:2184;visibility:visible;mso-wrap-style:square;v-text-anchor:middle" o:gfxdata="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" fillcolor="#e00" stroked="f" strokeweight="1.5pt">
+                <v:rect id="Rectangle 66" o:spid="_x0000_s1093" style="position:absolute;left:24505;top:22555;width:4420;height:2184;visibility:visible;mso-wrap-style:square;v-text-anchor:middle" o:gfxdata="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" fillcolor="#e00" stroked="f" strokeweight="1.5pt">
                   <v:fill opacity="26214f"/>
                   <v:textbox>
                     <w:txbxContent>
@@ -13589,7 +16953,7 @@
                             <wp:inline distT="0" distB="0" distL="0" distR="0" wp14:anchorId="30873B7E" wp14:editId="4F021675">
                               <wp:extent cx="5080" cy="5080"/>
                               <wp:effectExtent l="0" t="0" r="0" b="0"/>
-                              <wp:docPr id="1164567030" name="Picture 67"/>
+                              <wp:docPr id="1016252692" name="Picture 67"/>
                               <wp:cNvGraphicFramePr>
                                 <a:graphicFrameLocks xmlns:a="http://schemas.openxmlformats.org/drawingml/2006/main" noChangeAspect="1"/>
                               </wp:cNvGraphicFramePr>
@@ -13603,7 +16967,7 @@
                                       </pic:cNvPicPr>
                                     </pic:nvPicPr>
                                     <pic:blipFill>
-                                      <a:blip r:embed="rId46">
+                                      <a:blip r:embed="rId49">
                                         <a:extLst>
                                           <a:ext uri="{28A0092B-C50C-407E-A947-70E740481C1C}">
                                             <a14:useLocalDpi xmlns:a14="http://schemas.microsoft.com/office/drawing/2010/main" val="0"/>
@@ -13643,7 +17007,7 @@
                     </w:txbxContent>
                   </v:textbox>
                 </v:rect>
-                <v:rect id="Rectangle 66" o:spid="_x0000_s1093" style="position:absolute;left:24505;top:24749;width:4420;height:2147;visibility:visible;mso-wrap-style:square;v-text-anchor:middle" o:gfxdata="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" fillcolor="#e00" stroked="f" strokeweight="1.5pt">
+                <v:rect id="Rectangle 66" o:spid="_x0000_s1094" style="position:absolute;left:24505;top:24749;width:4420;height:2147;visibility:visible;mso-wrap-style:square;v-text-anchor:middle" o:gfxdata="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" fillcolor="#e00" stroked="f" strokeweight="1.5pt">
                   <v:fill opacity="26214f"/>
                   <v:textbox>
                     <w:txbxContent>
@@ -13659,7 +17023,7 @@
                             <wp:inline distT="0" distB="0" distL="0" distR="0" wp14:anchorId="1E152006" wp14:editId="2B7A390F">
                               <wp:extent cx="5080" cy="5080"/>
                               <wp:effectExtent l="0" t="0" r="0" b="0"/>
-                              <wp:docPr id="1410832067" name="Picture 67"/>
+                              <wp:docPr id="1195723997" name="Picture 67"/>
                               <wp:cNvGraphicFramePr>
                                 <a:graphicFrameLocks xmlns:a="http://schemas.openxmlformats.org/drawingml/2006/main" noChangeAspect="1"/>
                               </wp:cNvGraphicFramePr>
@@ -13673,7 +17037,7 @@
                                       </pic:cNvPicPr>
                                     </pic:nvPicPr>
                                     <pic:blipFill>
-                                      <a:blip r:embed="rId46">
+                                      <a:blip r:embed="rId49">
                                         <a:extLst>
                                           <a:ext uri="{28A0092B-C50C-407E-A947-70E740481C1C}">
                                             <a14:useLocalDpi xmlns:a14="http://schemas.microsoft.com/office/drawing/2010/main" val="0"/>
@@ -13713,10 +17077,10 @@
                     </w:txbxContent>
                   </v:textbox>
                 </v:rect>
-                <v:rect id="Rectangle 66" o:spid="_x0000_s1094" style="position:absolute;left:29260;top:15971;width:2159;height:4623;visibility:visible;mso-wrap-style:square;v-text-anchor:middle" o:gfxdata="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" fillcolor="#e00" stroked="f" strokeweight="1.5pt">
+                <v:rect id="Rectangle 66" o:spid="_x0000_s1095" style="position:absolute;left:29260;top:15971;width:2159;height:4623;visibility:visible;mso-wrap-style:square;v-text-anchor:middle" o:gfxdata="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" fillcolor="#e00" stroked="f" strokeweight="1.5pt">
                   <v:fill opacity="26214f"/>
                 </v:rect>
-                <v:rect id="Rectangle 66" o:spid="_x0000_s1095" style="position:absolute;left:31821;top:22555;width:2159;height:2295;visibility:visible;mso-wrap-style:square;v-text-anchor:middle" o:gfxdata="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" fillcolor="#e00" stroked="f" strokeweight="1.5pt">
+                <v:rect id="Rectangle 66" o:spid="_x0000_s1096" style="position:absolute;left:31821;top:22555;width:2159;height:2295;visibility:visible;mso-wrap-style:square;v-text-anchor:middle" o:gfxdata="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" fillcolor="#e00" stroked="f" strokeweight="1.5pt">
                   <v:fill opacity="26214f"/>
                 </v:rect>
               </v:group>
@@ -13747,7 +17111,7 @@
                     <pic:cNvPicPr/>
                   </pic:nvPicPr>
                   <pic:blipFill>
-                    <a:blip r:embed="rId33"/>
+                    <a:blip r:embed="rId36"/>
                     <a:stretch>
                       <a:fillRect/>
                     </a:stretch>
@@ -13776,6 +17140,7 @@
         <w:pStyle w:val="Heading2"/>
         <w:spacing w:line="276" w:lineRule="auto"/>
       </w:pPr>
+      <w:bookmarkStart w:id="7" w:name="_Toc229136618"/>
       <w:r>
         <w:lastRenderedPageBreak/>
         <w:t xml:space="preserve">Tower </w:t>
@@ -13786,6 +17151,7 @@
       <w:r>
         <w:t xml:space="preserve"> &amp; Upgrade System</w:t>
       </w:r>
+      <w:bookmarkEnd w:id="7"/>
     </w:p>
     <w:p>
       <w:pPr>
@@ -14016,7 +17382,7 @@
           </mc:Choice>
           <mc:Fallback>
             <w:pict>
-              <v:shape w14:anchorId="1D77295F" id="Text Box 41" o:spid="_x0000_s1096" type="#_x0000_t202" style="position:absolute;left:0;text-align:left;margin-left:207.95pt;margin-top:73.05pt;width:99.4pt;height:20.5pt;z-index:251702272;visibility:visible;mso-wrap-style:square;mso-width-percent:0;mso-height-percent:0;mso-wrap-distance-left:9pt;mso-wrap-distance-top:0;mso-wrap-distance-right:9pt;mso-wrap-distance-bottom:0;mso-position-horizontal:absolute;mso-position-horizontal-relative:text;mso-position-vertical:absolute;mso-position-vertical-relative:text;mso-width-percent:0;mso-height-percent:0;mso-width-relative:margin;mso-height-relative:margin;v-text-anchor:top" o:gfxdata="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" filled="f" stroked="f" strokeweight=".5pt">
+              <v:shape w14:anchorId="1D77295F" id="Text Box 41" o:spid="_x0000_s1097" type="#_x0000_t202" style="position:absolute;left:0;text-align:left;margin-left:207.95pt;margin-top:73.05pt;width:99.4pt;height:20.5pt;z-index:251702272;visibility:visible;mso-wrap-style:square;mso-width-percent:0;mso-height-percent:0;mso-wrap-distance-left:9pt;mso-wrap-distance-top:0;mso-wrap-distance-right:9pt;mso-wrap-distance-bottom:0;mso-position-horizontal:absolute;mso-position-horizontal-relative:text;mso-position-vertical:absolute;mso-position-vertical-relative:text;mso-width-percent:0;mso-height-percent:0;mso-width-relative:margin;mso-height-relative:margin;v-text-anchor:top" o:gfxdata="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" filled="f" stroked="f" strokeweight=".5pt">
                 <v:textbox>
                   <w:txbxContent>
                     <w:p>
@@ -14077,7 +17443,7 @@
                     <pic:cNvPicPr/>
                   </pic:nvPicPr>
                   <pic:blipFill>
-                    <a:blip r:embed="rId47"/>
+                    <a:blip r:embed="rId50"/>
                     <a:stretch>
                       <a:fillRect/>
                     </a:stretch>
@@ -14145,7 +17511,7 @@
                     <pic:cNvPicPr/>
                   </pic:nvPicPr>
                   <pic:blipFill rotWithShape="1">
-                    <a:blip r:embed="rId48"/>
+                    <a:blip r:embed="rId51"/>
                     <a:srcRect t="1149" b="1784"/>
                     <a:stretch>
                       <a:fillRect/>
@@ -14428,9 +17794,11 @@
       <w:pPr>
         <w:pStyle w:val="Heading2"/>
       </w:pPr>
+      <w:bookmarkStart w:id="8" w:name="_Toc229136619"/>
       <w:r>
         <w:t>Tower Types (Actual Class Stats)</w:t>
       </w:r>
+      <w:bookmarkEnd w:id="8"/>
     </w:p>
     <w:p>
       <w:pPr>
@@ -15588,9 +18956,11 @@
       <w:pPr>
         <w:pStyle w:val="Heading2"/>
       </w:pPr>
+      <w:bookmarkStart w:id="9" w:name="_Toc229136620"/>
       <w:r>
         <w:t>Enemy Types (Actual Class Stats)</w:t>
       </w:r>
+      <w:bookmarkEnd w:id="9"/>
     </w:p>
     <w:p>
       <w:pPr>
@@ -16792,18 +20162,22 @@
         <w:pStyle w:val="Heading1"/>
         <w:spacing w:after="240"/>
       </w:pPr>
+      <w:bookmarkStart w:id="10" w:name="_Toc229136621"/>
       <w:r>
         <w:lastRenderedPageBreak/>
         <w:t>Game Features &amp; Complexity</w:t>
       </w:r>
+      <w:bookmarkEnd w:id="10"/>
     </w:p>
     <w:p>
       <w:pPr>
         <w:pStyle w:val="Heading2"/>
       </w:pPr>
+      <w:bookmarkStart w:id="11" w:name="_Toc229136622"/>
       <w:r>
         <w:t>Custom Graphics Pipeline</w:t>
       </w:r>
+      <w:bookmarkEnd w:id="11"/>
     </w:p>
     <w:p>
       <w:pPr>
@@ -16890,9 +20264,11 @@
       <w:pPr>
         <w:pStyle w:val="Heading2"/>
       </w:pPr>
+      <w:bookmarkStart w:id="12" w:name="_Toc229136623"/>
       <w:r>
         <w:t>Audio Integration (SoundManager)</w:t>
       </w:r>
+      <w:bookmarkEnd w:id="12"/>
     </w:p>
     <w:p>
       <w:pPr>
@@ -16967,9 +20343,11 @@
       <w:pPr>
         <w:pStyle w:val="Heading2"/>
       </w:pPr>
+      <w:bookmarkStart w:id="13" w:name="_Toc229136624"/>
       <w:r>
         <w:t>Scaling Difficulty via Time-Based Waves</w:t>
       </w:r>
+      <w:bookmarkEnd w:id="13"/>
     </w:p>
     <w:p>
       <w:pPr>
@@ -17067,9 +20445,11 @@
       <w:pPr>
         <w:pStyle w:val="Heading2"/>
       </w:pPr>
+      <w:bookmarkStart w:id="14" w:name="_Toc229136625"/>
       <w:r>
         <w:t>Fixed-Time Step Game Loop</w:t>
       </w:r>
+      <w:bookmarkEnd w:id="14"/>
     </w:p>
     <w:p>
       <w:pPr>
@@ -17232,9 +20612,11 @@
         <w:pStyle w:val="Heading2"/>
         <w:jc w:val="both"/>
       </w:pPr>
+      <w:bookmarkStart w:id="15" w:name="_Toc229136626"/>
       <w:r>
         <w:t>Procedural Path Generation + Pathfinding</w:t>
       </w:r>
+      <w:bookmarkEnd w:id="15"/>
     </w:p>
     <w:p>
       <w:pPr>
@@ -17348,17 +20730,24 @@
       </w:pPr>
       <w:r>
         <w:lastRenderedPageBreak/>
-        <w:t xml:space="preserve"> Overall Architecture &amp; Design</w:t>
-      </w:r>
+        <w:t xml:space="preserve"> </w:t>
+      </w:r>
+      <w:bookmarkStart w:id="16" w:name="_Toc229136627"/>
+      <w:r>
+        <w:t>Overall Architecture &amp; Design</w:t>
+      </w:r>
+      <w:bookmarkEnd w:id="16"/>
     </w:p>
     <w:p>
       <w:pPr>
         <w:pStyle w:val="Heading2"/>
         <w:jc w:val="both"/>
       </w:pPr>
+      <w:bookmarkStart w:id="17" w:name="_Toc229136628"/>
       <w:r>
         <w:t>application package (View/Presentation Layer)</w:t>
       </w:r>
+      <w:bookmarkEnd w:id="17"/>
     </w:p>
     <w:p>
       <w:pPr>
@@ -17465,9 +20854,11 @@
         <w:pStyle w:val="Heading2"/>
         <w:jc w:val="both"/>
       </w:pPr>
+      <w:bookmarkStart w:id="18" w:name="_Toc229136629"/>
       <w:r>
         <w:t>logic package (Core Game Domain)</w:t>
       </w:r>
+      <w:bookmarkEnd w:id="18"/>
     </w:p>
     <w:p>
       <w:pPr>
@@ -17586,12 +20977,14 @@
         <w:pStyle w:val="Heading2"/>
         <w:jc w:val="both"/>
       </w:pPr>
+      <w:bookmarkStart w:id="19" w:name="_Toc229136630"/>
       <w:r>
         <w:t>Why this separation matters</w:t>
       </w:r>
       <w:r>
         <w:t>?</w:t>
       </w:r>
+      <w:bookmarkEnd w:id="19"/>
     </w:p>
     <w:p>
       <w:pPr>
@@ -17677,21 +21070,25 @@
         <w:pStyle w:val="Heading1"/>
         <w:spacing w:after="240"/>
       </w:pPr>
+      <w:bookmarkStart w:id="20" w:name="_Toc229136631"/>
       <w:r>
         <w:t>OOP Principles Applied</w:t>
       </w:r>
+      <w:bookmarkEnd w:id="20"/>
     </w:p>
     <w:p>
       <w:pPr>
         <w:pStyle w:val="Heading2"/>
         <w:spacing w:line="276" w:lineRule="auto"/>
       </w:pPr>
+      <w:bookmarkStart w:id="21" w:name="_Toc229136632"/>
       <w:r>
         <w:t>I</w:t>
       </w:r>
       <w:r>
         <w:t>nheritance</w:t>
       </w:r>
+      <w:bookmarkEnd w:id="21"/>
     </w:p>
     <w:p>
       <w:pPr>
@@ -18835,6 +22232,7 @@
         <w:pStyle w:val="Heading2"/>
         <w:spacing w:line="276" w:lineRule="auto"/>
       </w:pPr>
+      <w:bookmarkStart w:id="22" w:name="_Toc229136633"/>
       <w:r>
         <w:lastRenderedPageBreak/>
         <w:t>I</w:t>
@@ -18845,6 +22243,7 @@
       <w:r>
         <w:t>terface</w:t>
       </w:r>
+      <w:bookmarkEnd w:id="22"/>
     </w:p>
     <w:p>
       <w:pPr>
@@ -19487,9 +22886,11 @@
         <w:pStyle w:val="Heading2"/>
         <w:spacing w:line="276" w:lineRule="auto"/>
       </w:pPr>
+      <w:bookmarkStart w:id="23" w:name="_Toc229136634"/>
       <w:r>
         <w:t>Polymorphism</w:t>
       </w:r>
+      <w:bookmarkEnd w:id="23"/>
     </w:p>
     <w:p>
       <w:pPr>
@@ -20555,10 +23956,12 @@
         <w:pStyle w:val="Heading2"/>
         <w:spacing w:line="276" w:lineRule="auto"/>
       </w:pPr>
+      <w:bookmarkStart w:id="24" w:name="_Toc229136635"/>
       <w:r>
         <w:lastRenderedPageBreak/>
         <w:t>Access Modifiers</w:t>
       </w:r>
+      <w:bookmarkEnd w:id="24"/>
     </w:p>
     <w:p>
       <w:pPr>
@@ -21307,18 +24710,361 @@
     </w:p>
     <w:p>
       <w:pPr>
-        <w:rPr>
-          <w:rFonts w:ascii="TH Sarabun New" w:hAnsi="TH Sarabun New" w:cs="TH Sarabun New"/>
+        <w:spacing w:after="0" w:line="240" w:lineRule="auto"/>
+        <w:jc w:val="both"/>
+        <w:rPr>
+          <w:rFonts w:ascii="TH Sarabun New" w:hAnsi="TH Sarabun New" w:cs="TH Sarabun New" w:hint="cs"/>
           <w:sz w:val="32"/>
           <w:szCs w:val="32"/>
         </w:rPr>
       </w:pPr>
-      <w:r>
+    </w:p>
+    <w:p>
+      <w:pPr>
+        <w:pStyle w:val="Heading1"/>
+        <w:spacing w:after="240"/>
+      </w:pPr>
+      <w:bookmarkStart w:id="25" w:name="_Toc229136636"/>
+      <w:r>
+        <w:t>JUnit Testing Strategy</w:t>
+      </w:r>
+      <w:bookmarkEnd w:id="25"/>
+    </w:p>
+    <w:p>
+      <w:pPr>
+        <w:spacing w:line="240" w:lineRule="auto"/>
+        <w:ind w:firstLine="360"/>
+        <w:jc w:val="thaiDistribute"/>
+        <w:rPr>
+          <w:rFonts w:ascii="TH Sarabun New" w:hAnsi="TH Sarabun New" w:cs="TH Sarabun New" w:hint="cs"/>
+          <w:sz w:val="28"/>
+          <w:szCs w:val="28"/>
+        </w:rPr>
+      </w:pPr>
+      <w:r>
+        <w:rPr>
+          <w:rFonts w:ascii="TH Sarabun New" w:hAnsi="TH Sarabun New" w:cs="TH Sarabun New"/>
+          <w:sz w:val="28"/>
+          <w:szCs w:val="28"/>
+        </w:rPr>
+        <w:t>The src/test/java/logic suite focuses on </w:t>
+      </w:r>
+      <w:r>
+        <w:rPr>
+          <w:rFonts w:ascii="TH Sarabun New" w:hAnsi="TH Sarabun New" w:cs="TH Sarabun New"/>
+          <w:b/>
+          <w:bCs/>
+          <w:sz w:val="28"/>
+          <w:szCs w:val="28"/>
+        </w:rPr>
+        <w:t>core gameplay logic</w:t>
+      </w:r>
+      <w:r>
+        <w:rPr>
+          <w:rFonts w:ascii="TH Sarabun New" w:hAnsi="TH Sarabun New" w:cs="TH Sarabun New"/>
+          <w:sz w:val="28"/>
+          <w:szCs w:val="28"/>
+        </w:rPr>
+        <w:t> (high-value, deterministic units), not heavy JavaFX rendering</w:t>
+      </w:r>
+    </w:p>
+    <w:p>
+      <w:pPr>
+        <w:pStyle w:val="ListParagraph"/>
+        <w:numPr>
+          <w:ilvl w:val="0"/>
+          <w:numId w:val="29"/>
+        </w:numPr>
+        <w:spacing w:after="0" w:line="240" w:lineRule="auto"/>
+        <w:jc w:val="both"/>
+        <w:rPr>
+          <w:rFonts w:ascii="TH Sarabun New" w:hAnsi="TH Sarabun New" w:cs="TH Sarabun New"/>
+          <w:sz w:val="28"/>
+          <w:szCs w:val="28"/>
+        </w:rPr>
+      </w:pPr>
+      <w:r>
+        <w:rPr>
+          <w:rFonts w:ascii="TH Sarabun New" w:hAnsi="TH Sarabun New" w:cs="TH Sarabun New"/>
+          <w:b/>
+          <w:bCs/>
+          <w:sz w:val="28"/>
+          <w:szCs w:val="28"/>
+        </w:rPr>
+        <w:t>TowerTest:</w:t>
+      </w:r>
+      <w:r>
+        <w:rPr>
+          <w:rFonts w:ascii="TH Sarabun New" w:hAnsi="TH Sarabun New" w:cs="TH Sarabun New"/>
+          <w:sz w:val="28"/>
+          <w:szCs w:val="28"/>
+        </w:rPr>
+        <w:t xml:space="preserve"> targeting priority, cooldown behavior, upgrade rules, projectile sprite correctness.</w:t>
+      </w:r>
+    </w:p>
+    <w:p>
+      <w:pPr>
+        <w:pStyle w:val="ListParagraph"/>
+        <w:numPr>
+          <w:ilvl w:val="0"/>
+          <w:numId w:val="29"/>
+        </w:numPr>
+        <w:spacing w:after="0" w:line="240" w:lineRule="auto"/>
+        <w:jc w:val="both"/>
+        <w:rPr>
+          <w:rFonts w:ascii="TH Sarabun New" w:hAnsi="TH Sarabun New" w:cs="TH Sarabun New"/>
+          <w:sz w:val="28"/>
+          <w:szCs w:val="28"/>
+        </w:rPr>
+      </w:pPr>
+      <w:r>
+        <w:rPr>
+          <w:rFonts w:ascii="TH Sarabun New" w:hAnsi="TH Sarabun New" w:cs="TH Sarabun New"/>
+          <w:b/>
+          <w:bCs/>
+          <w:sz w:val="28"/>
+          <w:szCs w:val="28"/>
+        </w:rPr>
+        <w:t>EnemyTest:</w:t>
+      </w:r>
+      <w:r>
+        <w:rPr>
+          <w:rFonts w:ascii="TH Sarabun New" w:hAnsi="TH Sarabun New" w:cs="TH Sarabun New"/>
+          <w:sz w:val="28"/>
+          <w:szCs w:val="28"/>
+        </w:rPr>
+        <w:t xml:space="preserve"> movement/path following, hit flash timing, animation stepping, variant stats.</w:t>
+      </w:r>
+    </w:p>
+    <w:p>
+      <w:pPr>
+        <w:pStyle w:val="ListParagraph"/>
+        <w:numPr>
+          <w:ilvl w:val="0"/>
+          <w:numId w:val="29"/>
+        </w:numPr>
+        <w:spacing w:after="0" w:line="240" w:lineRule="auto"/>
+        <w:jc w:val="both"/>
+        <w:rPr>
+          <w:rFonts w:ascii="TH Sarabun New" w:hAnsi="TH Sarabun New" w:cs="TH Sarabun New"/>
+          <w:sz w:val="28"/>
+          <w:szCs w:val="28"/>
+        </w:rPr>
+      </w:pPr>
+      <w:r>
+        <w:rPr>
+          <w:rFonts w:ascii="TH Sarabun New" w:hAnsi="TH Sarabun New" w:cs="TH Sarabun New"/>
+          <w:b/>
+          <w:bCs/>
+          <w:sz w:val="28"/>
+          <w:szCs w:val="28"/>
+        </w:rPr>
+        <w:t>ProjectileTest:</w:t>
+      </w:r>
+      <w:r>
+        <w:rPr>
+          <w:rFonts w:ascii="TH Sarabun New" w:hAnsi="TH Sarabun New" w:cs="TH Sarabun New"/>
+          <w:sz w:val="28"/>
+          <w:szCs w:val="28"/>
+        </w:rPr>
+        <w:t xml:space="preserve"> movement, hit radius, overshoot protection, default sprite fallback.</w:t>
+      </w:r>
+    </w:p>
+    <w:p>
+      <w:pPr>
+        <w:pStyle w:val="ListParagraph"/>
+        <w:numPr>
+          <w:ilvl w:val="0"/>
+          <w:numId w:val="29"/>
+        </w:numPr>
+        <w:spacing w:after="0" w:line="240" w:lineRule="auto"/>
+        <w:jc w:val="both"/>
+        <w:rPr>
+          <w:rFonts w:ascii="TH Sarabun New" w:hAnsi="TH Sarabun New" w:cs="TH Sarabun New"/>
+          <w:sz w:val="28"/>
+          <w:szCs w:val="28"/>
+        </w:rPr>
+      </w:pPr>
+      <w:r>
+        <w:rPr>
+          <w:rFonts w:ascii="TH Sarabun New" w:hAnsi="TH Sarabun New" w:cs="TH Sarabun New"/>
+          <w:b/>
+          <w:bCs/>
+          <w:sz w:val="28"/>
+          <w:szCs w:val="28"/>
+        </w:rPr>
+        <w:t>GameMapTest:</w:t>
+      </w:r>
+      <w:r>
+        <w:rPr>
+          <w:rFonts w:ascii="TH Sarabun New" w:hAnsi="TH Sarabun New" w:cs="TH Sarabun New"/>
+          <w:sz w:val="28"/>
+          <w:szCs w:val="28"/>
+        </w:rPr>
+        <w:t xml:space="preserve"> buildability constraints, waypoint coordinate generation, BFS path behavior.</w:t>
+      </w:r>
+    </w:p>
+    <w:p>
+      <w:pPr>
+        <w:pStyle w:val="ListParagraph"/>
+        <w:numPr>
+          <w:ilvl w:val="0"/>
+          <w:numId w:val="29"/>
+        </w:numPr>
+        <w:spacing w:after="0" w:line="240" w:lineRule="auto"/>
+        <w:jc w:val="both"/>
+        <w:rPr>
+          <w:rFonts w:ascii="TH Sarabun New" w:hAnsi="TH Sarabun New" w:cs="TH Sarabun New"/>
+          <w:sz w:val="28"/>
+          <w:szCs w:val="28"/>
+        </w:rPr>
+      </w:pPr>
+      <w:r>
+        <w:rPr>
+          <w:rFonts w:ascii="TH Sarabun New" w:hAnsi="TH Sarabun New" w:cs="TH Sarabun New"/>
+          <w:b/>
+          <w:bCs/>
+          <w:sz w:val="28"/>
+          <w:szCs w:val="28"/>
+        </w:rPr>
+        <w:t>PathGeneratorTest:</w:t>
+      </w:r>
+      <w:r>
+        <w:rPr>
+          <w:rFonts w:ascii="TH Sarabun New" w:hAnsi="TH Sarabun New" w:cs="TH Sarabun New"/>
+          <w:sz w:val="28"/>
+          <w:szCs w:val="28"/>
+        </w:rPr>
+        <w:t xml:space="preserve"> generated map validity, single border entry, castle reachability.</w:t>
+      </w:r>
+    </w:p>
+    <w:p>
+      <w:pPr>
+        <w:pStyle w:val="ListParagraph"/>
+        <w:numPr>
+          <w:ilvl w:val="0"/>
+          <w:numId w:val="29"/>
+        </w:numPr>
+        <w:spacing w:after="0" w:line="240" w:lineRule="auto"/>
+        <w:jc w:val="both"/>
+        <w:rPr>
+          <w:rFonts w:ascii="TH Sarabun New" w:hAnsi="TH Sarabun New" w:cs="TH Sarabun New"/>
+          <w:sz w:val="28"/>
+          <w:szCs w:val="28"/>
+        </w:rPr>
+      </w:pPr>
+      <w:r>
+        <w:rPr>
+          <w:rFonts w:ascii="TH Sarabun New" w:hAnsi="TH Sarabun New" w:cs="TH Sarabun New"/>
+          <w:b/>
+          <w:bCs/>
+          <w:sz w:val="28"/>
+          <w:szCs w:val="28"/>
+        </w:rPr>
+        <w:t>LevelLoaderTest:</w:t>
+      </w:r>
+      <w:r>
+        <w:rPr>
+          <w:rFonts w:ascii="TH Sarabun New" w:hAnsi="TH Sarabun New" w:cs="TH Sarabun New"/>
+          <w:sz w:val="28"/>
+          <w:szCs w:val="28"/>
+        </w:rPr>
+        <w:t xml:space="preserve"> map parsing and fallback behavior on malformed/missing input.</w:t>
+      </w:r>
+    </w:p>
+    <w:p>
+      <w:pPr>
+        <w:pStyle w:val="ListParagraph"/>
+        <w:numPr>
+          <w:ilvl w:val="0"/>
+          <w:numId w:val="29"/>
+        </w:numPr>
+        <w:spacing w:after="0" w:line="240" w:lineRule="auto"/>
+        <w:jc w:val="both"/>
+        <w:rPr>
+          <w:rFonts w:ascii="TH Sarabun New" w:hAnsi="TH Sarabun New" w:cs="TH Sarabun New"/>
+          <w:sz w:val="28"/>
+          <w:szCs w:val="28"/>
+        </w:rPr>
+      </w:pPr>
+      <w:r>
+        <w:rPr>
+          <w:rFonts w:ascii="TH Sarabun New" w:hAnsi="TH Sarabun New" w:cs="TH Sarabun New"/>
+          <w:b/>
+          <w:bCs/>
+          <w:sz w:val="28"/>
+          <w:szCs w:val="28"/>
+        </w:rPr>
+        <w:t>DamageTextTest:</w:t>
+      </w:r>
+      <w:r>
+        <w:rPr>
+          <w:rFonts w:ascii="TH Sarabun New" w:hAnsi="TH Sarabun New" w:cs="TH Sarabun New"/>
+          <w:sz w:val="28"/>
+          <w:szCs w:val="28"/>
+        </w:rPr>
+        <w:t xml:space="preserve"> fade/lifetime and opacity clamping.</w:t>
+      </w:r>
+    </w:p>
+    <w:p>
+      <w:pPr>
+        <w:pStyle w:val="ListParagraph"/>
+        <w:numPr>
+          <w:ilvl w:val="0"/>
+          <w:numId w:val="29"/>
+        </w:numPr>
+        <w:spacing w:after="0" w:line="240" w:lineRule="auto"/>
+        <w:jc w:val="both"/>
+        <w:rPr>
+          <w:rFonts w:ascii="TH Sarabun New" w:hAnsi="TH Sarabun New" w:cs="TH Sarabun New"/>
+          <w:sz w:val="28"/>
+          <w:szCs w:val="28"/>
+        </w:rPr>
+      </w:pPr>
+      <w:r>
+        <w:rPr>
+          <w:rFonts w:ascii="TH Sarabun New" w:hAnsi="TH Sarabun New" w:cs="TH Sarabun New"/>
+          <w:b/>
+          <w:bCs/>
+          <w:sz w:val="28"/>
+          <w:szCs w:val="28"/>
+        </w:rPr>
+        <w:t>GameManagerTest:</w:t>
+      </w:r>
+      <w:r>
+        <w:rPr>
+          <w:rFonts w:ascii="TH Sarabun New" w:hAnsi="TH Sarabun New" w:cs="TH Sarabun New"/>
+          <w:sz w:val="28"/>
+          <w:szCs w:val="28"/>
+        </w:rPr>
+        <w:t xml:space="preserve"> economy, placement validity, upgrades, spawn placement, reset flow, victory/game-over transitions.</w:t>
+      </w:r>
+    </w:p>
+    <w:p>
+      <w:pPr>
+        <w:spacing w:after="0" w:line="240" w:lineRule="auto"/>
+        <w:jc w:val="both"/>
+        <w:rPr>
+          <w:rFonts w:ascii="TH Sarabun New" w:hAnsi="TH Sarabun New" w:cs="TH Sarabun New" w:hint="cs"/>
+          <w:sz w:val="28"/>
+          <w:szCs w:val="28"/>
+        </w:rPr>
+      </w:pPr>
+    </w:p>
+    <w:p>
+      <w:pPr>
         <w:rPr>
           <w:rFonts w:ascii="TH Sarabun New" w:hAnsi="TH Sarabun New" w:cs="TH Sarabun New"/>
           <w:sz w:val="32"/>
           <w:szCs w:val="32"/>
         </w:rPr>
+      </w:pPr>
+      <w:r>
+        <w:rPr>
+          <w:rFonts w:ascii="TH Sarabun New" w:hAnsi="TH Sarabun New" w:cs="TH Sarabun New"/>
+          <w:sz w:val="32"/>
+          <w:szCs w:val="32"/>
+        </w:rPr>
         <w:br w:type="page"/>
       </w:r>
     </w:p>
@@ -21327,6 +25073,7 @@
         <w:pStyle w:val="Heading1"/>
         <w:spacing w:after="240"/>
       </w:pPr>
+      <w:bookmarkStart w:id="26" w:name="_Toc229136637"/>
       <w:r>
         <w:lastRenderedPageBreak/>
         <w:t xml:space="preserve">UML </w:t>
@@ -21358,14 +25105,17 @@
       <w:r>
         <w:t>)</w:t>
       </w:r>
+      <w:bookmarkEnd w:id="26"/>
     </w:p>
     <w:p>
       <w:pPr>
         <w:pStyle w:val="Heading2"/>
       </w:pPr>
+      <w:bookmarkStart w:id="27" w:name="_Toc229136638"/>
       <w:r>
         <w:t>src/main/java/application</w:t>
       </w:r>
+      <w:bookmarkEnd w:id="27"/>
     </w:p>
     <w:p>
       <w:pPr>
@@ -21407,10 +25157,10 @@
                     <pic:cNvPicPr/>
                   </pic:nvPicPr>
                   <pic:blipFill rotWithShape="1">
-                    <a:blip r:embed="rId49">
+                    <a:blip r:embed="rId52">
                       <a:extLst>
                         <a:ext uri="{96DAC541-7B7A-43D3-8B79-37D633B846F1}">
-                          <asvg:svgBlip xmlns:asvg="http://schemas.microsoft.com/office/drawing/2016/SVG/main" r:embed="rId50"/>
+                          <asvg:svgBlip xmlns:asvg="http://schemas.microsoft.com/office/drawing/2016/SVG/main" r:embed="rId53"/>
                         </a:ext>
                       </a:extLst>
                     </a:blip>
@@ -21595,10 +25345,10 @@
                     <pic:cNvPicPr/>
                   </pic:nvPicPr>
                   <pic:blipFill rotWithShape="1">
-                    <a:blip r:embed="rId49">
+                    <a:blip r:embed="rId52">
                       <a:extLst>
                         <a:ext uri="{96DAC541-7B7A-43D3-8B79-37D633B846F1}">
-                          <asvg:svgBlip xmlns:asvg="http://schemas.microsoft.com/office/drawing/2016/SVG/main" r:embed="rId50"/>
+                          <asvg:svgBlip xmlns:asvg="http://schemas.microsoft.com/office/drawing/2016/SVG/main" r:embed="rId53"/>
                         </a:ext>
                       </a:extLst>
                     </a:blip>
@@ -21886,10 +25636,13 @@
           <w:szCs w:val="32"/>
         </w:rPr>
         <w:sectPr>
-          <w:headerReference w:type="default" r:id="rId51"/>
+          <w:headerReference w:type="default" r:id="rId54"/>
+          <w:headerReference w:type="first" r:id="rId55"/>
           <w:pgSz w:w="11906" w:h="16838" w:code="9"/>
           <w:pgMar w:top="1440" w:right="1440" w:bottom="1440" w:left="1440" w:header="720" w:footer="720" w:gutter="0"/>
+          <w:pgNumType w:start="0"/>
           <w:cols w:space="720"/>
+          <w:titlePg/>
           <w:docGrid w:linePitch="360"/>
         </w:sectPr>
       </w:pPr>
@@ -21898,6 +25651,7 @@
       <w:pPr>
         <w:pStyle w:val="Heading2"/>
       </w:pPr>
+      <w:bookmarkStart w:id="28" w:name="_Toc229136639"/>
       <w:r>
         <w:rPr>
           <w:noProof/>
@@ -21927,10 +25681,10 @@
                     <pic:cNvPicPr/>
                   </pic:nvPicPr>
                   <pic:blipFill>
-                    <a:blip r:embed="rId52">
+                    <a:blip r:embed="rId56">
                       <a:extLst>
                         <a:ext uri="{96DAC541-7B7A-43D3-8B79-37D633B846F1}">
-                          <asvg:svgBlip xmlns:asvg="http://schemas.microsoft.com/office/drawing/2016/SVG/main" r:embed="rId53"/>
+                          <asvg:svgBlip xmlns:asvg="http://schemas.microsoft.com/office/drawing/2016/SVG/main" r:embed="rId57"/>
                         </a:ext>
                       </a:extLst>
                     </a:blip>
@@ -21977,6 +25731,7 @@
       <w:r>
         <w:t>interfaces</w:t>
       </w:r>
+      <w:bookmarkEnd w:id="28"/>
     </w:p>
     <w:p>
       <w:pPr>
@@ -22167,7 +25922,7 @@
           <w:szCs w:val="32"/>
         </w:rPr>
         <w:sectPr>
-          <w:headerReference w:type="default" r:id="rId54"/>
+          <w:headerReference w:type="default" r:id="rId58"/>
           <w:pgSz w:w="16838" w:h="11906" w:orient="landscape" w:code="9"/>
           <w:pgMar w:top="1440" w:right="1440" w:bottom="1440" w:left="1440" w:header="720" w:footer="720" w:gutter="0"/>
           <w:cols w:space="720"/>
@@ -22179,6 +25934,7 @@
       <w:pPr>
         <w:pStyle w:val="Heading2"/>
       </w:pPr>
+      <w:bookmarkStart w:id="29" w:name="_Toc229136640"/>
       <w:r>
         <w:rPr>
           <w:noProof/>
@@ -22208,10 +25964,10 @@
                     <pic:cNvPicPr/>
                   </pic:nvPicPr>
                   <pic:blipFill>
-                    <a:blip r:embed="rId55">
+                    <a:blip r:embed="rId59">
                       <a:extLst>
                         <a:ext uri="{96DAC541-7B7A-43D3-8B79-37D633B846F1}">
-                          <asvg:svgBlip xmlns:asvg="http://schemas.microsoft.com/office/drawing/2016/SVG/main" r:embed="rId56"/>
+                          <asvg:svgBlip xmlns:asvg="http://schemas.microsoft.com/office/drawing/2016/SVG/main" r:embed="rId60"/>
                         </a:ext>
                       </a:extLst>
                     </a:blip>
@@ -22246,6 +26002,7 @@
       <w:r>
         <w:t>map</w:t>
       </w:r>
+      <w:bookmarkEnd w:id="29"/>
       <w:r>
         <w:t xml:space="preserve"> </w:t>
       </w:r>
@@ -22422,6 +26179,7 @@
           <w:szCs w:val="28"/>
         </w:rPr>
       </w:pPr>
+      <w:bookmarkStart w:id="30" w:name="_Toc229136641"/>
       <w:r>
         <w:lastRenderedPageBreak/>
         <w:t>src/main/java/logic/</w:t>
@@ -22433,17 +26191,14 @@
         <w:t>src/main/java/logic/</w:t>
       </w:r>
       <w:r>
-        <w:t xml:space="preserve">DamageText.java </w:t>
+        <w:t>DamageText.java</w:t>
+      </w:r>
+      <w:bookmarkEnd w:id="30"/>
+      <w:r>
+        <w:t xml:space="preserve"> </w:t>
       </w:r>
     </w:p>
     <w:p>
-      <w:pPr>
-        <w:pStyle w:val="Heading2"/>
-        <w:rPr>
-          <w:sz w:val="28"/>
-          <w:szCs w:val="28"/>
-        </w:rPr>
-      </w:pPr>
       <w:r>
         <w:rPr>
           <w:noProof/>
@@ -22474,10 +26229,10 @@
                     <pic:cNvPicPr/>
                   </pic:nvPicPr>
                   <pic:blipFill>
-                    <a:blip r:embed="rId57">
+                    <a:blip r:embed="rId61">
                       <a:extLst>
                         <a:ext uri="{96DAC541-7B7A-43D3-8B79-37D633B846F1}">
-                          <asvg:svgBlip xmlns:asvg="http://schemas.microsoft.com/office/drawing/2016/SVG/main" r:embed="rId58"/>
+                          <asvg:svgBlip xmlns:asvg="http://schemas.microsoft.com/office/drawing/2016/SVG/main" r:embed="rId62"/>
                         </a:ext>
                       </a:extLst>
                     </a:blip>
@@ -22507,253 +26262,34 @@
         </w:drawing>
       </w:r>
     </w:p>
+    <w:p/>
+    <w:p/>
+    <w:p/>
+    <w:p/>
+    <w:p/>
+    <w:p/>
+    <w:p/>
+    <w:p/>
+    <w:p/>
+    <w:p/>
+    <w:p/>
+    <w:p/>
+    <w:p/>
+    <w:p/>
+    <w:p/>
+    <w:p/>
+    <w:p/>
+    <w:p/>
+    <w:p/>
+    <w:p/>
+    <w:p/>
+    <w:p/>
+    <w:p/>
     <w:p>
       <w:pPr>
-        <w:pStyle w:val="Heading2"/>
-        <w:rPr>
-          <w:sz w:val="28"/>
-          <w:szCs w:val="28"/>
-        </w:rPr>
-      </w:pPr>
-    </w:p>
-    <w:p>
-      <w:pPr>
-        <w:pStyle w:val="Heading2"/>
-        <w:rPr>
-          <w:sz w:val="28"/>
-          <w:szCs w:val="28"/>
-        </w:rPr>
-      </w:pPr>
-    </w:p>
-    <w:p>
-      <w:pPr>
-        <w:pStyle w:val="Heading2"/>
-        <w:rPr>
-          <w:sz w:val="28"/>
-          <w:szCs w:val="28"/>
-        </w:rPr>
-      </w:pPr>
-    </w:p>
-    <w:p>
-      <w:pPr>
-        <w:pStyle w:val="Heading2"/>
-        <w:rPr>
-          <w:sz w:val="28"/>
-          <w:szCs w:val="28"/>
-        </w:rPr>
-      </w:pPr>
-    </w:p>
-    <w:p>
-      <w:pPr>
-        <w:pStyle w:val="Heading2"/>
-        <w:rPr>
-          <w:sz w:val="28"/>
-          <w:szCs w:val="28"/>
-        </w:rPr>
-      </w:pPr>
-    </w:p>
-    <w:p>
-      <w:pPr>
-        <w:pStyle w:val="Heading2"/>
-        <w:rPr>
-          <w:sz w:val="28"/>
-          <w:szCs w:val="28"/>
-        </w:rPr>
-      </w:pPr>
-    </w:p>
-    <w:p>
-      <w:pPr>
-        <w:pStyle w:val="Heading2"/>
-        <w:rPr>
-          <w:sz w:val="28"/>
-          <w:szCs w:val="28"/>
-        </w:rPr>
-      </w:pPr>
-    </w:p>
-    <w:p>
-      <w:pPr>
-        <w:pStyle w:val="Heading2"/>
-        <w:rPr>
-          <w:sz w:val="28"/>
-          <w:szCs w:val="28"/>
-        </w:rPr>
-      </w:pPr>
-    </w:p>
-    <w:p>
-      <w:pPr>
-        <w:pStyle w:val="Heading2"/>
-        <w:rPr>
-          <w:sz w:val="28"/>
-          <w:szCs w:val="28"/>
-        </w:rPr>
-      </w:pPr>
-    </w:p>
-    <w:p>
-      <w:pPr>
-        <w:pStyle w:val="Heading2"/>
-        <w:rPr>
-          <w:sz w:val="28"/>
-          <w:szCs w:val="28"/>
-        </w:rPr>
-      </w:pPr>
-    </w:p>
-    <w:p>
-      <w:pPr>
-        <w:pStyle w:val="Heading2"/>
-        <w:rPr>
-          <w:sz w:val="28"/>
-          <w:szCs w:val="28"/>
-        </w:rPr>
-      </w:pPr>
-    </w:p>
-    <w:p>
-      <w:pPr>
-        <w:pStyle w:val="Heading2"/>
-        <w:rPr>
-          <w:sz w:val="28"/>
-          <w:szCs w:val="28"/>
-        </w:rPr>
-      </w:pPr>
-    </w:p>
-    <w:p>
-      <w:pPr>
-        <w:pStyle w:val="Heading2"/>
-        <w:rPr>
-          <w:sz w:val="28"/>
-          <w:szCs w:val="28"/>
-        </w:rPr>
-      </w:pPr>
-    </w:p>
-    <w:p>
-      <w:pPr>
-        <w:pStyle w:val="Heading2"/>
-        <w:rPr>
-          <w:sz w:val="28"/>
-          <w:szCs w:val="28"/>
-        </w:rPr>
-      </w:pPr>
-    </w:p>
-    <w:p>
-      <w:pPr>
-        <w:pStyle w:val="Heading2"/>
-        <w:rPr>
-          <w:sz w:val="28"/>
-          <w:szCs w:val="28"/>
-        </w:rPr>
-      </w:pPr>
-    </w:p>
-    <w:p>
-      <w:pPr>
-        <w:pStyle w:val="Heading2"/>
-        <w:rPr>
-          <w:sz w:val="28"/>
-          <w:szCs w:val="28"/>
-        </w:rPr>
-      </w:pPr>
-    </w:p>
-    <w:p>
-      <w:pPr>
-        <w:pStyle w:val="Heading2"/>
-        <w:rPr>
-          <w:sz w:val="28"/>
-          <w:szCs w:val="28"/>
-        </w:rPr>
-      </w:pPr>
-    </w:p>
-    <w:p>
-      <w:pPr>
-        <w:pStyle w:val="Heading2"/>
-        <w:rPr>
-          <w:sz w:val="28"/>
-          <w:szCs w:val="28"/>
-        </w:rPr>
-      </w:pPr>
-    </w:p>
-    <w:p>
-      <w:pPr>
-        <w:pStyle w:val="Heading2"/>
-        <w:rPr>
-          <w:sz w:val="28"/>
-          <w:szCs w:val="28"/>
-        </w:rPr>
-      </w:pPr>
-    </w:p>
-    <w:p>
-      <w:pPr>
-        <w:pStyle w:val="Heading2"/>
-        <w:rPr>
-          <w:sz w:val="28"/>
-          <w:szCs w:val="28"/>
-        </w:rPr>
-      </w:pPr>
-    </w:p>
-    <w:p>
-      <w:pPr>
-        <w:pStyle w:val="Heading2"/>
-        <w:rPr>
-          <w:sz w:val="28"/>
-          <w:szCs w:val="28"/>
-        </w:rPr>
-      </w:pPr>
-    </w:p>
-    <w:p>
-      <w:pPr>
-        <w:pStyle w:val="Heading2"/>
-        <w:rPr>
-          <w:sz w:val="28"/>
-          <w:szCs w:val="28"/>
-        </w:rPr>
-      </w:pPr>
-    </w:p>
-    <w:p>
-      <w:pPr>
-        <w:pStyle w:val="Heading2"/>
-        <w:rPr>
-          <w:sz w:val="28"/>
-          <w:szCs w:val="28"/>
-        </w:rPr>
-      </w:pPr>
-    </w:p>
-    <w:p>
-      <w:pPr>
-        <w:pStyle w:val="Heading2"/>
-        <w:rPr>
-          <w:sz w:val="28"/>
-          <w:szCs w:val="28"/>
-        </w:rPr>
-      </w:pPr>
-    </w:p>
-    <w:p>
-      <w:pPr>
-        <w:pStyle w:val="Heading2"/>
-        <w:rPr>
-          <w:sz w:val="28"/>
-          <w:szCs w:val="28"/>
-        </w:rPr>
-      </w:pPr>
-    </w:p>
-    <w:p>
-      <w:pPr>
-        <w:pStyle w:val="Heading2"/>
-        <w:rPr>
-          <w:sz w:val="28"/>
-          <w:szCs w:val="28"/>
-        </w:rPr>
-      </w:pPr>
-    </w:p>
-    <w:p>
-      <w:pPr>
-        <w:pStyle w:val="Heading2"/>
-        <w:rPr>
-          <w:sz w:val="28"/>
-          <w:szCs w:val="28"/>
-        </w:rPr>
-      </w:pPr>
-    </w:p>
-    <w:p>
-      <w:pPr>
         <w:pStyle w:val="Heading1"/>
       </w:pPr>
+      <w:bookmarkStart w:id="31" w:name="_Toc229136642"/>
       <w:r>
         <w:rPr>
           <w:noProof/>
@@ -22782,10 +26318,10 @@
                     <pic:cNvPicPr/>
                   </pic:nvPicPr>
                   <pic:blipFill>
-                    <a:blip r:embed="rId59">
+                    <a:blip r:embed="rId63">
                       <a:extLst>
                         <a:ext uri="{96DAC541-7B7A-43D3-8B79-37D633B846F1}">
-                          <asvg:svgBlip xmlns:asvg="http://schemas.microsoft.com/office/drawing/2016/SVG/main" r:embed="rId60"/>
+                          <asvg:svgBlip xmlns:asvg="http://schemas.microsoft.com/office/drawing/2016/SVG/main" r:embed="rId64"/>
                         </a:ext>
                       </a:extLst>
                     </a:blip>
@@ -22817,6 +26353,7 @@
       <w:r>
         <w:t>Projects Links</w:t>
       </w:r>
+      <w:bookmarkEnd w:id="31"/>
       <w:r>
         <w:t xml:space="preserve"> </w:t>
       </w:r>
@@ -22845,7 +26382,7 @@
         </w:rPr>
         <w:t>JavaDoc: </w:t>
       </w:r>
-      <w:hyperlink r:id="rId61" w:history="1">
+      <w:hyperlink r:id="rId65" w:history="1">
         <w:r>
           <w:rPr>
             <w:rStyle w:val="Hyperlink"/>
@@ -22884,7 +26421,7 @@
         </w:rPr>
         <w:t>UML Diagram: </w:t>
       </w:r>
-      <w:hyperlink r:id="rId62" w:history="1">
+      <w:hyperlink r:id="rId66" w:history="1">
         <w:r>
           <w:rPr>
             <w:rStyle w:val="Hyperlink"/>
@@ -22900,7 +26437,7 @@
       </w:hyperlink>
     </w:p>
     <w:sectPr>
-      <w:headerReference w:type="default" r:id="rId63"/>
+      <w:headerReference w:type="default" r:id="rId67"/>
       <w:pgSz w:w="11906" w:h="16838" w:code="9"/>
       <w:pgMar w:top="1440" w:right="1440" w:bottom="1440" w:left="1440" w:header="720" w:footer="720" w:gutter="0"/>
       <w:cols w:space="720"/>
@@ -23176,7 +26713,7 @@
                   <v:stroke joinstyle="miter"/>
                   <v:path gradientshapeok="t" o:connecttype="rect"/>
                 </v:shapetype>
-                <v:shape id="Text Box 4" o:spid="_x0000_s1097" type="#_x0000_t202" style="position:absolute;left:0;text-align:left;margin-left:-38.6pt;margin-top:1.25pt;width:471.35pt;height:26.25pt;z-index:251660288;visibility:visible;mso-wrap-style:square;mso-width-percent:0;mso-wrap-distance-left:9pt;mso-wrap-distance-top:0;mso-wrap-distance-right:9pt;mso-wrap-distance-bottom:0;mso-position-horizontal:absolute;mso-position-horizontal-relative:text;mso-position-vertical:absolute;mso-position-vertical-relative:text;mso-width-percent:0;mso-width-relative:margin;v-text-anchor:top" o:gfxdata="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" filled="f" stroked="f" strokeweight=".5pt">
+                <v:shape id="Text Box 4" o:spid="_x0000_s1098" type="#_x0000_t202" style="position:absolute;left:0;text-align:left;margin-left:-38.6pt;margin-top:1.25pt;width:471.35pt;height:26.25pt;z-index:251660288;visibility:visible;mso-wrap-style:square;mso-width-percent:0;mso-wrap-distance-left:9pt;mso-wrap-distance-top:0;mso-wrap-distance-right:9pt;mso-wrap-distance-bottom:0;mso-position-horizontal:absolute;mso-position-horizontal-relative:text;mso-position-vertical:absolute;mso-position-vertical-relative:text;mso-width-percent:0;mso-width-relative:margin;v-text-anchor:top" o:gfxdata="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" filled="f" stroked="f" strokeweight=".5pt">
                   <v:textbox>
                     <w:txbxContent>
                       <w:p>
@@ -23291,6 +26828,346 @@
 </file>
 
 <file path=word/header2.xml><?xml version="1.0" encoding="utf-8"?>
+<w:hdr xmlns:wpc="http://schemas.microsoft.com/office/word/2010/wordprocessingCanvas" xmlns:cx="http://schemas.microsoft.com/office/drawing/2014/chartex" xmlns:cx1="http://schemas.microsoft.com/office/drawing/2015/9/8/chartex" xmlns:cx2="http://schemas.microsoft.com/office/drawing/2015/10/21/chartex" xmlns:cx3="http://schemas.microsoft.com/office/drawing/2016/5/9/chartex" xmlns:cx4="http://schemas.microsoft.com/office/drawing/2016/5/10/chartex" xmlns:cx5="http://schemas.microsoft.com/office/drawing/2016/5/11/chartex" xmlns:cx6="http://schemas.microsoft.com/office/drawing/2016/5/12/chartex" xmlns:cx7="http://schemas.microsoft.com/office/drawing/2016/5/13/chartex" xmlns:cx8="http://schemas.microsoft.com/office/drawing/2016/5/14/chartex" xmlns:mc="http://schemas.openxmlformats.org/markup-compatibility/2006" xmlns:aink="http://schemas.microsoft.com/office/drawing/2016/ink" xmlns:am3d="http://schemas.microsoft.com/office/drawing/2017/model3d" xmlns:o="urn:schemas-microsoft-com:office:office" xmlns:oel="http://schemas.microsoft.com/office/2019/extlst" xmlns:r="http://schemas.openxmlformats.org/officeDocument/2006/relationships" xmlns:m="http://schemas.openxmlformats.org/officeDocument/2006/math" xmlns:v="urn:schemas-microsoft-com:vml" xmlns:wp14="http://schemas.microsoft.com/office/word/2010/wordprocessingDrawing" xmlns:wp="http://schemas.openxmlformats.org/drawingml/2006/wordprocessingDrawing" xmlns:w10="urn:schemas-microsoft-com:office:word" xmlns:w="http://schemas.openxmlformats.org/wordprocessingml/2006/main" xmlns:w14="http://schemas.microsoft.com/office/word/2010/wordml" xmlns:w15="http://schemas.microsoft.com/office/word/2012/wordml" xmlns:w16cex="http://schemas.microsoft.com/office/word/2018/wordml/cex" xmlns:w16cid="http://schemas.microsoft.com/office/word/2016/wordml/cid" xmlns:w16="http://schemas.microsoft.com/office/word/2018/wordml" xmlns:w16du="http://schemas.microsoft.com/office/word/2023/wordml/word16du" xmlns:w16sdtdh="http://schemas.microsoft.com/office/word/2020/wordml/sdtdatahash" xmlns:w16sdtfl="http://schemas.microsoft.com/office/word/2024/wordml/sdtformatlock" xmlns:w16se="http://schemas.microsoft.com/office/word/2015/wordml/symex" xmlns:wpg="http://schemas.microsoft.com/office/word/2010/wordprocessingGroup" xmlns:wpi="http://schemas.microsoft.com/office/word/2010/wordprocessingInk" xmlns:wne="http://schemas.microsoft.com/office/word/2006/wordml" xmlns:wps="http://schemas.microsoft.com/office/word/2010/wordprocessingShape" mc:Ignorable="w14 w15 w16se w16cid w16 w16cex w16sdtdh w16sdtfl w16du wp14">
+  <w:sdt>
+    <w:sdtPr>
+      <w:id w:val="-1043678186"/>
+      <w:docPartObj>
+        <w:docPartGallery w:val="Page Numbers (Top of Page)"/>
+        <w:docPartUnique/>
+      </w:docPartObj>
+    </w:sdtPr>
+    <w:sdtEndPr>
+      <w:rPr>
+        <w:rFonts w:ascii="TH Sarabun New" w:hAnsi="TH Sarabun New" w:cs="TH Sarabun New"/>
+        <w:noProof/>
+        <w:sz w:val="32"/>
+        <w:szCs w:val="36"/>
+      </w:rPr>
+    </w:sdtEndPr>
+    <w:sdtContent>
+      <w:p>
+        <w:pPr>
+          <w:pStyle w:val="Header"/>
+          <w:jc w:val="right"/>
+          <w:rPr>
+            <w:rFonts w:ascii="TH Sarabun New" w:hAnsi="TH Sarabun New" w:cs="TH Sarabun New"/>
+            <w:sz w:val="32"/>
+            <w:szCs w:val="36"/>
+          </w:rPr>
+        </w:pPr>
+        <w:r>
+          <w:rPr>
+            <w:rFonts w:ascii="TH Sarabun New" w:hAnsi="TH Sarabun New" w:cs="TH Sarabun New"/>
+            <w:noProof/>
+            <w:sz w:val="32"/>
+            <w:szCs w:val="36"/>
+          </w:rPr>
+          <mc:AlternateContent>
+            <mc:Choice Requires="wps">
+              <w:drawing>
+                <wp:anchor distT="0" distB="0" distL="114300" distR="114300" simplePos="0" relativeHeight="251668480" behindDoc="0" locked="0" layoutInCell="1" allowOverlap="1" wp14:anchorId="008F3383" wp14:editId="10B7C896">
+                  <wp:simplePos x="0" y="0"/>
+                  <wp:positionH relativeFrom="column">
+                    <wp:posOffset>-160020</wp:posOffset>
+                  </wp:positionH>
+                  <wp:positionV relativeFrom="paragraph">
+                    <wp:posOffset>247015</wp:posOffset>
+                  </wp:positionV>
+                  <wp:extent cx="5943600" cy="0"/>
+                  <wp:effectExtent l="0" t="0" r="0" b="0"/>
+                  <wp:wrapNone/>
+                  <wp:docPr id="1498489731" name="Straight Connector 2"/>
+                  <wp:cNvGraphicFramePr/>
+                  <a:graphic xmlns:a="http://schemas.openxmlformats.org/drawingml/2006/main">
+                    <a:graphicData uri="http://schemas.microsoft.com/office/word/2010/wordprocessingShape">
+                      <wps:wsp>
+                        <wps:cNvCnPr/>
+                        <wps:spPr>
+                          <a:xfrm>
+                            <a:off x="0" y="0"/>
+                            <a:ext cx="5943600" cy="0"/>
+                          </a:xfrm>
+                          <a:prstGeom prst="line">
+                            <a:avLst/>
+                          </a:prstGeom>
+                          <a:ln w="9525">
+                            <a:solidFill>
+                              <a:schemeClr val="tx1"/>
+                            </a:solidFill>
+                          </a:ln>
+                        </wps:spPr>
+                        <wps:style>
+                          <a:lnRef idx="2">
+                            <a:schemeClr val="accent1"/>
+                          </a:lnRef>
+                          <a:fillRef idx="0">
+                            <a:schemeClr val="accent1"/>
+                          </a:fillRef>
+                          <a:effectRef idx="1">
+                            <a:schemeClr val="accent1"/>
+                          </a:effectRef>
+                          <a:fontRef idx="minor">
+                            <a:schemeClr val="tx1"/>
+                          </a:fontRef>
+                        </wps:style>
+                        <wps:bodyPr/>
+                      </wps:wsp>
+                    </a:graphicData>
+                  </a:graphic>
+                  <wp14:sizeRelH relativeFrom="margin">
+                    <wp14:pctWidth>0</wp14:pctWidth>
+                  </wp14:sizeRelH>
+                </wp:anchor>
+              </w:drawing>
+            </mc:Choice>
+            <mc:Fallback>
+              <w:pict>
+                <v:line w14:anchorId="7D33AE5B" id="Straight Connector 2" o:spid="_x0000_s1026" style="position:absolute;z-index:251668480;visibility:visible;mso-wrap-style:square;mso-width-percent:0;mso-wrap-distance-left:9pt;mso-wrap-distance-top:0;mso-wrap-distance-right:9pt;mso-wrap-distance-bottom:0;mso-position-horizontal:absolute;mso-position-horizontal-relative:text;mso-position-vertical:absolute;mso-position-vertical-relative:text;mso-width-percent:0;mso-width-relative:margin" from="-12.6pt,19.45pt" to="455.4pt,19.45pt" o:gfxdata="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" strokecolor="black [3213]">
+                  <v:stroke joinstyle="miter"/>
+                </v:line>
+              </w:pict>
+            </mc:Fallback>
+          </mc:AlternateContent>
+        </w:r>
+        <w:r>
+          <w:rPr>
+            <w:rFonts w:ascii="TH Sarabun New" w:hAnsi="TH Sarabun New" w:cs="TH Sarabun New"/>
+            <w:noProof/>
+            <w:sz w:val="32"/>
+            <w:szCs w:val="36"/>
+          </w:rPr>
+          <mc:AlternateContent>
+            <mc:Choice Requires="wps">
+              <w:drawing>
+                <wp:anchor distT="0" distB="0" distL="114300" distR="114300" simplePos="0" relativeHeight="251669504" behindDoc="0" locked="0" layoutInCell="1" allowOverlap="1" wp14:anchorId="7596EB78" wp14:editId="39D46327">
+                  <wp:simplePos x="0" y="0"/>
+                  <wp:positionH relativeFrom="column">
+                    <wp:posOffset>-490474</wp:posOffset>
+                  </wp:positionH>
+                  <wp:positionV relativeFrom="paragraph">
+                    <wp:posOffset>15875</wp:posOffset>
+                  </wp:positionV>
+                  <wp:extent cx="5986272" cy="333487"/>
+                  <wp:effectExtent l="0" t="0" r="0" b="0"/>
+                  <wp:wrapNone/>
+                  <wp:docPr id="92187679" name="Text Box 4"/>
+                  <wp:cNvGraphicFramePr/>
+                  <a:graphic xmlns:a="http://schemas.openxmlformats.org/drawingml/2006/main">
+                    <a:graphicData uri="http://schemas.microsoft.com/office/word/2010/wordprocessingShape">
+                      <wps:wsp>
+                        <wps:cNvSpPr txBox="1"/>
+                        <wps:spPr>
+                          <a:xfrm>
+                            <a:off x="0" y="0"/>
+                            <a:ext cx="5986272" cy="333487"/>
+                          </a:xfrm>
+                          <a:prstGeom prst="rect">
+                            <a:avLst/>
+                          </a:prstGeom>
+                          <a:noFill/>
+                          <a:ln w="6350">
+                            <a:noFill/>
+                          </a:ln>
+                        </wps:spPr>
+                        <wps:txbx>
+                          <w:txbxContent>
+                            <w:p>
+                              <w:pPr>
+                                <w:rPr>
+                                  <w:rFonts w:ascii="Latin Modern Math" w:hAnsi="Latin Modern Math" w:cs="TH Sarabun New"/>
+                                  <w:iCs/>
+                                  <w:sz w:val="18"/>
+                                  <w:szCs w:val="18"/>
+                                </w:rPr>
+                              </w:pPr>
+                              <m:oMathPara>
+                                <m:oMath>
+                                  <m:r>
+                                    <m:rPr>
+                                      <m:sty m:val="p"/>
+                                    </m:rPr>
+                                    <w:rPr>
+                                      <w:rFonts w:ascii="Latin Modern Math" w:hAnsi="Latin Modern Math" w:cs="TH Sarabun New"/>
+                                      <w:sz w:val="18"/>
+                                      <w:szCs w:val="18"/>
+                                    </w:rPr>
+                                    <m:t>2110215 Programming Methodology</m:t>
+                                  </m:r>
+                                  <m:r>
+                                    <m:rPr>
+                                      <m:sty m:val="p"/>
+                                    </m:rPr>
+                                    <w:rPr>
+                                      <w:rFonts w:ascii="Latin Modern Math" w:hAnsi="Latin Modern Math" w:cs="TH Sarabun New"/>
+                                      <w:sz w:val="18"/>
+                                      <w:szCs w:val="18"/>
+                                      <w:cs/>
+                                    </w:rPr>
+                                    <m:t xml:space="preserve"> </m:t>
+                                  </m:r>
+                                  <m:r>
+                                    <m:rPr>
+                                      <m:sty m:val="p"/>
+                                    </m:rPr>
+                                    <w:rPr>
+                                      <w:rFonts w:ascii="Latin Modern Math" w:hAnsi="Latin Modern Math" w:cs="TH Sarabun New"/>
+                                      <w:sz w:val="18"/>
+                                      <w:szCs w:val="18"/>
+                                    </w:rPr>
+                                    <m:t>| Final Project Report | Group Members: 6831370221 &amp; 6831375421</m:t>
+                                  </m:r>
+                                </m:oMath>
+                              </m:oMathPara>
+                            </w:p>
+                          </w:txbxContent>
+                        </wps:txbx>
+                        <wps:bodyPr rot="0" spcFirstLastPara="0" vertOverflow="overflow" horzOverflow="overflow" vert="horz" wrap="square" lIns="91440" tIns="45720" rIns="91440" bIns="45720" numCol="1" spcCol="0" rtlCol="0" fromWordArt="0" anchor="t" anchorCtr="0" forceAA="0" compatLnSpc="1">
+                          <a:prstTxWarp prst="textNoShape">
+                            <a:avLst/>
+                          </a:prstTxWarp>
+                          <a:noAutofit/>
+                        </wps:bodyPr>
+                      </wps:wsp>
+                    </a:graphicData>
+                  </a:graphic>
+                  <wp14:sizeRelH relativeFrom="margin">
+                    <wp14:pctWidth>0</wp14:pctWidth>
+                  </wp14:sizeRelH>
+                </wp:anchor>
+              </w:drawing>
+            </mc:Choice>
+            <mc:Fallback>
+              <w:pict>
+                <v:shapetype w14:anchorId="7596EB78" id="_x0000_t202" coordsize="21600,21600" o:spt="202" path="m,l,21600r21600,l21600,xe">
+                  <v:stroke joinstyle="miter"/>
+                  <v:path gradientshapeok="t" o:connecttype="rect"/>
+                </v:shapetype>
+                <v:shape id="_x0000_s1099" type="#_x0000_t202" style="position:absolute;left:0;text-align:left;margin-left:-38.6pt;margin-top:1.25pt;width:471.35pt;height:26.25pt;z-index:251669504;visibility:visible;mso-wrap-style:square;mso-width-percent:0;mso-wrap-distance-left:9pt;mso-wrap-distance-top:0;mso-wrap-distance-right:9pt;mso-wrap-distance-bottom:0;mso-position-horizontal:absolute;mso-position-horizontal-relative:text;mso-position-vertical:absolute;mso-position-vertical-relative:text;mso-width-percent:0;mso-width-relative:margin;v-text-anchor:top" o:gfxdata="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" filled="f" stroked="f" strokeweight=".5pt">
+                  <v:textbox>
+                    <w:txbxContent>
+                      <w:p>
+                        <w:pPr>
+                          <w:rPr>
+                            <w:rFonts w:ascii="Latin Modern Math" w:hAnsi="Latin Modern Math" w:cs="TH Sarabun New"/>
+                            <w:iCs/>
+                            <w:sz w:val="18"/>
+                            <w:szCs w:val="18"/>
+                          </w:rPr>
+                        </w:pPr>
+                        <m:oMathPara>
+                          <m:oMath>
+                            <m:r>
+                              <m:rPr>
+                                <m:sty m:val="p"/>
+                              </m:rPr>
+                              <w:rPr>
+                                <w:rFonts w:ascii="Latin Modern Math" w:hAnsi="Latin Modern Math" w:cs="TH Sarabun New"/>
+                                <w:sz w:val="18"/>
+                                <w:szCs w:val="18"/>
+                              </w:rPr>
+                              <m:t>2110215 Programming Methodology</m:t>
+                            </m:r>
+                            <m:r>
+                              <m:rPr>
+                                <m:sty m:val="p"/>
+                              </m:rPr>
+                              <w:rPr>
+                                <w:rFonts w:ascii="Latin Modern Math" w:hAnsi="Latin Modern Math" w:cs="TH Sarabun New"/>
+                                <w:sz w:val="18"/>
+                                <w:szCs w:val="18"/>
+                                <w:cs/>
+                              </w:rPr>
+                              <m:t xml:space="preserve"> </m:t>
+                            </m:r>
+                            <m:r>
+                              <m:rPr>
+                                <m:sty m:val="p"/>
+                              </m:rPr>
+                              <w:rPr>
+                                <w:rFonts w:ascii="Latin Modern Math" w:hAnsi="Latin Modern Math" w:cs="TH Sarabun New"/>
+                                <w:sz w:val="18"/>
+                                <w:szCs w:val="18"/>
+                              </w:rPr>
+                              <m:t>| Final Project Report | Group Members: 6831370221 &amp; 6831375421</m:t>
+                            </m:r>
+                          </m:oMath>
+                        </m:oMathPara>
+                      </w:p>
+                    </w:txbxContent>
+                  </v:textbox>
+                </v:shape>
+              </w:pict>
+            </mc:Fallback>
+          </mc:AlternateContent>
+        </w:r>
+        <w:r>
+          <w:rPr>
+            <w:rFonts w:ascii="TH Sarabun New" w:hAnsi="TH Sarabun New" w:cs="TH Sarabun New"/>
+            <w:sz w:val="32"/>
+            <w:szCs w:val="36"/>
+          </w:rPr>
+          <w:fldChar w:fldCharType="begin"/>
+        </w:r>
+        <w:r>
+          <w:rPr>
+            <w:rFonts w:ascii="TH Sarabun New" w:hAnsi="TH Sarabun New" w:cs="TH Sarabun New"/>
+            <w:sz w:val="32"/>
+            <w:szCs w:val="36"/>
+          </w:rPr>
+          <w:instrText xml:space="preserve"> PAGE   \* MERGEFORMAT </w:instrText>
+        </w:r>
+        <w:r>
+          <w:rPr>
+            <w:rFonts w:ascii="TH Sarabun New" w:hAnsi="TH Sarabun New" w:cs="TH Sarabun New"/>
+            <w:sz w:val="32"/>
+            <w:szCs w:val="36"/>
+          </w:rPr>
+          <w:fldChar w:fldCharType="separate"/>
+        </w:r>
+        <w:r>
+          <w:rPr>
+            <w:rFonts w:ascii="TH Sarabun New" w:hAnsi="TH Sarabun New" w:cs="TH Sarabun New"/>
+            <w:noProof/>
+            <w:sz w:val="32"/>
+            <w:szCs w:val="36"/>
+          </w:rPr>
+          <w:t>2</w:t>
+        </w:r>
+        <w:r>
+          <w:rPr>
+            <w:rFonts w:ascii="TH Sarabun New" w:hAnsi="TH Sarabun New" w:cs="TH Sarabun New"/>
+            <w:noProof/>
+            <w:sz w:val="32"/>
+            <w:szCs w:val="36"/>
+          </w:rPr>
+          <w:fldChar w:fldCharType="end"/>
+        </w:r>
+      </w:p>
+    </w:sdtContent>
+  </w:sdt>
+  <w:p>
+    <w:pPr>
+      <w:pStyle w:val="Header"/>
+      <w:rPr>
+        <w:rFonts w:ascii="TH Sarabun New" w:hAnsi="TH Sarabun New" w:cs="TH Sarabun New"/>
+      </w:rPr>
+    </w:pPr>
+  </w:p>
+</w:hdr>
+</file>
+
+<file path=word/header3.xml><?xml version="1.0" encoding="utf-8"?>
+<w:hdr xmlns:wpc="http://schemas.microsoft.com/office/word/2010/wordprocessingCanvas" xmlns:cx="http://schemas.microsoft.com/office/drawing/2014/chartex" xmlns:cx1="http://schemas.microsoft.com/office/drawing/2015/9/8/chartex" xmlns:cx2="http://schemas.microsoft.com/office/drawing/2015/10/21/chartex" xmlns:cx3="http://schemas.microsoft.com/office/drawing/2016/5/9/chartex" xmlns:cx4="http://schemas.microsoft.com/office/drawing/2016/5/10/chartex" xmlns:cx5="http://schemas.microsoft.com/office/drawing/2016/5/11/chartex" xmlns:cx6="http://schemas.microsoft.com/office/drawing/2016/5/12/chartex" xmlns:cx7="http://schemas.microsoft.com/office/drawing/2016/5/13/chartex" xmlns:cx8="http://schemas.microsoft.com/office/drawing/2016/5/14/chartex" xmlns:mc="http://schemas.openxmlformats.org/markup-compatibility/2006" xmlns:aink="http://schemas.microsoft.com/office/drawing/2016/ink" xmlns:am3d="http://schemas.microsoft.com/office/drawing/2017/model3d" xmlns:o="urn:schemas-microsoft-com:office:office" xmlns:oel="http://schemas.microsoft.com/office/2019/extlst" xmlns:r="http://schemas.openxmlformats.org/officeDocument/2006/relationships" xmlns:m="http://schemas.openxmlformats.org/officeDocument/2006/math" xmlns:v="urn:schemas-microsoft-com:vml" xmlns:wp14="http://schemas.microsoft.com/office/word/2010/wordprocessingDrawing" xmlns:wp="http://schemas.openxmlformats.org/drawingml/2006/wordprocessingDrawing" xmlns:w10="urn:schemas-microsoft-com:office:word" xmlns:w="http://schemas.openxmlformats.org/wordprocessingml/2006/main" xmlns:w14="http://schemas.microsoft.com/office/word/2010/wordml" xmlns:w15="http://schemas.microsoft.com/office/word/2012/wordml" xmlns:w16cex="http://schemas.microsoft.com/office/word/2018/wordml/cex" xmlns:w16cid="http://schemas.microsoft.com/office/word/2016/wordml/cid" xmlns:w16="http://schemas.microsoft.com/office/word/2018/wordml" xmlns:w16du="http://schemas.microsoft.com/office/word/2023/wordml/word16du" xmlns:w16sdtdh="http://schemas.microsoft.com/office/word/2020/wordml/sdtdatahash" xmlns:w16sdtfl="http://schemas.microsoft.com/office/word/2024/wordml/sdtformatlock" xmlns:w16se="http://schemas.microsoft.com/office/word/2015/wordml/symex" xmlns:wpg="http://schemas.microsoft.com/office/word/2010/wordprocessingGroup" xmlns:wpi="http://schemas.microsoft.com/office/word/2010/wordprocessingInk" xmlns:wne="http://schemas.microsoft.com/office/word/2006/wordml" xmlns:wps="http://schemas.microsoft.com/office/word/2010/wordprocessingShape" mc:Ignorable="w14 w15 w16se w16cid w16 w16cex w16sdtdh w16sdtfl w16du wp14">
+  <w:p>
+    <w:pPr>
+      <w:pStyle w:val="Header"/>
+    </w:pPr>
+  </w:p>
+</w:hdr>
+</file>
+
+<file path=word/header4.xml><?xml version="1.0" encoding="utf-8"?>
 <w:hdr xmlns:wpc="http://schemas.microsoft.com/office/word/2010/wordprocessingCanvas" xmlns:cx="http://schemas.microsoft.com/office/drawing/2014/chartex" xmlns:cx1="http://schemas.microsoft.com/office/drawing/2015/9/8/chartex" xmlns:cx2="http://schemas.microsoft.com/office/drawing/2015/10/21/chartex" xmlns:cx3="http://schemas.microsoft.com/office/drawing/2016/5/9/chartex" xmlns:cx4="http://schemas.microsoft.com/office/drawing/2016/5/10/chartex" xmlns:cx5="http://schemas.microsoft.com/office/drawing/2016/5/11/chartex" xmlns:cx6="http://schemas.microsoft.com/office/drawing/2016/5/12/chartex" xmlns:cx7="http://schemas.microsoft.com/office/drawing/2016/5/13/chartex" xmlns:cx8="http://schemas.microsoft.com/office/drawing/2016/5/14/chartex" xmlns:mc="http://schemas.openxmlformats.org/markup-compatibility/2006" xmlns:aink="http://schemas.microsoft.com/office/drawing/2016/ink" xmlns:am3d="http://schemas.microsoft.com/office/drawing/2017/model3d" xmlns:o="urn:schemas-microsoft-com:office:office" xmlns:oel="http://schemas.microsoft.com/office/2019/extlst" xmlns:r="http://schemas.openxmlformats.org/officeDocument/2006/relationships" xmlns:m="http://schemas.openxmlformats.org/officeDocument/2006/math" xmlns:v="urn:schemas-microsoft-com:vml" xmlns:wp14="http://schemas.microsoft.com/office/word/2010/wordprocessingDrawing" xmlns:wp="http://schemas.openxmlformats.org/drawingml/2006/wordprocessingDrawing" xmlns:w10="urn:schemas-microsoft-com:office:word" xmlns:w="http://schemas.openxmlformats.org/wordprocessingml/2006/main" xmlns:w14="http://schemas.microsoft.com/office/word/2010/wordml" xmlns:w15="http://schemas.microsoft.com/office/word/2012/wordml" xmlns:w16cex="http://schemas.microsoft.com/office/word/2018/wordml/cex" xmlns:w16cid="http://schemas.microsoft.com/office/word/2016/wordml/cid" xmlns:w16="http://schemas.microsoft.com/office/word/2018/wordml" xmlns:w16du="http://schemas.microsoft.com/office/word/2023/wordml/word16du" xmlns:w16sdtdh="http://schemas.microsoft.com/office/word/2020/wordml/sdtdatahash" xmlns:w16sdtfl="http://schemas.microsoft.com/office/word/2024/wordml/sdtformatlock" xmlns:w16se="http://schemas.microsoft.com/office/word/2015/wordml/symex" xmlns:wpg="http://schemas.microsoft.com/office/word/2010/wordprocessingGroup" xmlns:wpi="http://schemas.microsoft.com/office/word/2010/wordprocessingInk" xmlns:wne="http://schemas.microsoft.com/office/word/2006/wordml" xmlns:wps="http://schemas.microsoft.com/office/word/2010/wordprocessingShape" mc:Ignorable="w14 w15 w16se w16cid w16 w16cex w16sdtdh w16sdtfl w16du wp14">
   <w:sdt>
     <w:sdtPr>
@@ -23506,7 +27383,7 @@
                   <v:stroke joinstyle="miter"/>
                   <v:path gradientshapeok="t" o:connecttype="rect"/>
                 </v:shapetype>
-                <v:shape id="_x0000_s1098" type="#_x0000_t202" style="position:absolute;left:0;text-align:left;margin-left:-38.6pt;margin-top:1.25pt;width:471.35pt;height:26.25pt;z-index:251663360;visibility:visible;mso-wrap-style:square;mso-width-percent:0;mso-wrap-distance-left:9pt;mso-wrap-distance-top:0;mso-wrap-distance-right:9pt;mso-wrap-distance-bottom:0;mso-position-horizontal:absolute;mso-position-horizontal-relative:text;mso-position-vertical:absolute;mso-position-vertical-relative:text;mso-width-percent:0;mso-width-relative:margin;v-text-anchor:top" o:gfxdata="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" filled="f" stroked="f" strokeweight=".5pt">
+                <v:shape id="_x0000_s1100" type="#_x0000_t202" style="position:absolute;left:0;text-align:left;margin-left:-38.6pt;margin-top:1.25pt;width:471.35pt;height:26.25pt;z-index:251663360;visibility:visible;mso-wrap-style:square;mso-width-percent:0;mso-wrap-distance-left:9pt;mso-wrap-distance-top:0;mso-wrap-distance-right:9pt;mso-wrap-distance-bottom:0;mso-position-horizontal:absolute;mso-position-horizontal-relative:text;mso-position-vertical:absolute;mso-position-vertical-relative:text;mso-width-percent:0;mso-width-relative:margin;v-text-anchor:top" o:gfxdata="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" filled="f" stroked="f" strokeweight=".5pt">
                   <v:textbox>
                     <w:txbxContent>
                       <w:p>
@@ -23620,7 +27497,7 @@
 </w:hdr>
 </file>
 
-<file path=word/header3.xml><?xml version="1.0" encoding="utf-8"?>
+<file path=word/header5.xml><?xml version="1.0" encoding="utf-8"?>
 <w:hdr xmlns:wpc="http://schemas.microsoft.com/office/word/2010/wordprocessingCanvas" xmlns:cx="http://schemas.microsoft.com/office/drawing/2014/chartex" xmlns:cx1="http://schemas.microsoft.com/office/drawing/2015/9/8/chartex" xmlns:cx2="http://schemas.microsoft.com/office/drawing/2015/10/21/chartex" xmlns:cx3="http://schemas.microsoft.com/office/drawing/2016/5/9/chartex" xmlns:cx4="http://schemas.microsoft.com/office/drawing/2016/5/10/chartex" xmlns:cx5="http://schemas.microsoft.com/office/drawing/2016/5/11/chartex" xmlns:cx6="http://schemas.microsoft.com/office/drawing/2016/5/12/chartex" xmlns:cx7="http://schemas.microsoft.com/office/drawing/2016/5/13/chartex" xmlns:cx8="http://schemas.microsoft.com/office/drawing/2016/5/14/chartex" xmlns:mc="http://schemas.openxmlformats.org/markup-compatibility/2006" xmlns:aink="http://schemas.microsoft.com/office/drawing/2016/ink" xmlns:am3d="http://schemas.microsoft.com/office/drawing/2017/model3d" xmlns:o="urn:schemas-microsoft-com:office:office" xmlns:oel="http://schemas.microsoft.com/office/2019/extlst" xmlns:r="http://schemas.openxmlformats.org/officeDocument/2006/relationships" xmlns:m="http://schemas.openxmlformats.org/officeDocument/2006/math" xmlns:v="urn:schemas-microsoft-com:vml" xmlns:wp14="http://schemas.microsoft.com/office/word/2010/wordprocessingDrawing" xmlns:wp="http://schemas.openxmlformats.org/drawingml/2006/wordprocessingDrawing" xmlns:w10="urn:schemas-microsoft-com:office:word" xmlns:w="http://schemas.openxmlformats.org/wordprocessingml/2006/main" xmlns:w14="http://schemas.microsoft.com/office/word/2010/wordml" xmlns:w15="http://schemas.microsoft.com/office/word/2012/wordml" xmlns:w16cex="http://schemas.microsoft.com/office/word/2018/wordml/cex" xmlns:w16cid="http://schemas.microsoft.com/office/word/2016/wordml/cid" xmlns:w16="http://schemas.microsoft.com/office/word/2018/wordml" xmlns:w16du="http://schemas.microsoft.com/office/word/2023/wordml/word16du" xmlns:w16sdtdh="http://schemas.microsoft.com/office/word/2020/wordml/sdtdatahash" xmlns:w16sdtfl="http://schemas.microsoft.com/office/word/2024/wordml/sdtformatlock" xmlns:w16se="http://schemas.microsoft.com/office/word/2015/wordml/symex" xmlns:wpg="http://schemas.microsoft.com/office/word/2010/wordprocessingGroup" xmlns:wpi="http://schemas.microsoft.com/office/word/2010/wordprocessingInk" xmlns:wne="http://schemas.microsoft.com/office/word/2006/wordml" xmlns:wps="http://schemas.microsoft.com/office/word/2010/wordprocessingShape" mc:Ignorable="w14 w15 w16se w16cid w16 w16cex w16sdtdh w16sdtfl w16du wp14">
   <w:sdt>
     <w:sdtPr>
@@ -23836,7 +27713,7 @@
                   <v:stroke joinstyle="miter"/>
                   <v:path gradientshapeok="t" o:connecttype="rect"/>
                 </v:shapetype>
-                <v:shape id="_x0000_s1099" type="#_x0000_t202" style="position:absolute;left:0;text-align:left;margin-left:-38.6pt;margin-top:1.25pt;width:471.35pt;height:26.25pt;z-index:251666432;visibility:visible;mso-wrap-style:square;mso-width-percent:0;mso-wrap-distance-left:9pt;mso-wrap-distance-top:0;mso-wrap-distance-right:9pt;mso-wrap-distance-bottom:0;mso-position-horizontal:absolute;mso-position-horizontal-relative:text;mso-position-vertical:absolute;mso-position-vertical-relative:text;mso-width-percent:0;mso-width-relative:margin;v-text-anchor:top" o:gfxdata="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" filled="f" stroked="f" strokeweight=".5pt">
+                <v:shape id="_x0000_s1101" type="#_x0000_t202" style="position:absolute;left:0;text-align:left;margin-left:-38.6pt;margin-top:1.25pt;width:471.35pt;height:26.25pt;z-index:251666432;visibility:visible;mso-wrap-style:square;mso-width-percent:0;mso-wrap-distance-left:9pt;mso-wrap-distance-top:0;mso-wrap-distance-right:9pt;mso-wrap-distance-bottom:0;mso-position-horizontal:absolute;mso-position-horizontal-relative:text;mso-position-vertical:absolute;mso-position-vertical-relative:text;mso-width-percent:0;mso-width-relative:margin;v-text-anchor:top" o:gfxdata="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" filled="f" stroked="f" strokeweight=".5pt">
                   <v:textbox>
                     <w:txbxContent>
                       <w:p>
@@ -24786,6 +28663,121 @@
     </w:lvl>
   </w:abstractNum>
   <w:abstractNum w:abstractNumId="6" w15:restartNumberingAfterBreak="0">
+    <w:nsid w:val="15481B1A"/>
+    <w:multiLevelType w:val="hybridMultilevel"/>
+    <w:tmpl w:val="C536377C"/>
+    <w:lvl w:ilvl="0" w:tplc="F6F25EC0">
+      <w:start w:val="1"/>
+      <w:numFmt w:val="bullet"/>
+      <w:lvlText w:val=""/>
+      <w:lvlJc w:val="left"/>
+      <w:pPr>
+        <w:ind w:left="720" w:hanging="360"/>
+      </w:pPr>
+      <w:rPr>
+        <w:rFonts w:ascii="Symbol" w:hAnsi="Symbol" w:hint="default"/>
+        <w:sz w:val="20"/>
+        <w:szCs w:val="20"/>
+      </w:rPr>
+    </w:lvl>
+    <w:lvl w:ilvl="1" w:tplc="04090003" w:tentative="1">
+      <w:start w:val="1"/>
+      <w:numFmt w:val="bullet"/>
+      <w:lvlText w:val="o"/>
+      <w:lvlJc w:val="left"/>
+      <w:pPr>
+        <w:ind w:left="1440" w:hanging="360"/>
+      </w:pPr>
+      <w:rPr>
+        <w:rFonts w:ascii="Courier New" w:hAnsi="Courier New" w:cs="Courier New" w:hint="default"/>
+      </w:rPr>
+    </w:lvl>
+    <w:lvl w:ilvl="2" w:tplc="04090005" w:tentative="1">
+      <w:start w:val="1"/>
+      <w:numFmt w:val="bullet"/>
+      <w:lvlText w:val=""/>
+      <w:lvlJc w:val="left"/>
+      <w:pPr>
+        <w:ind w:left="2160" w:hanging="360"/>
+      </w:pPr>
+      <w:rPr>
+        <w:rFonts w:ascii="Wingdings" w:hAnsi="Wingdings" w:hint="default"/>
+      </w:rPr>
+    </w:lvl>
+    <w:lvl w:ilvl="3" w:tplc="04090001" w:tentative="1">
+      <w:start w:val="1"/>
+      <w:numFmt w:val="bullet"/>
+      <w:lvlText w:val=""/>
+      <w:lvlJc w:val="left"/>
+      <w:pPr>
+        <w:ind w:left="2880" w:hanging="360"/>
+      </w:pPr>
+      <w:rPr>
+        <w:rFonts w:ascii="Symbol" w:hAnsi="Symbol" w:hint="default"/>
+      </w:rPr>
+    </w:lvl>
+    <w:lvl w:ilvl="4" w:tplc="04090003" w:tentative="1">
+      <w:start w:val="1"/>
+      <w:numFmt w:val="bullet"/>
+      <w:lvlText w:val="o"/>
+      <w:lvlJc w:val="left"/>
+      <w:pPr>
+        <w:ind w:left="3600" w:hanging="360"/>
+      </w:pPr>
+      <w:rPr>
+        <w:rFonts w:ascii="Courier New" w:hAnsi="Courier New" w:cs="Courier New" w:hint="default"/>
+      </w:rPr>
+    </w:lvl>
+    <w:lvl w:ilvl="5" w:tplc="04090005" w:tentative="1">
+      <w:start w:val="1"/>
+      <w:numFmt w:val="bullet"/>
+      <w:lvlText w:val=""/>
+      <w:lvlJc w:val="left"/>
+      <w:pPr>
+        <w:ind w:left="4320" w:hanging="360"/>
+      </w:pPr>
+      <w:rPr>
+        <w:rFonts w:ascii="Wingdings" w:hAnsi="Wingdings" w:hint="default"/>
+      </w:rPr>
+    </w:lvl>
+    <w:lvl w:ilvl="6" w:tplc="04090001" w:tentative="1">
+      <w:start w:val="1"/>
+      <w:numFmt w:val="bullet"/>
+      <w:lvlText w:val=""/>
+      <w:lvlJc w:val="left"/>
+      <w:pPr>
+        <w:ind w:left="5040" w:hanging="360"/>
+      </w:pPr>
+      <w:rPr>
+        <w:rFonts w:ascii="Symbol" w:hAnsi="Symbol" w:hint="default"/>
+      </w:rPr>
+    </w:lvl>
+    <w:lvl w:ilvl="7" w:tplc="04090003" w:tentative="1">
+      <w:start w:val="1"/>
+      <w:numFmt w:val="bullet"/>
+      <w:lvlText w:val="o"/>
+      <w:lvlJc w:val="left"/>
+      <w:pPr>
+        <w:ind w:left="5760" w:hanging="360"/>
+      </w:pPr>
+      <w:rPr>
+        <w:rFonts w:ascii="Courier New" w:hAnsi="Courier New" w:cs="Courier New" w:hint="default"/>
+      </w:rPr>
+    </w:lvl>
+    <w:lvl w:ilvl="8" w:tplc="04090005" w:tentative="1">
+      <w:start w:val="1"/>
+      <w:numFmt w:val="bullet"/>
+      <w:lvlText w:val=""/>
+      <w:lvlJc w:val="left"/>
+      <w:pPr>
+        <w:ind w:left="6480" w:hanging="360"/>
+      </w:pPr>
+      <w:rPr>
+        <w:rFonts w:ascii="Wingdings" w:hAnsi="Wingdings" w:hint="default"/>
+      </w:rPr>
+    </w:lvl>
+  </w:abstractNum>
+  <w:abstractNum w:abstractNumId="7" w15:restartNumberingAfterBreak="0">
     <w:nsid w:val="157554A9"/>
     <w:multiLevelType w:val="multilevel"/>
     <w:tmpl w:val="3E7A3010"/>
@@ -24934,7 +28926,7 @@
       </w:rPr>
     </w:lvl>
   </w:abstractNum>
-  <w:abstractNum w:abstractNumId="7" w15:restartNumberingAfterBreak="0">
+  <w:abstractNum w:abstractNumId="8" w15:restartNumberingAfterBreak="0">
     <w:nsid w:val="253F1241"/>
     <w:multiLevelType w:val="multilevel"/>
     <w:tmpl w:val="E932B35E"/>
@@ -25083,7 +29075,7 @@
       </w:rPr>
     </w:lvl>
   </w:abstractNum>
-  <w:abstractNum w:abstractNumId="8" w15:restartNumberingAfterBreak="0">
+  <w:abstractNum w:abstractNumId="9" w15:restartNumberingAfterBreak="0">
     <w:nsid w:val="2BC25A74"/>
     <w:multiLevelType w:val="multilevel"/>
     <w:tmpl w:val="DCEC0482"/>
@@ -25232,7 +29224,7 @@
       </w:rPr>
     </w:lvl>
   </w:abstractNum>
-  <w:abstractNum w:abstractNumId="9" w15:restartNumberingAfterBreak="0">
+  <w:abstractNum w:abstractNumId="10" w15:restartNumberingAfterBreak="0">
     <w:nsid w:val="2C741906"/>
     <w:multiLevelType w:val="hybridMultilevel"/>
     <w:tmpl w:val="759081B0"/>
@@ -25345,7 +29337,7 @@
       </w:rPr>
     </w:lvl>
   </w:abstractNum>
-  <w:abstractNum w:abstractNumId="10" w15:restartNumberingAfterBreak="0">
+  <w:abstractNum w:abstractNumId="11" w15:restartNumberingAfterBreak="0">
     <w:nsid w:val="2EDC793B"/>
     <w:multiLevelType w:val="multilevel"/>
     <w:tmpl w:val="4E9C169C"/>
@@ -25494,7 +29486,7 @@
       </w:rPr>
     </w:lvl>
   </w:abstractNum>
-  <w:abstractNum w:abstractNumId="11" w15:restartNumberingAfterBreak="0">
+  <w:abstractNum w:abstractNumId="12" w15:restartNumberingAfterBreak="0">
     <w:nsid w:val="3134672A"/>
     <w:multiLevelType w:val="hybridMultilevel"/>
     <w:tmpl w:val="2B70AD68"/>
@@ -25607,7 +29599,7 @@
       </w:rPr>
     </w:lvl>
   </w:abstractNum>
-  <w:abstractNum w:abstractNumId="12" w15:restartNumberingAfterBreak="0">
+  <w:abstractNum w:abstractNumId="13" w15:restartNumberingAfterBreak="0">
     <w:nsid w:val="3A3C5D91"/>
     <w:multiLevelType w:val="hybridMultilevel"/>
     <w:tmpl w:val="86AE576E"/>
@@ -25724,7 +29716,7 @@
       </w:rPr>
     </w:lvl>
   </w:abstractNum>
-  <w:abstractNum w:abstractNumId="13" w15:restartNumberingAfterBreak="0">
+  <w:abstractNum w:abstractNumId="14" w15:restartNumberingAfterBreak="0">
     <w:nsid w:val="402469DF"/>
     <w:multiLevelType w:val="multilevel"/>
     <w:tmpl w:val="DCEC0482"/>
@@ -25873,7 +29865,7 @@
       </w:rPr>
     </w:lvl>
   </w:abstractNum>
-  <w:abstractNum w:abstractNumId="14" w15:restartNumberingAfterBreak="0">
+  <w:abstractNum w:abstractNumId="15" w15:restartNumberingAfterBreak="0">
     <w:nsid w:val="422A10E5"/>
     <w:multiLevelType w:val="multilevel"/>
     <w:tmpl w:val="DE06227A"/>
@@ -25997,7 +29989,7 @@
       </w:pPr>
     </w:lvl>
   </w:abstractNum>
-  <w:abstractNum w:abstractNumId="15" w15:restartNumberingAfterBreak="0">
+  <w:abstractNum w:abstractNumId="16" w15:restartNumberingAfterBreak="0">
     <w:nsid w:val="42EA4152"/>
     <w:multiLevelType w:val="multilevel"/>
     <w:tmpl w:val="DCEC0482"/>
@@ -26146,100 +30138,10 @@
       </w:rPr>
     </w:lvl>
   </w:abstractNum>
-  <w:abstractNum w:abstractNumId="16" w15:restartNumberingAfterBreak="0">
-    <w:nsid w:val="51C95AA7"/>
-    <w:multiLevelType w:val="hybridMultilevel"/>
-    <w:tmpl w:val="2E76DB12"/>
-    <w:lvl w:ilvl="0" w:tplc="FC3C2694">
-      <w:start w:val="1"/>
-      <w:numFmt w:val="decimal"/>
-      <w:pStyle w:val="Heading1"/>
-      <w:lvlText w:val="%1."/>
-      <w:lvlJc w:val="left"/>
-      <w:pPr>
-        <w:ind w:left="720" w:hanging="360"/>
-      </w:pPr>
-      <w:rPr>
-        <w:rFonts w:hint="default"/>
-      </w:rPr>
-    </w:lvl>
-    <w:lvl w:ilvl="1" w:tplc="04090019" w:tentative="1">
-      <w:start w:val="1"/>
-      <w:numFmt w:val="lowerLetter"/>
-      <w:lvlText w:val="%2."/>
-      <w:lvlJc w:val="left"/>
-      <w:pPr>
-        <w:ind w:left="1440" w:hanging="360"/>
-      </w:pPr>
-    </w:lvl>
-    <w:lvl w:ilvl="2" w:tplc="0409001B" w:tentative="1">
-      <w:start w:val="1"/>
-      <w:numFmt w:val="lowerRoman"/>
-      <w:lvlText w:val="%3."/>
-      <w:lvlJc w:val="right"/>
-      <w:pPr>
-        <w:ind w:left="2160" w:hanging="180"/>
-      </w:pPr>
-    </w:lvl>
-    <w:lvl w:ilvl="3" w:tplc="0409000F" w:tentative="1">
-      <w:start w:val="1"/>
-      <w:numFmt w:val="decimal"/>
-      <w:lvlText w:val="%4."/>
-      <w:lvlJc w:val="left"/>
-      <w:pPr>
-        <w:ind w:left="2880" w:hanging="360"/>
-      </w:pPr>
-    </w:lvl>
-    <w:lvl w:ilvl="4" w:tplc="04090019" w:tentative="1">
-      <w:start w:val="1"/>
-      <w:numFmt w:val="lowerLetter"/>
-      <w:lvlText w:val="%5."/>
-      <w:lvlJc w:val="left"/>
-      <w:pPr>
-        <w:ind w:left="3600" w:hanging="360"/>
-      </w:pPr>
-    </w:lvl>
-    <w:lvl w:ilvl="5" w:tplc="0409001B" w:tentative="1">
-      <w:start w:val="1"/>
-      <w:numFmt w:val="lowerRoman"/>
-      <w:lvlText w:val="%6."/>
-      <w:lvlJc w:val="right"/>
-      <w:pPr>
-        <w:ind w:left="4320" w:hanging="180"/>
-      </w:pPr>
-    </w:lvl>
-    <w:lvl w:ilvl="6" w:tplc="0409000F" w:tentative="1">
-      <w:start w:val="1"/>
-      <w:numFmt w:val="decimal"/>
-      <w:lvlText w:val="%7."/>
-      <w:lvlJc w:val="left"/>
-      <w:pPr>
-        <w:ind w:left="5040" w:hanging="360"/>
-      </w:pPr>
-    </w:lvl>
-    <w:lvl w:ilvl="7" w:tplc="04090019" w:tentative="1">
-      <w:start w:val="1"/>
-      <w:numFmt w:val="lowerLetter"/>
-      <w:lvlText w:val="%8."/>
-      <w:lvlJc w:val="left"/>
-      <w:pPr>
-        <w:ind w:left="5760" w:hanging="360"/>
-      </w:pPr>
-    </w:lvl>
-    <w:lvl w:ilvl="8" w:tplc="0409001B" w:tentative="1">
-      <w:start w:val="1"/>
-      <w:numFmt w:val="lowerRoman"/>
-      <w:lvlText w:val="%9."/>
-      <w:lvlJc w:val="right"/>
-      <w:pPr>
-        <w:ind w:left="6480" w:hanging="180"/>
-      </w:pPr>
-    </w:lvl>
-  </w:abstractNum>
   <w:abstractNum w:abstractNumId="17" w15:restartNumberingAfterBreak="0">
-    <w:nsid w:val="53675BCA"/>
+    <w:nsid w:val="50E3640C"/>
     <w:multiLevelType w:val="multilevel"/>
-    <w:tmpl w:val="9BFCAB52"/>
+    <w:tmpl w:val="F544F472"/>
     <w:lvl w:ilvl="0">
       <w:start w:val="1"/>
       <w:numFmt w:val="bullet"/>
@@ -26386,9 +30288,99 @@
     </w:lvl>
   </w:abstractNum>
   <w:abstractNum w:abstractNumId="18" w15:restartNumberingAfterBreak="0">
-    <w:nsid w:val="5A2E5CE5"/>
+    <w:nsid w:val="51C95AA7"/>
+    <w:multiLevelType w:val="hybridMultilevel"/>
+    <w:tmpl w:val="2E76DB12"/>
+    <w:lvl w:ilvl="0" w:tplc="FC3C2694">
+      <w:start w:val="1"/>
+      <w:numFmt w:val="decimal"/>
+      <w:pStyle w:val="Heading1"/>
+      <w:lvlText w:val="%1."/>
+      <w:lvlJc w:val="left"/>
+      <w:pPr>
+        <w:ind w:left="720" w:hanging="360"/>
+      </w:pPr>
+      <w:rPr>
+        <w:rFonts w:hint="default"/>
+      </w:rPr>
+    </w:lvl>
+    <w:lvl w:ilvl="1" w:tplc="04090019" w:tentative="1">
+      <w:start w:val="1"/>
+      <w:numFmt w:val="lowerLetter"/>
+      <w:lvlText w:val="%2."/>
+      <w:lvlJc w:val="left"/>
+      <w:pPr>
+        <w:ind w:left="1440" w:hanging="360"/>
+      </w:pPr>
+    </w:lvl>
+    <w:lvl w:ilvl="2" w:tplc="0409001B" w:tentative="1">
+      <w:start w:val="1"/>
+      <w:numFmt w:val="lowerRoman"/>
+      <w:lvlText w:val="%3."/>
+      <w:lvlJc w:val="right"/>
+      <w:pPr>
+        <w:ind w:left="2160" w:hanging="180"/>
+      </w:pPr>
+    </w:lvl>
+    <w:lvl w:ilvl="3" w:tplc="0409000F" w:tentative="1">
+      <w:start w:val="1"/>
+      <w:numFmt w:val="decimal"/>
+      <w:lvlText w:val="%4."/>
+      <w:lvlJc w:val="left"/>
+      <w:pPr>
+        <w:ind w:left="2880" w:hanging="360"/>
+      </w:pPr>
+    </w:lvl>
+    <w:lvl w:ilvl="4" w:tplc="04090019" w:tentative="1">
+      <w:start w:val="1"/>
+      <w:numFmt w:val="lowerLetter"/>
+      <w:lvlText w:val="%5."/>
+      <w:lvlJc w:val="left"/>
+      <w:pPr>
+        <w:ind w:left="3600" w:hanging="360"/>
+      </w:pPr>
+    </w:lvl>
+    <w:lvl w:ilvl="5" w:tplc="0409001B" w:tentative="1">
+      <w:start w:val="1"/>
+      <w:numFmt w:val="lowerRoman"/>
+      <w:lvlText w:val="%6."/>
+      <w:lvlJc w:val="right"/>
+      <w:pPr>
+        <w:ind w:left="4320" w:hanging="180"/>
+      </w:pPr>
+    </w:lvl>
+    <w:lvl w:ilvl="6" w:tplc="0409000F" w:tentative="1">
+      <w:start w:val="1"/>
+      <w:numFmt w:val="decimal"/>
+      <w:lvlText w:val="%7."/>
+      <w:lvlJc w:val="left"/>
+      <w:pPr>
+        <w:ind w:left="5040" w:hanging="360"/>
+      </w:pPr>
+    </w:lvl>
+    <w:lvl w:ilvl="7" w:tplc="04090019" w:tentative="1">
+      <w:start w:val="1"/>
+      <w:numFmt w:val="lowerLetter"/>
+      <w:lvlText w:val="%8."/>
+      <w:lvlJc w:val="left"/>
+      <w:pPr>
+        <w:ind w:left="5760" w:hanging="360"/>
+      </w:pPr>
+    </w:lvl>
+    <w:lvl w:ilvl="8" w:tplc="0409001B" w:tentative="1">
+      <w:start w:val="1"/>
+      <w:numFmt w:val="lowerRoman"/>
+      <w:lvlText w:val="%9."/>
+      <w:lvlJc w:val="right"/>
+      <w:pPr>
+        <w:ind w:left="6480" w:hanging="180"/>
+      </w:pPr>
+    </w:lvl>
+  </w:abstractNum>
+  <w:abstractNum w:abstractNumId="19" w15:restartNumberingAfterBreak="0">
+    <w:nsid w:val="53675BCA"/>
     <w:multiLevelType w:val="multilevel"/>
-    <w:tmpl w:val="32EC0010"/>
+    <w:tmpl w:val="9BFCAB52"/>
     <w:lvl w:ilvl="0">
       <w:start w:val="1"/>
       <w:numFmt w:val="bullet"/>
@@ -26396,9 +30388,9 @@
       <w:lvlJc w:val="left"/>
       <w:pPr>
         <w:tabs>
-          <w:tab w:val="num" w:pos="1080"/>
+          <w:tab w:val="num" w:pos="720"/>
         </w:tabs>
-        <w:ind w:left="1080" w:hanging="360"/>
+        <w:ind w:left="720" w:hanging="360"/>
       </w:pPr>
       <w:rPr>
         <w:rFonts w:ascii="Symbol" w:hAnsi="Symbol" w:hint="default"/>
@@ -26412,9 +30404,9 @@
       <w:lvlJc w:val="left"/>
       <w:pPr>
         <w:tabs>
-          <w:tab w:val="num" w:pos="1800"/>
+          <w:tab w:val="num" w:pos="1440"/>
         </w:tabs>
-        <w:ind w:left="1800" w:hanging="360"/>
+        <w:ind w:left="1440" w:hanging="360"/>
       </w:pPr>
       <w:rPr>
         <w:rFonts w:ascii="Courier New" w:hAnsi="Courier New" w:hint="default"/>
@@ -26428,9 +30420,9 @@
       <w:lvlJc w:val="left"/>
       <w:pPr>
         <w:tabs>
-          <w:tab w:val="num" w:pos="2520"/>
+          <w:tab w:val="num" w:pos="2160"/>
         </w:tabs>
-        <w:ind w:left="2520" w:hanging="360"/>
+        <w:ind w:left="2160" w:hanging="360"/>
       </w:pPr>
       <w:rPr>
         <w:rFonts w:ascii="Wingdings" w:hAnsi="Wingdings" w:hint="default"/>
@@ -26444,9 +30436,9 @@
       <w:lvlJc w:val="left"/>
       <w:pPr>
         <w:tabs>
-          <w:tab w:val="num" w:pos="3240"/>
+          <w:tab w:val="num" w:pos="2880"/>
         </w:tabs>
-        <w:ind w:left="3240" w:hanging="360"/>
+        <w:ind w:left="2880" w:hanging="360"/>
       </w:pPr>
       <w:rPr>
         <w:rFonts w:ascii="Wingdings" w:hAnsi="Wingdings" w:hint="default"/>
@@ -26460,9 +30452,9 @@
       <w:lvlJc w:val="left"/>
       <w:pPr>
         <w:tabs>
-          <w:tab w:val="num" w:pos="3960"/>
+          <w:tab w:val="num" w:pos="3600"/>
         </w:tabs>
-        <w:ind w:left="3960" w:hanging="360"/>
+        <w:ind w:left="3600" w:hanging="360"/>
       </w:pPr>
       <w:rPr>
         <w:rFonts w:ascii="Wingdings" w:hAnsi="Wingdings" w:hint="default"/>
@@ -26476,9 +30468,9 @@
       <w:lvlJc w:val="left"/>
       <w:pPr>
         <w:tabs>
-          <w:tab w:val="num" w:pos="4680"/>
+          <w:tab w:val="num" w:pos="4320"/>
         </w:tabs>
-        <w:ind w:left="4680" w:hanging="360"/>
+        <w:ind w:left="4320" w:hanging="360"/>
       </w:pPr>
       <w:rPr>
         <w:rFonts w:ascii="Wingdings" w:hAnsi="Wingdings" w:hint="default"/>
@@ -26492,9 +30484,9 @@
       <w:lvlJc w:val="left"/>
       <w:pPr>
         <w:tabs>
-          <w:tab w:val="num" w:pos="5400"/>
+          <w:tab w:val="num" w:pos="5040"/>
         </w:tabs>
-        <w:ind w:left="5400" w:hanging="360"/>
+        <w:ind w:left="5040" w:hanging="360"/>
       </w:pPr>
       <w:rPr>
         <w:rFonts w:ascii="Wingdings" w:hAnsi="Wingdings" w:hint="default"/>
@@ -26508,9 +30500,9 @@
       <w:lvlJc w:val="left"/>
       <w:pPr>
         <w:tabs>
-          <w:tab w:val="num" w:pos="6120"/>
+          <w:tab w:val="num" w:pos="5760"/>
         </w:tabs>
-        <w:ind w:left="6120" w:hanging="360"/>
+        <w:ind w:left="5760" w:hanging="360"/>
       </w:pPr>
       <w:rPr>
         <w:rFonts w:ascii="Wingdings" w:hAnsi="Wingdings" w:hint="default"/>
@@ -26524,9 +30516,9 @@
       <w:lvlJc w:val="left"/>
       <w:pPr>
         <w:tabs>
-          <w:tab w:val="num" w:pos="6840"/>
+          <w:tab w:val="num" w:pos="6480"/>
         </w:tabs>
-        <w:ind w:left="6840" w:hanging="360"/>
+        <w:ind w:left="6480" w:hanging="360"/>
       </w:pPr>
       <w:rPr>
         <w:rFonts w:ascii="Wingdings" w:hAnsi="Wingdings" w:hint="default"/>
@@ -26534,7 +30526,271 @@
       </w:rPr>
     </w:lvl>
   </w:abstractNum>
-  <w:abstractNum w:abstractNumId="19" w15:restartNumberingAfterBreak="0">
+  <w:abstractNum w:abstractNumId="20" w15:restartNumberingAfterBreak="0">
+    <w:nsid w:val="5A1F2EF1"/>
+    <w:multiLevelType w:val="hybridMultilevel"/>
+    <w:tmpl w:val="1A6E712A"/>
+    <w:lvl w:ilvl="0" w:tplc="B5DEB882">
+      <w:start w:val="1"/>
+      <w:numFmt w:val="bullet"/>
+      <w:lvlText w:val=""/>
+      <w:lvlJc w:val="left"/>
+      <w:pPr>
+        <w:ind w:left="720" w:hanging="360"/>
+      </w:pPr>
+      <w:rPr>
+        <w:rFonts w:ascii="Symbol" w:hAnsi="Symbol" w:hint="default"/>
+        <w:sz w:val="20"/>
+        <w:szCs w:val="20"/>
+      </w:rPr>
+    </w:lvl>
+    <w:lvl w:ilvl="1" w:tplc="04090003">
+      <w:start w:val="1"/>
+      <w:numFmt w:val="bullet"/>
+      <w:lvlText w:val="o"/>
+      <w:lvlJc w:val="left"/>
+      <w:pPr>
+        <w:ind w:left="1440" w:hanging="360"/>
+      </w:pPr>
+      <w:rPr>
+        <w:rFonts w:ascii="Courier New" w:hAnsi="Courier New" w:cs="Courier New" w:hint="default"/>
+      </w:rPr>
+    </w:lvl>
+    <w:lvl w:ilvl="2" w:tplc="04090005" w:tentative="1">
+      <w:start w:val="1"/>
+      <w:numFmt w:val="bullet"/>
+      <w:lvlText w:val=""/>
+      <w:lvlJc w:val="left"/>
+      <w:pPr>
+        <w:ind w:left="2160" w:hanging="360"/>
+      </w:pPr>
+      <w:rPr>
+        <w:rFonts w:ascii="Wingdings" w:hAnsi="Wingdings" w:hint="default"/>
+      </w:rPr>
+    </w:lvl>
+    <w:lvl w:ilvl="3" w:tplc="04090001" w:tentative="1">
+      <w:start w:val="1"/>
+      <w:numFmt w:val="bullet"/>
+      <w:lvlText w:val=""/>
+      <w:lvlJc w:val="left"/>
+      <w:pPr>
+        <w:ind w:left="2880" w:hanging="360"/>
+      </w:pPr>
+      <w:rPr>
+        <w:rFonts w:ascii="Symbol" w:hAnsi="Symbol" w:hint="default"/>
+      </w:rPr>
+    </w:lvl>
+    <w:lvl w:ilvl="4" w:tplc="04090003" w:tentative="1">
+      <w:start w:val="1"/>
+      <w:numFmt w:val="bullet"/>
+      <w:lvlText w:val="o"/>
+      <w:lvlJc w:val="left"/>
+      <w:pPr>
+        <w:ind w:left="3600" w:hanging="360"/>
+      </w:pPr>
+      <w:rPr>
+        <w:rFonts w:ascii="Courier New" w:hAnsi="Courier New" w:cs="Courier New" w:hint="default"/>
+      </w:rPr>
+    </w:lvl>
+    <w:lvl w:ilvl="5" w:tplc="04090005" w:tentative="1">
+      <w:start w:val="1"/>
+      <w:numFmt w:val="bullet"/>
+      <w:lvlText w:val=""/>
+      <w:lvlJc w:val="left"/>
+      <w:pPr>
+        <w:ind w:left="4320" w:hanging="360"/>
+      </w:pPr>
+      <w:rPr>
+        <w:rFonts w:ascii="Wingdings" w:hAnsi="Wingdings" w:hint="default"/>
+      </w:rPr>
+    </w:lvl>
+    <w:lvl w:ilvl="6" w:tplc="04090001" w:tentative="1">
+      <w:start w:val="1"/>
+      <w:numFmt w:val="bullet"/>
+      <w:lvlText w:val=""/>
+      <w:lvlJc w:val="left"/>
+      <w:pPr>
+        <w:ind w:left="5040" w:hanging="360"/>
+      </w:pPr>
+      <w:rPr>
+        <w:rFonts w:ascii="Symbol" w:hAnsi="Symbol" w:hint="default"/>
+      </w:rPr>
+    </w:lvl>
+    <w:lvl w:ilvl="7" w:tplc="04090003" w:tentative="1">
+      <w:start w:val="1"/>
+      <w:numFmt w:val="bullet"/>
+      <w:lvlText w:val="o"/>
+      <w:lvlJc w:val="left"/>
+      <w:pPr>
+        <w:ind w:left="5760" w:hanging="360"/>
+      </w:pPr>
+      <w:rPr>
+        <w:rFonts w:ascii="Courier New" w:hAnsi="Courier New" w:cs="Courier New" w:hint="default"/>
+      </w:rPr>
+    </w:lvl>
+    <w:lvl w:ilvl="8" w:tplc="04090005" w:tentative="1">
+      <w:start w:val="1"/>
+      <w:numFmt w:val="bullet"/>
+      <w:lvlText w:val=""/>
+      <w:lvlJc w:val="left"/>
+      <w:pPr>
+        <w:ind w:left="6480" w:hanging="360"/>
+      </w:pPr>
+      <w:rPr>
+        <w:rFonts w:ascii="Wingdings" w:hAnsi="Wingdings" w:hint="default"/>
+      </w:rPr>
+    </w:lvl>
+  </w:abstractNum>
+  <w:abstractNum w:abstractNumId="21" w15:restartNumberingAfterBreak="0">
+    <w:nsid w:val="5A2E5CE5"/>
+    <w:multiLevelType w:val="multilevel"/>
+    <w:tmpl w:val="32EC0010"/>
+    <w:lvl w:ilvl="0">
+      <w:start w:val="1"/>
+      <w:numFmt w:val="bullet"/>
+      <w:lvlText w:val=""/>
+      <w:lvlJc w:val="left"/>
+      <w:pPr>
+        <w:tabs>
+          <w:tab w:val="num" w:pos="1080"/>
+        </w:tabs>
+        <w:ind w:left="1080" w:hanging="360"/>
+      </w:pPr>
+      <w:rPr>
+        <w:rFonts w:ascii="Symbol" w:hAnsi="Symbol" w:hint="default"/>
+        <w:sz w:val="20"/>
+      </w:rPr>
+    </w:lvl>
+    <w:lvl w:ilvl="1" w:tentative="1">
+      <w:start w:val="1"/>
+      <w:numFmt w:val="bullet"/>
+      <w:lvlText w:val="o"/>
+      <w:lvlJc w:val="left"/>
+      <w:pPr>
+        <w:tabs>
+          <w:tab w:val="num" w:pos="1800"/>
+        </w:tabs>
+        <w:ind w:left="1800" w:hanging="360"/>
+      </w:pPr>
+      <w:rPr>
+        <w:rFonts w:ascii="Courier New" w:hAnsi="Courier New" w:hint="default"/>
+        <w:sz w:val="20"/>
+      </w:rPr>
+    </w:lvl>
+    <w:lvl w:ilvl="2" w:tentative="1">
+      <w:start w:val="1"/>
+      <w:numFmt w:val="bullet"/>
+      <w:lvlText w:val=""/>
+      <w:lvlJc w:val="left"/>
+      <w:pPr>
+        <w:tabs>
+          <w:tab w:val="num" w:pos="2520"/>
+        </w:tabs>
+        <w:ind w:left="2520" w:hanging="360"/>
+      </w:pPr>
+      <w:rPr>
+        <w:rFonts w:ascii="Wingdings" w:hAnsi="Wingdings" w:hint="default"/>
+        <w:sz w:val="20"/>
+      </w:rPr>
+    </w:lvl>
+    <w:lvl w:ilvl="3" w:tentative="1">
+      <w:start w:val="1"/>
+      <w:numFmt w:val="bullet"/>
+      <w:lvlText w:val=""/>
+      <w:lvlJc w:val="left"/>
+      <w:pPr>
+        <w:tabs>
+          <w:tab w:val="num" w:pos="3240"/>
+        </w:tabs>
+        <w:ind w:left="3240" w:hanging="360"/>
+      </w:pPr>
+      <w:rPr>
+        <w:rFonts w:ascii="Wingdings" w:hAnsi="Wingdings" w:hint="default"/>
+        <w:sz w:val="20"/>
+      </w:rPr>
+    </w:lvl>
+    <w:lvl w:ilvl="4" w:tentative="1">
+      <w:start w:val="1"/>
+      <w:numFmt w:val="bullet"/>
+      <w:lvlText w:val=""/>
+      <w:lvlJc w:val="left"/>
+      <w:pPr>
+        <w:tabs>
+          <w:tab w:val="num" w:pos="3960"/>
+        </w:tabs>
+        <w:ind w:left="3960" w:hanging="360"/>
+      </w:pPr>
+      <w:rPr>
+        <w:rFonts w:ascii="Wingdings" w:hAnsi="Wingdings" w:hint="default"/>
+        <w:sz w:val="20"/>
+      </w:rPr>
+    </w:lvl>
+    <w:lvl w:ilvl="5" w:tentative="1">
+      <w:start w:val="1"/>
+      <w:numFmt w:val="bullet"/>
+      <w:lvlText w:val=""/>
+      <w:lvlJc w:val="left"/>
+      <w:pPr>
+        <w:tabs>
+          <w:tab w:val="num" w:pos="4680"/>
+        </w:tabs>
+        <w:ind w:left="4680" w:hanging="360"/>
+      </w:pPr>
+      <w:rPr>
+        <w:rFonts w:ascii="Wingdings" w:hAnsi="Wingdings" w:hint="default"/>
+        <w:sz w:val="20"/>
+      </w:rPr>
+    </w:lvl>
+    <w:lvl w:ilvl="6" w:tentative="1">
+      <w:start w:val="1"/>
+      <w:numFmt w:val="bullet"/>
+      <w:lvlText w:val=""/>
+      <w:lvlJc w:val="left"/>
+      <w:pPr>
+        <w:tabs>
+          <w:tab w:val="num" w:pos="5400"/>
+        </w:tabs>
+        <w:ind w:left="5400" w:hanging="360"/>
+      </w:pPr>
+      <w:rPr>
+        <w:rFonts w:ascii="Wingdings" w:hAnsi="Wingdings" w:hint="default"/>
+        <w:sz w:val="20"/>
+      </w:rPr>
+    </w:lvl>
+    <w:lvl w:ilvl="7" w:tentative="1">
+      <w:start w:val="1"/>
+      <w:numFmt w:val="bullet"/>
+      <w:lvlText w:val=""/>
+      <w:lvlJc w:val="left"/>
+      <w:pPr>
+        <w:tabs>
+          <w:tab w:val="num" w:pos="6120"/>
+        </w:tabs>
+        <w:ind w:left="6120" w:hanging="360"/>
+      </w:pPr>
+      <w:rPr>
+        <w:rFonts w:ascii="Wingdings" w:hAnsi="Wingdings" w:hint="default"/>
+        <w:sz w:val="20"/>
+      </w:rPr>
+    </w:lvl>
+    <w:lvl w:ilvl="8" w:tentative="1">
+      <w:start w:val="1"/>
+      <w:numFmt w:val="bullet"/>
+      <w:lvlText w:val=""/>
+      <w:lvlJc w:val="left"/>
+      <w:pPr>
+        <w:tabs>
+          <w:tab w:val="num" w:pos="6840"/>
+        </w:tabs>
+        <w:ind w:left="6840" w:hanging="360"/>
+      </w:pPr>
+      <w:rPr>
+        <w:rFonts w:ascii="Wingdings" w:hAnsi="Wingdings" w:hint="default"/>
+        <w:sz w:val="20"/>
+      </w:rPr>
+    </w:lvl>
+  </w:abstractNum>
+  <w:abstractNum w:abstractNumId="22" w15:restartNumberingAfterBreak="0">
     <w:nsid w:val="5CCF48FC"/>
     <w:multiLevelType w:val="multilevel"/>
     <w:tmpl w:val="8590452A"/>
@@ -26683,7 +30939,7 @@
       </w:rPr>
     </w:lvl>
   </w:abstractNum>
-  <w:abstractNum w:abstractNumId="20" w15:restartNumberingAfterBreak="0">
+  <w:abstractNum w:abstractNumId="23" w15:restartNumberingAfterBreak="0">
     <w:nsid w:val="604638EE"/>
     <w:multiLevelType w:val="multilevel"/>
     <w:tmpl w:val="9BFCAB52"/>
@@ -26832,7 +31088,7 @@
       </w:rPr>
     </w:lvl>
   </w:abstractNum>
-  <w:abstractNum w:abstractNumId="21" w15:restartNumberingAfterBreak="0">
+  <w:abstractNum w:abstractNumId="24" w15:restartNumberingAfterBreak="0">
     <w:nsid w:val="6570430B"/>
     <w:multiLevelType w:val="multilevel"/>
     <w:tmpl w:val="9BFEFDDC"/>
@@ -26981,7 +31237,7 @@
       </w:rPr>
     </w:lvl>
   </w:abstractNum>
-  <w:abstractNum w:abstractNumId="22" w15:restartNumberingAfterBreak="0">
+  <w:abstractNum w:abstractNumId="25" w15:restartNumberingAfterBreak="0">
     <w:nsid w:val="6BC378DF"/>
     <w:multiLevelType w:val="multilevel"/>
     <w:tmpl w:val="DCEC0482"/>
@@ -27130,7 +31386,7 @@
       </w:rPr>
     </w:lvl>
   </w:abstractNum>
-  <w:abstractNum w:abstractNumId="23" w15:restartNumberingAfterBreak="0">
+  <w:abstractNum w:abstractNumId="26" w15:restartNumberingAfterBreak="0">
     <w:nsid w:val="70FB2BB1"/>
     <w:multiLevelType w:val="multilevel"/>
     <w:tmpl w:val="9BFCAB52"/>
@@ -27279,7 +31535,7 @@
       </w:rPr>
     </w:lvl>
   </w:abstractNum>
-  <w:abstractNum w:abstractNumId="24" w15:restartNumberingAfterBreak="0">
+  <w:abstractNum w:abstractNumId="27" w15:restartNumberingAfterBreak="0">
     <w:nsid w:val="74EE1135"/>
     <w:multiLevelType w:val="hybridMultilevel"/>
     <w:tmpl w:val="2E3E5476"/>
@@ -27394,7 +31650,7 @@
       </w:rPr>
     </w:lvl>
   </w:abstractNum>
-  <w:abstractNum w:abstractNumId="25" w15:restartNumberingAfterBreak="0">
+  <w:abstractNum w:abstractNumId="28" w15:restartNumberingAfterBreak="0">
     <w:nsid w:val="75D65935"/>
     <w:multiLevelType w:val="hybridMultilevel"/>
     <w:tmpl w:val="BC024F9A"/>
@@ -27509,7 +31765,7 @@
       </w:rPr>
     </w:lvl>
   </w:abstractNum>
-  <w:abstractNum w:abstractNumId="26" w15:restartNumberingAfterBreak="0">
+  <w:abstractNum w:abstractNumId="29" w15:restartNumberingAfterBreak="0">
     <w:nsid w:val="7E252815"/>
     <w:multiLevelType w:val="multilevel"/>
     <w:tmpl w:val="DCEC0482"/>
@@ -27659,73 +31915,73 @@
     </w:lvl>
   </w:abstractNum>
   <w:num w:numId="1" w16cid:durableId="1375233404">
-    <w:abstractNumId w:val="16"/>
+    <w:abstractNumId w:val="18"/>
   </w:num>
   <w:num w:numId="2" w16cid:durableId="1721126717">
-    <w:abstractNumId w:val="10"/>
+    <w:abstractNumId w:val="11"/>
   </w:num>
   <w:num w:numId="3" w16cid:durableId="1742411940">
     <w:abstractNumId w:val="0"/>
   </w:num>
   <w:num w:numId="4" w16cid:durableId="1207644661">
+    <w:abstractNumId w:val="8"/>
+  </w:num>
+  <w:num w:numId="5" w16cid:durableId="1729498936">
+    <w:abstractNumId w:val="21"/>
+  </w:num>
+  <w:num w:numId="6" w16cid:durableId="433206324">
     <w:abstractNumId w:val="7"/>
   </w:num>
-  <w:num w:numId="5" w16cid:durableId="1729498936">
-    <w:abstractNumId w:val="18"/>
+  <w:num w:numId="7" w16cid:durableId="2116291530">
+    <w:abstractNumId w:val="26"/>
   </w:num>
-  <w:num w:numId="6" w16cid:durableId="433206324">
-    <w:abstractNumId w:val="6"/>
-  </w:num>
-  <w:num w:numId="7" w16cid:durableId="2116291530">
+  <w:num w:numId="8" w16cid:durableId="1115104244">
     <w:abstractNumId w:val="23"/>
   </w:num>
-  <w:num w:numId="8" w16cid:durableId="1115104244">
-    <w:abstractNumId w:val="20"/>
-  </w:num>
   <w:num w:numId="9" w16cid:durableId="339436174">
-    <w:abstractNumId w:val="17"/>
+    <w:abstractNumId w:val="19"/>
   </w:num>
   <w:num w:numId="10" w16cid:durableId="912473233">
-    <w:abstractNumId w:val="19"/>
+    <w:abstractNumId w:val="22"/>
   </w:num>
   <w:num w:numId="11" w16cid:durableId="753208626">
     <w:abstractNumId w:val="1"/>
   </w:num>
   <w:num w:numId="12" w16cid:durableId="1345742478">
-    <w:abstractNumId w:val="21"/>
+    <w:abstractNumId w:val="24"/>
   </w:num>
   <w:num w:numId="13" w16cid:durableId="1501656926">
     <w:abstractNumId w:val="4"/>
   </w:num>
   <w:num w:numId="14" w16cid:durableId="66459777">
-    <w:abstractNumId w:val="14"/>
+    <w:abstractNumId w:val="15"/>
   </w:num>
   <w:num w:numId="15" w16cid:durableId="1705788069">
-    <w:abstractNumId w:val="25"/>
+    <w:abstractNumId w:val="28"/>
   </w:num>
   <w:num w:numId="16" w16cid:durableId="92896810">
-    <w:abstractNumId w:val="24"/>
+    <w:abstractNumId w:val="27"/>
   </w:num>
   <w:num w:numId="17" w16cid:durableId="1233353607">
+    <w:abstractNumId w:val="13"/>
+  </w:num>
+  <w:num w:numId="18" w16cid:durableId="1932272746">
+    <w:abstractNumId w:val="10"/>
+  </w:num>
+  <w:num w:numId="19" w16cid:durableId="808477633">
     <w:abstractNumId w:val="12"/>
   </w:num>
-  <w:num w:numId="18" w16cid:durableId="1932272746">
+  <w:num w:numId="20" w16cid:durableId="828983975">
+    <w:abstractNumId w:val="29"/>
+  </w:num>
+  <w:num w:numId="21" w16cid:durableId="699017532">
     <w:abstractNumId w:val="9"/>
   </w:num>
-  <w:num w:numId="19" w16cid:durableId="808477633">
-    <w:abstractNumId w:val="11"/>
-  </w:num>
-  <w:num w:numId="20" w16cid:durableId="828983975">
-    <w:abstractNumId w:val="26"/>
-  </w:num>
-  <w:num w:numId="21" w16cid:durableId="699017532">
-    <w:abstractNumId w:val="8"/>
-  </w:num>
   <w:num w:numId="22" w16cid:durableId="978728366">
-    <w:abstractNumId w:val="15"/>
+    <w:abstractNumId w:val="16"/>
   </w:num>
   <w:num w:numId="23" w16cid:durableId="1577784141">
-    <w:abstractNumId w:val="22"/>
+    <w:abstractNumId w:val="25"/>
   </w:num>
   <w:num w:numId="24" w16cid:durableId="1235355484">
     <w:abstractNumId w:val="2"/>
@@ -27734,10 +31990,19 @@
     <w:abstractNumId w:val="5"/>
   </w:num>
   <w:num w:numId="26" w16cid:durableId="266546283">
-    <w:abstractNumId w:val="13"/>
+    <w:abstractNumId w:val="14"/>
   </w:num>
   <w:num w:numId="27" w16cid:durableId="845023472">
     <w:abstractNumId w:val="3"/>
+  </w:num>
+  <w:num w:numId="28" w16cid:durableId="563100249">
+    <w:abstractNumId w:val="17"/>
+  </w:num>
+  <w:num w:numId="29" w16cid:durableId="35393528">
+    <w:abstractNumId w:val="20"/>
+  </w:num>
+  <w:num w:numId="30" w16cid:durableId="1688558972">
+    <w:abstractNumId w:val="6"/>
   </w:num>
 </w:numbering>
 </file>
@@ -28352,7 +32617,6 @@
   <w:style w:type="character" w:default="1" w:styleId="DefaultParagraphFont">
     <w:name w:val="Default Paragraph Font"/>
     <w:uiPriority w:val="1"/>
-    <w:semiHidden/>
     <w:unhideWhenUsed/>
   </w:style>
   <w:style w:type="table" w:default="1" w:styleId="TableNormal">
@@ -29326,6 +33590,144 @@
       <w:u w:val="single"/>
     </w:rPr>
   </w:style>
+  <w:style w:type="paragraph" w:styleId="TOCHeading">
+    <w:name w:val="TOC Heading"/>
+    <w:basedOn w:val="Heading1"/>
+    <w:next w:val="Normal"/>
+    <w:uiPriority w:val="39"/>
+    <w:unhideWhenUsed/>
+    <w:qFormat/>
+    <w:rsid w:val="001E6A64"/>
+    <w:pPr>
+      <w:keepNext/>
+      <w:keepLines/>
+      <w:numPr>
+        <w:numId w:val="0"/>
+      </w:numPr>
+      <w:tabs>
+        <w:tab w:val="clear" w:pos="270"/>
+      </w:tabs>
+      <w:spacing w:before="240" w:line="259" w:lineRule="auto"/>
+      <w:contextualSpacing w:val="0"/>
+      <w:outlineLvl w:val="9"/>
+    </w:pPr>
+    <w:rPr>
+      <w:rFonts w:asciiTheme="majorHAnsi" w:eastAsiaTheme="majorEastAsia" w:hAnsiTheme="majorHAnsi" w:cstheme="majorBidi"/>
+      <w:b w:val="0"/>
+      <w:bCs w:val="0"/>
+      <w:color w:val="0F4761" w:themeColor="accent1" w:themeShade="BF"/>
+      <w:kern w:val="0"/>
+      <w:sz w:val="32"/>
+      <w:szCs w:val="32"/>
+      <w:lang w:bidi="ar-SA"/>
+      <w14:ligatures w14:val="none"/>
+    </w:rPr>
+  </w:style>
+  <w:style w:type="paragraph" w:styleId="TOC1">
+    <w:name w:val="toc 1"/>
+    <w:basedOn w:val="Normal"/>
+    <w:next w:val="Normal"/>
+    <w:autoRedefine/>
+    <w:uiPriority w:val="39"/>
+    <w:unhideWhenUsed/>
+    <w:rsid w:val="00525541"/>
+    <w:pPr>
+      <w:tabs>
+        <w:tab w:val="left" w:pos="180"/>
+        <w:tab w:val="left" w:pos="270"/>
+        <w:tab w:val="right" w:leader="dot" w:pos="9016"/>
+      </w:tabs>
+      <w:spacing w:after="100" w:line="240" w:lineRule="auto"/>
+    </w:pPr>
+    <w:rPr>
+      <w:rFonts w:ascii="Times New Roman" w:hAnsi="Times New Roman" w:cs="Times New Roman"/>
+      <w:b/>
+      <w:bCs/>
+      <w:noProof/>
+      <w:sz w:val="22"/>
+      <w:szCs w:val="28"/>
+    </w:rPr>
+  </w:style>
+  <w:style w:type="paragraph" w:styleId="TOC2">
+    <w:name w:val="toc 2"/>
+    <w:basedOn w:val="Normal"/>
+    <w:next w:val="Normal"/>
+    <w:autoRedefine/>
+    <w:uiPriority w:val="39"/>
+    <w:unhideWhenUsed/>
+    <w:rsid w:val="00525541"/>
+    <w:pPr>
+      <w:tabs>
+        <w:tab w:val="right" w:leader="dot" w:pos="9016"/>
+      </w:tabs>
+      <w:spacing w:after="100" w:line="240" w:lineRule="auto"/>
+      <w:ind w:left="240" w:firstLine="30"/>
+    </w:pPr>
+  </w:style>
+  <w:style w:type="paragraph" w:styleId="NoSpacing">
+    <w:name w:val="No Spacing"/>
+    <w:link w:val="NoSpacingChar"/>
+    <w:uiPriority w:val="1"/>
+    <w:qFormat/>
+    <w:rsid w:val="001E6A64"/>
+    <w:pPr>
+      <w:spacing w:after="0" w:line="240" w:lineRule="auto"/>
+    </w:pPr>
+    <w:rPr>
+      <w:rFonts w:eastAsiaTheme="minorEastAsia"/>
+      <w:kern w:val="0"/>
+      <w:sz w:val="22"/>
+      <w:szCs w:val="22"/>
+      <w:lang w:bidi="ar-SA"/>
+      <w14:ligatures w14:val="none"/>
+    </w:rPr>
+  </w:style>
+  <w:style w:type="character" w:customStyle="1" w:styleId="NoSpacingChar">
+    <w:name w:val="No Spacing Char"/>
+    <w:basedOn w:val="DefaultParagraphFont"/>
+    <w:link w:val="NoSpacing"/>
+    <w:uiPriority w:val="1"/>
+    <w:rsid w:val="001E6A64"/>
+    <w:rPr>
+      <w:rFonts w:eastAsiaTheme="minorEastAsia"/>
+      <w:kern w:val="0"/>
+      <w:sz w:val="22"/>
+      <w:szCs w:val="22"/>
+      <w:lang w:bidi="ar-SA"/>
+      <w14:ligatures w14:val="none"/>
+    </w:rPr>
+  </w:style>
+  <w:style w:type="character" w:styleId="PlaceholderText">
+    <w:name w:val="Placeholder Text"/>
+    <w:basedOn w:val="DefaultParagraphFont"/>
+    <w:uiPriority w:val="99"/>
+    <w:semiHidden/>
+    <w:rsid w:val="00D63936"/>
+    <w:rPr>
+      <w:color w:val="666666"/>
+    </w:rPr>
+  </w:style>
+  <w:style w:type="paragraph" w:styleId="TOC3">
+    <w:name w:val="toc 3"/>
+    <w:basedOn w:val="Normal"/>
+    <w:next w:val="Normal"/>
+    <w:autoRedefine/>
+    <w:uiPriority w:val="39"/>
+    <w:unhideWhenUsed/>
+    <w:rsid w:val="00D63936"/>
+    <w:pPr>
+      <w:spacing w:after="100" w:line="259" w:lineRule="auto"/>
+      <w:ind w:left="440"/>
+    </w:pPr>
+    <w:rPr>
+      <w:rFonts w:eastAsiaTheme="minorEastAsia" w:cs="Times New Roman"/>
+      <w:kern w:val="0"/>
+      <w:sz w:val="22"/>
+      <w:szCs w:val="22"/>
+      <w:lang w:bidi="ar-SA"/>
+      <w14:ligatures w14:val="none"/>
+    </w:rPr>
+  </w:style>
 </w:styles>
 </file>
 
@@ -29665,10 +34067,29 @@
 </file>
 
 <file path=customXml/item1.xml><?xml version="1.0" encoding="utf-8"?>
+<CoverPageProperties xmlns="http://schemas.microsoft.com/office/2006/coverPageProps">
+  <PublishDate/>
+  <Abstract>Suvijak Dowrueng 6831370221</Abstract>
+  <CompanyAddress/>
+  <CompanyPhone/>
+  <CompanyFax/>
+  <CompanyEmail/>
+</CoverPageProperties>
+</file>
+
+<file path=customXml/item2.xml><?xml version="1.0" encoding="utf-8"?>
 <b:Sources xmlns:b="http://schemas.openxmlformats.org/officeDocument/2006/bibliography" xmlns="http://schemas.openxmlformats.org/officeDocument/2006/bibliography" SelectedStyle="\APASixthEditionOfficeOnline.xsl" StyleName="APA" Version="6"/>
 </file>
 
 <file path=customXml/itemProps1.xml><?xml version="1.0" encoding="utf-8"?>
+<ds:datastoreItem xmlns:ds="http://schemas.openxmlformats.org/officeDocument/2006/customXml" ds:itemID="{55AF091B-3C7A-41E3-B477-F2FDAA23CFDA}">
+  <ds:schemaRefs>
+    <ds:schemaRef ds:uri="http://schemas.microsoft.com/office/2006/coverPageProps"/>
+  </ds:schemaRefs>
+</ds:datastoreItem>
+</file>
+
+<file path=customXml/itemProps2.xml><?xml version="1.0" encoding="utf-8"?>
 <ds:datastoreItem xmlns:ds="http://schemas.openxmlformats.org/officeDocument/2006/customXml" ds:itemID="{67C57C5F-503C-4C39-A773-9AF3E15D1797}">
   <ds:schemaRefs>
     <ds:schemaRef ds:uri="http://schemas.openxmlformats.org/officeDocument/2006/bibliography"/>
